--- a/Lab1/LELA1_LAB1_Rah_Sal.docx
+++ b/Lab1/LELA1_LAB1_Rah_Sal.docx
@@ -8,8 +8,6 @@
           <w:rFonts w:ascii="Calibri" w:hAnsi="Calibri"/>
         </w:rPr>
       </w:pPr>
-      <w:bookmarkStart w:id="0" w:name="_GoBack"/>
-      <w:bookmarkEnd w:id="0"/>
       <w:r>
         <w:rPr>
           <w:rFonts w:ascii="Calibri" w:hAnsi="Calibri"/>
@@ -504,14 +502,7 @@
                 <w:rFonts w:ascii="Calibri" w:hAnsi="Calibri" w:cs="Arial"/>
                 <w:b/>
               </w:rPr>
-              <w:t xml:space="preserve">2. Yahor </w:t>
-            </w:r>
-            <w:r>
-              <w:rPr>
-                <w:rFonts w:ascii="Calibri" w:hAnsi="Calibri" w:cs="Arial"/>
-                <w:b/>
-              </w:rPr>
-              <w:t>Salauyou</w:t>
+              <w:t>2. Yahor Salauyou</w:t>
             </w:r>
           </w:p>
         </w:tc>
@@ -909,13 +900,7 @@
         <w:rPr>
           <w:rFonts w:ascii="Calibri" w:hAnsi="Calibri"/>
         </w:rPr>
-        <w:t xml:space="preserve">*należy wpisać po </w:t>
-      </w:r>
-      <w:r>
-        <w:rPr>
-          <w:rFonts w:ascii="Calibri" w:hAnsi="Calibri"/>
-        </w:rPr>
-        <w:t>wstępnym uruchomieniu klucza</w:t>
+        <w:t>*należy wpisać po wstępnym uruchomieniu klucza</w:t>
       </w:r>
     </w:p>
     <w:p>
@@ -1003,15 +988,54 @@
     </w:p>
     <w:p>
       <w:pPr>
-        <w:jc w:val="both"/>
-        <w:rPr>
-          <w:rFonts w:ascii="Calibri" w:hAnsi="Calibri"/>
-        </w:rPr>
-      </w:pPr>
-    </w:p>
-    <w:p>
-      <w:pPr>
-        <w:jc w:val="both"/>
+        <w:jc w:val="center"/>
+        <w:rPr>
+          <w:rFonts w:ascii="Calibri" w:hAnsi="Calibri"/>
+        </w:rPr>
+      </w:pPr>
+      <w:r>
+        <w:rPr>
+          <w:rFonts w:ascii="Calibri" w:hAnsi="Calibri"/>
+        </w:rPr>
+        <w:drawing>
+          <wp:inline distT="0" distB="0" distL="0" distR="0" wp14:anchorId="6BC1B489" wp14:editId="0137D233">
+            <wp:extent cx="1236134" cy="1401627"/>
+            <wp:effectExtent l="0" t="0" r="2540" b="8255"/>
+            <wp:docPr id="16" name="Рисунок 16"/>
+            <wp:cNvGraphicFramePr>
+              <a:graphicFrameLocks xmlns:a="http://schemas.openxmlformats.org/drawingml/2006/main" noChangeAspect="1"/>
+            </wp:cNvGraphicFramePr>
+            <a:graphic xmlns:a="http://schemas.openxmlformats.org/drawingml/2006/main">
+              <a:graphicData uri="http://schemas.openxmlformats.org/drawingml/2006/picture">
+                <pic:pic xmlns:pic="http://schemas.openxmlformats.org/drawingml/2006/picture">
+                  <pic:nvPicPr>
+                    <pic:cNvPr id="1" name=""/>
+                    <pic:cNvPicPr/>
+                  </pic:nvPicPr>
+                  <pic:blipFill>
+                    <a:blip r:embed="rId5"/>
+                    <a:stretch>
+                      <a:fillRect/>
+                    </a:stretch>
+                  </pic:blipFill>
+                  <pic:spPr>
+                    <a:xfrm>
+                      <a:off x="0" y="0"/>
+                      <a:ext cx="1246437" cy="1413309"/>
+                    </a:xfrm>
+                    <a:prstGeom prst="rect">
+                      <a:avLst/>
+                    </a:prstGeom>
+                  </pic:spPr>
+                </pic:pic>
+              </a:graphicData>
+            </a:graphic>
+          </wp:inline>
+        </w:drawing>
+      </w:r>
+    </w:p>
+    <w:p>
+      <w:pPr>
         <w:rPr>
           <w:rFonts w:ascii="Calibri" w:hAnsi="Calibri"/>
         </w:rPr>
@@ -1036,154 +1060,636 @@
         </w:rPr>
         <w:t xml:space="preserve"> posiadanego tranzystora:</w:t>
       </w:r>
-    </w:p>
-    <w:p>
-      <w:pPr>
-        <w:jc w:val="both"/>
-        <w:rPr>
-          <w:rFonts w:ascii="Calibri" w:hAnsi="Calibri"/>
-        </w:rPr>
-      </w:pPr>
-      <w:r>
-        <w:rPr>
-          <w:rFonts w:ascii="Calibri" w:hAnsi="Calibri"/>
-        </w:rPr>
-        <w:t>Ub=4,17V</w:t>
-      </w:r>
-      <w:r>
-        <w:rPr>
-          <w:rFonts w:ascii="Calibri" w:hAnsi="Calibri"/>
-        </w:rPr>
-        <w:tab/>
-        <w:t>Rb=10k</w:t>
-      </w:r>
-    </w:p>
-    <w:p>
-      <w:pPr>
-        <w:jc w:val="both"/>
-        <w:rPr>
-          <w:rFonts w:ascii="Calibri" w:hAnsi="Calibri"/>
-        </w:rPr>
-      </w:pPr>
-      <w:r>
-        <w:rPr>
-          <w:rFonts w:ascii="Calibri" w:hAnsi="Calibri"/>
-        </w:rPr>
-        <w:t>Uc=10,46V</w:t>
-      </w:r>
-      <w:r>
-        <w:rPr>
-          <w:rFonts w:ascii="Calibri" w:hAnsi="Calibri"/>
-        </w:rPr>
-        <w:tab/>
-        <w:t>Rc=100</w:t>
-      </w:r>
-    </w:p>
-    <w:p>
-      <w:pPr>
-        <w:jc w:val="both"/>
-        <w:rPr>
-          <w:rFonts w:ascii="Calibri" w:hAnsi="Calibri"/>
-        </w:rPr>
-      </w:pPr>
-      <w:r>
-        <w:rPr>
-          <w:rFonts w:ascii="Calibri" w:hAnsi="Calibri"/>
-        </w:rPr>
-        <w:t>Uce=2,16 V</w:t>
-      </w:r>
-    </w:p>
-    <w:p>
-      <w:pPr>
-        <w:jc w:val="both"/>
+      <w:r>
+        <w:rPr>
+          <w:noProof/>
+          <w:lang w:eastAsia="ru-RU" w:bidi="ar-SA"/>
+        </w:rPr>
+        <w:t xml:space="preserve"> </w:t>
+      </w:r>
+    </w:p>
+    <w:p>
+      <w:pPr>
+        <w:rPr>
+          <w:rFonts w:ascii="Calibri" w:hAnsi="Calibri"/>
+        </w:rPr>
+      </w:pPr>
+      <w:r>
+        <w:rPr>
+          <w:rFonts w:ascii="Calibri" w:hAnsi="Calibri"/>
+        </w:rPr>
+        <w:t>W celu wyzn</w:t>
+      </w:r>
+      <w:r>
+        <w:rPr>
+          <w:rFonts w:ascii="Calibri" w:hAnsi="Calibri"/>
+        </w:rPr>
+        <w:t xml:space="preserve">aczenia </w:t>
+      </w:r>
+      <w:r>
+        <w:rPr>
+          <w:rFonts w:ascii="Calibri" w:hAnsi="Calibri"/>
+        </w:rPr>
+        <w:t>β</w:t>
+      </w:r>
+      <w:r>
+        <w:rPr>
+          <w:rFonts w:ascii="Calibri" w:hAnsi="Calibri"/>
+        </w:rPr>
+        <w:t xml:space="preserve"> został zbudowany układ z następnymi parametrami:</w:t>
+      </w:r>
+    </w:p>
+    <w:p>
+      <m:oMath>
+        <m:r>
+          <w:rPr>
+            <w:rFonts w:ascii="Cambria Math" w:hAnsi="Cambria Math"/>
+          </w:rPr>
+          <m:t>RC</m:t>
+        </m:r>
+        <m:r>
+          <w:rPr>
+            <w:rFonts w:ascii="Cambria Math" w:hAnsi="Cambria Math"/>
+          </w:rPr>
+          <m:t> = 100</m:t>
+        </m:r>
+        <m:r>
+          <w:rPr>
+            <w:rFonts w:ascii="Cambria Math" w:hAnsi="Cambria Math"/>
+          </w:rPr>
+          <m:t>,00</m:t>
+        </m:r>
+        <m:r>
+          <w:rPr>
+            <w:rFonts w:ascii="Cambria Math" w:hAnsi="Cambria Math"/>
+          </w:rPr>
+          <m:t> </m:t>
+        </m:r>
+        <m:r>
+          <w:rPr>
+            <w:rFonts w:ascii="Cambria Math" w:hAnsi="Cambria Math"/>
+          </w:rPr>
+          <m:t>Ω</m:t>
+        </m:r>
+      </m:oMath>
+      <w:r>
+        <w:t> </w:t>
+      </w:r>
+      <m:oMath>
+        <m:r>
+          <w:rPr>
+            <w:rFonts w:ascii="Cambria Math" w:hAnsi="Cambria Math"/>
+          </w:rPr>
+          <m:t>RG</m:t>
+        </m:r>
+        <m:r>
+          <w:rPr>
+            <w:rFonts w:ascii="Cambria Math" w:hAnsi="Cambria Math"/>
+          </w:rPr>
+          <m:t>= 10</m:t>
+        </m:r>
+        <m:r>
+          <w:rPr>
+            <w:rFonts w:ascii="Cambria Math" w:hAnsi="Cambria Math"/>
+          </w:rPr>
+          <m:t>,00</m:t>
+        </m:r>
+        <m:r>
+          <w:rPr>
+            <w:rFonts w:ascii="Cambria Math" w:hAnsi="Cambria Math"/>
+          </w:rPr>
+          <m:t> kΩ</m:t>
+        </m:r>
+      </m:oMath>
+    </w:p>
+    <w:p>
+      <w:pPr>
+        <w:rPr>
+          <w:rFonts w:ascii="Calibri" w:hAnsi="Calibri"/>
+        </w:rPr>
+      </w:pPr>
+      <w:r>
+        <w:rPr>
+          <w:rFonts w:ascii="Calibri" w:hAnsi="Calibri"/>
+        </w:rPr>
+        <w:t>Zmie</w:t>
+      </w:r>
+      <w:r>
+        <w:rPr>
+          <w:rFonts w:ascii="Calibri" w:hAnsi="Calibri"/>
+        </w:rPr>
+        <w:t>rzone n</w:t>
+      </w:r>
+      <w:r>
+        <w:rPr>
+          <w:rFonts w:ascii="Calibri" w:hAnsi="Calibri"/>
+        </w:rPr>
+        <w:t>apięcia</w:t>
+      </w:r>
+      <w:r>
+        <w:rPr>
+          <w:rFonts w:ascii="Calibri" w:hAnsi="Calibri"/>
+        </w:rPr>
+        <w:t>:</w:t>
+      </w:r>
+    </w:p>
+    <w:p>
+      <w:pPr>
+        <w:rPr>
+          <w:rFonts w:ascii="Calibri" w:hAnsi="Calibri"/>
+          <w:i/>
+        </w:rPr>
+      </w:pPr>
+      <m:oMath>
+        <m:sSub>
+          <m:sSubPr>
+            <m:ctrlPr>
+              <w:rPr>
+                <w:rFonts w:ascii="Cambria Math" w:hAnsi="Cambria Math"/>
+                <w:i/>
+              </w:rPr>
+            </m:ctrlPr>
+          </m:sSubPr>
+          <m:e>
+            <m:r>
+              <w:rPr>
+                <w:rFonts w:ascii="Cambria Math" w:hAnsi="Cambria Math"/>
+              </w:rPr>
+              <m:t>U</m:t>
+            </m:r>
+          </m:e>
+          <m:sub>
+            <m:r>
+              <w:rPr>
+                <w:rFonts w:ascii="Cambria Math" w:hAnsi="Cambria Math"/>
+              </w:rPr>
+              <m:t>RG</m:t>
+            </m:r>
+          </m:sub>
+        </m:sSub>
+        <m:r>
+          <w:rPr>
+            <w:rFonts w:ascii="Cambria Math" w:hAnsi="Cambria Math"/>
+          </w:rPr>
+          <m:t>=4,17 V</m:t>
+        </m:r>
+      </m:oMath>
+      <w:r>
+        <w:rPr>
+          <w:rFonts w:ascii="Calibri" w:hAnsi="Calibri"/>
+        </w:rPr>
+        <w:t> </w:t>
+      </w:r>
+      <m:oMath>
+        <m:sSub>
+          <m:sSubPr>
+            <m:ctrlPr>
+              <w:rPr>
+                <w:rFonts w:ascii="Cambria Math" w:hAnsi="Cambria Math"/>
+                <w:i/>
+              </w:rPr>
+            </m:ctrlPr>
+          </m:sSubPr>
+          <m:e>
+            <m:r>
+              <w:rPr>
+                <w:rFonts w:ascii="Cambria Math" w:hAnsi="Cambria Math"/>
+              </w:rPr>
+              <m:t>U</m:t>
+            </m:r>
+          </m:e>
+          <m:sub>
+            <m:r>
+              <w:rPr>
+                <w:rFonts w:ascii="Cambria Math" w:hAnsi="Cambria Math"/>
+              </w:rPr>
+              <m:t>RC</m:t>
+            </m:r>
+          </m:sub>
+        </m:sSub>
+        <m:r>
+          <w:rPr>
+            <w:rFonts w:ascii="Cambria Math" w:hAnsi="Cambria Math"/>
+          </w:rPr>
+          <m:t>= 10</m:t>
+        </m:r>
+        <m:r>
+          <w:rPr>
+            <w:rFonts w:ascii="Cambria Math" w:hAnsi="Cambria Math"/>
+          </w:rPr>
+          <m:t>,53</m:t>
+        </m:r>
+        <m:r>
+          <w:rPr>
+            <w:rFonts w:ascii="Cambria Math" w:hAnsi="Cambria Math"/>
+          </w:rPr>
+          <m:t xml:space="preserve"> </m:t>
+        </m:r>
+        <m:r>
+          <w:rPr>
+            <w:rFonts w:ascii="Cambria Math" w:hAnsi="Cambria Math"/>
+            <w:lang w:val="en-US"/>
+          </w:rPr>
+          <m:t>V</m:t>
+        </m:r>
+      </m:oMath>
+      <w:r>
+        <w:rPr>
+          <w:rFonts w:ascii="Calibri" w:hAnsi="Calibri"/>
+        </w:rPr>
+        <w:t> </w:t>
+      </w:r>
+      <m:oMath>
+        <m:sSub>
+          <m:sSubPr>
+            <m:ctrlPr>
+              <w:rPr>
+                <w:rFonts w:ascii="Cambria Math" w:hAnsi="Cambria Math"/>
+                <w:i/>
+              </w:rPr>
+            </m:ctrlPr>
+          </m:sSubPr>
+          <m:e>
+            <m:r>
+              <w:rPr>
+                <w:rFonts w:ascii="Cambria Math" w:hAnsi="Cambria Math"/>
+              </w:rPr>
+              <m:t>U</m:t>
+            </m:r>
+          </m:e>
+          <m:sub>
+            <m:r>
+              <w:rPr>
+                <w:rFonts w:ascii="Cambria Math" w:hAnsi="Cambria Math"/>
+              </w:rPr>
+              <m:t>ce</m:t>
+            </m:r>
+          </m:sub>
+        </m:sSub>
+        <m:r>
+          <w:rPr>
+            <w:rFonts w:ascii="Cambria Math" w:hAnsi="Cambria Math"/>
+          </w:rPr>
+          <m:t> =2,16 V </m:t>
+        </m:r>
+      </m:oMath>
+    </w:p>
+    <w:p>
+      <w:pPr>
+        <w:rPr>
+          <w:rFonts w:ascii="Calibri" w:hAnsi="Calibri"/>
+        </w:rPr>
+      </w:pPr>
+      <w:r>
+        <w:rPr>
+          <w:rFonts w:ascii="Calibri" w:hAnsi="Calibri"/>
+        </w:rPr>
+        <w:t>Wyliczono:</w:t>
+      </w:r>
+    </w:p>
+    <w:p>
+      <w:pPr>
+        <w:rPr>
+          <w:rFonts w:ascii="Calibri" w:hAnsi="Calibri"/>
+        </w:rPr>
+      </w:pPr>
+      <m:oMathPara>
+        <m:oMath>
+          <m:r>
+            <w:rPr>
+              <w:rFonts w:ascii="Cambria Math" w:hAnsi="Cambria Math"/>
+            </w:rPr>
+            <w:lastRenderedPageBreak/>
+            <m:t>β</m:t>
+          </m:r>
+          <m:r>
+            <w:rPr>
+              <w:rFonts w:ascii="Cambria Math" w:hAnsi="Calibri"/>
+            </w:rPr>
+            <m:t> </m:t>
+          </m:r>
+          <m:r>
+            <w:rPr>
+              <w:rFonts w:ascii="Cambria Math" w:hAnsi="Calibri"/>
+            </w:rPr>
+            <m:t>=</m:t>
+          </m:r>
+          <m:r>
+            <w:rPr>
+              <w:rFonts w:ascii="Cambria Math" w:hAnsi="Calibri"/>
+            </w:rPr>
+            <m:t> </m:t>
+          </m:r>
+          <m:f>
+            <m:fPr>
+              <m:ctrlPr>
+                <w:rPr>
+                  <w:rFonts w:ascii="Cambria Math" w:hAnsi="Cambria Math"/>
+                  <w:i/>
+                  <w:iCs/>
+                </w:rPr>
+              </m:ctrlPr>
+            </m:fPr>
+            <m:num>
+              <m:sSub>
+                <m:sSubPr>
+                  <m:ctrlPr>
+                    <w:rPr>
+                      <w:rFonts w:ascii="Cambria Math" w:hAnsi="Cambria Math"/>
+                      <w:i/>
+                      <w:iCs/>
+                    </w:rPr>
+                  </m:ctrlPr>
+                </m:sSubPr>
+                <m:e>
+                  <m:r>
+                    <w:rPr>
+                      <w:rFonts w:ascii="Cambria Math" w:hAnsi="Cambria Math"/>
+                    </w:rPr>
+                    <m:t>I</m:t>
+                  </m:r>
+                </m:e>
+                <m:sub>
+                  <m:r>
+                    <w:rPr>
+                      <w:rFonts w:ascii="Cambria Math" w:hAnsi="Cambria Math"/>
+                    </w:rPr>
+                    <m:t>RC</m:t>
+                  </m:r>
+                </m:sub>
+              </m:sSub>
+            </m:num>
+            <m:den>
+              <m:sSub>
+                <m:sSubPr>
+                  <m:ctrlPr>
+                    <w:rPr>
+                      <w:rFonts w:ascii="Cambria Math" w:hAnsi="Cambria Math"/>
+                      <w:i/>
+                      <w:iCs/>
+                    </w:rPr>
+                  </m:ctrlPr>
+                </m:sSubPr>
+                <m:e>
+                  <m:r>
+                    <w:rPr>
+                      <w:rFonts w:ascii="Cambria Math" w:hAnsi="Cambria Math"/>
+                    </w:rPr>
+                    <m:t>I</m:t>
+                  </m:r>
+                </m:e>
+                <m:sub>
+                  <m:r>
+                    <w:rPr>
+                      <w:rFonts w:ascii="Cambria Math" w:hAnsi="Cambria Math"/>
+                    </w:rPr>
+                    <m:t>RG</m:t>
+                  </m:r>
+                </m:sub>
+              </m:sSub>
+            </m:den>
+          </m:f>
+          <m:r>
+            <w:rPr>
+              <w:rFonts w:ascii="Cambria Math" w:hAnsi="Cambria Math"/>
+            </w:rPr>
+            <m:t> = </m:t>
+          </m:r>
+          <m:f>
+            <m:fPr>
+              <m:ctrlPr>
+                <w:rPr>
+                  <w:rFonts w:ascii="Cambria Math" w:hAnsi="Cambria Math"/>
+                  <w:i/>
+                  <w:iCs/>
+                </w:rPr>
+              </m:ctrlPr>
+            </m:fPr>
+            <m:num>
+              <m:f>
+                <m:fPr>
+                  <m:ctrlPr>
+                    <w:rPr>
+                      <w:rFonts w:ascii="Cambria Math" w:hAnsi="Cambria Math"/>
+                      <w:i/>
+                      <w:iCs/>
+                    </w:rPr>
+                  </m:ctrlPr>
+                </m:fPr>
+                <m:num>
+                  <m:sSub>
+                    <m:sSubPr>
+                      <m:ctrlPr>
+                        <w:rPr>
+                          <w:rFonts w:ascii="Cambria Math" w:hAnsi="Cambria Math"/>
+                          <w:i/>
+                          <w:iCs/>
+                        </w:rPr>
+                      </m:ctrlPr>
+                    </m:sSubPr>
+                    <m:e>
+                      <m:r>
+                        <w:rPr>
+                          <w:rFonts w:ascii="Cambria Math" w:hAnsi="Cambria Math"/>
+                        </w:rPr>
+                        <m:t>U</m:t>
+                      </m:r>
+                    </m:e>
+                    <m:sub>
+                      <m:r>
+                        <w:rPr>
+                          <w:rFonts w:ascii="Cambria Math" w:hAnsi="Cambria Math"/>
+                        </w:rPr>
+                        <m:t>RC</m:t>
+                      </m:r>
+                    </m:sub>
+                  </m:sSub>
+                </m:num>
+                <m:den>
+                  <m:r>
+                    <w:rPr>
+                      <w:rFonts w:ascii="Cambria Math" w:hAnsi="Cambria Math"/>
+                    </w:rPr>
+                    <m:t>RC</m:t>
+                  </m:r>
+                </m:den>
+              </m:f>
+            </m:num>
+            <m:den>
+              <m:f>
+                <m:fPr>
+                  <m:ctrlPr>
+                    <w:rPr>
+                      <w:rFonts w:ascii="Cambria Math" w:hAnsi="Cambria Math"/>
+                      <w:i/>
+                      <w:iCs/>
+                    </w:rPr>
+                  </m:ctrlPr>
+                </m:fPr>
+                <m:num>
+                  <m:sSub>
+                    <m:sSubPr>
+                      <m:ctrlPr>
+                        <w:rPr>
+                          <w:rFonts w:ascii="Cambria Math" w:hAnsi="Cambria Math"/>
+                          <w:i/>
+                          <w:iCs/>
+                        </w:rPr>
+                      </m:ctrlPr>
+                    </m:sSubPr>
+                    <m:e>
+                      <m:r>
+                        <w:rPr>
+                          <w:rFonts w:ascii="Cambria Math" w:hAnsi="Cambria Math"/>
+                        </w:rPr>
+                        <m:t>U</m:t>
+                      </m:r>
+                    </m:e>
+                    <m:sub>
+                      <m:r>
+                        <w:rPr>
+                          <w:rFonts w:ascii="Cambria Math" w:hAnsi="Cambria Math"/>
+                        </w:rPr>
+                        <m:t>RG</m:t>
+                      </m:r>
+                    </m:sub>
+                  </m:sSub>
+                </m:num>
+                <m:den>
+                  <m:r>
+                    <w:rPr>
+                      <w:rFonts w:ascii="Cambria Math" w:hAnsi="Cambria Math"/>
+                    </w:rPr>
+                    <m:t>RG</m:t>
+                  </m:r>
+                </m:den>
+              </m:f>
+            </m:den>
+          </m:f>
+          <m:r>
+            <w:rPr>
+              <w:rFonts w:ascii="Cambria Math" w:hAnsi="Cambria Math"/>
+            </w:rPr>
+            <m:t xml:space="preserve"> = </m:t>
+          </m:r>
+          <m:f>
+            <m:fPr>
+              <m:ctrlPr>
+                <w:rPr>
+                  <w:rFonts w:ascii="Cambria Math" w:hAnsi="Cambria Math"/>
+                  <w:i/>
+                  <w:iCs/>
+                </w:rPr>
+              </m:ctrlPr>
+            </m:fPr>
+            <m:num>
+              <m:r>
+                <w:rPr>
+                  <w:rFonts w:ascii="Cambria Math" w:hAnsi="Cambria Math"/>
+                </w:rPr>
+                <m:t>10,53</m:t>
+              </m:r>
+              <m:r>
+                <w:rPr>
+                  <w:rFonts w:ascii="Cambria Math" w:hAnsi="Cambria Math"/>
+                </w:rPr>
+                <m:t> V ∙</m:t>
+              </m:r>
+              <m:r>
+                <w:rPr>
+                  <w:rFonts w:ascii="Cambria Math" w:hAnsi="Cambria Math"/>
+                </w:rPr>
+                <m:t> 10</m:t>
+              </m:r>
+              <m:r>
+                <w:rPr>
+                  <w:rFonts w:ascii="Cambria Math" w:hAnsi="Cambria Math"/>
+                </w:rPr>
+                <m:t xml:space="preserve">,00 </m:t>
+              </m:r>
+              <m:r>
+                <w:rPr>
+                  <w:rFonts w:ascii="Cambria Math" w:hAnsi="Cambria Math"/>
+                </w:rPr>
+                <m:t>k</m:t>
+              </m:r>
+              <m:r>
+                <w:rPr>
+                  <w:rFonts w:ascii="Cambria Math" w:hAnsi="Cambria Math"/>
+                </w:rPr>
+                <m:t>Ω</m:t>
+              </m:r>
+            </m:num>
+            <m:den>
+              <m:r>
+                <w:rPr>
+                  <w:rFonts w:ascii="Cambria Math" w:hAnsi="Cambria Math"/>
+                </w:rPr>
+                <m:t>4,17 V ∙ 10</m:t>
+              </m:r>
+              <m:r>
+                <w:rPr>
+                  <w:rFonts w:ascii="Cambria Math" w:hAnsi="Cambria Math"/>
+                </w:rPr>
+                <m:t>0</m:t>
+              </m:r>
+              <m:r>
+                <w:rPr>
+                  <w:rFonts w:ascii="Cambria Math" w:hAnsi="Cambria Math"/>
+                </w:rPr>
+                <m:t>,00 kΩ</m:t>
+              </m:r>
+            </m:den>
+          </m:f>
+          <m:r>
+            <w:rPr>
+              <w:rFonts w:ascii="Cambria Math" w:hAnsi="Cambria Math"/>
+            </w:rPr>
+            <m:t> = </m:t>
+          </m:r>
+          <m:r>
+            <w:rPr>
+              <w:rFonts w:ascii="Cambria Math" w:hAnsi="Cambria Math"/>
+            </w:rPr>
+            <m:t xml:space="preserve">252,51 </m:t>
+          </m:r>
+          <m:r>
+            <m:rPr>
+              <m:sty m:val="p"/>
+            </m:rPr>
+            <w:rPr>
+              <w:rFonts w:ascii="Cambria Math" w:hAnsi="Cambria Math"/>
+            </w:rPr>
+            <m:t>A/A</m:t>
+          </m:r>
+        </m:oMath>
+      </m:oMathPara>
+    </w:p>
+    <w:p>
+      <w:pPr>
+        <w:rPr>
+          <w:rFonts w:ascii="Calibri" w:hAnsi="Calibri"/>
+        </w:rPr>
+      </w:pPr>
+    </w:p>
+    <w:p>
+      <w:pPr>
+        <w:jc w:val="both"/>
+        <w:rPr>
+          <w:rFonts w:ascii="Calibri" w:hAnsi="Calibri"/>
+        </w:rPr>
+      </w:pPr>
+      <w:r>
+        <w:rPr>
+          <w:rFonts w:ascii="Calibri" w:hAnsi="Calibri"/>
+        </w:rPr>
+        <w:t xml:space="preserve">Rezystancję opornika </w:t>
+      </w:r>
+      <w:r>
         <w:rPr>
           <w:rFonts w:ascii="Calibri" w:hAnsi="Calibri"/>
           <w:i/>
           <w:iCs/>
-          <w:color w:val="FF0000"/>
-        </w:rPr>
-      </w:pPr>
-      <w:r>
-        <w:rPr>
-          <w:rFonts w:ascii="Calibri" w:hAnsi="Calibri"/>
-          <w:i/>
-          <w:iCs/>
-          <w:color w:val="FF0000"/>
-        </w:rPr>
-        <w:t xml:space="preserve">(opisz, w jaki sposób ten parametr </w:t>
-      </w:r>
-      <w:r>
-        <w:rPr>
-          <w:rFonts w:ascii="Calibri" w:hAnsi="Calibri"/>
-          <w:i/>
-          <w:iCs/>
-          <w:color w:val="FF0000"/>
-        </w:rPr>
-        <w:t>został wyznaczony)</w:t>
-      </w:r>
-    </w:p>
-    <w:p>
-      <w:pPr>
-        <w:jc w:val="both"/>
-        <w:rPr>
-          <w:rFonts w:ascii="Calibri" w:hAnsi="Calibri"/>
-        </w:rPr>
-      </w:pPr>
-    </w:p>
-    <w:p>
-      <w:pPr>
-        <w:jc w:val="both"/>
-        <w:rPr>
-          <w:rFonts w:ascii="Calibri" w:hAnsi="Calibri"/>
-        </w:rPr>
-      </w:pPr>
-      <w:r>
-        <w:rPr>
-          <w:rFonts w:ascii="Calibri" w:hAnsi="Calibri"/>
-        </w:rPr>
-        <w:t xml:space="preserve">Wyznaczony doświadczalnie współczynnik </w:t>
-      </w:r>
-      <w:r>
-        <w:rPr>
-          <w:rFonts w:ascii="Calibri" w:hAnsi="Calibri"/>
-          <w:i/>
-          <w:iCs/>
-        </w:rPr>
-        <w:t>β</w:t>
-      </w:r>
-      <w:r>
-        <w:rPr>
-          <w:rFonts w:ascii="Calibri" w:hAnsi="Calibri"/>
-        </w:rPr>
-        <w:t> = 250 A/A</w:t>
-      </w:r>
-    </w:p>
-    <w:p>
-      <w:pPr>
-        <w:jc w:val="both"/>
-        <w:rPr>
-          <w:rFonts w:ascii="Calibri" w:hAnsi="Calibri"/>
-        </w:rPr>
-      </w:pPr>
-    </w:p>
-    <w:p>
-      <w:pPr>
-        <w:jc w:val="both"/>
-        <w:rPr>
-          <w:rFonts w:ascii="Calibri" w:hAnsi="Calibri"/>
-        </w:rPr>
-      </w:pPr>
-      <w:r>
-        <w:rPr>
-          <w:rFonts w:ascii="Calibri" w:hAnsi="Calibri"/>
-        </w:rPr>
-        <w:t xml:space="preserve">Rezystancję opornika </w:t>
-      </w:r>
-      <w:r>
-        <w:rPr>
-          <w:rFonts w:ascii="Calibri" w:hAnsi="Calibri"/>
-          <w:i/>
-          <w:iCs/>
         </w:rPr>
         <w:t>RG</w:t>
       </w:r>
@@ -1199,39 +1705,38 @@
         <w:jc w:val="both"/>
         <w:rPr>
           <w:rFonts w:ascii="Calibri" w:hAnsi="Calibri"/>
-          <w:i/>
-          <w:iCs/>
-          <w:color w:val="FF0000"/>
-        </w:rPr>
-      </w:pPr>
-      <w:r>
-        <w:rPr>
-          <w:rFonts w:ascii="Calibri" w:hAnsi="Calibri"/>
-          <w:i/>
-          <w:iCs/>
-          <w:color w:val="FF0000"/>
-        </w:rPr>
-        <w:t xml:space="preserve">(zamieść komentarze oraz </w:t>
-      </w:r>
-      <w:r>
-        <w:rPr>
-          <w:rFonts w:ascii="Calibri" w:hAnsi="Calibri"/>
-          <w:i/>
-          <w:iCs/>
-          <w:color w:val="FF0000"/>
-          <w:u w:val="single"/>
-        </w:rPr>
-        <w:t>wszystkie</w:t>
-      </w:r>
-      <w:r>
-        <w:rPr>
-          <w:rFonts w:ascii="Calibri" w:hAnsi="Calibri"/>
-          <w:i/>
-          <w:iCs/>
-          <w:color w:val="FF0000"/>
-        </w:rPr>
-        <w:t xml:space="preserve"> przeprowadzone obliczenia)</w:t>
-      </w:r>
+        </w:rPr>
+      </w:pPr>
+      <w:sdt>
+        <w:sdtPr>
+          <w:rPr>
+            <w:rFonts w:ascii="Cambria Math" w:hAnsi="Cambria Math"/>
+            <w:i/>
+          </w:rPr>
+          <w:id w:val="153263467"/>
+          <w:placeholder>
+            <w:docPart w:val="DefaultPlaceholder_2098659788"/>
+          </w:placeholder>
+          <w:temporary/>
+          <w:showingPlcHdr/>
+          <w:equation/>
+        </w:sdtPr>
+        <w:sdtContent>
+          <w:bookmarkStart w:id="0" w:name="_GoBack"/>
+          <m:oMathPara>
+            <m:oMath>
+              <m:r>
+                <w:rPr>
+                  <w:rStyle w:val="a9"/>
+                  <w:rFonts w:ascii="Cambria Math" w:hAnsi="Cambria Math"/>
+                </w:rPr>
+                <m:t>Место для уравнения.</m:t>
+              </m:r>
+              <w:bookmarkEnd w:id="0"/>
+            </m:oMath>
+          </m:oMathPara>
+        </w:sdtContent>
+      </w:sdt>
     </w:p>
     <w:p>
       <w:pPr>
@@ -1250,6 +1755,93 @@
           <w:bCs/>
         </w:rPr>
       </w:pPr>
+      <m:oMathPara>
+        <m:oMath>
+          <m:r>
+            <m:rPr>
+              <m:sty m:val="p"/>
+            </m:rPr>
+            <w:rPr>
+              <w:rFonts w:ascii="Cambria Math" w:hAnsi="Cambria Math"/>
+            </w:rPr>
+            <m:t>RG = </m:t>
+          </m:r>
+          <m:f>
+            <m:fPr>
+              <m:ctrlPr>
+                <w:rPr>
+                  <w:rFonts w:ascii="Cambria Math" w:hAnsi="Cambria Math"/>
+                  <w:bCs/>
+                </w:rPr>
+              </m:ctrlPr>
+            </m:fPr>
+            <m:num>
+              <m:r>
+                <w:rPr>
+                  <w:rFonts w:ascii="Cambria Math" w:hAnsi="Cambria Math"/>
+                </w:rPr>
+                <m:t>U</m:t>
+              </m:r>
+            </m:num>
+            <m:den>
+              <m:sSub>
+                <m:sSubPr>
+                  <m:ctrlPr>
+                    <w:rPr>
+                      <w:rFonts w:ascii="Cambria Math" w:hAnsi="Cambria Math"/>
+                      <w:bCs/>
+                      <w:i/>
+                    </w:rPr>
+                  </m:ctrlPr>
+                </m:sSubPr>
+                <m:e>
+                  <m:r>
+                    <w:rPr>
+                      <w:rFonts w:ascii="Cambria Math" w:hAnsi="Cambria Math"/>
+                    </w:rPr>
+                    <m:t>I</m:t>
+                  </m:r>
+                </m:e>
+                <m:sub>
+                  <m:sSub>
+                    <m:sSubPr>
+                      <m:ctrlPr>
+                        <w:rPr>
+                          <w:rFonts w:ascii="Cambria Math" w:hAnsi="Cambria Math"/>
+                          <w:bCs/>
+                          <w:i/>
+                        </w:rPr>
+                      </m:ctrlPr>
+                    </m:sSubPr>
+                    <m:e>
+                      <m:r>
+                        <w:rPr>
+                          <w:rFonts w:ascii="Cambria Math" w:hAnsi="Cambria Math"/>
+                        </w:rPr>
+                        <m:t>b</m:t>
+                      </m:r>
+                    </m:e>
+                    <m:sub>
+                      <m:r>
+                        <w:rPr>
+                          <w:rFonts w:ascii="Cambria Math" w:hAnsi="Cambria Math"/>
+                        </w:rPr>
+                        <m:t>min</m:t>
+                      </m:r>
+                    </m:sub>
+                  </m:sSub>
+                </m:sub>
+              </m:sSub>
+              <m:r>
+                <w:rPr>
+                  <w:rFonts w:ascii="Cambria Math" w:hAnsi="Cambria Math"/>
+                </w:rPr>
+                <m:t>*3</m:t>
+              </m:r>
+            </m:den>
+          </m:f>
+        </m:oMath>
+      </m:oMathPara>
     </w:p>
     <w:p>
       <w:pPr>
@@ -1264,20 +1856,13 @@
           <w:b/>
           <w:bCs/>
         </w:rPr>
-        <w:lastRenderedPageBreak/>
         <w:t>B.</w:t>
       </w:r>
       <w:r>
         <w:rPr>
           <w:rFonts w:ascii="Calibri" w:hAnsi="Calibri"/>
         </w:rPr>
-        <w:t xml:space="preserve"> Praca klucza nasyconego</w:t>
-      </w:r>
-      <w:r>
-        <w:rPr>
-          <w:rFonts w:ascii="Calibri" w:hAnsi="Calibri"/>
-        </w:rPr>
-        <w:t xml:space="preserve"> przy niewielkiej częstotliwości przełączania</w:t>
+        <w:t xml:space="preserve"> Praca klucza nasyconego przy niewielkiej częstotliwości przełączania</w:t>
       </w:r>
     </w:p>
     <w:p>
@@ -1350,7 +1935,7 @@
                     </pic:cNvPicPr>
                   </pic:nvPicPr>
                   <pic:blipFill>
-                    <a:blip r:embed="rId5"/>
+                    <a:blip r:embed="rId6"/>
                     <a:stretch>
                       <a:fillRect/>
                     </a:stretch>
@@ -1420,16 +2005,7 @@
           <w:iCs/>
           <w:color w:val="FF0000"/>
         </w:rPr>
-        <w:t xml:space="preserve">(uzasadnij </w:t>
-      </w:r>
-      <w:r>
-        <w:rPr>
-          <w:rFonts w:ascii="Calibri" w:hAnsi="Calibri"/>
-          <w:i/>
-          <w:iCs/>
-          <w:color w:val="FF0000"/>
-        </w:rPr>
-        <w:t>odpowiedź!)</w:t>
+        <w:t>(uzasadnij odpowiedź!)</w:t>
       </w:r>
     </w:p>
     <w:p>
@@ -1749,6 +2325,7 @@
           <w:noProof/>
           <w:lang w:val="ru-RU" w:eastAsia="ru-RU" w:bidi="ar-SA"/>
         </w:rPr>
+        <w:lastRenderedPageBreak/>
         <w:drawing>
           <wp:anchor distT="0" distB="0" distL="0" distR="0" simplePos="0" relativeHeight="4" behindDoc="0" locked="0" layoutInCell="0" allowOverlap="1">
             <wp:simplePos x="0" y="0"/>
@@ -1775,7 +2352,7 @@
                     </pic:cNvPicPr>
                   </pic:nvPicPr>
                   <pic:blipFill>
-                    <a:blip r:embed="rId6"/>
+                    <a:blip r:embed="rId7"/>
                     <a:stretch>
                       <a:fillRect/>
                     </a:stretch>
@@ -1908,7 +2485,6 @@
           <w:noProof/>
           <w:lang w:val="ru-RU" w:eastAsia="ru-RU" w:bidi="ar-SA"/>
         </w:rPr>
-        <w:lastRenderedPageBreak/>
         <w:drawing>
           <wp:anchor distT="0" distB="0" distL="0" distR="0" simplePos="0" relativeHeight="5" behindDoc="0" locked="0" layoutInCell="0" allowOverlap="1">
             <wp:simplePos x="0" y="0"/>
@@ -1935,7 +2511,7 @@
                     </pic:cNvPicPr>
                   </pic:nvPicPr>
                   <pic:blipFill>
-                    <a:blip r:embed="rId7"/>
+                    <a:blip r:embed="rId8"/>
                     <a:stretch>
                       <a:fillRect/>
                     </a:stretch>
@@ -2094,7 +2670,7 @@
                     </pic:cNvPicPr>
                   </pic:nvPicPr>
                   <pic:blipFill>
-                    <a:blip r:embed="rId8"/>
+                    <a:blip r:embed="rId9"/>
                     <a:stretch>
                       <a:fillRect/>
                     </a:stretch>
@@ -2179,6 +2755,7 @@
           <w:color w:val="000000"/>
           <w:lang w:val="ru-RU" w:eastAsia="ru-RU" w:bidi="ar-SA"/>
         </w:rPr>
+        <w:lastRenderedPageBreak/>
         <w:drawing>
           <wp:anchor distT="0" distB="0" distL="0" distR="0" simplePos="0" relativeHeight="7" behindDoc="0" locked="0" layoutInCell="0" allowOverlap="1">
             <wp:simplePos x="0" y="0"/>
@@ -2205,7 +2782,7 @@
                     </pic:cNvPicPr>
                   </pic:nvPicPr>
                   <pic:blipFill>
-                    <a:blip r:embed="rId9"/>
+                    <a:blip r:embed="rId10"/>
                     <a:stretch>
                       <a:fillRect/>
                     </a:stretch>
@@ -2259,7 +2836,7 @@
                     </pic:cNvPicPr>
                   </pic:nvPicPr>
                   <pic:blipFill>
-                    <a:blip r:embed="rId10"/>
+                    <a:blip r:embed="rId11"/>
                     <a:stretch>
                       <a:fillRect/>
                     </a:stretch>
@@ -2342,7 +2919,6 @@
           <w:rFonts w:ascii="Calibri" w:hAnsi="Calibri"/>
           <w:color w:val="000000"/>
         </w:rPr>
-        <w:lastRenderedPageBreak/>
         <w:t>65kHz Crg</w:t>
       </w:r>
     </w:p>
@@ -2426,7 +3002,7 @@
                     </pic:cNvPicPr>
                   </pic:nvPicPr>
                   <pic:blipFill>
-                    <a:blip r:embed="rId11"/>
+                    <a:blip r:embed="rId12"/>
                     <a:stretch>
                       <a:fillRect/>
                     </a:stretch>
@@ -2920,6 +3496,7 @@
           <w:noProof/>
           <w:lang w:val="ru-RU" w:eastAsia="ru-RU" w:bidi="ar-SA"/>
         </w:rPr>
+        <w:lastRenderedPageBreak/>
         <w:drawing>
           <wp:anchor distT="0" distB="0" distL="0" distR="0" simplePos="0" relativeHeight="10" behindDoc="0" locked="0" layoutInCell="0" allowOverlap="1">
             <wp:simplePos x="0" y="0"/>
@@ -2946,7 +3523,7 @@
                     </pic:cNvPicPr>
                   </pic:nvPicPr>
                   <pic:blipFill>
-                    <a:blip r:embed="rId12"/>
+                    <a:blip r:embed="rId13"/>
                     <a:stretch>
                       <a:fillRect/>
                     </a:stretch>
@@ -3030,7 +3607,6 @@
           <w:noProof/>
           <w:lang w:val="ru-RU" w:eastAsia="ru-RU" w:bidi="ar-SA"/>
         </w:rPr>
-        <w:lastRenderedPageBreak/>
         <w:drawing>
           <wp:anchor distT="0" distB="0" distL="0" distR="0" simplePos="0" relativeHeight="11" behindDoc="0" locked="0" layoutInCell="0" allowOverlap="1">
             <wp:simplePos x="0" y="0"/>
@@ -3057,7 +3633,7 @@
                     </pic:cNvPicPr>
                   </pic:nvPicPr>
                   <pic:blipFill>
-                    <a:blip r:embed="rId13"/>
+                    <a:blip r:embed="rId14"/>
                     <a:stretch>
                       <a:fillRect/>
                     </a:stretch>
@@ -3192,14 +3768,7 @@
           <w:rFonts w:ascii="Calibri" w:hAnsi="Calibri"/>
           <w:color w:val="000000"/>
         </w:rPr>
-        <w:t xml:space="preserve">Dokumentacja uzyskanych wyników i wyjaśnienie przyczyn kolejnych </w:t>
-      </w:r>
-      <w:r>
-        <w:rPr>
-          <w:rFonts w:ascii="Calibri" w:hAnsi="Calibri"/>
-          <w:color w:val="000000"/>
-        </w:rPr>
-        <w:t>napotkanych kłopotów:</w:t>
+        <w:t>Dokumentacja uzyskanych wyników i wyjaśnienie przyczyn kolejnych napotkanych kłopotów:</w:t>
       </w:r>
     </w:p>
     <w:p>
@@ -3698,7 +4267,7 @@
                     </pic:cNvPicPr>
                   </pic:nvPicPr>
                   <pic:blipFill>
-                    <a:blip r:embed="rId14"/>
+                    <a:blip r:embed="rId15"/>
                     <a:stretch>
                       <a:fillRect/>
                     </a:stretch>
@@ -3894,7 +4463,7 @@
                     </pic:cNvPicPr>
                   </pic:nvPicPr>
                   <pic:blipFill>
-                    <a:blip r:embed="rId15"/>
+                    <a:blip r:embed="rId16"/>
                     <a:stretch>
                       <a:fillRect/>
                     </a:stretch>
@@ -4001,6 +4570,7 @@
           <w:noProof/>
           <w:lang w:val="ru-RU" w:eastAsia="ru-RU" w:bidi="ar-SA"/>
         </w:rPr>
+        <w:lastRenderedPageBreak/>
         <w:drawing>
           <wp:anchor distT="0" distB="0" distL="0" distR="0" simplePos="0" relativeHeight="14" behindDoc="0" locked="0" layoutInCell="0" allowOverlap="1">
             <wp:simplePos x="0" y="0"/>
@@ -4027,7 +4597,7 @@
                     </pic:cNvPicPr>
                   </pic:nvPicPr>
                   <pic:blipFill>
-                    <a:blip r:embed="rId16"/>
+                    <a:blip r:embed="rId17"/>
                     <a:stretch>
                       <a:fillRect/>
                     </a:stretch>
@@ -4088,7 +4658,6 @@
           <w:color w:val="000000"/>
           <w:lang w:bidi="ar-SA"/>
         </w:rPr>
-        <w:lastRenderedPageBreak/>
         <w:t>Wyniki obserwacji, wnioski:</w:t>
       </w:r>
     </w:p>
@@ -4238,7 +4807,7 @@
                     </pic:cNvPicPr>
                   </pic:nvPicPr>
                   <pic:blipFill>
-                    <a:blip r:embed="rId17"/>
+                    <a:blip r:embed="rId18"/>
                     <a:stretch>
                       <a:fillRect/>
                     </a:stretch>
@@ -4297,6 +4866,7 @@
           <w:noProof/>
           <w:lang w:val="ru-RU" w:eastAsia="ru-RU" w:bidi="ar-SA"/>
         </w:rPr>
+        <w:lastRenderedPageBreak/>
         <w:drawing>
           <wp:anchor distT="0" distB="0" distL="0" distR="0" simplePos="0" relativeHeight="16" behindDoc="0" locked="0" layoutInCell="0" allowOverlap="1">
             <wp:simplePos x="0" y="0"/>
@@ -4323,7 +4893,7 @@
                     </pic:cNvPicPr>
                   </pic:nvPicPr>
                   <pic:blipFill>
-                    <a:blip r:embed="rId18"/>
+                    <a:blip r:embed="rId19"/>
                     <a:stretch>
                       <a:fillRect/>
                     </a:stretch>
@@ -4530,6 +5100,694 @@
     <w:pPrDefault>
       <w:pPr>
         <w:suppressAutoHyphens/>
+      </w:pPr>
+    </w:pPrDefault>
+  </w:docDefaults>
+  <w:latentStyles w:defLockedState="0" w:defUIPriority="99" w:defSemiHidden="0" w:defUnhideWhenUsed="0" w:defQFormat="0" w:count="371">
+    <w:lsdException w:name="Normal" w:uiPriority="0" w:qFormat="1"/>
+    <w:lsdException w:name="heading 1" w:uiPriority="9" w:qFormat="1"/>
+    <w:lsdException w:name="heading 2" w:semiHidden="1" w:uiPriority="9" w:unhideWhenUsed="1" w:qFormat="1"/>
+    <w:lsdException w:name="heading 3" w:semiHidden="1" w:uiPriority="9" w:unhideWhenUsed="1" w:qFormat="1"/>
+    <w:lsdException w:name="heading 4" w:semiHidden="1" w:uiPriority="9" w:unhideWhenUsed="1" w:qFormat="1"/>
+    <w:lsdException w:name="heading 5" w:semiHidden="1" w:uiPriority="9" w:unhideWhenUsed="1" w:qFormat="1"/>
+    <w:lsdException w:name="heading 6" w:semiHidden="1" w:uiPriority="9" w:unhideWhenUsed="1" w:qFormat="1"/>
+    <w:lsdException w:name="heading 7" w:semiHidden="1" w:uiPriority="9" w:unhideWhenUsed="1" w:qFormat="1"/>
+    <w:lsdException w:name="heading 8" w:semiHidden="1" w:uiPriority="9" w:unhideWhenUsed="1" w:qFormat="1"/>
+    <w:lsdException w:name="heading 9" w:semiHidden="1" w:uiPriority="9" w:unhideWhenUsed="1" w:qFormat="1"/>
+    <w:lsdException w:name="index 1" w:semiHidden="1" w:unhideWhenUsed="1"/>
+    <w:lsdException w:name="index 2" w:semiHidden="1" w:unhideWhenUsed="1"/>
+    <w:lsdException w:name="index 3" w:semiHidden="1" w:unhideWhenUsed="1"/>
+    <w:lsdException w:name="index 4" w:semiHidden="1" w:unhideWhenUsed="1"/>
+    <w:lsdException w:name="index 5" w:semiHidden="1" w:unhideWhenUsed="1"/>
+    <w:lsdException w:name="index 6" w:semiHidden="1" w:unhideWhenUsed="1"/>
+    <w:lsdException w:name="index 7" w:semiHidden="1" w:unhideWhenUsed="1"/>
+    <w:lsdException w:name="index 8" w:semiHidden="1" w:unhideWhenUsed="1"/>
+    <w:lsdException w:name="index 9" w:semiHidden="1" w:unhideWhenUsed="1"/>
+    <w:lsdException w:name="toc 1" w:semiHidden="1" w:uiPriority="39" w:unhideWhenUsed="1"/>
+    <w:lsdException w:name="toc 2" w:semiHidden="1" w:uiPriority="39" w:unhideWhenUsed="1"/>
+    <w:lsdException w:name="toc 3" w:semiHidden="1" w:uiPriority="39" w:unhideWhenUsed="1"/>
+    <w:lsdException w:name="toc 4" w:semiHidden="1" w:uiPriority="39" w:unhideWhenUsed="1"/>
+    <w:lsdException w:name="toc 5" w:semiHidden="1" w:uiPriority="39" w:unhideWhenUsed="1"/>
+    <w:lsdException w:name="toc 6" w:semiHidden="1" w:uiPriority="39" w:unhideWhenUsed="1"/>
+    <w:lsdException w:name="toc 7" w:semiHidden="1" w:uiPriority="39" w:unhideWhenUsed="1"/>
+    <w:lsdException w:name="toc 8" w:semiHidden="1" w:uiPriority="39" w:unhideWhenUsed="1"/>
+    <w:lsdException w:name="toc 9" w:semiHidden="1" w:uiPriority="39" w:unhideWhenUsed="1"/>
+    <w:lsdException w:name="Normal Indent" w:semiHidden="1" w:unhideWhenUsed="1"/>
+    <w:lsdException w:name="footnote text" w:semiHidden="1" w:unhideWhenUsed="1"/>
+    <w:lsdException w:name="annotation text" w:semiHidden="1" w:unhideWhenUsed="1"/>
+    <w:lsdException w:name="header" w:semiHidden="1" w:unhideWhenUsed="1"/>
+    <w:lsdException w:name="footer" w:semiHidden="1" w:unhideWhenUsed="1"/>
+    <w:lsdException w:name="index heading" w:semiHidden="1" w:unhideWhenUsed="1"/>
+    <w:lsdException w:name="caption" w:semiHidden="1" w:uiPriority="35" w:unhideWhenUsed="1" w:qFormat="1"/>
+    <w:lsdException w:name="table of figures" w:semiHidden="1" w:unhideWhenUsed="1"/>
+    <w:lsdException w:name="envelope address" w:semiHidden="1" w:unhideWhenUsed="1"/>
+    <w:lsdException w:name="envelope return" w:semiHidden="1" w:unhideWhenUsed="1"/>
+    <w:lsdException w:name="footnote reference" w:semiHidden="1" w:unhideWhenUsed="1"/>
+    <w:lsdException w:name="annotation reference" w:semiHidden="1" w:unhideWhenUsed="1"/>
+    <w:lsdException w:name="line number" w:semiHidden="1" w:unhideWhenUsed="1"/>
+    <w:lsdException w:name="page number" w:semiHidden="1" w:unhideWhenUsed="1"/>
+    <w:lsdException w:name="endnote reference" w:semiHidden="1" w:unhideWhenUsed="1"/>
+    <w:lsdException w:name="endnote text" w:semiHidden="1" w:unhideWhenUsed="1"/>
+    <w:lsdException w:name="table of authorities" w:semiHidden="1" w:unhideWhenUsed="1"/>
+    <w:lsdException w:name="macro" w:semiHidden="1" w:unhideWhenUsed="1"/>
+    <w:lsdException w:name="toa heading" w:semiHidden="1" w:unhideWhenUsed="1"/>
+    <w:lsdException w:name="List" w:semiHidden="1" w:unhideWhenUsed="1"/>
+    <w:lsdException w:name="List Bullet" w:semiHidden="1" w:unhideWhenUsed="1"/>
+    <w:lsdException w:name="List Number" w:semiHidden="1" w:unhideWhenUsed="1"/>
+    <w:lsdException w:name="List 2" w:semiHidden="1" w:unhideWhenUsed="1"/>
+    <w:lsdException w:name="List 3" w:semiHidden="1" w:unhideWhenUsed="1"/>
+    <w:lsdException w:name="List 4" w:semiHidden="1" w:unhideWhenUsed="1"/>
+    <w:lsdException w:name="List 5" w:semiHidden="1" w:unhideWhenUsed="1"/>
+    <w:lsdException w:name="List Bullet 2" w:semiHidden="1" w:unhideWhenUsed="1"/>
+    <w:lsdException w:name="List Bullet 3" w:semiHidden="1" w:unhideWhenUsed="1"/>
+    <w:lsdException w:name="List Bullet 4" w:semiHidden="1" w:unhideWhenUsed="1"/>
+    <w:lsdException w:name="List Bullet 5" w:semiHidden="1" w:unhideWhenUsed="1"/>
+    <w:lsdException w:name="List Number 2" w:semiHidden="1" w:unhideWhenUsed="1"/>
+    <w:lsdException w:name="List Number 3" w:semiHidden="1" w:unhideWhenUsed="1"/>
+    <w:lsdException w:name="List Number 4" w:semiHidden="1" w:unhideWhenUsed="1"/>
+    <w:lsdException w:name="List Number 5" w:semiHidden="1" w:unhideWhenUsed="1"/>
+    <w:lsdException w:name="Title" w:uiPriority="10" w:qFormat="1"/>
+    <w:lsdException w:name="Closing" w:semiHidden="1" w:unhideWhenUsed="1"/>
+    <w:lsdException w:name="Signature" w:semiHidden="1" w:unhideWhenUsed="1"/>
+    <w:lsdException w:name="Default Paragraph Font" w:semiHidden="1" w:uiPriority="1" w:unhideWhenUsed="1"/>
+    <w:lsdException w:name="Body Text" w:semiHidden="1" w:unhideWhenUsed="1"/>
+    <w:lsdException w:name="Body Text Indent" w:semiHidden="1" w:unhideWhenUsed="1"/>
+    <w:lsdException w:name="List Continue" w:semiHidden="1" w:unhideWhenUsed="1"/>
+    <w:lsdException w:name="List Continue 2" w:semiHidden="1" w:unhideWhenUsed="1"/>
+    <w:lsdException w:name="List Continue 3" w:semiHidden="1" w:unhideWhenUsed="1"/>
+    <w:lsdException w:name="List Continue 4" w:semiHidden="1" w:unhideWhenUsed="1"/>
+    <w:lsdException w:name="List Continue 5" w:semiHidden="1" w:unhideWhenUsed="1"/>
+    <w:lsdException w:name="Message Header" w:semiHidden="1" w:unhideWhenUsed="1"/>
+    <w:lsdException w:name="Subtitle" w:uiPriority="11" w:qFormat="1"/>
+    <w:lsdException w:name="Salutation" w:semiHidden="1" w:unhideWhenUsed="1"/>
+    <w:lsdException w:name="Date" w:semiHidden="1" w:unhideWhenUsed="1"/>
+    <w:lsdException w:name="Body Text First Indent" w:semiHidden="1" w:unhideWhenUsed="1"/>
+    <w:lsdException w:name="Body Text First Indent 2" w:semiHidden="1" w:unhideWhenUsed="1"/>
+    <w:lsdException w:name="Note Heading" w:semiHidden="1" w:unhideWhenUsed="1"/>
+    <w:lsdException w:name="Body Text 2" w:semiHidden="1" w:unhideWhenUsed="1"/>
+    <w:lsdException w:name="Body Text 3" w:semiHidden="1" w:unhideWhenUsed="1"/>
+    <w:lsdException w:name="Body Text Indent 2" w:semiHidden="1" w:unhideWhenUsed="1"/>
+    <w:lsdException w:name="Body Text Indent 3" w:semiHidden="1" w:unhideWhenUsed="1"/>
+    <w:lsdException w:name="Block Text" w:semiHidden="1" w:unhideWhenUsed="1"/>
+    <w:lsdException w:name="Hyperlink" w:semiHidden="1" w:unhideWhenUsed="1"/>
+    <w:lsdException w:name="FollowedHyperlink" w:semiHidden="1" w:unhideWhenUsed="1"/>
+    <w:lsdException w:name="Strong" w:uiPriority="22" w:qFormat="1"/>
+    <w:lsdException w:name="Emphasis" w:uiPriority="20" w:qFormat="1"/>
+    <w:lsdException w:name="Document Map" w:semiHidden="1" w:unhideWhenUsed="1"/>
+    <w:lsdException w:name="Plain Text" w:semiHidden="1" w:unhideWhenUsed="1"/>
+    <w:lsdException w:name="E-mail Signature" w:semiHidden="1" w:unhideWhenUsed="1"/>
+    <w:lsdException w:name="HTML Top of Form" w:semiHidden="1" w:unhideWhenUsed="1"/>
+    <w:lsdException w:name="HTML Bottom of Form" w:semiHidden="1" w:unhideWhenUsed="1"/>
+    <w:lsdException w:name="Normal (Web)" w:semiHidden="1" w:unhideWhenUsed="1"/>
+    <w:lsdException w:name="HTML Acronym" w:semiHidden="1" w:unhideWhenUsed="1"/>
+    <w:lsdException w:name="HTML Address" w:semiHidden="1" w:unhideWhenUsed="1"/>
+    <w:lsdException w:name="HTML Cite" w:semiHidden="1" w:unhideWhenUsed="1"/>
+    <w:lsdException w:name="HTML Code" w:semiHidden="1" w:unhideWhenUsed="1"/>
+    <w:lsdException w:name="HTML Definition" w:semiHidden="1" w:unhideWhenUsed="1"/>
+    <w:lsdException w:name="HTML Keyboard" w:semiHidden="1" w:unhideWhenUsed="1"/>
+    <w:lsdException w:name="HTML Preformatted" w:semiHidden="1" w:unhideWhenUsed="1"/>
+    <w:lsdException w:name="HTML Sample" w:semiHidden="1" w:unhideWhenUsed="1"/>
+    <w:lsdException w:name="HTML Typewriter" w:semiHidden="1" w:unhideWhenUsed="1"/>
+    <w:lsdException w:name="HTML Variable" w:semiHidden="1" w:unhideWhenUsed="1"/>
+    <w:lsdException w:name="Normal Table" w:semiHidden="1" w:unhideWhenUsed="1"/>
+    <w:lsdException w:name="annotation subject" w:semiHidden="1" w:unhideWhenUsed="1"/>
+    <w:lsdException w:name="No List" w:semiHidden="1" w:unhideWhenUsed="1"/>
+    <w:lsdException w:name="Outline List 1" w:semiHidden="1" w:unhideWhenUsed="1"/>
+    <w:lsdException w:name="Outline List 2" w:semiHidden="1" w:unhideWhenUsed="1"/>
+    <w:lsdException w:name="Outline List 3" w:semiHidden="1" w:unhideWhenUsed="1"/>
+    <w:lsdException w:name="Table Simple 1" w:semiHidden="1" w:unhideWhenUsed="1"/>
+    <w:lsdException w:name="Table Simple 2" w:semiHidden="1" w:unhideWhenUsed="1"/>
+    <w:lsdException w:name="Table Simple 3" w:semiHidden="1" w:unhideWhenUsed="1"/>
+    <w:lsdException w:name="Table Classic 1" w:semiHidden="1" w:unhideWhenUsed="1"/>
+    <w:lsdException w:name="Table Classic 2" w:semiHidden="1" w:unhideWhenUsed="1"/>
+    <w:lsdException w:name="Table Classic 3" w:semiHidden="1" w:unhideWhenUsed="1"/>
+    <w:lsdException w:name="Table Classic 4" w:semiHidden="1" w:unhideWhenUsed="1"/>
+    <w:lsdException w:name="Table Colorful 1" w:semiHidden="1" w:unhideWhenUsed="1"/>
+    <w:lsdException w:name="Table Colorful 2" w:semiHidden="1" w:unhideWhenUsed="1"/>
+    <w:lsdException w:name="Table Colorful 3" w:semiHidden="1" w:unhideWhenUsed="1"/>
+    <w:lsdException w:name="Table Columns 1" w:semiHidden="1" w:unhideWhenUsed="1"/>
+    <w:lsdException w:name="Table Columns 2" w:semiHidden="1" w:unhideWhenUsed="1"/>
+    <w:lsdException w:name="Table Columns 3" w:semiHidden="1" w:unhideWhenUsed="1"/>
+    <w:lsdException w:name="Table Columns 4" w:semiHidden="1" w:unhideWhenUsed="1"/>
+    <w:lsdException w:name="Table Columns 5" w:semiHidden="1" w:unhideWhenUsed="1"/>
+    <w:lsdException w:name="Table Grid 1" w:semiHidden="1" w:unhideWhenUsed="1"/>
+    <w:lsdException w:name="Table Grid 2" w:semiHidden="1" w:unhideWhenUsed="1"/>
+    <w:lsdException w:name="Table Grid 3" w:semiHidden="1" w:unhideWhenUsed="1"/>
+    <w:lsdException w:name="Table Grid 4" w:semiHidden="1" w:unhideWhenUsed="1"/>
+    <w:lsdException w:name="Table Grid 5" w:semiHidden="1" w:unhideWhenUsed="1"/>
+    <w:lsdException w:name="Table Grid 6" w:semiHidden="1" w:unhideWhenUsed="1"/>
+    <w:lsdException w:name="Table Grid 7" w:semiHidden="1" w:unhideWhenUsed="1"/>
+    <w:lsdException w:name="Table Grid 8" w:semiHidden="1" w:unhideWhenUsed="1"/>
+    <w:lsdException w:name="Table List 1" w:semiHidden="1" w:unhideWhenUsed="1"/>
+    <w:lsdException w:name="Table List 2" w:semiHidden="1" w:unhideWhenUsed="1"/>
+    <w:lsdException w:name="Table List 3" w:semiHidden="1" w:unhideWhenUsed="1"/>
+    <w:lsdException w:name="Table List 4" w:semiHidden="1" w:unhideWhenUsed="1"/>
+    <w:lsdException w:name="Table List 5" w:semiHidden="1" w:unhideWhenUsed="1"/>
+    <w:lsdException w:name="Table List 6" w:semiHidden="1" w:unhideWhenUsed="1"/>
+    <w:lsdException w:name="Table List 7" w:semiHidden="1" w:unhideWhenUsed="1"/>
+    <w:lsdException w:name="Table List 8" w:semiHidden="1" w:unhideWhenUsed="1"/>
+    <w:lsdException w:name="Table 3D effects 1" w:semiHidden="1" w:unhideWhenUsed="1"/>
+    <w:lsdException w:name="Table 3D effects 2" w:semiHidden="1" w:unhideWhenUsed="1"/>
+    <w:lsdException w:name="Table 3D effects 3" w:semiHidden="1" w:unhideWhenUsed="1"/>
+    <w:lsdException w:name="Table Contemporary" w:semiHidden="1" w:unhideWhenUsed="1"/>
+    <w:lsdException w:name="Table Elegant" w:semiHidden="1" w:unhideWhenUsed="1"/>
+    <w:lsdException w:name="Table Professional" w:semiHidden="1" w:unhideWhenUsed="1"/>
+    <w:lsdException w:name="Table Subtle 1" w:semiHidden="1" w:unhideWhenUsed="1"/>
+    <w:lsdException w:name="Table Subtle 2" w:semiHidden="1" w:unhideWhenUsed="1"/>
+    <w:lsdException w:name="Table Web 1" w:semiHidden="1" w:unhideWhenUsed="1"/>
+    <w:lsdException w:name="Table Web 2" w:semiHidden="1" w:unhideWhenUsed="1"/>
+    <w:lsdException w:name="Table Web 3" w:semiHidden="1" w:unhideWhenUsed="1"/>
+    <w:lsdException w:name="Balloon Text" w:semiHidden="1" w:unhideWhenUsed="1"/>
+    <w:lsdException w:name="Table Grid" w:uiPriority="39"/>
+    <w:lsdException w:name="Table Theme" w:semiHidden="1" w:unhideWhenUsed="1"/>
+    <w:lsdException w:name="Placeholder Text" w:semiHidden="1"/>
+    <w:lsdException w:name="No Spacing" w:uiPriority="1" w:qFormat="1"/>
+    <w:lsdException w:name="Light Shading" w:uiPriority="60"/>
+    <w:lsdException w:name="Light List" w:uiPriority="61"/>
+    <w:lsdException w:name="Light Grid" w:uiPriority="62"/>
+    <w:lsdException w:name="Medium Shading 1" w:uiPriority="63"/>
+    <w:lsdException w:name="Medium Shading 2" w:uiPriority="64"/>
+    <w:lsdException w:name="Medium List 1" w:uiPriority="65"/>
+    <w:lsdException w:name="Medium List 2" w:uiPriority="66"/>
+    <w:lsdException w:name="Medium Grid 1" w:uiPriority="67"/>
+    <w:lsdException w:name="Medium Grid 2" w:uiPriority="68"/>
+    <w:lsdException w:name="Medium Grid 3" w:uiPriority="69"/>
+    <w:lsdException w:name="Dark List" w:uiPriority="70"/>
+    <w:lsdException w:name="Colorful Shading" w:uiPriority="71"/>
+    <w:lsdException w:name="Colorful List" w:uiPriority="72"/>
+    <w:lsdException w:name="Colorful Grid" w:uiPriority="73"/>
+    <w:lsdException w:name="Light Shading Accent 1" w:uiPriority="60"/>
+    <w:lsdException w:name="Light List Accent 1" w:uiPriority="61"/>
+    <w:lsdException w:name="Light Grid Accent 1" w:uiPriority="62"/>
+    <w:lsdException w:name="Medium Shading 1 Accent 1" w:uiPriority="63"/>
+    <w:lsdException w:name="Medium Shading 2 Accent 1" w:uiPriority="64"/>
+    <w:lsdException w:name="Medium List 1 Accent 1" w:uiPriority="65"/>
+    <w:lsdException w:name="Revision" w:semiHidden="1"/>
+    <w:lsdException w:name="List Paragraph" w:uiPriority="34" w:qFormat="1"/>
+    <w:lsdException w:name="Quote" w:uiPriority="29" w:qFormat="1"/>
+    <w:lsdException w:name="Intense Quote" w:uiPriority="30" w:qFormat="1"/>
+    <w:lsdException w:name="Medium List 2 Accent 1" w:uiPriority="66"/>
+    <w:lsdException w:name="Medium Grid 1 Accent 1" w:uiPriority="67"/>
+    <w:lsdException w:name="Medium Grid 2 Accent 1" w:uiPriority="68"/>
+    <w:lsdException w:name="Medium Grid 3 Accent 1" w:uiPriority="69"/>
+    <w:lsdException w:name="Dark List Accent 1" w:uiPriority="70"/>
+    <w:lsdException w:name="Colorful Shading Accent 1" w:uiPriority="71"/>
+    <w:lsdException w:name="Colorful List Accent 1" w:uiPriority="72"/>
+    <w:lsdException w:name="Colorful Grid Accent 1" w:uiPriority="73"/>
+    <w:lsdException w:name="Light Shading Accent 2" w:uiPriority="60"/>
+    <w:lsdException w:name="Light List Accent 2" w:uiPriority="61"/>
+    <w:lsdException w:name="Light Grid Accent 2" w:uiPriority="62"/>
+    <w:lsdException w:name="Medium Shading 1 Accent 2" w:uiPriority="63"/>
+    <w:lsdException w:name="Medium Shading 2 Accent 2" w:uiPriority="64"/>
+    <w:lsdException w:name="Medium List 1 Accent 2" w:uiPriority="65"/>
+    <w:lsdException w:name="Medium List 2 Accent 2" w:uiPriority="66"/>
+    <w:lsdException w:name="Medium Grid 1 Accent 2" w:uiPriority="67"/>
+    <w:lsdException w:name="Medium Grid 2 Accent 2" w:uiPriority="68"/>
+    <w:lsdException w:name="Medium Grid 3 Accent 2" w:uiPriority="69"/>
+    <w:lsdException w:name="Dark List Accent 2" w:uiPriority="70"/>
+    <w:lsdException w:name="Colorful Shading Accent 2" w:uiPriority="71"/>
+    <w:lsdException w:name="Colorful List Accent 2" w:uiPriority="72"/>
+    <w:lsdException w:name="Colorful Grid Accent 2" w:uiPriority="73"/>
+    <w:lsdException w:name="Light Shading Accent 3" w:uiPriority="60"/>
+    <w:lsdException w:name="Light List Accent 3" w:uiPriority="61"/>
+    <w:lsdException w:name="Light Grid Accent 3" w:uiPriority="62"/>
+    <w:lsdException w:name="Medium Shading 1 Accent 3" w:uiPriority="63"/>
+    <w:lsdException w:name="Medium Shading 2 Accent 3" w:uiPriority="64"/>
+    <w:lsdException w:name="Medium List 1 Accent 3" w:uiPriority="65"/>
+    <w:lsdException w:name="Medium List 2 Accent 3" w:uiPriority="66"/>
+    <w:lsdException w:name="Medium Grid 1 Accent 3" w:uiPriority="67"/>
+    <w:lsdException w:name="Medium Grid 2 Accent 3" w:uiPriority="68"/>
+    <w:lsdException w:name="Medium Grid 3 Accent 3" w:uiPriority="69"/>
+    <w:lsdException w:name="Dark List Accent 3" w:uiPriority="70"/>
+    <w:lsdException w:name="Colorful Shading Accent 3" w:uiPriority="71"/>
+    <w:lsdException w:name="Colorful List Accent 3" w:uiPriority="72"/>
+    <w:lsdException w:name="Colorful Grid Accent 3" w:uiPriority="73"/>
+    <w:lsdException w:name="Light Shading Accent 4" w:uiPriority="60"/>
+    <w:lsdException w:name="Light List Accent 4" w:uiPriority="61"/>
+    <w:lsdException w:name="Light Grid Accent 4" w:uiPriority="62"/>
+    <w:lsdException w:name="Medium Shading 1 Accent 4" w:uiPriority="63"/>
+    <w:lsdException w:name="Medium Shading 2 Accent 4" w:uiPriority="64"/>
+    <w:lsdException w:name="Medium List 1 Accent 4" w:uiPriority="65"/>
+    <w:lsdException w:name="Medium List 2 Accent 4" w:uiPriority="66"/>
+    <w:lsdException w:name="Medium Grid 1 Accent 4" w:uiPriority="67"/>
+    <w:lsdException w:name="Medium Grid 2 Accent 4" w:uiPriority="68"/>
+    <w:lsdException w:name="Medium Grid 3 Accent 4" w:uiPriority="69"/>
+    <w:lsdException w:name="Dark List Accent 4" w:uiPriority="70"/>
+    <w:lsdException w:name="Colorful Shading Accent 4" w:uiPriority="71"/>
+    <w:lsdException w:name="Colorful List Accent 4" w:uiPriority="72"/>
+    <w:lsdException w:name="Colorful Grid Accent 4" w:uiPriority="73"/>
+    <w:lsdException w:name="Light Shading Accent 5" w:uiPriority="60"/>
+    <w:lsdException w:name="Light List Accent 5" w:uiPriority="61"/>
+    <w:lsdException w:name="Light Grid Accent 5" w:uiPriority="62"/>
+    <w:lsdException w:name="Medium Shading 1 Accent 5" w:uiPriority="63"/>
+    <w:lsdException w:name="Medium Shading 2 Accent 5" w:uiPriority="64"/>
+    <w:lsdException w:name="Medium List 1 Accent 5" w:uiPriority="65"/>
+    <w:lsdException w:name="Medium List 2 Accent 5" w:uiPriority="66"/>
+    <w:lsdException w:name="Medium Grid 1 Accent 5" w:uiPriority="67"/>
+    <w:lsdException w:name="Medium Grid 2 Accent 5" w:uiPriority="68"/>
+    <w:lsdException w:name="Medium Grid 3 Accent 5" w:uiPriority="69"/>
+    <w:lsdException w:name="Dark List Accent 5" w:uiPriority="70"/>
+    <w:lsdException w:name="Colorful Shading Accent 5" w:uiPriority="71"/>
+    <w:lsdException w:name="Colorful List Accent 5" w:uiPriority="72"/>
+    <w:lsdException w:name="Colorful Grid Accent 5" w:uiPriority="73"/>
+    <w:lsdException w:name="Light Shading Accent 6" w:uiPriority="60"/>
+    <w:lsdException w:name="Light List Accent 6" w:uiPriority="61"/>
+    <w:lsdException w:name="Light Grid Accent 6" w:uiPriority="62"/>
+    <w:lsdException w:name="Medium Shading 1 Accent 6" w:uiPriority="63"/>
+    <w:lsdException w:name="Medium Shading 2 Accent 6" w:uiPriority="64"/>
+    <w:lsdException w:name="Medium List 1 Accent 6" w:uiPriority="65"/>
+    <w:lsdException w:name="Medium List 2 Accent 6" w:uiPriority="66"/>
+    <w:lsdException w:name="Medium Grid 1 Accent 6" w:uiPriority="67"/>
+    <w:lsdException w:name="Medium Grid 2 Accent 6" w:uiPriority="68"/>
+    <w:lsdException w:name="Medium Grid 3 Accent 6" w:uiPriority="69"/>
+    <w:lsdException w:name="Dark List Accent 6" w:uiPriority="70"/>
+    <w:lsdException w:name="Colorful Shading Accent 6" w:uiPriority="71"/>
+    <w:lsdException w:name="Colorful List Accent 6" w:uiPriority="72"/>
+    <w:lsdException w:name="Colorful Grid Accent 6" w:uiPriority="73"/>
+    <w:lsdException w:name="Subtle Emphasis" w:uiPriority="19" w:qFormat="1"/>
+    <w:lsdException w:name="Intense Emphasis" w:uiPriority="21" w:qFormat="1"/>
+    <w:lsdException w:name="Subtle Reference" w:uiPriority="31" w:qFormat="1"/>
+    <w:lsdException w:name="Intense Reference" w:uiPriority="32" w:qFormat="1"/>
+    <w:lsdException w:name="Book Title" w:uiPriority="33" w:qFormat="1"/>
+    <w:lsdException w:name="Bibliography" w:semiHidden="1" w:uiPriority="37" w:unhideWhenUsed="1"/>
+    <w:lsdException w:name="TOC Heading" w:semiHidden="1" w:uiPriority="39" w:unhideWhenUsed="1" w:qFormat="1"/>
+    <w:lsdException w:name="Plain Table 1" w:uiPriority="41"/>
+    <w:lsdException w:name="Plain Table 2" w:uiPriority="42"/>
+    <w:lsdException w:name="Plain Table 3" w:uiPriority="43"/>
+    <w:lsdException w:name="Plain Table 4" w:uiPriority="44"/>
+    <w:lsdException w:name="Plain Table 5" w:uiPriority="45"/>
+    <w:lsdException w:name="Grid Table Light" w:uiPriority="40"/>
+    <w:lsdException w:name="Grid Table 1 Light" w:uiPriority="46"/>
+    <w:lsdException w:name="Grid Table 2" w:uiPriority="47"/>
+    <w:lsdException w:name="Grid Table 3" w:uiPriority="48"/>
+    <w:lsdException w:name="Grid Table 4" w:uiPriority="49"/>
+    <w:lsdException w:name="Grid Table 5 Dark" w:uiPriority="50"/>
+    <w:lsdException w:name="Grid Table 6 Colorful" w:uiPriority="51"/>
+    <w:lsdException w:name="Grid Table 7 Colorful" w:uiPriority="52"/>
+    <w:lsdException w:name="Grid Table 1 Light Accent 1" w:uiPriority="46"/>
+    <w:lsdException w:name="Grid Table 2 Accent 1" w:uiPriority="47"/>
+    <w:lsdException w:name="Grid Table 3 Accent 1" w:uiPriority="48"/>
+    <w:lsdException w:name="Grid Table 4 Accent 1" w:uiPriority="49"/>
+    <w:lsdException w:name="Grid Table 5 Dark Accent 1" w:uiPriority="50"/>
+    <w:lsdException w:name="Grid Table 6 Colorful Accent 1" w:uiPriority="51"/>
+    <w:lsdException w:name="Grid Table 7 Colorful Accent 1" w:uiPriority="52"/>
+    <w:lsdException w:name="Grid Table 1 Light Accent 2" w:uiPriority="46"/>
+    <w:lsdException w:name="Grid Table 2 Accent 2" w:uiPriority="47"/>
+    <w:lsdException w:name="Grid Table 3 Accent 2" w:uiPriority="48"/>
+    <w:lsdException w:name="Grid Table 4 Accent 2" w:uiPriority="49"/>
+    <w:lsdException w:name="Grid Table 5 Dark Accent 2" w:uiPriority="50"/>
+    <w:lsdException w:name="Grid Table 6 Colorful Accent 2" w:uiPriority="51"/>
+    <w:lsdException w:name="Grid Table 7 Colorful Accent 2" w:uiPriority="52"/>
+    <w:lsdException w:name="Grid Table 1 Light Accent 3" w:uiPriority="46"/>
+    <w:lsdException w:name="Grid Table 2 Accent 3" w:uiPriority="47"/>
+    <w:lsdException w:name="Grid Table 3 Accent 3" w:uiPriority="48"/>
+    <w:lsdException w:name="Grid Table 4 Accent 3" w:uiPriority="49"/>
+    <w:lsdException w:name="Grid Table 5 Dark Accent 3" w:uiPriority="50"/>
+    <w:lsdException w:name="Grid Table 6 Colorful Accent 3" w:uiPriority="51"/>
+    <w:lsdException w:name="Grid Table 7 Colorful Accent 3" w:uiPriority="52"/>
+    <w:lsdException w:name="Grid Table 1 Light Accent 4" w:uiPriority="46"/>
+    <w:lsdException w:name="Grid Table 2 Accent 4" w:uiPriority="47"/>
+    <w:lsdException w:name="Grid Table 3 Accent 4" w:uiPriority="48"/>
+    <w:lsdException w:name="Grid Table 4 Accent 4" w:uiPriority="49"/>
+    <w:lsdException w:name="Grid Table 5 Dark Accent 4" w:uiPriority="50"/>
+    <w:lsdException w:name="Grid Table 6 Colorful Accent 4" w:uiPriority="51"/>
+    <w:lsdException w:name="Grid Table 7 Colorful Accent 4" w:uiPriority="52"/>
+    <w:lsdException w:name="Grid Table 1 Light Accent 5" w:uiPriority="46"/>
+    <w:lsdException w:name="Grid Table 2 Accent 5" w:uiPriority="47"/>
+    <w:lsdException w:name="Grid Table 3 Accent 5" w:uiPriority="48"/>
+    <w:lsdException w:name="Grid Table 4 Accent 5" w:uiPriority="49"/>
+    <w:lsdException w:name="Grid Table 5 Dark Accent 5" w:uiPriority="50"/>
+    <w:lsdException w:name="Grid Table 6 Colorful Accent 5" w:uiPriority="51"/>
+    <w:lsdException w:name="Grid Table 7 Colorful Accent 5" w:uiPriority="52"/>
+    <w:lsdException w:name="Grid Table 1 Light Accent 6" w:uiPriority="46"/>
+    <w:lsdException w:name="Grid Table 2 Accent 6" w:uiPriority="47"/>
+    <w:lsdException w:name="Grid Table 3 Accent 6" w:uiPriority="48"/>
+    <w:lsdException w:name="Grid Table 4 Accent 6" w:uiPriority="49"/>
+    <w:lsdException w:name="Grid Table 5 Dark Accent 6" w:uiPriority="50"/>
+    <w:lsdException w:name="Grid Table 6 Colorful Accent 6" w:uiPriority="51"/>
+    <w:lsdException w:name="Grid Table 7 Colorful Accent 6" w:uiPriority="52"/>
+    <w:lsdException w:name="List Table 1 Light" w:uiPriority="46"/>
+    <w:lsdException w:name="List Table 2" w:uiPriority="47"/>
+    <w:lsdException w:name="List Table 3" w:uiPriority="48"/>
+    <w:lsdException w:name="List Table 4" w:uiPriority="49"/>
+    <w:lsdException w:name="List Table 5 Dark" w:uiPriority="50"/>
+    <w:lsdException w:name="List Table 6 Colorful" w:uiPriority="51"/>
+    <w:lsdException w:name="List Table 7 Colorful" w:uiPriority="52"/>
+    <w:lsdException w:name="List Table 1 Light Accent 1" w:uiPriority="46"/>
+    <w:lsdException w:name="List Table 2 Accent 1" w:uiPriority="47"/>
+    <w:lsdException w:name="List Table 3 Accent 1" w:uiPriority="48"/>
+    <w:lsdException w:name="List Table 4 Accent 1" w:uiPriority="49"/>
+    <w:lsdException w:name="List Table 5 Dark Accent 1" w:uiPriority="50"/>
+    <w:lsdException w:name="List Table 6 Colorful Accent 1" w:uiPriority="51"/>
+    <w:lsdException w:name="List Table 7 Colorful Accent 1" w:uiPriority="52"/>
+    <w:lsdException w:name="List Table 1 Light Accent 2" w:uiPriority="46"/>
+    <w:lsdException w:name="List Table 2 Accent 2" w:uiPriority="47"/>
+    <w:lsdException w:name="List Table 3 Accent 2" w:uiPriority="48"/>
+    <w:lsdException w:name="List Table 4 Accent 2" w:uiPriority="49"/>
+    <w:lsdException w:name="List Table 5 Dark Accent 2" w:uiPriority="50"/>
+    <w:lsdException w:name="List Table 6 Colorful Accent 2" w:uiPriority="51"/>
+    <w:lsdException w:name="List Table 7 Colorful Accent 2" w:uiPriority="52"/>
+    <w:lsdException w:name="List Table 1 Light Accent 3" w:uiPriority="46"/>
+    <w:lsdException w:name="List Table 2 Accent 3" w:uiPriority="47"/>
+    <w:lsdException w:name="List Table 3 Accent 3" w:uiPriority="48"/>
+    <w:lsdException w:name="List Table 4 Accent 3" w:uiPriority="49"/>
+    <w:lsdException w:name="List Table 5 Dark Accent 3" w:uiPriority="50"/>
+    <w:lsdException w:name="List Table 6 Colorful Accent 3" w:uiPriority="51"/>
+    <w:lsdException w:name="List Table 7 Colorful Accent 3" w:uiPriority="52"/>
+    <w:lsdException w:name="List Table 1 Light Accent 4" w:uiPriority="46"/>
+    <w:lsdException w:name="List Table 2 Accent 4" w:uiPriority="47"/>
+    <w:lsdException w:name="List Table 3 Accent 4" w:uiPriority="48"/>
+    <w:lsdException w:name="List Table 4 Accent 4" w:uiPriority="49"/>
+    <w:lsdException w:name="List Table 5 Dark Accent 4" w:uiPriority="50"/>
+    <w:lsdException w:name="List Table 6 Colorful Accent 4" w:uiPriority="51"/>
+    <w:lsdException w:name="List Table 7 Colorful Accent 4" w:uiPriority="52"/>
+    <w:lsdException w:name="List Table 1 Light Accent 5" w:uiPriority="46"/>
+    <w:lsdException w:name="List Table 2 Accent 5" w:uiPriority="47"/>
+    <w:lsdException w:name="List Table 3 Accent 5" w:uiPriority="48"/>
+    <w:lsdException w:name="List Table 4 Accent 5" w:uiPriority="49"/>
+    <w:lsdException w:name="List Table 5 Dark Accent 5" w:uiPriority="50"/>
+    <w:lsdException w:name="List Table 6 Colorful Accent 5" w:uiPriority="51"/>
+    <w:lsdException w:name="List Table 7 Colorful Accent 5" w:uiPriority="52"/>
+    <w:lsdException w:name="List Table 1 Light Accent 6" w:uiPriority="46"/>
+    <w:lsdException w:name="List Table 2 Accent 6" w:uiPriority="47"/>
+    <w:lsdException w:name="List Table 3 Accent 6" w:uiPriority="48"/>
+    <w:lsdException w:name="List Table 4 Accent 6" w:uiPriority="49"/>
+    <w:lsdException w:name="List Table 5 Dark Accent 6" w:uiPriority="50"/>
+    <w:lsdException w:name="List Table 6 Colorful Accent 6" w:uiPriority="51"/>
+    <w:lsdException w:name="List Table 7 Colorful Accent 6" w:uiPriority="52"/>
+  </w:latentStyles>
+  <w:style w:type="paragraph" w:default="1" w:styleId="a">
+    <w:name w:val="Normal"/>
+    <w:qFormat/>
+  </w:style>
+  <w:style w:type="character" w:default="1" w:styleId="a0">
+    <w:name w:val="Default Paragraph Font"/>
+    <w:uiPriority w:val="1"/>
+    <w:unhideWhenUsed/>
+  </w:style>
+  <w:style w:type="table" w:default="1" w:styleId="a1">
+    <w:name w:val="Normal Table"/>
+    <w:uiPriority w:val="99"/>
+    <w:semiHidden/>
+    <w:unhideWhenUsed/>
+    <w:tblPr>
+      <w:tblInd w:w="0" w:type="dxa"/>
+      <w:tblCellMar>
+        <w:top w:w="0" w:type="dxa"/>
+        <w:left w:w="108" w:type="dxa"/>
+        <w:bottom w:w="0" w:type="dxa"/>
+        <w:right w:w="108" w:type="dxa"/>
+      </w:tblCellMar>
+    </w:tblPr>
+  </w:style>
+  <w:style w:type="numbering" w:default="1" w:styleId="a2">
+    <w:name w:val="No List"/>
+    <w:uiPriority w:val="99"/>
+    <w:semiHidden/>
+    <w:unhideWhenUsed/>
+  </w:style>
+  <w:style w:type="character" w:customStyle="1" w:styleId="Znakiprzypiswdolnych">
+    <w:name w:val="Znaki przypisów dolnych"/>
+    <w:qFormat/>
+  </w:style>
+  <w:style w:type="character" w:styleId="a3">
+    <w:name w:val="footnote reference"/>
+    <w:rPr>
+      <w:vertAlign w:val="superscript"/>
+    </w:rPr>
+  </w:style>
+  <w:style w:type="character" w:customStyle="1" w:styleId="Znakinumeracji">
+    <w:name w:val="Znaki numeracji"/>
+    <w:qFormat/>
+  </w:style>
+  <w:style w:type="paragraph" w:customStyle="1" w:styleId="Nagwek">
+    <w:name w:val="Nagłówek"/>
+    <w:basedOn w:val="a"/>
+    <w:next w:val="a4"/>
+    <w:qFormat/>
+    <w:pPr>
+      <w:keepNext/>
+      <w:spacing w:before="240" w:after="120"/>
+    </w:pPr>
+    <w:rPr>
+      <w:rFonts w:ascii="Liberation Sans" w:eastAsia="Noto Sans CJK SC" w:hAnsi="Liberation Sans"/>
+      <w:sz w:val="28"/>
+      <w:szCs w:val="28"/>
+    </w:rPr>
+  </w:style>
+  <w:style w:type="paragraph" w:styleId="a4">
+    <w:name w:val="Body Text"/>
+    <w:basedOn w:val="a"/>
+    <w:pPr>
+      <w:spacing w:after="140" w:line="276" w:lineRule="auto"/>
+    </w:pPr>
+  </w:style>
+  <w:style w:type="paragraph" w:styleId="a5">
+    <w:name w:val="List"/>
+    <w:basedOn w:val="a4"/>
+  </w:style>
+  <w:style w:type="paragraph" w:styleId="a6">
+    <w:name w:val="Signature"/>
+    <w:basedOn w:val="a"/>
+    <w:pPr>
+      <w:suppressLineNumbers/>
+      <w:spacing w:before="120" w:after="120"/>
+    </w:pPr>
+    <w:rPr>
+      <w:i/>
+      <w:iCs/>
+    </w:rPr>
+  </w:style>
+  <w:style w:type="paragraph" w:customStyle="1" w:styleId="Indeks">
+    <w:name w:val="Indeks"/>
+    <w:basedOn w:val="a"/>
+    <w:qFormat/>
+    <w:pPr>
+      <w:suppressLineNumbers/>
+    </w:pPr>
+  </w:style>
+  <w:style w:type="paragraph" w:customStyle="1" w:styleId="Zawartotabeli">
+    <w:name w:val="Zawartość tabeli"/>
+    <w:basedOn w:val="a"/>
+    <w:qFormat/>
+    <w:pPr>
+      <w:suppressLineNumbers/>
+    </w:pPr>
+  </w:style>
+  <w:style w:type="paragraph" w:customStyle="1" w:styleId="Nagwektabeli">
+    <w:name w:val="Nagłówek tabeli"/>
+    <w:basedOn w:val="Zawartotabeli"/>
+    <w:qFormat/>
+    <w:pPr>
+      <w:jc w:val="center"/>
+    </w:pPr>
+    <w:rPr>
+      <w:b/>
+      <w:bCs/>
+    </w:rPr>
+  </w:style>
+  <w:style w:type="paragraph" w:styleId="a7">
+    <w:name w:val="footnote text"/>
+    <w:basedOn w:val="a"/>
+    <w:pPr>
+      <w:suppressLineNumbers/>
+      <w:ind w:left="340" w:hanging="340"/>
+    </w:pPr>
+    <w:rPr>
+      <w:sz w:val="20"/>
+      <w:szCs w:val="20"/>
+    </w:rPr>
+  </w:style>
+  <w:style w:type="paragraph" w:customStyle="1" w:styleId="Gwkaistopka">
+    <w:name w:val="Główka i stopka"/>
+    <w:basedOn w:val="a"/>
+    <w:qFormat/>
+    <w:pPr>
+      <w:suppressLineNumbers/>
+      <w:tabs>
+        <w:tab w:val="center" w:pos="4819"/>
+        <w:tab w:val="right" w:pos="9638"/>
+      </w:tabs>
+    </w:pPr>
+  </w:style>
+  <w:style w:type="paragraph" w:styleId="a8">
+    <w:name w:val="footer"/>
+    <w:basedOn w:val="Gwkaistopka"/>
+  </w:style>
+  <w:style w:type="character" w:styleId="a9">
+    <w:name w:val="Placeholder Text"/>
+    <w:basedOn w:val="a0"/>
+    <w:uiPriority w:val="99"/>
+    <w:semiHidden/>
+    <w:rsid w:val="00390264"/>
+    <w:rPr>
+      <w:color w:val="808080"/>
+    </w:rPr>
+  </w:style>
+</w:styles>
+</file>
+
+<file path=word/glossary/document.xml><?xml version="1.0" encoding="utf-8"?>
+<w:glossaryDocument xmlns:wpc="http://schemas.microsoft.com/office/word/2010/wordprocessingCanvas" xmlns:cx="http://schemas.microsoft.com/office/drawing/2014/chartex" xmlns:cx1="http://schemas.microsoft.com/office/drawing/2015/9/8/chartex" xmlns:mc="http://schemas.openxmlformats.org/markup-compatibility/2006" xmlns:o="urn:schemas-microsoft-com:office:office" xmlns:r="http://schemas.openxmlformats.org/officeDocument/2006/relationships" xmlns:m="http://schemas.openxmlformats.org/officeDocument/2006/math" xmlns:v="urn:schemas-microsoft-com:vml" xmlns:wp14="http://schemas.microsoft.com/office/word/2010/wordprocessingDrawing" xmlns:wp="http://schemas.openxmlformats.org/drawingml/2006/wordprocessingDrawing" xmlns:w10="urn:schemas-microsoft-com:office:word" xmlns:w="http://schemas.openxmlformats.org/wordprocessingml/2006/main" xmlns:w14="http://schemas.microsoft.com/office/word/2010/wordml" xmlns:w15="http://schemas.microsoft.com/office/word/2012/wordml" xmlns:w16se="http://schemas.microsoft.com/office/word/2015/wordml/symex" xmlns:wpg="http://schemas.microsoft.com/office/word/2010/wordprocessingGroup" xmlns:wpi="http://schemas.microsoft.com/office/word/2010/wordprocessingInk" xmlns:wne="http://schemas.microsoft.com/office/word/2006/wordml" xmlns:wps="http://schemas.microsoft.com/office/word/2010/wordprocessingShape" mc:Ignorable="w14 w15 w16se wp14">
+  <w:docParts>
+    <w:docPart>
+      <w:docPartPr>
+        <w:name w:val="DefaultPlaceholder_2098659788"/>
+        <w:category>
+          <w:name w:val="Общие"/>
+          <w:gallery w:val="placeholder"/>
+        </w:category>
+        <w:types>
+          <w:type w:val="bbPlcHdr"/>
+        </w:types>
+        <w:behaviors>
+          <w:behavior w:val="content"/>
+        </w:behaviors>
+        <w:guid w:val="{44BD0711-43BA-4E5E-AA7D-F8379EE168A6}"/>
+      </w:docPartPr>
+      <w:docPartBody>
+        <w:p>
+          <w:r>
+            <w:rPr>
+              <w:rStyle w:val="a3"/>
+            </w:rPr>
+            <w:t>Место для уравнения.</w:t>
+          </w:r>
+        </w:p>
+      </w:docPartBody>
+    </w:docPart>
+  </w:docParts>
+</w:glossaryDocument>
+</file>
+
+<file path=word/glossary/fontTable.xml><?xml version="1.0" encoding="utf-8"?>
+<w:fonts xmlns:mc="http://schemas.openxmlformats.org/markup-compatibility/2006" xmlns:r="http://schemas.openxmlformats.org/officeDocument/2006/relationships" xmlns:w="http://schemas.openxmlformats.org/wordprocessingml/2006/main" xmlns:w14="http://schemas.microsoft.com/office/word/2010/wordml" xmlns:w15="http://schemas.microsoft.com/office/word/2012/wordml" xmlns:w16se="http://schemas.microsoft.com/office/word/2015/wordml/symex" mc:Ignorable="w14 w15 w16se">
+  <w:font w:name="Liberation Serif">
+    <w:altName w:val="Times New Roman"/>
+    <w:charset w:val="01"/>
+    <w:family w:val="roman"/>
+    <w:pitch w:val="variable"/>
+  </w:font>
+  <w:font w:name="Noto Serif CJK SC">
+    <w:altName w:val="Times New Roman"/>
+    <w:panose1 w:val="00000000000000000000"/>
+    <w:charset w:val="00"/>
+    <w:family w:val="roman"/>
+    <w:notTrueType/>
+    <w:pitch w:val="default"/>
+  </w:font>
+  <w:font w:name="Noto Sans Devanagari">
+    <w:altName w:val="Times New Roman"/>
+    <w:panose1 w:val="00000000000000000000"/>
+    <w:charset w:val="00"/>
+    <w:family w:val="roman"/>
+    <w:notTrueType/>
+    <w:pitch w:val="default"/>
+  </w:font>
+  <w:font w:name="Times New Roman">
+    <w:panose1 w:val="02020603050405020304"/>
+    <w:charset w:val="CC"/>
+    <w:family w:val="roman"/>
+    <w:pitch w:val="variable"/>
+    <w:sig w:usb0="E0002AFF" w:usb1="C0007843" w:usb2="00000009" w:usb3="00000000" w:csb0="000001FF" w:csb1="00000000"/>
+  </w:font>
+  <w:font w:name="Liberation Sans">
+    <w:altName w:val="Arial"/>
+    <w:charset w:val="01"/>
+    <w:family w:val="swiss"/>
+    <w:pitch w:val="variable"/>
+  </w:font>
+  <w:font w:name="Noto Sans CJK SC">
+    <w:panose1 w:val="00000000000000000000"/>
+    <w:charset w:val="00"/>
+    <w:family w:val="roman"/>
+    <w:notTrueType/>
+    <w:pitch w:val="default"/>
+  </w:font>
+  <w:font w:name="Calibri">
+    <w:panose1 w:val="020F0502020204030204"/>
+    <w:charset w:val="CC"/>
+    <w:family w:val="swiss"/>
+    <w:pitch w:val="variable"/>
+    <w:sig w:usb0="E0002AFF" w:usb1="4000ACFF" w:usb2="00000001" w:usb3="00000000" w:csb0="000001FF" w:csb1="00000000"/>
+  </w:font>
+  <w:font w:name="Arial">
+    <w:panose1 w:val="020B0604020202020204"/>
+    <w:charset w:val="CC"/>
+    <w:family w:val="swiss"/>
+    <w:pitch w:val="variable"/>
+    <w:sig w:usb0="E0002AFF" w:usb1="C0007843" w:usb2="00000009" w:usb3="00000000" w:csb0="000001FF" w:csb1="00000000"/>
+  </w:font>
+  <w:font w:name="Cambria Math">
+    <w:panose1 w:val="02040503050406030204"/>
+    <w:charset w:val="CC"/>
+    <w:family w:val="roman"/>
+    <w:pitch w:val="variable"/>
+    <w:sig w:usb0="E00006FF" w:usb1="420024FF" w:usb2="02000000" w:usb3="00000000" w:csb0="0000019F" w:csb1="00000000"/>
+  </w:font>
+  <w:font w:name="Calibri Light">
+    <w:panose1 w:val="020F0302020204030204"/>
+    <w:charset w:val="CC"/>
+    <w:family w:val="swiss"/>
+    <w:pitch w:val="variable"/>
+    <w:sig w:usb0="A0002AEF" w:usb1="4000207B" w:usb2="00000000" w:usb3="00000000" w:csb0="000001FF" w:csb1="00000000"/>
+  </w:font>
+</w:fonts>
+</file>
+
+<file path=word/glossary/settings.xml><?xml version="1.0" encoding="utf-8"?>
+<w:settings xmlns:mc="http://schemas.openxmlformats.org/markup-compatibility/2006" xmlns:o="urn:schemas-microsoft-com:office:office" xmlns:r="http://schemas.openxmlformats.org/officeDocument/2006/relationships" xmlns:m="http://schemas.openxmlformats.org/officeDocument/2006/math" xmlns:v="urn:schemas-microsoft-com:vml" xmlns:w10="urn:schemas-microsoft-com:office:word" xmlns:w="http://schemas.openxmlformats.org/wordprocessingml/2006/main" xmlns:w14="http://schemas.microsoft.com/office/word/2010/wordml" xmlns:w15="http://schemas.microsoft.com/office/word/2012/wordml" xmlns:w16se="http://schemas.microsoft.com/office/word/2015/wordml/symex" xmlns:sl="http://schemas.openxmlformats.org/schemaLibrary/2006/main" mc:Ignorable="w14 w15 w16se">
+  <w:view w:val="normal"/>
+  <w:defaultTabStop w:val="708"/>
+  <w:characterSpacingControl w:val="doNotCompress"/>
+  <w:compat>
+    <w:useFELayout/>
+    <w:compatSetting w:name="compatibilityMode" w:uri="http://schemas.microsoft.com/office/word" w:val="15"/>
+    <w:compatSetting w:name="overrideTableStyleFontSizeAndJustification" w:uri="http://schemas.microsoft.com/office/word" w:val="1"/>
+    <w:compatSetting w:name="enableOpenTypeFeatures" w:uri="http://schemas.microsoft.com/office/word" w:val="1"/>
+    <w:compatSetting w:name="doNotFlipMirrorIndents" w:uri="http://schemas.microsoft.com/office/word" w:val="1"/>
+    <w:compatSetting w:name="differentiateMultirowTableHeaders" w:uri="http://schemas.microsoft.com/office/word" w:val="1"/>
+  </w:compat>
+  <w:rsids>
+    <w:rsidRoot w:val="000F2F69"/>
+    <w:rsid w:val="000F2F69"/>
+    <w:rsid w:val="006E05E3"/>
+  </w:rsids>
+  <m:mathPr>
+    <m:mathFont m:val="Cambria Math"/>
+    <m:brkBin m:val="before"/>
+    <m:brkBinSub m:val="--"/>
+    <m:smallFrac m:val="0"/>
+    <m:dispDef/>
+    <m:lMargin m:val="0"/>
+    <m:rMargin m:val="0"/>
+    <m:defJc m:val="centerGroup"/>
+    <m:wrapIndent m:val="1440"/>
+    <m:intLim m:val="subSup"/>
+    <m:naryLim m:val="undOvr"/>
+  </m:mathPr>
+  <w:themeFontLang w:val="ru-RU"/>
+  <w:clrSchemeMapping w:bg1="light1" w:t1="dark1" w:bg2="light2" w:t2="dark2" w:accent1="accent1" w:accent2="accent2" w:accent3="accent3" w:accent4="accent4" w:accent5="accent5" w:accent6="accent6" w:hyperlink="hyperlink" w:followedHyperlink="followedHyperlink"/>
+  <w:decimalSymbol w:val=","/>
+  <w:listSeparator w:val=";"/>
+  <w15:chartTrackingRefBased/>
+</w:settings>
+</file>
+
+<file path=word/glossary/styles.xml><?xml version="1.0" encoding="utf-8"?>
+<w:styles xmlns:mc="http://schemas.openxmlformats.org/markup-compatibility/2006" xmlns:r="http://schemas.openxmlformats.org/officeDocument/2006/relationships" xmlns:w="http://schemas.openxmlformats.org/wordprocessingml/2006/main" xmlns:w14="http://schemas.microsoft.com/office/word/2010/wordml" xmlns:w15="http://schemas.microsoft.com/office/word/2012/wordml" xmlns:w16se="http://schemas.microsoft.com/office/word/2015/wordml/symex" mc:Ignorable="w14 w15 w16se">
+  <w:docDefaults>
+    <w:rPrDefault>
+      <w:rPr>
+        <w:rFonts w:asciiTheme="minorHAnsi" w:eastAsiaTheme="minorEastAsia" w:hAnsiTheme="minorHAnsi" w:cstheme="minorBidi"/>
+        <w:sz w:val="22"/>
+        <w:szCs w:val="22"/>
+        <w:lang w:val="ru-RU" w:eastAsia="ru-RU" w:bidi="ar-SA"/>
+      </w:rPr>
+    </w:rPrDefault>
+    <w:pPrDefault>
+      <w:pPr>
+        <w:spacing w:after="160" w:line="259" w:lineRule="auto"/>
       </w:pPr>
     </w:pPrDefault>
   </w:docDefaults>
@@ -4937,115 +6195,24 @@
     <w:semiHidden/>
     <w:unhideWhenUsed/>
   </w:style>
-  <w:style w:type="character" w:customStyle="1" w:styleId="Znakiprzypiswdolnych">
-    <w:name w:val="Znaki przypisów dolnych"/>
-    <w:qFormat/>
-  </w:style>
   <w:style w:type="character" w:styleId="a3">
-    <w:name w:val="footnote reference"/>
+    <w:name w:val="Placeholder Text"/>
+    <w:basedOn w:val="a0"/>
+    <w:uiPriority w:val="99"/>
+    <w:semiHidden/>
+    <w:rsid w:val="000F2F69"/>
     <w:rPr>
-      <w:vertAlign w:val="superscript"/>
+      <w:color w:val="808080"/>
     </w:rPr>
   </w:style>
-  <w:style w:type="character" w:customStyle="1" w:styleId="Znakinumeracji">
-    <w:name w:val="Znaki numeracji"/>
-    <w:qFormat/>
-  </w:style>
-  <w:style w:type="paragraph" w:customStyle="1" w:styleId="Nagwek">
-    <w:name w:val="Nagłówek"/>
-    <w:basedOn w:val="a"/>
-    <w:next w:val="a4"/>
-    <w:qFormat/>
-    <w:pPr>
-      <w:keepNext/>
-      <w:spacing w:before="240" w:after="120"/>
-    </w:pPr>
-    <w:rPr>
-      <w:rFonts w:ascii="Liberation Sans" w:eastAsia="Noto Sans CJK SC" w:hAnsi="Liberation Sans"/>
-      <w:sz w:val="28"/>
-      <w:szCs w:val="28"/>
-    </w:rPr>
-  </w:style>
-  <w:style w:type="paragraph" w:styleId="a4">
-    <w:name w:val="Body Text"/>
-    <w:basedOn w:val="a"/>
-    <w:pPr>
-      <w:spacing w:after="140" w:line="276" w:lineRule="auto"/>
-    </w:pPr>
-  </w:style>
-  <w:style w:type="paragraph" w:styleId="a5">
-    <w:name w:val="List"/>
-    <w:basedOn w:val="a4"/>
-  </w:style>
-  <w:style w:type="paragraph" w:styleId="a6">
-    <w:name w:val="Signature"/>
-    <w:basedOn w:val="a"/>
-    <w:pPr>
-      <w:suppressLineNumbers/>
-      <w:spacing w:before="120" w:after="120"/>
-    </w:pPr>
-    <w:rPr>
-      <w:i/>
-      <w:iCs/>
-    </w:rPr>
-  </w:style>
-  <w:style w:type="paragraph" w:customStyle="1" w:styleId="Indeks">
-    <w:name w:val="Indeks"/>
-    <w:basedOn w:val="a"/>
-    <w:qFormat/>
-    <w:pPr>
-      <w:suppressLineNumbers/>
-    </w:pPr>
-  </w:style>
-  <w:style w:type="paragraph" w:customStyle="1" w:styleId="Zawartotabeli">
-    <w:name w:val="Zawartość tabeli"/>
-    <w:basedOn w:val="a"/>
-    <w:qFormat/>
-    <w:pPr>
-      <w:suppressLineNumbers/>
-    </w:pPr>
-  </w:style>
-  <w:style w:type="paragraph" w:customStyle="1" w:styleId="Nagwektabeli">
-    <w:name w:val="Nagłówek tabeli"/>
-    <w:basedOn w:val="Zawartotabeli"/>
-    <w:qFormat/>
-    <w:pPr>
-      <w:jc w:val="center"/>
-    </w:pPr>
-    <w:rPr>
-      <w:b/>
-      <w:bCs/>
-    </w:rPr>
-  </w:style>
-  <w:style w:type="paragraph" w:styleId="a7">
-    <w:name w:val="footnote text"/>
-    <w:basedOn w:val="a"/>
-    <w:pPr>
-      <w:suppressLineNumbers/>
-      <w:ind w:left="340" w:hanging="340"/>
-    </w:pPr>
-    <w:rPr>
-      <w:sz w:val="20"/>
-      <w:szCs w:val="20"/>
-    </w:rPr>
-  </w:style>
-  <w:style w:type="paragraph" w:customStyle="1" w:styleId="Gwkaistopka">
-    <w:name w:val="Główka i stopka"/>
-    <w:basedOn w:val="a"/>
-    <w:qFormat/>
-    <w:pPr>
-      <w:suppressLineNumbers/>
-      <w:tabs>
-        <w:tab w:val="center" w:pos="4819"/>
-        <w:tab w:val="right" w:pos="9638"/>
-      </w:tabs>
-    </w:pPr>
-  </w:style>
-  <w:style w:type="paragraph" w:styleId="a8">
-    <w:name w:val="footer"/>
-    <w:basedOn w:val="Gwkaistopka"/>
-  </w:style>
 </w:styles>
+</file>
+
+<file path=word/glossary/webSettings.xml><?xml version="1.0" encoding="utf-8"?>
+<w:webSettings xmlns:mc="http://schemas.openxmlformats.org/markup-compatibility/2006" xmlns:r="http://schemas.openxmlformats.org/officeDocument/2006/relationships" xmlns:w="http://schemas.openxmlformats.org/wordprocessingml/2006/main" xmlns:w14="http://schemas.microsoft.com/office/word/2010/wordml" xmlns:w15="http://schemas.microsoft.com/office/word/2012/wordml" xmlns:w16se="http://schemas.microsoft.com/office/word/2015/wordml/symex" mc:Ignorable="w14 w15 w16se">
+  <w:optimizeForBrowser/>
+  <w:allowPNG/>
+</w:webSettings>
 </file>
 
 <file path=word/theme/theme1.xml><?xml version="1.0" encoding="utf-8"?>

--- a/Lab1/LELA1_LAB1_Rah_Sal.docx
+++ b/Lab1/LELA1_LAB1_Rah_Sal.docx
@@ -40,7 +40,7 @@
                     </pic:cNvPicPr>
                   </pic:nvPicPr>
                   <pic:blipFill>
-                    <a:blip r:embed="rId4"/>
+                    <a:blip r:embed="rId5"/>
                     <a:stretch>
                       <a:fillRect/>
                     </a:stretch>
@@ -609,32 +609,6 @@
       <w:pPr>
         <w:rPr>
           <w:rFonts w:ascii="Calibri" w:hAnsi="Calibri"/>
-          <w:i/>
-          <w:iCs/>
-          <w:color w:val="FF0000"/>
-        </w:rPr>
-      </w:pPr>
-      <w:r>
-        <w:rPr>
-          <w:rFonts w:ascii="Calibri" w:hAnsi="Calibri"/>
-          <w:i/>
-          <w:iCs/>
-          <w:color w:val="FF0000"/>
-        </w:rPr>
-        <w:t>Uwaga: ze sprawozdania należy usunąć wskazówki w nawiasach, oznaczone czerwonym kolorem (tę uwagę też).</w:t>
-      </w:r>
-    </w:p>
-    <w:p>
-      <w:pPr>
-        <w:rPr>
-          <w:rFonts w:ascii="Calibri" w:hAnsi="Calibri"/>
-        </w:rPr>
-      </w:pPr>
-    </w:p>
-    <w:p>
-      <w:pPr>
-        <w:rPr>
-          <w:rFonts w:ascii="Calibri" w:hAnsi="Calibri"/>
         </w:rPr>
       </w:pPr>
       <w:r>
@@ -905,13 +879,6 @@
     </w:p>
     <w:p>
       <w:pPr>
-        <w:rPr>
-          <w:rFonts w:ascii="Calibri" w:hAnsi="Calibri"/>
-        </w:rPr>
-      </w:pPr>
-    </w:p>
-    <w:p>
-      <w:pPr>
         <w:jc w:val="both"/>
         <w:rPr>
           <w:rFonts w:ascii="Calibri" w:hAnsi="Calibri"/>
@@ -966,19 +933,16 @@
     </w:p>
     <w:p>
       <w:pPr>
-        <w:jc w:val="both"/>
-        <w:rPr>
-          <w:rFonts w:ascii="Calibri" w:hAnsi="Calibri"/>
-        </w:rPr>
-      </w:pPr>
-      <w:r>
-        <w:rPr>
-          <w:rFonts w:ascii="Calibri" w:hAnsi="Calibri"/>
-          <w:b/>
-          <w:bCs/>
-        </w:rPr>
-        <w:t xml:space="preserve">A. </w:t>
-      </w:r>
+        <w:pStyle w:val="aa"/>
+        <w:numPr>
+          <w:ilvl w:val="0"/>
+          <w:numId w:val="1"/>
+        </w:numPr>
+        <w:jc w:val="both"/>
+        <w:rPr>
+          <w:rFonts w:ascii="Calibri" w:hAnsi="Calibri"/>
+        </w:rPr>
+      </w:pPr>
       <w:r>
         <w:rPr>
           <w:rFonts w:ascii="Calibri" w:hAnsi="Calibri"/>
@@ -988,6 +952,14 @@
     </w:p>
     <w:p>
       <w:pPr>
+        <w:jc w:val="both"/>
+        <w:rPr>
+          <w:rFonts w:ascii="Calibri" w:hAnsi="Calibri"/>
+        </w:rPr>
+      </w:pPr>
+    </w:p>
+    <w:p>
+      <w:pPr>
         <w:jc w:val="center"/>
         <w:rPr>
           <w:rFonts w:ascii="Calibri" w:hAnsi="Calibri"/>
@@ -998,10 +970,10 @@
           <w:rFonts w:ascii="Calibri" w:hAnsi="Calibri"/>
         </w:rPr>
         <w:drawing>
-          <wp:inline distT="0" distB="0" distL="0" distR="0" wp14:anchorId="6BC1B489" wp14:editId="0137D233">
-            <wp:extent cx="1236134" cy="1401627"/>
-            <wp:effectExtent l="0" t="0" r="2540" b="8255"/>
-            <wp:docPr id="16" name="Рисунок 16"/>
+          <wp:inline distT="0" distB="0" distL="0" distR="0" wp14:anchorId="67AAD18F" wp14:editId="5834F8B7">
+            <wp:extent cx="1219200" cy="1270304"/>
+            <wp:effectExtent l="0" t="0" r="0" b="6350"/>
+            <wp:docPr id="20" name="Рисунок 20"/>
             <wp:cNvGraphicFramePr>
               <a:graphicFrameLocks xmlns:a="http://schemas.openxmlformats.org/drawingml/2006/main" noChangeAspect="1"/>
             </wp:cNvGraphicFramePr>
@@ -1013,7 +985,7 @@
                     <pic:cNvPicPr/>
                   </pic:nvPicPr>
                   <pic:blipFill>
-                    <a:blip r:embed="rId5"/>
+                    <a:blip r:embed="rId6"/>
                     <a:stretch>
                       <a:fillRect/>
                     </a:stretch>
@@ -1021,7 +993,7 @@
                   <pic:spPr>
                     <a:xfrm>
                       <a:off x="0" y="0"/>
-                      <a:ext cx="1246437" cy="1413309"/>
+                      <a:ext cx="1226445" cy="1277853"/>
                     </a:xfrm>
                     <a:prstGeom prst="rect">
                       <a:avLst/>
@@ -1036,6 +1008,28 @@
     </w:p>
     <w:p>
       <w:pPr>
+        <w:jc w:val="center"/>
+        <w:rPr>
+          <w:rFonts w:ascii="Calibri" w:hAnsi="Calibri"/>
+        </w:rPr>
+      </w:pPr>
+      <w:r>
+        <w:rPr>
+          <w:rFonts w:ascii="Calibri" w:hAnsi="Calibri"/>
+        </w:rPr>
+        <w:t>Rys 1.1. Schemat ideowy klucza bipolarnego</w:t>
+      </w:r>
+    </w:p>
+    <w:p>
+      <w:pPr>
+        <w:jc w:val="center"/>
+        <w:rPr>
+          <w:rFonts w:ascii="Calibri" w:hAnsi="Calibri"/>
+        </w:rPr>
+      </w:pPr>
+    </w:p>
+    <w:p>
+      <w:pPr>
         <w:rPr>
           <w:rFonts w:ascii="Calibri" w:hAnsi="Calibri"/>
         </w:rPr>
@@ -1060,6 +1054,13 @@
         </w:rPr>
         <w:t xml:space="preserve"> posiadanego tranzystora:</w:t>
       </w:r>
+    </w:p>
+    <w:p>
+      <w:pPr>
+        <w:rPr>
+          <w:rFonts w:ascii="Calibri" w:hAnsi="Calibri"/>
+        </w:rPr>
+      </w:pPr>
       <w:r>
         <w:rPr>
           <w:noProof/>
@@ -1096,10 +1097,32 @@
         <w:rPr>
           <w:rFonts w:ascii="Calibri" w:hAnsi="Calibri"/>
         </w:rPr>
-        <w:t xml:space="preserve"> został zbudowany układ z następnymi parametrami:</w:t>
-      </w:r>
-    </w:p>
-    <w:p>
+        <w:t xml:space="preserve"> został zbudowany układ</w:t>
+      </w:r>
+      <w:r>
+        <w:rPr>
+          <w:rFonts w:ascii="Calibri" w:hAnsi="Calibri"/>
+        </w:rPr>
+        <w:t>(rys 1.1)</w:t>
+      </w:r>
+      <w:r>
+        <w:rPr>
+          <w:rFonts w:ascii="Calibri" w:hAnsi="Calibri"/>
+        </w:rPr>
+        <w:t xml:space="preserve"> z następnymi parametrami:</w:t>
+      </w:r>
+    </w:p>
+    <w:p>
+      <w:pPr>
+        <w:rPr>
+          <w:rFonts w:ascii="Calibri" w:hAnsi="Calibri"/>
+        </w:rPr>
+      </w:pPr>
+    </w:p>
+    <w:p>
+      <w:pPr>
+        <w:jc w:val="center"/>
+      </w:pPr>
       <m:oMath>
         <m:r>
           <w:rPr>
@@ -1111,25 +1134,13 @@
           <w:rPr>
             <w:rFonts w:ascii="Cambria Math" w:hAnsi="Cambria Math"/>
           </w:rPr>
-          <m:t> = 100</m:t>
+          <m:t>1</m:t>
         </m:r>
         <m:r>
           <w:rPr>
             <w:rFonts w:ascii="Cambria Math" w:hAnsi="Cambria Math"/>
           </w:rPr>
-          <m:t>,00</m:t>
-        </m:r>
-        <m:r>
-          <w:rPr>
-            <w:rFonts w:ascii="Cambria Math" w:hAnsi="Cambria Math"/>
-          </w:rPr>
-          <m:t> </m:t>
-        </m:r>
-        <m:r>
-          <w:rPr>
-            <w:rFonts w:ascii="Cambria Math" w:hAnsi="Cambria Math"/>
-          </w:rPr>
-          <m:t>Ω</m:t>
+          <m:t> = 100,00 Ω</m:t>
         </m:r>
       </m:oMath>
       <w:r>
@@ -1146,32 +1157,46 @@
           <w:rPr>
             <w:rFonts w:ascii="Cambria Math" w:hAnsi="Cambria Math"/>
           </w:rPr>
-          <m:t>= 10</m:t>
+          <m:t>1</m:t>
         </m:r>
         <m:r>
           <w:rPr>
             <w:rFonts w:ascii="Cambria Math" w:hAnsi="Cambria Math"/>
           </w:rPr>
-          <m:t>,00</m:t>
-        </m:r>
-        <m:r>
-          <w:rPr>
-            <w:rFonts w:ascii="Cambria Math" w:hAnsi="Cambria Math"/>
-          </w:rPr>
-          <m:t> kΩ</m:t>
+          <m:t>= 10,00 kΩ</m:t>
         </m:r>
       </m:oMath>
     </w:p>
     <w:p>
       <w:pPr>
-        <w:rPr>
-          <w:rFonts w:ascii="Calibri" w:hAnsi="Calibri"/>
-        </w:rPr>
-      </w:pPr>
-      <w:r>
-        <w:rPr>
-          <w:rFonts w:ascii="Calibri" w:hAnsi="Calibri"/>
-        </w:rPr>
+        <w:jc w:val="center"/>
+      </w:pPr>
+    </w:p>
+    <w:p>
+      <w:pPr>
+        <w:rPr>
+          <w:rFonts w:ascii="Calibri" w:hAnsi="Calibri"/>
+        </w:rPr>
+      </w:pPr>
+    </w:p>
+    <w:p>
+      <w:pPr>
+        <w:rPr>
+          <w:rFonts w:ascii="Calibri" w:hAnsi="Calibri"/>
+        </w:rPr>
+      </w:pPr>
+    </w:p>
+    <w:p>
+      <w:pPr>
+        <w:rPr>
+          <w:rFonts w:ascii="Calibri" w:hAnsi="Calibri"/>
+        </w:rPr>
+      </w:pPr>
+      <w:r>
+        <w:rPr>
+          <w:rFonts w:ascii="Calibri" w:hAnsi="Calibri"/>
+        </w:rPr>
+        <w:lastRenderedPageBreak/>
         <w:t>Zmie</w:t>
       </w:r>
       <w:r>
@@ -1197,7 +1222,14 @@
       <w:pPr>
         <w:rPr>
           <w:rFonts w:ascii="Calibri" w:hAnsi="Calibri"/>
-          <w:i/>
+        </w:rPr>
+      </w:pPr>
+    </w:p>
+    <w:p>
+      <w:pPr>
+        <w:jc w:val="center"/>
+        <w:rPr>
+          <w:rFonts w:ascii="Calibri" w:hAnsi="Calibri"/>
         </w:rPr>
       </w:pPr>
       <m:oMath>
@@ -1224,6 +1256,12 @@
                 <w:rFonts w:ascii="Cambria Math" w:hAnsi="Cambria Math"/>
               </w:rPr>
               <m:t>RG</m:t>
+            </m:r>
+            <m:r>
+              <w:rPr>
+                <w:rFonts w:ascii="Cambria Math" w:hAnsi="Cambria Math"/>
+              </w:rPr>
+              <m:t>1</m:t>
             </m:r>
           </m:sub>
         </m:sSub>
@@ -1265,25 +1303,19 @@
               </w:rPr>
               <m:t>RC</m:t>
             </m:r>
+            <m:r>
+              <w:rPr>
+                <w:rFonts w:ascii="Cambria Math" w:hAnsi="Cambria Math"/>
+              </w:rPr>
+              <m:t>1</m:t>
+            </m:r>
           </m:sub>
         </m:sSub>
         <m:r>
           <w:rPr>
             <w:rFonts w:ascii="Cambria Math" w:hAnsi="Cambria Math"/>
           </w:rPr>
-          <m:t>= 10</m:t>
-        </m:r>
-        <m:r>
-          <w:rPr>
-            <w:rFonts w:ascii="Cambria Math" w:hAnsi="Cambria Math"/>
-          </w:rPr>
-          <m:t>,53</m:t>
-        </m:r>
-        <m:r>
-          <w:rPr>
-            <w:rFonts w:ascii="Cambria Math" w:hAnsi="Cambria Math"/>
-          </w:rPr>
-          <m:t xml:space="preserve"> </m:t>
+          <m:t xml:space="preserve">= 10,53 </m:t>
         </m:r>
         <m:r>
           <w:rPr>
@@ -1330,12 +1362,21 @@
           <w:rPr>
             <w:rFonts w:ascii="Cambria Math" w:hAnsi="Cambria Math"/>
           </w:rPr>
-          <m:t> =2,16 V </m:t>
+          <m:t> =2,16 V</m:t>
         </m:r>
       </m:oMath>
     </w:p>
     <w:p>
       <w:pPr>
+        <w:jc w:val="center"/>
+        <w:rPr>
+          <w:rFonts w:ascii="Calibri" w:hAnsi="Calibri"/>
+          <w:i/>
+        </w:rPr>
+      </w:pPr>
+    </w:p>
+    <w:p>
+      <w:pPr>
         <w:rPr>
           <w:rFonts w:ascii="Calibri" w:hAnsi="Calibri"/>
         </w:rPr>
@@ -1346,6 +1387,13 @@
         </w:rPr>
         <w:t>Wyliczono:</w:t>
       </w:r>
+    </w:p>
+    <w:p>
+      <w:pPr>
+        <w:rPr>
+          <w:rFonts w:ascii="Calibri" w:hAnsi="Calibri"/>
+        </w:rPr>
+      </w:pPr>
     </w:p>
     <w:p>
       <w:pPr>
@@ -1359,7 +1407,6 @@
             <w:rPr>
               <w:rFonts w:ascii="Cambria Math" w:hAnsi="Cambria Math"/>
             </w:rPr>
-            <w:lastRenderedPageBreak/>
             <m:t>β</m:t>
           </m:r>
           <m:r>
@@ -1416,6 +1463,12 @@
                     </w:rPr>
                     <m:t>RC</m:t>
                   </m:r>
+                  <m:r>
+                    <w:rPr>
+                      <w:rFonts w:ascii="Cambria Math" w:hAnsi="Cambria Math"/>
+                    </w:rPr>
+                    <m:t>1</m:t>
+                  </m:r>
                 </m:sub>
               </m:sSub>
             </m:num>
@@ -1444,6 +1497,12 @@
                       <w:rFonts w:ascii="Cambria Math" w:hAnsi="Cambria Math"/>
                     </w:rPr>
                     <m:t>RG</m:t>
+                  </m:r>
+                  <m:r>
+                    <w:rPr>
+                      <w:rFonts w:ascii="Cambria Math" w:hAnsi="Cambria Math"/>
+                    </w:rPr>
+                    <m:t>1</m:t>
                   </m:r>
                 </m:sub>
               </m:sSub>
@@ -1502,6 +1561,12 @@
                         </w:rPr>
                         <m:t>RC</m:t>
                       </m:r>
+                      <m:r>
+                        <w:rPr>
+                          <w:rFonts w:ascii="Cambria Math" w:hAnsi="Cambria Math"/>
+                        </w:rPr>
+                        <m:t>1</m:t>
+                      </m:r>
                     </m:sub>
                   </m:sSub>
                 </m:num>
@@ -1511,6 +1576,12 @@
                       <w:rFonts w:ascii="Cambria Math" w:hAnsi="Cambria Math"/>
                     </w:rPr>
                     <m:t>RC</m:t>
+                  </m:r>
+                  <m:r>
+                    <w:rPr>
+                      <w:rFonts w:ascii="Cambria Math" w:hAnsi="Cambria Math"/>
+                    </w:rPr>
+                    <m:t>1</m:t>
                   </m:r>
                 </m:den>
               </m:f>
@@ -1552,6 +1623,12 @@
                         </w:rPr>
                         <m:t>RG</m:t>
                       </m:r>
+                      <m:r>
+                        <w:rPr>
+                          <w:rFonts w:ascii="Cambria Math" w:hAnsi="Cambria Math"/>
+                        </w:rPr>
+                        <m:t>1</m:t>
+                      </m:r>
                     </m:sub>
                   </m:sSub>
                 </m:num>
@@ -1561,6 +1638,12 @@
                       <w:rFonts w:ascii="Cambria Math" w:hAnsi="Cambria Math"/>
                     </w:rPr>
                     <m:t>RG</m:t>
+                  </m:r>
+                  <m:r>
+                    <w:rPr>
+                      <w:rFonts w:ascii="Cambria Math" w:hAnsi="Cambria Math"/>
+                    </w:rPr>
+                    <m:t>1</m:t>
                   </m:r>
                 </m:den>
               </m:f>
@@ -1587,37 +1670,7 @@
                 <w:rPr>
                   <w:rFonts w:ascii="Cambria Math" w:hAnsi="Cambria Math"/>
                 </w:rPr>
-                <m:t>10,53</m:t>
-              </m:r>
-              <m:r>
-                <w:rPr>
-                  <w:rFonts w:ascii="Cambria Math" w:hAnsi="Cambria Math"/>
-                </w:rPr>
-                <m:t> V ∙</m:t>
-              </m:r>
-              <m:r>
-                <w:rPr>
-                  <w:rFonts w:ascii="Cambria Math" w:hAnsi="Cambria Math"/>
-                </w:rPr>
-                <m:t> 10</m:t>
-              </m:r>
-              <m:r>
-                <w:rPr>
-                  <w:rFonts w:ascii="Cambria Math" w:hAnsi="Cambria Math"/>
-                </w:rPr>
-                <m:t xml:space="preserve">,00 </m:t>
-              </m:r>
-              <m:r>
-                <w:rPr>
-                  <w:rFonts w:ascii="Cambria Math" w:hAnsi="Cambria Math"/>
-                </w:rPr>
-                <m:t>k</m:t>
-              </m:r>
-              <m:r>
-                <w:rPr>
-                  <w:rFonts w:ascii="Cambria Math" w:hAnsi="Cambria Math"/>
-                </w:rPr>
-                <m:t>Ω</m:t>
+                <m:t>10,53 V ∙ 10,00 kΩ</m:t>
               </m:r>
             </m:num>
             <m:den>
@@ -1625,19 +1678,7 @@
                 <w:rPr>
                   <w:rFonts w:ascii="Cambria Math" w:hAnsi="Cambria Math"/>
                 </w:rPr>
-                <m:t>4,17 V ∙ 10</m:t>
-              </m:r>
-              <m:r>
-                <w:rPr>
-                  <w:rFonts w:ascii="Cambria Math" w:hAnsi="Cambria Math"/>
-                </w:rPr>
-                <m:t>0</m:t>
-              </m:r>
-              <m:r>
-                <w:rPr>
-                  <w:rFonts w:ascii="Cambria Math" w:hAnsi="Cambria Math"/>
-                </w:rPr>
-                <m:t>,00 kΩ</m:t>
+                <m:t>4,17 V ∙ 100,00 kΩ</m:t>
               </m:r>
             </m:den>
           </m:f>
@@ -1645,13 +1686,7 @@
             <w:rPr>
               <w:rFonts w:ascii="Cambria Math" w:hAnsi="Cambria Math"/>
             </w:rPr>
-            <m:t> = </m:t>
-          </m:r>
-          <m:r>
-            <w:rPr>
-              <w:rFonts w:ascii="Cambria Math" w:hAnsi="Cambria Math"/>
-            </w:rPr>
-            <m:t xml:space="preserve">252,51 </m:t>
+            <m:t xml:space="preserve"> = 252,51 </m:t>
           </m:r>
           <m:r>
             <m:rPr>
@@ -1674,6 +1709,121 @@
     </w:p>
     <w:p>
       <w:pPr>
+        <w:rPr>
+          <w:rFonts w:ascii="Calibri" w:hAnsi="Calibri"/>
+        </w:rPr>
+      </w:pPr>
+    </w:p>
+    <w:p>
+      <w:pPr>
+        <w:rPr>
+          <w:rFonts w:ascii="Calibri" w:hAnsi="Calibri"/>
+        </w:rPr>
+      </w:pPr>
+      <w:r>
+        <w:rPr>
+          <w:rFonts w:ascii="Calibri" w:hAnsi="Calibri"/>
+        </w:rPr>
+        <w:t>Zbudujemy układ z „diopornikiem”</w:t>
+      </w:r>
+    </w:p>
+    <w:p>
+      <w:pPr>
+        <w:rPr>
+          <w:rFonts w:ascii="Calibri" w:hAnsi="Calibri"/>
+        </w:rPr>
+      </w:pPr>
+    </w:p>
+    <w:p>
+      <w:pPr>
+        <w:jc w:val="center"/>
+        <w:rPr>
+          <w:rFonts w:ascii="Calibri" w:hAnsi="Calibri"/>
+        </w:rPr>
+      </w:pPr>
+      <w:r>
+        <w:rPr>
+          <w:rFonts w:ascii="Calibri" w:hAnsi="Calibri"/>
+        </w:rPr>
+        <w:drawing>
+          <wp:inline distT="0" distB="0" distL="0" distR="0" wp14:anchorId="33927351" wp14:editId="0A8D8691">
+            <wp:extent cx="914400" cy="1068103"/>
+            <wp:effectExtent l="0" t="0" r="0" b="0"/>
+            <wp:docPr id="17" name="Рисунок 17"/>
+            <wp:cNvGraphicFramePr>
+              <a:graphicFrameLocks xmlns:a="http://schemas.openxmlformats.org/drawingml/2006/main" noChangeAspect="1"/>
+            </wp:cNvGraphicFramePr>
+            <a:graphic xmlns:a="http://schemas.openxmlformats.org/drawingml/2006/main">
+              <a:graphicData uri="http://schemas.openxmlformats.org/drawingml/2006/picture">
+                <pic:pic xmlns:pic="http://schemas.openxmlformats.org/drawingml/2006/picture">
+                  <pic:nvPicPr>
+                    <pic:cNvPr id="1" name=""/>
+                    <pic:cNvPicPr/>
+                  </pic:nvPicPr>
+                  <pic:blipFill>
+                    <a:blip r:embed="rId7"/>
+                    <a:stretch>
+                      <a:fillRect/>
+                    </a:stretch>
+                  </pic:blipFill>
+                  <pic:spPr>
+                    <a:xfrm>
+                      <a:off x="0" y="0"/>
+                      <a:ext cx="932803" cy="1089600"/>
+                    </a:xfrm>
+                    <a:prstGeom prst="rect">
+                      <a:avLst/>
+                    </a:prstGeom>
+                  </pic:spPr>
+                </pic:pic>
+              </a:graphicData>
+            </a:graphic>
+          </wp:inline>
+        </w:drawing>
+      </w:r>
+    </w:p>
+    <w:p>
+      <w:pPr>
+        <w:jc w:val="center"/>
+        <w:rPr>
+          <w:rFonts w:ascii="Calibri" w:hAnsi="Calibri"/>
+        </w:rPr>
+      </w:pPr>
+      <w:r>
+        <w:rPr>
+          <w:rFonts w:ascii="Calibri" w:hAnsi="Calibri"/>
+        </w:rPr>
+        <w:t>Rys 1.2</w:t>
+      </w:r>
+      <w:r>
+        <w:rPr>
+          <w:rFonts w:ascii="Calibri" w:hAnsi="Calibri"/>
+        </w:rPr>
+        <w:t>. Schemat ideowy klucza bipolarnego</w:t>
+      </w:r>
+      <w:r>
+        <w:rPr>
+          <w:rFonts w:ascii="Calibri" w:hAnsi="Calibri"/>
+        </w:rPr>
+        <w:t xml:space="preserve"> z </w:t>
+      </w:r>
+      <w:r>
+        <w:rPr>
+          <w:rFonts w:ascii="Calibri" w:hAnsi="Calibri"/>
+        </w:rPr>
+        <w:t>„diopornikiem”</w:t>
+      </w:r>
+    </w:p>
+    <w:p>
+      <w:pPr>
+        <w:jc w:val="center"/>
+        <w:rPr>
+          <w:rFonts w:ascii="Calibri" w:hAnsi="Calibri"/>
+        </w:rPr>
+      </w:pPr>
+    </w:p>
+    <w:p>
+      <w:pPr>
         <w:jc w:val="both"/>
         <w:rPr>
           <w:rFonts w:ascii="Calibri" w:hAnsi="Calibri"/>
@@ -1697,62 +1847,288 @@
         <w:rPr>
           <w:rFonts w:ascii="Calibri" w:hAnsi="Calibri"/>
         </w:rPr>
-        <w:t> = 13k wyznaczono w następujący sposób:</w:t>
-      </w:r>
-    </w:p>
-    <w:p>
-      <w:pPr>
-        <w:jc w:val="both"/>
-        <w:rPr>
-          <w:rFonts w:ascii="Calibri" w:hAnsi="Calibri"/>
-        </w:rPr>
-      </w:pPr>
-      <w:sdt>
-        <w:sdtPr>
-          <w:rPr>
-            <w:rFonts w:ascii="Cambria Math" w:hAnsi="Cambria Math"/>
-            <w:i/>
-          </w:rPr>
-          <w:id w:val="153263467"/>
-          <w:placeholder>
-            <w:docPart w:val="DefaultPlaceholder_2098659788"/>
-          </w:placeholder>
-          <w:temporary/>
-          <w:showingPlcHdr/>
-          <w:equation/>
-        </w:sdtPr>
-        <w:sdtContent>
-          <w:bookmarkStart w:id="0" w:name="_GoBack"/>
-          <m:oMathPara>
-            <m:oMath>
+        <w:t xml:space="preserve"> wyznaczono w następujący sposób:</w:t>
+      </w:r>
+    </w:p>
+    <w:p>
+      <w:pPr>
+        <w:jc w:val="both"/>
+        <w:rPr>
+          <w:rFonts w:ascii="Calibri" w:hAnsi="Calibri"/>
+        </w:rPr>
+      </w:pPr>
+    </w:p>
+    <w:p>
+      <w:pPr>
+        <w:jc w:val="both"/>
+        <w:rPr>
+          <w:rFonts w:ascii="Calibri" w:hAnsi="Calibri"/>
+        </w:rPr>
+      </w:pPr>
+      <m:oMathPara>
+        <m:oMath>
+          <m:sSub>
+            <m:sSubPr>
+              <m:ctrlPr>
+                <w:rPr>
+                  <w:rFonts w:ascii="Cambria Math" w:hAnsi="Cambria Math"/>
+                  <w:i/>
+                </w:rPr>
+              </m:ctrlPr>
+            </m:sSubPr>
+            <m:e>
               <m:r>
                 <w:rPr>
-                  <w:rStyle w:val="a9"/>
                   <w:rFonts w:ascii="Cambria Math" w:hAnsi="Cambria Math"/>
                 </w:rPr>
-                <m:t>Место для уравнения.</m:t>
+                <m:t>I</m:t>
               </m:r>
-              <w:bookmarkEnd w:id="0"/>
-            </m:oMath>
-          </m:oMathPara>
-        </w:sdtContent>
-      </w:sdt>
-    </w:p>
-    <w:p>
-      <w:pPr>
-        <w:jc w:val="both"/>
-        <w:rPr>
-          <w:rFonts w:ascii="Calibri" w:hAnsi="Calibri"/>
-        </w:rPr>
-      </w:pPr>
-    </w:p>
-    <w:p>
-      <w:pPr>
-        <w:jc w:val="both"/>
-        <w:rPr>
-          <w:rFonts w:ascii="Calibri" w:hAnsi="Calibri"/>
-          <w:b/>
-          <w:bCs/>
+            </m:e>
+            <m:sub>
+              <m:sSub>
+                <m:sSubPr>
+                  <m:ctrlPr>
+                    <w:rPr>
+                      <w:rFonts w:ascii="Cambria Math" w:hAnsi="Cambria Math"/>
+                      <w:i/>
+                    </w:rPr>
+                  </m:ctrlPr>
+                </m:sSubPr>
+                <m:e>
+                  <m:r>
+                    <w:rPr>
+                      <w:rFonts w:ascii="Cambria Math" w:hAnsi="Cambria Math"/>
+                    </w:rPr>
+                    <m:t>b</m:t>
+                  </m:r>
+                </m:e>
+                <m:sub>
+                  <m:r>
+                    <w:rPr>
+                      <w:rFonts w:ascii="Cambria Math" w:hAnsi="Cambria Math"/>
+                    </w:rPr>
+                    <m:t>min</m:t>
+                  </m:r>
+                </m:sub>
+              </m:sSub>
+              <m:r>
+                <w:rPr>
+                  <w:rFonts w:ascii="Cambria Math" w:hAnsi="Cambria Math"/>
+                </w:rPr>
+                <m:t> </m:t>
+              </m:r>
+            </m:sub>
+          </m:sSub>
+          <m:r>
+            <w:rPr>
+              <w:rFonts w:ascii="Cambria Math" w:hAnsi="Cambria Math"/>
+            </w:rPr>
+            <m:t>= </m:t>
+          </m:r>
+          <m:f>
+            <m:fPr>
+              <m:ctrlPr>
+                <w:rPr>
+                  <w:rFonts w:ascii="Cambria Math" w:hAnsi="Cambria Math"/>
+                  <w:i/>
+                </w:rPr>
+              </m:ctrlPr>
+            </m:fPr>
+            <m:num>
+              <m:sSub>
+                <m:sSubPr>
+                  <m:ctrlPr>
+                    <w:rPr>
+                      <w:rFonts w:ascii="Cambria Math" w:hAnsi="Cambria Math"/>
+                      <w:i/>
+                    </w:rPr>
+                  </m:ctrlPr>
+                </m:sSubPr>
+                <m:e>
+                  <m:r>
+                    <w:rPr>
+                      <w:rFonts w:ascii="Cambria Math" w:hAnsi="Cambria Math"/>
+                    </w:rPr>
+                    <m:t>I</m:t>
+                  </m:r>
+                </m:e>
+                <m:sub>
+                  <m:r>
+                    <w:rPr>
+                      <w:rFonts w:ascii="Cambria Math" w:hAnsi="Cambria Math"/>
+                    </w:rPr>
+                    <m:t>RC</m:t>
+                  </m:r>
+                </m:sub>
+              </m:sSub>
+            </m:num>
+            <m:den>
+              <m:r>
+                <w:rPr>
+                  <w:rFonts w:ascii="Cambria Math" w:hAnsi="Cambria Math"/>
+                </w:rPr>
+                <m:t>β</m:t>
+              </m:r>
+            </m:den>
+          </m:f>
+          <m:r>
+            <w:rPr>
+              <w:rFonts w:ascii="Cambria Math" w:hAnsi="Cambria Math"/>
+            </w:rPr>
+            <m:t>=</m:t>
+          </m:r>
+          <m:f>
+            <m:fPr>
+              <m:ctrlPr>
+                <w:rPr>
+                  <w:rFonts w:ascii="Cambria Math" w:hAnsi="Cambria Math"/>
+                  <w:i/>
+                </w:rPr>
+              </m:ctrlPr>
+            </m:fPr>
+            <m:num>
+              <m:f>
+                <m:fPr>
+                  <m:ctrlPr>
+                    <w:rPr>
+                      <w:rFonts w:ascii="Cambria Math" w:hAnsi="Cambria Math"/>
+                      <w:i/>
+                    </w:rPr>
+                  </m:ctrlPr>
+                </m:fPr>
+                <m:num>
+                  <m:sSub>
+                    <m:sSubPr>
+                      <m:ctrlPr>
+                        <w:rPr>
+                          <w:rFonts w:ascii="Cambria Math" w:hAnsi="Cambria Math"/>
+                          <w:i/>
+                        </w:rPr>
+                      </m:ctrlPr>
+                    </m:sSubPr>
+                    <m:e>
+                      <m:r>
+                        <w:rPr>
+                          <w:rFonts w:ascii="Cambria Math" w:hAnsi="Cambria Math"/>
+                        </w:rPr>
+                        <m:t>U</m:t>
+                      </m:r>
+                    </m:e>
+                    <m:sub>
+                      <m:r>
+                        <w:rPr>
+                          <w:rFonts w:ascii="Cambria Math" w:hAnsi="Cambria Math"/>
+                        </w:rPr>
+                        <m:t>cc</m:t>
+                      </m:r>
+                    </m:sub>
+                  </m:sSub>
+                </m:num>
+                <m:den>
+                  <m:r>
+                    <w:rPr>
+                      <w:rFonts w:ascii="Cambria Math" w:hAnsi="Cambria Math"/>
+                    </w:rPr>
+                    <m:t>RC</m:t>
+                  </m:r>
+                </m:den>
+              </m:f>
+            </m:num>
+            <m:den>
+              <m:r>
+                <w:rPr>
+                  <w:rFonts w:ascii="Cambria Math" w:hAnsi="Cambria Math"/>
+                </w:rPr>
+                <m:t>β</m:t>
+              </m:r>
+            </m:den>
+          </m:f>
+          <m:r>
+            <w:rPr>
+              <w:rFonts w:ascii="Cambria Math" w:hAnsi="Cambria Math"/>
+            </w:rPr>
+            <m:t>=</m:t>
+          </m:r>
+          <m:f>
+            <m:fPr>
+              <m:ctrlPr>
+                <w:rPr>
+                  <w:rFonts w:ascii="Cambria Math" w:hAnsi="Cambria Math"/>
+                  <w:i/>
+                </w:rPr>
+              </m:ctrlPr>
+            </m:fPr>
+            <m:num>
+              <m:f>
+                <m:fPr>
+                  <m:ctrlPr>
+                    <w:rPr>
+                      <w:rFonts w:ascii="Cambria Math" w:hAnsi="Cambria Math"/>
+                      <w:i/>
+                    </w:rPr>
+                  </m:ctrlPr>
+                </m:fPr>
+                <m:num>
+                  <m:r>
+                    <w:rPr>
+                      <w:rFonts w:ascii="Cambria Math" w:hAnsi="Cambria Math"/>
+                    </w:rPr>
+                    <m:t>13,00 V</m:t>
+                  </m:r>
+                </m:num>
+                <m:den>
+                  <m:r>
+                    <w:rPr>
+                      <w:rFonts w:ascii="Cambria Math" w:hAnsi="Cambria Math"/>
+                    </w:rPr>
+                    <m:t>1</m:t>
+                  </m:r>
+                  <m:r>
+                    <w:rPr>
+                      <w:rFonts w:ascii="Cambria Math" w:hAnsi="Cambria Math"/>
+                    </w:rPr>
+                    <m:t>,00</m:t>
+                  </m:r>
+                  <m:r>
+                    <w:rPr>
+                      <w:rFonts w:ascii="Cambria Math" w:hAnsi="Cambria Math"/>
+                    </w:rPr>
+                    <m:t xml:space="preserve"> kΩ</m:t>
+                  </m:r>
+                </m:den>
+              </m:f>
+            </m:num>
+            <m:den>
+              <m:r>
+                <w:rPr>
+                  <w:rFonts w:ascii="Cambria Math" w:hAnsi="Cambria Math"/>
+                </w:rPr>
+                <m:t>252,51</m:t>
+              </m:r>
+            </m:den>
+          </m:f>
+          <m:r>
+            <w:rPr>
+              <w:rFonts w:ascii="Cambria Math" w:hAnsi="Cambria Math"/>
+            </w:rPr>
+            <m:t> =0,052 mA </m:t>
+          </m:r>
+        </m:oMath>
+      </m:oMathPara>
+    </w:p>
+    <w:p>
+      <w:pPr>
+        <w:jc w:val="both"/>
+        <w:rPr>
+          <w:rFonts w:ascii="Calibri" w:hAnsi="Calibri"/>
+        </w:rPr>
+      </w:pPr>
+    </w:p>
+    <w:p>
+      <w:pPr>
+        <w:jc w:val="both"/>
+        <w:rPr>
+          <w:rFonts w:ascii="Calibri" w:hAnsi="Calibri"/>
         </w:rPr>
       </w:pPr>
       <m:oMathPara>
@@ -1836,10 +2212,67 @@
                 <w:rPr>
                   <w:rFonts w:ascii="Cambria Math" w:hAnsi="Cambria Math"/>
                 </w:rPr>
-                <m:t>*3</m:t>
+                <m:t> ∙ </m:t>
+              </m:r>
+              <m:r>
+                <w:rPr>
+                  <w:rFonts w:ascii="Cambria Math" w:hAnsi="Cambria Math"/>
+                </w:rPr>
+                <m:t>3</m:t>
               </m:r>
             </m:den>
           </m:f>
+          <m:r>
+            <w:rPr>
+              <w:rFonts w:ascii="Cambria Math" w:hAnsi="Cambria Math"/>
+            </w:rPr>
+            <m:t> = </m:t>
+          </m:r>
+          <m:f>
+            <m:fPr>
+              <m:ctrlPr>
+                <w:rPr>
+                  <w:rFonts w:ascii="Cambria Math" w:hAnsi="Cambria Math"/>
+                  <w:bCs/>
+                  <w:i/>
+                </w:rPr>
+              </m:ctrlPr>
+            </m:fPr>
+            <m:num>
+              <m:r>
+                <w:rPr>
+                  <w:rFonts w:ascii="Cambria Math" w:hAnsi="Cambria Math"/>
+                </w:rPr>
+                <m:t>2,16 V</m:t>
+              </m:r>
+            </m:num>
+            <m:den>
+              <m:r>
+                <w:rPr>
+                  <w:rFonts w:ascii="Cambria Math" w:hAnsi="Cambria Math"/>
+                </w:rPr>
+                <m:t>3 ∙ </m:t>
+              </m:r>
+              <m:r>
+                <w:rPr>
+                  <w:rFonts w:ascii="Cambria Math" w:hAnsi="Cambria Math"/>
+                </w:rPr>
+                <m:t>0,052 mA</m:t>
+              </m:r>
+            </m:den>
+          </m:f>
+          <m:r>
+            <w:rPr>
+              <w:rFonts w:ascii="Cambria Math" w:hAnsi="Cambria Math"/>
+            </w:rPr>
+            <m:t xml:space="preserve">=13,84 </m:t>
+          </m:r>
+          <m:r>
+            <w:rPr>
+              <w:rFonts w:ascii="Cambria Math" w:hAnsi="Cambria Math"/>
+            </w:rPr>
+            <m:t>kΩ</m:t>
+          </m:r>
         </m:oMath>
       </m:oMathPara>
     </w:p>
@@ -1853,9 +2286,65 @@
       <w:r>
         <w:rPr>
           <w:rFonts w:ascii="Calibri" w:hAnsi="Calibri"/>
+        </w:rPr>
+        <w:br/>
+      </w:r>
+      <w:r>
+        <w:rPr>
+          <w:rFonts w:ascii="Calibri" w:hAnsi="Calibri"/>
+        </w:rPr>
+        <w:t>w typowym szeregu E24 takiego opornika nie ma, więc</w:t>
+      </w:r>
+      <w:r>
+        <w:rPr>
+          <w:rFonts w:ascii="Calibri" w:hAnsi="Calibri"/>
+        </w:rPr>
+        <w:t xml:space="preserve"> </w:t>
+      </w:r>
+      <m:oMath>
+        <m:r>
+          <w:rPr>
+            <w:rFonts w:ascii="Cambria Math" w:hAnsi="Cambria Math"/>
+          </w:rPr>
+          <m:t>RG=13 </m:t>
+        </m:r>
+        <m:r>
+          <w:rPr>
+            <w:rFonts w:ascii="Cambria Math" w:hAnsi="Cambria Math"/>
+          </w:rPr>
+          <m:t>kΩ</m:t>
+        </m:r>
+      </m:oMath>
+      <w:r>
+        <w:rPr>
+          <w:rFonts w:ascii="Calibri" w:hAnsi="Calibri"/>
+        </w:rPr>
+        <w:t xml:space="preserve"> </w:t>
+      </w:r>
+    </w:p>
+    <w:p>
+      <w:pPr>
+        <w:jc w:val="both"/>
+        <w:rPr>
+          <w:rFonts w:ascii="Calibri" w:hAnsi="Calibri"/>
           <w:b/>
           <w:bCs/>
         </w:rPr>
+      </w:pPr>
+    </w:p>
+    <w:p>
+      <w:pPr>
+        <w:jc w:val="both"/>
+        <w:rPr>
+          <w:rFonts w:ascii="Calibri" w:hAnsi="Calibri"/>
+        </w:rPr>
+      </w:pPr>
+      <w:r>
+        <w:rPr>
+          <w:rFonts w:ascii="Calibri" w:hAnsi="Calibri"/>
+          <w:b/>
+          <w:bCs/>
+        </w:rPr>
         <w:t>B.</w:t>
       </w:r>
       <w:r>
@@ -1877,6 +2366,8 @@
       <w:pPr>
         <w:rPr>
           <w:rFonts w:ascii="Calibri" w:hAnsi="Calibri"/>
+          <w:noProof/>
+          <w:lang w:eastAsia="ru-RU" w:bidi="ar-SA"/>
         </w:rPr>
       </w:pPr>
       <w:r>
@@ -1901,8 +2392,31 @@
         </w:rPr>
         <w:t>:</w:t>
       </w:r>
-    </w:p>
-    <w:p>
+      <w:r>
+        <w:rPr>
+          <w:rFonts w:ascii="Calibri" w:hAnsi="Calibri"/>
+          <w:noProof/>
+          <w:lang w:eastAsia="ru-RU" w:bidi="ar-SA"/>
+        </w:rPr>
+        <w:t xml:space="preserve"> </w:t>
+      </w:r>
+    </w:p>
+    <w:p>
+      <w:pPr>
+        <w:rPr>
+          <w:rFonts w:ascii="Calibri" w:hAnsi="Calibri"/>
+          <w:noProof/>
+          <w:lang w:eastAsia="ru-RU" w:bidi="ar-SA"/>
+        </w:rPr>
+      </w:pPr>
+    </w:p>
+    <w:p>
+      <w:pPr>
+        <w:jc w:val="center"/>
+        <w:rPr>
+          <w:rFonts w:ascii="Calibri" w:hAnsi="Calibri"/>
+        </w:rPr>
+      </w:pPr>
       <w:r>
         <w:rPr>
           <w:rFonts w:ascii="Calibri" w:hAnsi="Calibri"/>
@@ -1910,17 +2424,9 @@
           <w:lang w:val="ru-RU" w:eastAsia="ru-RU" w:bidi="ar-SA"/>
         </w:rPr>
         <w:drawing>
-          <wp:anchor distT="0" distB="0" distL="0" distR="0" simplePos="0" relativeHeight="3" behindDoc="0" locked="0" layoutInCell="0" allowOverlap="1">
-            <wp:simplePos x="0" y="0"/>
-            <wp:positionH relativeFrom="column">
-              <wp:align>center</wp:align>
-            </wp:positionH>
-            <wp:positionV relativeFrom="paragraph">
-              <wp:posOffset>635</wp:posOffset>
-            </wp:positionV>
-            <wp:extent cx="6120130" cy="3585845"/>
-            <wp:effectExtent l="0" t="0" r="0" b="0"/>
-            <wp:wrapSquare wrapText="largest"/>
+          <wp:inline distT="0" distB="0" distL="0" distR="0" wp14:anchorId="4205A2C6" wp14:editId="6D426B88">
+            <wp:extent cx="3335655" cy="1953895"/>
+            <wp:effectExtent l="0" t="0" r="0" b="8255"/>
             <wp:docPr id="2" name="Obraz2"/>
             <wp:cNvGraphicFramePr>
               <a:graphicFrameLocks xmlns:a="http://schemas.openxmlformats.org/drawingml/2006/main" noChangeAspect="1"/>
@@ -1935,7 +2441,13 @@
                     </pic:cNvPicPr>
                   </pic:nvPicPr>
                   <pic:blipFill>
-                    <a:blip r:embed="rId6"/>
+                    <a:blip r:embed="rId8" cstate="print">
+                      <a:extLst>
+                        <a:ext uri="{28A0092B-C50C-407E-A947-70E740481C1C}">
+                          <a14:useLocalDpi xmlns:a14="http://schemas.microsoft.com/office/drawing/2010/main" val="0"/>
+                        </a:ext>
+                      </a:extLst>
+                    </a:blip>
                     <a:stretch>
                       <a:fillRect/>
                     </a:stretch>
@@ -1943,7 +2455,7 @@
                   <pic:spPr bwMode="auto">
                     <a:xfrm>
                       <a:off x="0" y="0"/>
-                      <a:ext cx="6120130" cy="3585845"/>
+                      <a:ext cx="3335655" cy="1953895"/>
                     </a:xfrm>
                     <a:prstGeom prst="rect">
                       <a:avLst/>
@@ -1953,39 +2465,55 @@
                 </pic:pic>
               </a:graphicData>
             </a:graphic>
-          </wp:anchor>
+          </wp:inline>
         </w:drawing>
       </w:r>
     </w:p>
     <w:p>
       <w:pPr>
-        <w:rPr>
-          <w:rFonts w:ascii="Calibri" w:hAnsi="Calibri"/>
-          <w:i/>
-          <w:iCs/>
-          <w:color w:val="FF0000"/>
-        </w:rPr>
-      </w:pPr>
-      <w:r>
-        <w:rPr>
-          <w:rFonts w:ascii="Calibri" w:hAnsi="Calibri"/>
-          <w:i/>
-          <w:iCs/>
-          <w:color w:val="FF0000"/>
-        </w:rPr>
-        <w:t>(tu zamieść zrzuty ekranu oscyloskopu, z prowadzącym uzgodnij co powinny zawierać)</w:t>
-      </w:r>
-    </w:p>
-    <w:p>
-      <w:pPr>
-        <w:rPr>
-          <w:rFonts w:ascii="Calibri" w:hAnsi="Calibri"/>
-        </w:rPr>
-      </w:pPr>
-      <w:r>
-        <w:rPr>
-          <w:rFonts w:ascii="Calibri" w:hAnsi="Calibri"/>
-        </w:rPr>
+        <w:jc w:val="center"/>
+        <w:rPr>
+          <w:rFonts w:ascii="Calibri" w:hAnsi="Calibri"/>
+        </w:rPr>
+      </w:pPr>
+      <w:r>
+        <w:rPr>
+          <w:rFonts w:ascii="Calibri" w:hAnsi="Calibri"/>
+        </w:rPr>
+        <w:t>Rys 1.3.</w:t>
+      </w:r>
+      <w:r>
+        <w:rPr>
+          <w:rFonts w:ascii="Calibri" w:hAnsi="Calibri"/>
+        </w:rPr>
+        <w:t xml:space="preserve"> CH1 – sygnał z generatora, CH2 – napięcie na kolektorze tranzystora T1</w:t>
+      </w:r>
+    </w:p>
+    <w:p>
+      <w:pPr>
+        <w:rPr>
+          <w:rFonts w:ascii="Calibri" w:hAnsi="Calibri"/>
+        </w:rPr>
+      </w:pPr>
+    </w:p>
+    <w:p>
+      <w:pPr>
+        <w:rPr>
+          <w:rFonts w:ascii="Calibri" w:hAnsi="Calibri"/>
+        </w:rPr>
+      </w:pPr>
+    </w:p>
+    <w:p>
+      <w:pPr>
+        <w:rPr>
+          <w:rFonts w:ascii="Calibri" w:hAnsi="Calibri"/>
+        </w:rPr>
+      </w:pPr>
+      <w:r>
+        <w:rPr>
+          <w:rFonts w:ascii="Calibri" w:hAnsi="Calibri"/>
+        </w:rPr>
+        <w:lastRenderedPageBreak/>
         <w:t>Czy Twoim zdaniem ten klucz działa poprawnie?</w:t>
       </w:r>
     </w:p>
@@ -1993,19 +2521,35 @@
       <w:pPr>
         <w:rPr>
           <w:rFonts w:ascii="Calibri" w:hAnsi="Calibri"/>
-          <w:i/>
-          <w:iCs/>
-          <w:color w:val="FF0000"/>
-        </w:rPr>
-      </w:pPr>
-      <w:r>
-        <w:rPr>
-          <w:rFonts w:ascii="Calibri" w:hAnsi="Calibri"/>
-          <w:i/>
-          <w:iCs/>
-          <w:color w:val="FF0000"/>
-        </w:rPr>
-        <w:t>(uzasadnij odpowiedź!)</w:t>
+        </w:rPr>
+      </w:pPr>
+    </w:p>
+    <w:p>
+      <w:pPr>
+        <w:spacing w:after="120"/>
+        <w:rPr>
+          <w:rFonts w:ascii="Calibri" w:hAnsi="Calibri"/>
+        </w:rPr>
+      </w:pPr>
+      <w:r>
+        <w:rPr>
+          <w:rFonts w:ascii="Calibri" w:hAnsi="Calibri"/>
+        </w:rPr>
+        <w:t>Tak. W stanie włączenia nie odkłada się na nim napięcie, więc klucz działa poprawnie, tranzystor</w:t>
+      </w:r>
+    </w:p>
+    <w:p>
+      <w:pPr>
+        <w:spacing w:after="120"/>
+        <w:rPr>
+          <w:rFonts w:ascii="Calibri" w:hAnsi="Calibri"/>
+        </w:rPr>
+      </w:pPr>
+      <w:r>
+        <w:rPr>
+          <w:rFonts w:ascii="Calibri" w:hAnsi="Calibri"/>
+        </w:rPr>
+        <w:t>znajduje się w stanie nasycenia.</w:t>
       </w:r>
     </w:p>
     <w:p>
@@ -2062,34 +2606,283 @@
         <w:rPr>
           <w:rFonts w:ascii="Calibri" w:hAnsi="Calibri"/>
         </w:rPr>
-        <w:t>If=1,32 mA</w:t>
-      </w:r>
-    </w:p>
-    <w:p>
-      <w:pPr>
-        <w:rPr>
-          <w:rFonts w:ascii="Calibri" w:hAnsi="Calibri"/>
-          <w:i/>
-          <w:iCs/>
+        <w:t>Na generatorze</w:t>
+      </w:r>
+      <w:r>
+        <w:rPr>
+          <w:rFonts w:ascii="Calibri" w:hAnsi="Calibri"/>
+        </w:rPr>
+        <w:t xml:space="preserve"> został ustawiony sygnał o częstotliwości </w:t>
+      </w:r>
+      <w:r>
+        <w:rPr>
+          <w:rFonts w:ascii="Calibri" w:hAnsi="Calibri"/>
+        </w:rPr>
+        <w:t>1</w:t>
+      </w:r>
+      <w:r>
+        <w:rPr>
+          <w:rFonts w:ascii="Calibri" w:hAnsi="Calibri"/>
+        </w:rPr>
+        <w:t>k</w:t>
+      </w:r>
+      <w:r>
+        <w:rPr>
+          <w:rFonts w:ascii="Calibri" w:hAnsi="Calibri"/>
+        </w:rPr>
+        <w:t>Hz</w:t>
+      </w:r>
+      <w:r>
+        <w:rPr>
+          <w:rFonts w:ascii="Calibri" w:hAnsi="Calibri"/>
+        </w:rPr>
+        <w:t>. Spadek napięcia został zmierzony na r</w:t>
+      </w:r>
+      <w:r>
+        <w:rPr>
+          <w:rFonts w:ascii="Calibri" w:hAnsi="Calibri"/>
+        </w:rPr>
+        <w:t xml:space="preserve">ezystorze 1 kΩ w „dioporniku” w </w:t>
+      </w:r>
+      <w:r>
+        <w:rPr>
+          <w:rFonts w:ascii="Calibri" w:hAnsi="Calibri"/>
+        </w:rPr>
+        <w:t>momencie świecenia się diody. Ze zmierzonej wartości napięcia i war</w:t>
+      </w:r>
+      <w:r>
+        <w:rPr>
+          <w:rFonts w:ascii="Calibri" w:hAnsi="Calibri"/>
+        </w:rPr>
+        <w:t xml:space="preserve">tości opornika policzony został </w:t>
+      </w:r>
+      <w:r>
+        <w:rPr>
+          <w:rFonts w:ascii="Calibri" w:hAnsi="Calibri"/>
+        </w:rPr>
+        <w:t>prąd przez niego płynący a dokładnie taki sam prąd płynie przez diodę.</w:t>
+      </w:r>
+    </w:p>
+    <w:p>
+      <w:pPr>
+        <w:rPr>
+          <w:rFonts w:ascii="Calibri" w:hAnsi="Calibri"/>
           <w:color w:val="FF0000"/>
         </w:rPr>
       </w:pPr>
-      <w:r>
-        <w:rPr>
-          <w:rFonts w:ascii="Calibri" w:hAnsi="Calibri"/>
-          <w:i/>
-          <w:iCs/>
+    </w:p>
+    <w:p>
+      <w:pPr>
+        <w:rPr>
+          <w:rFonts w:ascii="Calibri" w:hAnsi="Calibri"/>
           <w:color w:val="FF0000"/>
         </w:rPr>
-        <w:t>(opisz sposób wyznaczenia tego prądu i podaj uzyskany wynik)</w:t>
-      </w:r>
-    </w:p>
-    <w:p>
-      <w:pPr>
-        <w:rPr>
-          <w:rFonts w:ascii="Calibri" w:hAnsi="Calibri"/>
-        </w:rPr>
-      </w:pPr>
+      </w:pPr>
+      <m:oMathPara>
+        <m:oMath>
+          <m:sSub>
+            <m:sSubPr>
+              <m:ctrlPr>
+                <w:rPr>
+                  <w:rFonts w:ascii="Cambria Math" w:hAnsi="Cambria Math"/>
+                  <w:i/>
+                  <w:color w:val="FF0000"/>
+                </w:rPr>
+              </m:ctrlPr>
+            </m:sSubPr>
+            <m:e>
+              <m:r>
+                <w:rPr>
+                  <w:rFonts w:ascii="Cambria Math" w:hAnsi="Cambria Math"/>
+                  <w:color w:val="FF0000"/>
+                </w:rPr>
+                <m:t>U</m:t>
+              </m:r>
+            </m:e>
+            <m:sub>
+              <m:r>
+                <w:rPr>
+                  <w:rFonts w:ascii="Cambria Math" w:hAnsi="Cambria Math"/>
+                  <w:color w:val="FF0000"/>
+                </w:rPr>
+                <m:t>RC</m:t>
+              </m:r>
+            </m:sub>
+          </m:sSub>
+          <m:r>
+            <w:rPr>
+              <w:rFonts w:ascii="Cambria Math" w:hAnsi="Cambria Math"/>
+              <w:color w:val="FF0000"/>
+            </w:rPr>
+            <m:t>=1,32 V</m:t>
+          </m:r>
+        </m:oMath>
+      </m:oMathPara>
+      <w:bookmarkStart w:id="0" w:name="_GoBack"/>
+      <w:bookmarkEnd w:id="0"/>
+    </w:p>
+    <w:p>
+      <w:pPr>
+        <w:rPr>
+          <w:rFonts w:ascii="Calibri" w:hAnsi="Calibri"/>
+          <w:color w:val="FF0000"/>
+        </w:rPr>
+      </w:pPr>
+    </w:p>
+    <w:p>
+      <w:pPr>
+        <w:jc w:val="center"/>
+        <w:rPr>
+          <w:rFonts w:ascii="Calibri" w:hAnsi="Calibri"/>
+          <w:color w:val="FF0000"/>
+        </w:rPr>
+      </w:pPr>
+      <m:oMath>
+        <m:sSub>
+          <m:sSubPr>
+            <m:ctrlPr>
+              <w:rPr>
+                <w:rFonts w:ascii="Cambria Math" w:hAnsi="Cambria Math"/>
+                <w:i/>
+                <w:color w:val="FF0000"/>
+              </w:rPr>
+            </m:ctrlPr>
+          </m:sSubPr>
+          <m:e>
+            <m:r>
+              <w:rPr>
+                <w:rFonts w:ascii="Cambria Math" w:hAnsi="Cambria Math"/>
+                <w:color w:val="FF0000"/>
+              </w:rPr>
+              <m:t>I</m:t>
+            </m:r>
+          </m:e>
+          <m:sub>
+            <m:r>
+              <w:rPr>
+                <w:rFonts w:ascii="Cambria Math" w:hAnsi="Cambria Math"/>
+                <w:color w:val="FF0000"/>
+              </w:rPr>
+              <m:t>f</m:t>
+            </m:r>
+          </m:sub>
+        </m:sSub>
+        <m:r>
+          <w:rPr>
+            <w:rFonts w:ascii="Cambria Math" w:hAnsi="Cambria Math"/>
+            <w:color w:val="FF0000"/>
+          </w:rPr>
+          <m:t>=</m:t>
+        </m:r>
+        <m:f>
+          <m:fPr>
+            <m:ctrlPr>
+              <w:rPr>
+                <w:rFonts w:ascii="Cambria Math" w:hAnsi="Cambria Math"/>
+                <w:i/>
+                <w:color w:val="FF0000"/>
+              </w:rPr>
+            </m:ctrlPr>
+          </m:fPr>
+          <m:num>
+            <m:sSub>
+              <m:sSubPr>
+                <m:ctrlPr>
+                  <w:rPr>
+                    <w:rFonts w:ascii="Cambria Math" w:hAnsi="Cambria Math"/>
+                    <w:i/>
+                    <w:color w:val="FF0000"/>
+                  </w:rPr>
+                </m:ctrlPr>
+              </m:sSubPr>
+              <m:e>
+                <m:r>
+                  <w:rPr>
+                    <w:rFonts w:ascii="Cambria Math" w:hAnsi="Cambria Math"/>
+                    <w:color w:val="FF0000"/>
+                  </w:rPr>
+                  <m:t>U</m:t>
+                </m:r>
+              </m:e>
+              <m:sub>
+                <m:r>
+                  <w:rPr>
+                    <w:rFonts w:ascii="Cambria Math" w:hAnsi="Cambria Math"/>
+                    <w:color w:val="FF0000"/>
+                  </w:rPr>
+                  <m:t>RC</m:t>
+                </m:r>
+              </m:sub>
+            </m:sSub>
+          </m:num>
+          <m:den>
+            <m:r>
+              <w:rPr>
+                <w:rFonts w:ascii="Cambria Math" w:hAnsi="Cambria Math"/>
+                <w:color w:val="FF0000"/>
+              </w:rPr>
+              <m:t>RC</m:t>
+            </m:r>
+          </m:den>
+        </m:f>
+        <m:r>
+          <w:rPr>
+            <w:rFonts w:ascii="Cambria Math" w:hAnsi="Cambria Math"/>
+            <w:color w:val="FF0000"/>
+          </w:rPr>
+          <m:t>=</m:t>
+        </m:r>
+        <m:f>
+          <m:fPr>
+            <m:ctrlPr>
+              <w:rPr>
+                <w:rFonts w:ascii="Cambria Math" w:hAnsi="Cambria Math"/>
+                <w:i/>
+                <w:color w:val="FF0000"/>
+              </w:rPr>
+            </m:ctrlPr>
+          </m:fPr>
+          <m:num>
+            <m:r>
+              <w:rPr>
+                <w:rFonts w:ascii="Cambria Math" w:hAnsi="Cambria Math"/>
+                <w:color w:val="FF0000"/>
+              </w:rPr>
+              <m:t>1,32 V</m:t>
+            </m:r>
+          </m:num>
+          <m:den>
+            <m:r>
+              <w:rPr>
+                <w:rFonts w:ascii="Cambria Math" w:hAnsi="Cambria Math"/>
+                <w:color w:val="FF0000"/>
+              </w:rPr>
+              <m:t>1,00 kΩ</m:t>
+            </m:r>
+          </m:den>
+        </m:f>
+        <m:r>
+          <w:rPr>
+            <w:rFonts w:ascii="Cambria Math" w:hAnsi="Cambria Math"/>
+            <w:color w:val="FF0000"/>
+          </w:rPr>
+          <m:t xml:space="preserve">=1,32 </m:t>
+        </m:r>
+        <m:r>
+          <w:rPr>
+            <w:rFonts w:ascii="Cambria Math" w:hAnsi="Cambria Math"/>
+            <w:color w:val="FF0000"/>
+          </w:rPr>
+          <m:t>mA</m:t>
+        </m:r>
+      </m:oMath>
+      <w:r>
+        <w:rPr>
+          <w:rFonts w:ascii="Calibri" w:hAnsi="Calibri"/>
+          <w:color w:val="FF0000"/>
+        </w:rPr>
+        <w:t xml:space="preserve"> </w:t>
+      </w:r>
     </w:p>
     <w:p>
       <w:pPr>
@@ -2325,7 +3118,6 @@
           <w:noProof/>
           <w:lang w:val="ru-RU" w:eastAsia="ru-RU" w:bidi="ar-SA"/>
         </w:rPr>
-        <w:lastRenderedPageBreak/>
         <w:drawing>
           <wp:anchor distT="0" distB="0" distL="0" distR="0" simplePos="0" relativeHeight="4" behindDoc="0" locked="0" layoutInCell="0" allowOverlap="1">
             <wp:simplePos x="0" y="0"/>
@@ -2352,7 +3144,7 @@
                     </pic:cNvPicPr>
                   </pic:nvPicPr>
                   <pic:blipFill>
-                    <a:blip r:embed="rId7"/>
+                    <a:blip r:embed="rId9"/>
                     <a:stretch>
                       <a:fillRect/>
                     </a:stretch>
@@ -2511,7 +3303,7 @@
                     </pic:cNvPicPr>
                   </pic:nvPicPr>
                   <pic:blipFill>
-                    <a:blip r:embed="rId8"/>
+                    <a:blip r:embed="rId10"/>
                     <a:stretch>
                       <a:fillRect/>
                     </a:stretch>
@@ -2644,6 +3436,7 @@
           <w:noProof/>
           <w:lang w:val="ru-RU" w:eastAsia="ru-RU" w:bidi="ar-SA"/>
         </w:rPr>
+        <w:lastRenderedPageBreak/>
         <w:drawing>
           <wp:anchor distT="0" distB="0" distL="0" distR="0" simplePos="0" relativeHeight="6" behindDoc="0" locked="0" layoutInCell="0" allowOverlap="1">
             <wp:simplePos x="0" y="0"/>
@@ -2670,7 +3463,7 @@
                     </pic:cNvPicPr>
                   </pic:nvPicPr>
                   <pic:blipFill>
-                    <a:blip r:embed="rId9"/>
+                    <a:blip r:embed="rId11"/>
                     <a:stretch>
                       <a:fillRect/>
                     </a:stretch>
@@ -2755,7 +3548,6 @@
           <w:color w:val="000000"/>
           <w:lang w:val="ru-RU" w:eastAsia="ru-RU" w:bidi="ar-SA"/>
         </w:rPr>
-        <w:lastRenderedPageBreak/>
         <w:drawing>
           <wp:anchor distT="0" distB="0" distL="0" distR="0" simplePos="0" relativeHeight="7" behindDoc="0" locked="0" layoutInCell="0" allowOverlap="1">
             <wp:simplePos x="0" y="0"/>
@@ -2782,7 +3574,7 @@
                     </pic:cNvPicPr>
                   </pic:nvPicPr>
                   <pic:blipFill>
-                    <a:blip r:embed="rId10"/>
+                    <a:blip r:embed="rId12"/>
                     <a:stretch>
                       <a:fillRect/>
                     </a:stretch>
@@ -2836,7 +3628,7 @@
                     </pic:cNvPicPr>
                   </pic:nvPicPr>
                   <pic:blipFill>
-                    <a:blip r:embed="rId11"/>
+                    <a:blip r:embed="rId13"/>
                     <a:stretch>
                       <a:fillRect/>
                     </a:stretch>
@@ -3002,7 +3794,7 @@
                     </pic:cNvPicPr>
                   </pic:nvPicPr>
                   <pic:blipFill>
-                    <a:blip r:embed="rId12"/>
+                    <a:blip r:embed="rId14"/>
                     <a:stretch>
                       <a:fillRect/>
                     </a:stretch>
@@ -3085,6 +3877,7 @@
           <w:rFonts w:ascii="Calibri" w:hAnsi="Calibri"/>
           <w:color w:val="000000"/>
         </w:rPr>
+        <w:lastRenderedPageBreak/>
         <w:t xml:space="preserve"> i podsumowanie przeprowadzonych obserwacji: </w:t>
       </w:r>
       <w:r>
@@ -3496,7 +4289,6 @@
           <w:noProof/>
           <w:lang w:val="ru-RU" w:eastAsia="ru-RU" w:bidi="ar-SA"/>
         </w:rPr>
-        <w:lastRenderedPageBreak/>
         <w:drawing>
           <wp:anchor distT="0" distB="0" distL="0" distR="0" simplePos="0" relativeHeight="10" behindDoc="0" locked="0" layoutInCell="0" allowOverlap="1">
             <wp:simplePos x="0" y="0"/>
@@ -3523,7 +4315,7 @@
                     </pic:cNvPicPr>
                   </pic:nvPicPr>
                   <pic:blipFill>
-                    <a:blip r:embed="rId13"/>
+                    <a:blip r:embed="rId15"/>
                     <a:stretch>
                       <a:fillRect/>
                     </a:stretch>
@@ -3633,7 +4425,7 @@
                     </pic:cNvPicPr>
                   </pic:nvPicPr>
                   <pic:blipFill>
-                    <a:blip r:embed="rId14"/>
+                    <a:blip r:embed="rId16"/>
                     <a:stretch>
                       <a:fillRect/>
                     </a:stretch>
@@ -3768,6 +4560,7 @@
           <w:rFonts w:ascii="Calibri" w:hAnsi="Calibri"/>
           <w:color w:val="000000"/>
         </w:rPr>
+        <w:lastRenderedPageBreak/>
         <w:t>Dokumentacja uzyskanych wyników i wyjaśnienie przyczyn kolejnych napotkanych kłopotów:</w:t>
       </w:r>
     </w:p>
@@ -4267,7 +5060,7 @@
                     </pic:cNvPicPr>
                   </pic:nvPicPr>
                   <pic:blipFill>
-                    <a:blip r:embed="rId15"/>
+                    <a:blip r:embed="rId17"/>
                     <a:stretch>
                       <a:fillRect/>
                     </a:stretch>
@@ -4437,6 +5230,7 @@
           <w:noProof/>
           <w:lang w:val="ru-RU" w:eastAsia="ru-RU" w:bidi="ar-SA"/>
         </w:rPr>
+        <w:lastRenderedPageBreak/>
         <w:drawing>
           <wp:anchor distT="0" distB="0" distL="0" distR="0" simplePos="0" relativeHeight="13" behindDoc="0" locked="0" layoutInCell="0" allowOverlap="1">
             <wp:simplePos x="0" y="0"/>
@@ -4463,7 +5257,7 @@
                     </pic:cNvPicPr>
                   </pic:nvPicPr>
                   <pic:blipFill>
-                    <a:blip r:embed="rId16"/>
+                    <a:blip r:embed="rId18"/>
                     <a:stretch>
                       <a:fillRect/>
                     </a:stretch>
@@ -4570,7 +5364,6 @@
           <w:noProof/>
           <w:lang w:val="ru-RU" w:eastAsia="ru-RU" w:bidi="ar-SA"/>
         </w:rPr>
-        <w:lastRenderedPageBreak/>
         <w:drawing>
           <wp:anchor distT="0" distB="0" distL="0" distR="0" simplePos="0" relativeHeight="14" behindDoc="0" locked="0" layoutInCell="0" allowOverlap="1">
             <wp:simplePos x="0" y="0"/>
@@ -4597,7 +5390,7 @@
                     </pic:cNvPicPr>
                   </pic:nvPicPr>
                   <pic:blipFill>
-                    <a:blip r:embed="rId17"/>
+                    <a:blip r:embed="rId19"/>
                     <a:stretch>
                       <a:fillRect/>
                     </a:stretch>
@@ -4735,6 +5528,7 @@
           <w:color w:val="000000"/>
           <w:lang w:bidi="ar-SA"/>
         </w:rPr>
+        <w:lastRenderedPageBreak/>
         <w:t>C.</w:t>
       </w:r>
       <w:r>
@@ -4807,7 +5601,7 @@
                     </pic:cNvPicPr>
                   </pic:nvPicPr>
                   <pic:blipFill>
-                    <a:blip r:embed="rId18"/>
+                    <a:blip r:embed="rId20"/>
                     <a:stretch>
                       <a:fillRect/>
                     </a:stretch>
@@ -4866,7 +5660,6 @@
           <w:noProof/>
           <w:lang w:val="ru-RU" w:eastAsia="ru-RU" w:bidi="ar-SA"/>
         </w:rPr>
-        <w:lastRenderedPageBreak/>
         <w:drawing>
           <wp:anchor distT="0" distB="0" distL="0" distR="0" simplePos="0" relativeHeight="16" behindDoc="0" locked="0" layoutInCell="0" allowOverlap="1">
             <wp:simplePos x="0" y="0"/>
@@ -4893,7 +5686,7 @@
                     </pic:cNvPicPr>
                   </pic:nvPicPr>
                   <pic:blipFill>
-                    <a:blip r:embed="rId19"/>
+                    <a:blip r:embed="rId21"/>
                     <a:stretch>
                       <a:fillRect/>
                     </a:stretch>
@@ -5050,6 +5843,7 @@
           <w:color w:val="FF0000"/>
           <w:lang w:bidi="ar-SA"/>
         </w:rPr>
+        <w:lastRenderedPageBreak/>
         <w:t xml:space="preserve">(tu podsumuj WSZYSTKIE dotychczas zebrane doświadczenia i wyciągnij z nich </w:t>
       </w:r>
       <w:r>
@@ -5083,6 +5877,104 @@
     </w:sectPr>
   </w:body>
 </w:document>
+</file>
+
+<file path=word/numbering.xml><?xml version="1.0" encoding="utf-8"?>
+<w:numbering xmlns:wpc="http://schemas.microsoft.com/office/word/2010/wordprocessingCanvas" xmlns:cx="http://schemas.microsoft.com/office/drawing/2014/chartex" xmlns:cx1="http://schemas.microsoft.com/office/drawing/2015/9/8/chartex" xmlns:mc="http://schemas.openxmlformats.org/markup-compatibility/2006" xmlns:o="urn:schemas-microsoft-com:office:office" xmlns:r="http://schemas.openxmlformats.org/officeDocument/2006/relationships" xmlns:m="http://schemas.openxmlformats.org/officeDocument/2006/math" xmlns:v="urn:schemas-microsoft-com:vml" xmlns:wp14="http://schemas.microsoft.com/office/word/2010/wordprocessingDrawing" xmlns:wp="http://schemas.openxmlformats.org/drawingml/2006/wordprocessingDrawing" xmlns:w10="urn:schemas-microsoft-com:office:word" xmlns:w="http://schemas.openxmlformats.org/wordprocessingml/2006/main" xmlns:w14="http://schemas.microsoft.com/office/word/2010/wordml" xmlns:w15="http://schemas.microsoft.com/office/word/2012/wordml" xmlns:w16se="http://schemas.microsoft.com/office/word/2015/wordml/symex" xmlns:wpg="http://schemas.microsoft.com/office/word/2010/wordprocessingGroup" xmlns:wpi="http://schemas.microsoft.com/office/word/2010/wordprocessingInk" xmlns:wne="http://schemas.microsoft.com/office/word/2006/wordml" xmlns:wps="http://schemas.microsoft.com/office/word/2010/wordprocessingShape" mc:Ignorable="w14 w15 w16se wp14">
+  <w:abstractNum w:abstractNumId="0" w15:restartNumberingAfterBreak="0">
+    <w:nsid w:val="00973DE9"/>
+    <w:multiLevelType w:val="hybridMultilevel"/>
+    <w:tmpl w:val="91781ACA"/>
+    <w:lvl w:ilvl="0" w:tplc="A154846C">
+      <w:start w:val="1"/>
+      <w:numFmt w:val="upperLetter"/>
+      <w:lvlText w:val="%1."/>
+      <w:lvlJc w:val="left"/>
+      <w:pPr>
+        <w:ind w:left="720" w:hanging="360"/>
+      </w:pPr>
+      <w:rPr>
+        <w:rFonts w:hint="default"/>
+        <w:b/>
+      </w:rPr>
+    </w:lvl>
+    <w:lvl w:ilvl="1" w:tplc="04190019" w:tentative="1">
+      <w:start w:val="1"/>
+      <w:numFmt w:val="lowerLetter"/>
+      <w:lvlText w:val="%2."/>
+      <w:lvlJc w:val="left"/>
+      <w:pPr>
+        <w:ind w:left="1440" w:hanging="360"/>
+      </w:pPr>
+    </w:lvl>
+    <w:lvl w:ilvl="2" w:tplc="0419001B" w:tentative="1">
+      <w:start w:val="1"/>
+      <w:numFmt w:val="lowerRoman"/>
+      <w:lvlText w:val="%3."/>
+      <w:lvlJc w:val="right"/>
+      <w:pPr>
+        <w:ind w:left="2160" w:hanging="180"/>
+      </w:pPr>
+    </w:lvl>
+    <w:lvl w:ilvl="3" w:tplc="0419000F" w:tentative="1">
+      <w:start w:val="1"/>
+      <w:numFmt w:val="decimal"/>
+      <w:lvlText w:val="%4."/>
+      <w:lvlJc w:val="left"/>
+      <w:pPr>
+        <w:ind w:left="2880" w:hanging="360"/>
+      </w:pPr>
+    </w:lvl>
+    <w:lvl w:ilvl="4" w:tplc="04190019" w:tentative="1">
+      <w:start w:val="1"/>
+      <w:numFmt w:val="lowerLetter"/>
+      <w:lvlText w:val="%5."/>
+      <w:lvlJc w:val="left"/>
+      <w:pPr>
+        <w:ind w:left="3600" w:hanging="360"/>
+      </w:pPr>
+    </w:lvl>
+    <w:lvl w:ilvl="5" w:tplc="0419001B" w:tentative="1">
+      <w:start w:val="1"/>
+      <w:numFmt w:val="lowerRoman"/>
+      <w:lvlText w:val="%6."/>
+      <w:lvlJc w:val="right"/>
+      <w:pPr>
+        <w:ind w:left="4320" w:hanging="180"/>
+      </w:pPr>
+    </w:lvl>
+    <w:lvl w:ilvl="6" w:tplc="0419000F" w:tentative="1">
+      <w:start w:val="1"/>
+      <w:numFmt w:val="decimal"/>
+      <w:lvlText w:val="%7."/>
+      <w:lvlJc w:val="left"/>
+      <w:pPr>
+        <w:ind w:left="5040" w:hanging="360"/>
+      </w:pPr>
+    </w:lvl>
+    <w:lvl w:ilvl="7" w:tplc="04190019" w:tentative="1">
+      <w:start w:val="1"/>
+      <w:numFmt w:val="lowerLetter"/>
+      <w:lvlText w:val="%8."/>
+      <w:lvlJc w:val="left"/>
+      <w:pPr>
+        <w:ind w:left="5760" w:hanging="360"/>
+      </w:pPr>
+    </w:lvl>
+    <w:lvl w:ilvl="8" w:tplc="0419001B" w:tentative="1">
+      <w:start w:val="1"/>
+      <w:numFmt w:val="lowerRoman"/>
+      <w:lvlText w:val="%9."/>
+      <w:lvlJc w:val="right"/>
+      <w:pPr>
+        <w:ind w:left="6480" w:hanging="180"/>
+      </w:pPr>
+    </w:lvl>
+  </w:abstractNum>
+  <w:num w:numId="1">
+    <w:abstractNumId w:val="0"/>
+  </w:num>
+</w:numbering>
 </file>
 
 <file path=word/styles.xml><?xml version="1.0" encoding="utf-8"?>
@@ -5100,694 +5992,6 @@
     <w:pPrDefault>
       <w:pPr>
         <w:suppressAutoHyphens/>
-      </w:pPr>
-    </w:pPrDefault>
-  </w:docDefaults>
-  <w:latentStyles w:defLockedState="0" w:defUIPriority="99" w:defSemiHidden="0" w:defUnhideWhenUsed="0" w:defQFormat="0" w:count="371">
-    <w:lsdException w:name="Normal" w:uiPriority="0" w:qFormat="1"/>
-    <w:lsdException w:name="heading 1" w:uiPriority="9" w:qFormat="1"/>
-    <w:lsdException w:name="heading 2" w:semiHidden="1" w:uiPriority="9" w:unhideWhenUsed="1" w:qFormat="1"/>
-    <w:lsdException w:name="heading 3" w:semiHidden="1" w:uiPriority="9" w:unhideWhenUsed="1" w:qFormat="1"/>
-    <w:lsdException w:name="heading 4" w:semiHidden="1" w:uiPriority="9" w:unhideWhenUsed="1" w:qFormat="1"/>
-    <w:lsdException w:name="heading 5" w:semiHidden="1" w:uiPriority="9" w:unhideWhenUsed="1" w:qFormat="1"/>
-    <w:lsdException w:name="heading 6" w:semiHidden="1" w:uiPriority="9" w:unhideWhenUsed="1" w:qFormat="1"/>
-    <w:lsdException w:name="heading 7" w:semiHidden="1" w:uiPriority="9" w:unhideWhenUsed="1" w:qFormat="1"/>
-    <w:lsdException w:name="heading 8" w:semiHidden="1" w:uiPriority="9" w:unhideWhenUsed="1" w:qFormat="1"/>
-    <w:lsdException w:name="heading 9" w:semiHidden="1" w:uiPriority="9" w:unhideWhenUsed="1" w:qFormat="1"/>
-    <w:lsdException w:name="index 1" w:semiHidden="1" w:unhideWhenUsed="1"/>
-    <w:lsdException w:name="index 2" w:semiHidden="1" w:unhideWhenUsed="1"/>
-    <w:lsdException w:name="index 3" w:semiHidden="1" w:unhideWhenUsed="1"/>
-    <w:lsdException w:name="index 4" w:semiHidden="1" w:unhideWhenUsed="1"/>
-    <w:lsdException w:name="index 5" w:semiHidden="1" w:unhideWhenUsed="1"/>
-    <w:lsdException w:name="index 6" w:semiHidden="1" w:unhideWhenUsed="1"/>
-    <w:lsdException w:name="index 7" w:semiHidden="1" w:unhideWhenUsed="1"/>
-    <w:lsdException w:name="index 8" w:semiHidden="1" w:unhideWhenUsed="1"/>
-    <w:lsdException w:name="index 9" w:semiHidden="1" w:unhideWhenUsed="1"/>
-    <w:lsdException w:name="toc 1" w:semiHidden="1" w:uiPriority="39" w:unhideWhenUsed="1"/>
-    <w:lsdException w:name="toc 2" w:semiHidden="1" w:uiPriority="39" w:unhideWhenUsed="1"/>
-    <w:lsdException w:name="toc 3" w:semiHidden="1" w:uiPriority="39" w:unhideWhenUsed="1"/>
-    <w:lsdException w:name="toc 4" w:semiHidden="1" w:uiPriority="39" w:unhideWhenUsed="1"/>
-    <w:lsdException w:name="toc 5" w:semiHidden="1" w:uiPriority="39" w:unhideWhenUsed="1"/>
-    <w:lsdException w:name="toc 6" w:semiHidden="1" w:uiPriority="39" w:unhideWhenUsed="1"/>
-    <w:lsdException w:name="toc 7" w:semiHidden="1" w:uiPriority="39" w:unhideWhenUsed="1"/>
-    <w:lsdException w:name="toc 8" w:semiHidden="1" w:uiPriority="39" w:unhideWhenUsed="1"/>
-    <w:lsdException w:name="toc 9" w:semiHidden="1" w:uiPriority="39" w:unhideWhenUsed="1"/>
-    <w:lsdException w:name="Normal Indent" w:semiHidden="1" w:unhideWhenUsed="1"/>
-    <w:lsdException w:name="footnote text" w:semiHidden="1" w:unhideWhenUsed="1"/>
-    <w:lsdException w:name="annotation text" w:semiHidden="1" w:unhideWhenUsed="1"/>
-    <w:lsdException w:name="header" w:semiHidden="1" w:unhideWhenUsed="1"/>
-    <w:lsdException w:name="footer" w:semiHidden="1" w:unhideWhenUsed="1"/>
-    <w:lsdException w:name="index heading" w:semiHidden="1" w:unhideWhenUsed="1"/>
-    <w:lsdException w:name="caption" w:semiHidden="1" w:uiPriority="35" w:unhideWhenUsed="1" w:qFormat="1"/>
-    <w:lsdException w:name="table of figures" w:semiHidden="1" w:unhideWhenUsed="1"/>
-    <w:lsdException w:name="envelope address" w:semiHidden="1" w:unhideWhenUsed="1"/>
-    <w:lsdException w:name="envelope return" w:semiHidden="1" w:unhideWhenUsed="1"/>
-    <w:lsdException w:name="footnote reference" w:semiHidden="1" w:unhideWhenUsed="1"/>
-    <w:lsdException w:name="annotation reference" w:semiHidden="1" w:unhideWhenUsed="1"/>
-    <w:lsdException w:name="line number" w:semiHidden="1" w:unhideWhenUsed="1"/>
-    <w:lsdException w:name="page number" w:semiHidden="1" w:unhideWhenUsed="1"/>
-    <w:lsdException w:name="endnote reference" w:semiHidden="1" w:unhideWhenUsed="1"/>
-    <w:lsdException w:name="endnote text" w:semiHidden="1" w:unhideWhenUsed="1"/>
-    <w:lsdException w:name="table of authorities" w:semiHidden="1" w:unhideWhenUsed="1"/>
-    <w:lsdException w:name="macro" w:semiHidden="1" w:unhideWhenUsed="1"/>
-    <w:lsdException w:name="toa heading" w:semiHidden="1" w:unhideWhenUsed="1"/>
-    <w:lsdException w:name="List" w:semiHidden="1" w:unhideWhenUsed="1"/>
-    <w:lsdException w:name="List Bullet" w:semiHidden="1" w:unhideWhenUsed="1"/>
-    <w:lsdException w:name="List Number" w:semiHidden="1" w:unhideWhenUsed="1"/>
-    <w:lsdException w:name="List 2" w:semiHidden="1" w:unhideWhenUsed="1"/>
-    <w:lsdException w:name="List 3" w:semiHidden="1" w:unhideWhenUsed="1"/>
-    <w:lsdException w:name="List 4" w:semiHidden="1" w:unhideWhenUsed="1"/>
-    <w:lsdException w:name="List 5" w:semiHidden="1" w:unhideWhenUsed="1"/>
-    <w:lsdException w:name="List Bullet 2" w:semiHidden="1" w:unhideWhenUsed="1"/>
-    <w:lsdException w:name="List Bullet 3" w:semiHidden="1" w:unhideWhenUsed="1"/>
-    <w:lsdException w:name="List Bullet 4" w:semiHidden="1" w:unhideWhenUsed="1"/>
-    <w:lsdException w:name="List Bullet 5" w:semiHidden="1" w:unhideWhenUsed="1"/>
-    <w:lsdException w:name="List Number 2" w:semiHidden="1" w:unhideWhenUsed="1"/>
-    <w:lsdException w:name="List Number 3" w:semiHidden="1" w:unhideWhenUsed="1"/>
-    <w:lsdException w:name="List Number 4" w:semiHidden="1" w:unhideWhenUsed="1"/>
-    <w:lsdException w:name="List Number 5" w:semiHidden="1" w:unhideWhenUsed="1"/>
-    <w:lsdException w:name="Title" w:uiPriority="10" w:qFormat="1"/>
-    <w:lsdException w:name="Closing" w:semiHidden="1" w:unhideWhenUsed="1"/>
-    <w:lsdException w:name="Signature" w:semiHidden="1" w:unhideWhenUsed="1"/>
-    <w:lsdException w:name="Default Paragraph Font" w:semiHidden="1" w:uiPriority="1" w:unhideWhenUsed="1"/>
-    <w:lsdException w:name="Body Text" w:semiHidden="1" w:unhideWhenUsed="1"/>
-    <w:lsdException w:name="Body Text Indent" w:semiHidden="1" w:unhideWhenUsed="1"/>
-    <w:lsdException w:name="List Continue" w:semiHidden="1" w:unhideWhenUsed="1"/>
-    <w:lsdException w:name="List Continue 2" w:semiHidden="1" w:unhideWhenUsed="1"/>
-    <w:lsdException w:name="List Continue 3" w:semiHidden="1" w:unhideWhenUsed="1"/>
-    <w:lsdException w:name="List Continue 4" w:semiHidden="1" w:unhideWhenUsed="1"/>
-    <w:lsdException w:name="List Continue 5" w:semiHidden="1" w:unhideWhenUsed="1"/>
-    <w:lsdException w:name="Message Header" w:semiHidden="1" w:unhideWhenUsed="1"/>
-    <w:lsdException w:name="Subtitle" w:uiPriority="11" w:qFormat="1"/>
-    <w:lsdException w:name="Salutation" w:semiHidden="1" w:unhideWhenUsed="1"/>
-    <w:lsdException w:name="Date" w:semiHidden="1" w:unhideWhenUsed="1"/>
-    <w:lsdException w:name="Body Text First Indent" w:semiHidden="1" w:unhideWhenUsed="1"/>
-    <w:lsdException w:name="Body Text First Indent 2" w:semiHidden="1" w:unhideWhenUsed="1"/>
-    <w:lsdException w:name="Note Heading" w:semiHidden="1" w:unhideWhenUsed="1"/>
-    <w:lsdException w:name="Body Text 2" w:semiHidden="1" w:unhideWhenUsed="1"/>
-    <w:lsdException w:name="Body Text 3" w:semiHidden="1" w:unhideWhenUsed="1"/>
-    <w:lsdException w:name="Body Text Indent 2" w:semiHidden="1" w:unhideWhenUsed="1"/>
-    <w:lsdException w:name="Body Text Indent 3" w:semiHidden="1" w:unhideWhenUsed="1"/>
-    <w:lsdException w:name="Block Text" w:semiHidden="1" w:unhideWhenUsed="1"/>
-    <w:lsdException w:name="Hyperlink" w:semiHidden="1" w:unhideWhenUsed="1"/>
-    <w:lsdException w:name="FollowedHyperlink" w:semiHidden="1" w:unhideWhenUsed="1"/>
-    <w:lsdException w:name="Strong" w:uiPriority="22" w:qFormat="1"/>
-    <w:lsdException w:name="Emphasis" w:uiPriority="20" w:qFormat="1"/>
-    <w:lsdException w:name="Document Map" w:semiHidden="1" w:unhideWhenUsed="1"/>
-    <w:lsdException w:name="Plain Text" w:semiHidden="1" w:unhideWhenUsed="1"/>
-    <w:lsdException w:name="E-mail Signature" w:semiHidden="1" w:unhideWhenUsed="1"/>
-    <w:lsdException w:name="HTML Top of Form" w:semiHidden="1" w:unhideWhenUsed="1"/>
-    <w:lsdException w:name="HTML Bottom of Form" w:semiHidden="1" w:unhideWhenUsed="1"/>
-    <w:lsdException w:name="Normal (Web)" w:semiHidden="1" w:unhideWhenUsed="1"/>
-    <w:lsdException w:name="HTML Acronym" w:semiHidden="1" w:unhideWhenUsed="1"/>
-    <w:lsdException w:name="HTML Address" w:semiHidden="1" w:unhideWhenUsed="1"/>
-    <w:lsdException w:name="HTML Cite" w:semiHidden="1" w:unhideWhenUsed="1"/>
-    <w:lsdException w:name="HTML Code" w:semiHidden="1" w:unhideWhenUsed="1"/>
-    <w:lsdException w:name="HTML Definition" w:semiHidden="1" w:unhideWhenUsed="1"/>
-    <w:lsdException w:name="HTML Keyboard" w:semiHidden="1" w:unhideWhenUsed="1"/>
-    <w:lsdException w:name="HTML Preformatted" w:semiHidden="1" w:unhideWhenUsed="1"/>
-    <w:lsdException w:name="HTML Sample" w:semiHidden="1" w:unhideWhenUsed="1"/>
-    <w:lsdException w:name="HTML Typewriter" w:semiHidden="1" w:unhideWhenUsed="1"/>
-    <w:lsdException w:name="HTML Variable" w:semiHidden="1" w:unhideWhenUsed="1"/>
-    <w:lsdException w:name="Normal Table" w:semiHidden="1" w:unhideWhenUsed="1"/>
-    <w:lsdException w:name="annotation subject" w:semiHidden="1" w:unhideWhenUsed="1"/>
-    <w:lsdException w:name="No List" w:semiHidden="1" w:unhideWhenUsed="1"/>
-    <w:lsdException w:name="Outline List 1" w:semiHidden="1" w:unhideWhenUsed="1"/>
-    <w:lsdException w:name="Outline List 2" w:semiHidden="1" w:unhideWhenUsed="1"/>
-    <w:lsdException w:name="Outline List 3" w:semiHidden="1" w:unhideWhenUsed="1"/>
-    <w:lsdException w:name="Table Simple 1" w:semiHidden="1" w:unhideWhenUsed="1"/>
-    <w:lsdException w:name="Table Simple 2" w:semiHidden="1" w:unhideWhenUsed="1"/>
-    <w:lsdException w:name="Table Simple 3" w:semiHidden="1" w:unhideWhenUsed="1"/>
-    <w:lsdException w:name="Table Classic 1" w:semiHidden="1" w:unhideWhenUsed="1"/>
-    <w:lsdException w:name="Table Classic 2" w:semiHidden="1" w:unhideWhenUsed="1"/>
-    <w:lsdException w:name="Table Classic 3" w:semiHidden="1" w:unhideWhenUsed="1"/>
-    <w:lsdException w:name="Table Classic 4" w:semiHidden="1" w:unhideWhenUsed="1"/>
-    <w:lsdException w:name="Table Colorful 1" w:semiHidden="1" w:unhideWhenUsed="1"/>
-    <w:lsdException w:name="Table Colorful 2" w:semiHidden="1" w:unhideWhenUsed="1"/>
-    <w:lsdException w:name="Table Colorful 3" w:semiHidden="1" w:unhideWhenUsed="1"/>
-    <w:lsdException w:name="Table Columns 1" w:semiHidden="1" w:unhideWhenUsed="1"/>
-    <w:lsdException w:name="Table Columns 2" w:semiHidden="1" w:unhideWhenUsed="1"/>
-    <w:lsdException w:name="Table Columns 3" w:semiHidden="1" w:unhideWhenUsed="1"/>
-    <w:lsdException w:name="Table Columns 4" w:semiHidden="1" w:unhideWhenUsed="1"/>
-    <w:lsdException w:name="Table Columns 5" w:semiHidden="1" w:unhideWhenUsed="1"/>
-    <w:lsdException w:name="Table Grid 1" w:semiHidden="1" w:unhideWhenUsed="1"/>
-    <w:lsdException w:name="Table Grid 2" w:semiHidden="1" w:unhideWhenUsed="1"/>
-    <w:lsdException w:name="Table Grid 3" w:semiHidden="1" w:unhideWhenUsed="1"/>
-    <w:lsdException w:name="Table Grid 4" w:semiHidden="1" w:unhideWhenUsed="1"/>
-    <w:lsdException w:name="Table Grid 5" w:semiHidden="1" w:unhideWhenUsed="1"/>
-    <w:lsdException w:name="Table Grid 6" w:semiHidden="1" w:unhideWhenUsed="1"/>
-    <w:lsdException w:name="Table Grid 7" w:semiHidden="1" w:unhideWhenUsed="1"/>
-    <w:lsdException w:name="Table Grid 8" w:semiHidden="1" w:unhideWhenUsed="1"/>
-    <w:lsdException w:name="Table List 1" w:semiHidden="1" w:unhideWhenUsed="1"/>
-    <w:lsdException w:name="Table List 2" w:semiHidden="1" w:unhideWhenUsed="1"/>
-    <w:lsdException w:name="Table List 3" w:semiHidden="1" w:unhideWhenUsed="1"/>
-    <w:lsdException w:name="Table List 4" w:semiHidden="1" w:unhideWhenUsed="1"/>
-    <w:lsdException w:name="Table List 5" w:semiHidden="1" w:unhideWhenUsed="1"/>
-    <w:lsdException w:name="Table List 6" w:semiHidden="1" w:unhideWhenUsed="1"/>
-    <w:lsdException w:name="Table List 7" w:semiHidden="1" w:unhideWhenUsed="1"/>
-    <w:lsdException w:name="Table List 8" w:semiHidden="1" w:unhideWhenUsed="1"/>
-    <w:lsdException w:name="Table 3D effects 1" w:semiHidden="1" w:unhideWhenUsed="1"/>
-    <w:lsdException w:name="Table 3D effects 2" w:semiHidden="1" w:unhideWhenUsed="1"/>
-    <w:lsdException w:name="Table 3D effects 3" w:semiHidden="1" w:unhideWhenUsed="1"/>
-    <w:lsdException w:name="Table Contemporary" w:semiHidden="1" w:unhideWhenUsed="1"/>
-    <w:lsdException w:name="Table Elegant" w:semiHidden="1" w:unhideWhenUsed="1"/>
-    <w:lsdException w:name="Table Professional" w:semiHidden="1" w:unhideWhenUsed="1"/>
-    <w:lsdException w:name="Table Subtle 1" w:semiHidden="1" w:unhideWhenUsed="1"/>
-    <w:lsdException w:name="Table Subtle 2" w:semiHidden="1" w:unhideWhenUsed="1"/>
-    <w:lsdException w:name="Table Web 1" w:semiHidden="1" w:unhideWhenUsed="1"/>
-    <w:lsdException w:name="Table Web 2" w:semiHidden="1" w:unhideWhenUsed="1"/>
-    <w:lsdException w:name="Table Web 3" w:semiHidden="1" w:unhideWhenUsed="1"/>
-    <w:lsdException w:name="Balloon Text" w:semiHidden="1" w:unhideWhenUsed="1"/>
-    <w:lsdException w:name="Table Grid" w:uiPriority="39"/>
-    <w:lsdException w:name="Table Theme" w:semiHidden="1" w:unhideWhenUsed="1"/>
-    <w:lsdException w:name="Placeholder Text" w:semiHidden="1"/>
-    <w:lsdException w:name="No Spacing" w:uiPriority="1" w:qFormat="1"/>
-    <w:lsdException w:name="Light Shading" w:uiPriority="60"/>
-    <w:lsdException w:name="Light List" w:uiPriority="61"/>
-    <w:lsdException w:name="Light Grid" w:uiPriority="62"/>
-    <w:lsdException w:name="Medium Shading 1" w:uiPriority="63"/>
-    <w:lsdException w:name="Medium Shading 2" w:uiPriority="64"/>
-    <w:lsdException w:name="Medium List 1" w:uiPriority="65"/>
-    <w:lsdException w:name="Medium List 2" w:uiPriority="66"/>
-    <w:lsdException w:name="Medium Grid 1" w:uiPriority="67"/>
-    <w:lsdException w:name="Medium Grid 2" w:uiPriority="68"/>
-    <w:lsdException w:name="Medium Grid 3" w:uiPriority="69"/>
-    <w:lsdException w:name="Dark List" w:uiPriority="70"/>
-    <w:lsdException w:name="Colorful Shading" w:uiPriority="71"/>
-    <w:lsdException w:name="Colorful List" w:uiPriority="72"/>
-    <w:lsdException w:name="Colorful Grid" w:uiPriority="73"/>
-    <w:lsdException w:name="Light Shading Accent 1" w:uiPriority="60"/>
-    <w:lsdException w:name="Light List Accent 1" w:uiPriority="61"/>
-    <w:lsdException w:name="Light Grid Accent 1" w:uiPriority="62"/>
-    <w:lsdException w:name="Medium Shading 1 Accent 1" w:uiPriority="63"/>
-    <w:lsdException w:name="Medium Shading 2 Accent 1" w:uiPriority="64"/>
-    <w:lsdException w:name="Medium List 1 Accent 1" w:uiPriority="65"/>
-    <w:lsdException w:name="Revision" w:semiHidden="1"/>
-    <w:lsdException w:name="List Paragraph" w:uiPriority="34" w:qFormat="1"/>
-    <w:lsdException w:name="Quote" w:uiPriority="29" w:qFormat="1"/>
-    <w:lsdException w:name="Intense Quote" w:uiPriority="30" w:qFormat="1"/>
-    <w:lsdException w:name="Medium List 2 Accent 1" w:uiPriority="66"/>
-    <w:lsdException w:name="Medium Grid 1 Accent 1" w:uiPriority="67"/>
-    <w:lsdException w:name="Medium Grid 2 Accent 1" w:uiPriority="68"/>
-    <w:lsdException w:name="Medium Grid 3 Accent 1" w:uiPriority="69"/>
-    <w:lsdException w:name="Dark List Accent 1" w:uiPriority="70"/>
-    <w:lsdException w:name="Colorful Shading Accent 1" w:uiPriority="71"/>
-    <w:lsdException w:name="Colorful List Accent 1" w:uiPriority="72"/>
-    <w:lsdException w:name="Colorful Grid Accent 1" w:uiPriority="73"/>
-    <w:lsdException w:name="Light Shading Accent 2" w:uiPriority="60"/>
-    <w:lsdException w:name="Light List Accent 2" w:uiPriority="61"/>
-    <w:lsdException w:name="Light Grid Accent 2" w:uiPriority="62"/>
-    <w:lsdException w:name="Medium Shading 1 Accent 2" w:uiPriority="63"/>
-    <w:lsdException w:name="Medium Shading 2 Accent 2" w:uiPriority="64"/>
-    <w:lsdException w:name="Medium List 1 Accent 2" w:uiPriority="65"/>
-    <w:lsdException w:name="Medium List 2 Accent 2" w:uiPriority="66"/>
-    <w:lsdException w:name="Medium Grid 1 Accent 2" w:uiPriority="67"/>
-    <w:lsdException w:name="Medium Grid 2 Accent 2" w:uiPriority="68"/>
-    <w:lsdException w:name="Medium Grid 3 Accent 2" w:uiPriority="69"/>
-    <w:lsdException w:name="Dark List Accent 2" w:uiPriority="70"/>
-    <w:lsdException w:name="Colorful Shading Accent 2" w:uiPriority="71"/>
-    <w:lsdException w:name="Colorful List Accent 2" w:uiPriority="72"/>
-    <w:lsdException w:name="Colorful Grid Accent 2" w:uiPriority="73"/>
-    <w:lsdException w:name="Light Shading Accent 3" w:uiPriority="60"/>
-    <w:lsdException w:name="Light List Accent 3" w:uiPriority="61"/>
-    <w:lsdException w:name="Light Grid Accent 3" w:uiPriority="62"/>
-    <w:lsdException w:name="Medium Shading 1 Accent 3" w:uiPriority="63"/>
-    <w:lsdException w:name="Medium Shading 2 Accent 3" w:uiPriority="64"/>
-    <w:lsdException w:name="Medium List 1 Accent 3" w:uiPriority="65"/>
-    <w:lsdException w:name="Medium List 2 Accent 3" w:uiPriority="66"/>
-    <w:lsdException w:name="Medium Grid 1 Accent 3" w:uiPriority="67"/>
-    <w:lsdException w:name="Medium Grid 2 Accent 3" w:uiPriority="68"/>
-    <w:lsdException w:name="Medium Grid 3 Accent 3" w:uiPriority="69"/>
-    <w:lsdException w:name="Dark List Accent 3" w:uiPriority="70"/>
-    <w:lsdException w:name="Colorful Shading Accent 3" w:uiPriority="71"/>
-    <w:lsdException w:name="Colorful List Accent 3" w:uiPriority="72"/>
-    <w:lsdException w:name="Colorful Grid Accent 3" w:uiPriority="73"/>
-    <w:lsdException w:name="Light Shading Accent 4" w:uiPriority="60"/>
-    <w:lsdException w:name="Light List Accent 4" w:uiPriority="61"/>
-    <w:lsdException w:name="Light Grid Accent 4" w:uiPriority="62"/>
-    <w:lsdException w:name="Medium Shading 1 Accent 4" w:uiPriority="63"/>
-    <w:lsdException w:name="Medium Shading 2 Accent 4" w:uiPriority="64"/>
-    <w:lsdException w:name="Medium List 1 Accent 4" w:uiPriority="65"/>
-    <w:lsdException w:name="Medium List 2 Accent 4" w:uiPriority="66"/>
-    <w:lsdException w:name="Medium Grid 1 Accent 4" w:uiPriority="67"/>
-    <w:lsdException w:name="Medium Grid 2 Accent 4" w:uiPriority="68"/>
-    <w:lsdException w:name="Medium Grid 3 Accent 4" w:uiPriority="69"/>
-    <w:lsdException w:name="Dark List Accent 4" w:uiPriority="70"/>
-    <w:lsdException w:name="Colorful Shading Accent 4" w:uiPriority="71"/>
-    <w:lsdException w:name="Colorful List Accent 4" w:uiPriority="72"/>
-    <w:lsdException w:name="Colorful Grid Accent 4" w:uiPriority="73"/>
-    <w:lsdException w:name="Light Shading Accent 5" w:uiPriority="60"/>
-    <w:lsdException w:name="Light List Accent 5" w:uiPriority="61"/>
-    <w:lsdException w:name="Light Grid Accent 5" w:uiPriority="62"/>
-    <w:lsdException w:name="Medium Shading 1 Accent 5" w:uiPriority="63"/>
-    <w:lsdException w:name="Medium Shading 2 Accent 5" w:uiPriority="64"/>
-    <w:lsdException w:name="Medium List 1 Accent 5" w:uiPriority="65"/>
-    <w:lsdException w:name="Medium List 2 Accent 5" w:uiPriority="66"/>
-    <w:lsdException w:name="Medium Grid 1 Accent 5" w:uiPriority="67"/>
-    <w:lsdException w:name="Medium Grid 2 Accent 5" w:uiPriority="68"/>
-    <w:lsdException w:name="Medium Grid 3 Accent 5" w:uiPriority="69"/>
-    <w:lsdException w:name="Dark List Accent 5" w:uiPriority="70"/>
-    <w:lsdException w:name="Colorful Shading Accent 5" w:uiPriority="71"/>
-    <w:lsdException w:name="Colorful List Accent 5" w:uiPriority="72"/>
-    <w:lsdException w:name="Colorful Grid Accent 5" w:uiPriority="73"/>
-    <w:lsdException w:name="Light Shading Accent 6" w:uiPriority="60"/>
-    <w:lsdException w:name="Light List Accent 6" w:uiPriority="61"/>
-    <w:lsdException w:name="Light Grid Accent 6" w:uiPriority="62"/>
-    <w:lsdException w:name="Medium Shading 1 Accent 6" w:uiPriority="63"/>
-    <w:lsdException w:name="Medium Shading 2 Accent 6" w:uiPriority="64"/>
-    <w:lsdException w:name="Medium List 1 Accent 6" w:uiPriority="65"/>
-    <w:lsdException w:name="Medium List 2 Accent 6" w:uiPriority="66"/>
-    <w:lsdException w:name="Medium Grid 1 Accent 6" w:uiPriority="67"/>
-    <w:lsdException w:name="Medium Grid 2 Accent 6" w:uiPriority="68"/>
-    <w:lsdException w:name="Medium Grid 3 Accent 6" w:uiPriority="69"/>
-    <w:lsdException w:name="Dark List Accent 6" w:uiPriority="70"/>
-    <w:lsdException w:name="Colorful Shading Accent 6" w:uiPriority="71"/>
-    <w:lsdException w:name="Colorful List Accent 6" w:uiPriority="72"/>
-    <w:lsdException w:name="Colorful Grid Accent 6" w:uiPriority="73"/>
-    <w:lsdException w:name="Subtle Emphasis" w:uiPriority="19" w:qFormat="1"/>
-    <w:lsdException w:name="Intense Emphasis" w:uiPriority="21" w:qFormat="1"/>
-    <w:lsdException w:name="Subtle Reference" w:uiPriority="31" w:qFormat="1"/>
-    <w:lsdException w:name="Intense Reference" w:uiPriority="32" w:qFormat="1"/>
-    <w:lsdException w:name="Book Title" w:uiPriority="33" w:qFormat="1"/>
-    <w:lsdException w:name="Bibliography" w:semiHidden="1" w:uiPriority="37" w:unhideWhenUsed="1"/>
-    <w:lsdException w:name="TOC Heading" w:semiHidden="1" w:uiPriority="39" w:unhideWhenUsed="1" w:qFormat="1"/>
-    <w:lsdException w:name="Plain Table 1" w:uiPriority="41"/>
-    <w:lsdException w:name="Plain Table 2" w:uiPriority="42"/>
-    <w:lsdException w:name="Plain Table 3" w:uiPriority="43"/>
-    <w:lsdException w:name="Plain Table 4" w:uiPriority="44"/>
-    <w:lsdException w:name="Plain Table 5" w:uiPriority="45"/>
-    <w:lsdException w:name="Grid Table Light" w:uiPriority="40"/>
-    <w:lsdException w:name="Grid Table 1 Light" w:uiPriority="46"/>
-    <w:lsdException w:name="Grid Table 2" w:uiPriority="47"/>
-    <w:lsdException w:name="Grid Table 3" w:uiPriority="48"/>
-    <w:lsdException w:name="Grid Table 4" w:uiPriority="49"/>
-    <w:lsdException w:name="Grid Table 5 Dark" w:uiPriority="50"/>
-    <w:lsdException w:name="Grid Table 6 Colorful" w:uiPriority="51"/>
-    <w:lsdException w:name="Grid Table 7 Colorful" w:uiPriority="52"/>
-    <w:lsdException w:name="Grid Table 1 Light Accent 1" w:uiPriority="46"/>
-    <w:lsdException w:name="Grid Table 2 Accent 1" w:uiPriority="47"/>
-    <w:lsdException w:name="Grid Table 3 Accent 1" w:uiPriority="48"/>
-    <w:lsdException w:name="Grid Table 4 Accent 1" w:uiPriority="49"/>
-    <w:lsdException w:name="Grid Table 5 Dark Accent 1" w:uiPriority="50"/>
-    <w:lsdException w:name="Grid Table 6 Colorful Accent 1" w:uiPriority="51"/>
-    <w:lsdException w:name="Grid Table 7 Colorful Accent 1" w:uiPriority="52"/>
-    <w:lsdException w:name="Grid Table 1 Light Accent 2" w:uiPriority="46"/>
-    <w:lsdException w:name="Grid Table 2 Accent 2" w:uiPriority="47"/>
-    <w:lsdException w:name="Grid Table 3 Accent 2" w:uiPriority="48"/>
-    <w:lsdException w:name="Grid Table 4 Accent 2" w:uiPriority="49"/>
-    <w:lsdException w:name="Grid Table 5 Dark Accent 2" w:uiPriority="50"/>
-    <w:lsdException w:name="Grid Table 6 Colorful Accent 2" w:uiPriority="51"/>
-    <w:lsdException w:name="Grid Table 7 Colorful Accent 2" w:uiPriority="52"/>
-    <w:lsdException w:name="Grid Table 1 Light Accent 3" w:uiPriority="46"/>
-    <w:lsdException w:name="Grid Table 2 Accent 3" w:uiPriority="47"/>
-    <w:lsdException w:name="Grid Table 3 Accent 3" w:uiPriority="48"/>
-    <w:lsdException w:name="Grid Table 4 Accent 3" w:uiPriority="49"/>
-    <w:lsdException w:name="Grid Table 5 Dark Accent 3" w:uiPriority="50"/>
-    <w:lsdException w:name="Grid Table 6 Colorful Accent 3" w:uiPriority="51"/>
-    <w:lsdException w:name="Grid Table 7 Colorful Accent 3" w:uiPriority="52"/>
-    <w:lsdException w:name="Grid Table 1 Light Accent 4" w:uiPriority="46"/>
-    <w:lsdException w:name="Grid Table 2 Accent 4" w:uiPriority="47"/>
-    <w:lsdException w:name="Grid Table 3 Accent 4" w:uiPriority="48"/>
-    <w:lsdException w:name="Grid Table 4 Accent 4" w:uiPriority="49"/>
-    <w:lsdException w:name="Grid Table 5 Dark Accent 4" w:uiPriority="50"/>
-    <w:lsdException w:name="Grid Table 6 Colorful Accent 4" w:uiPriority="51"/>
-    <w:lsdException w:name="Grid Table 7 Colorful Accent 4" w:uiPriority="52"/>
-    <w:lsdException w:name="Grid Table 1 Light Accent 5" w:uiPriority="46"/>
-    <w:lsdException w:name="Grid Table 2 Accent 5" w:uiPriority="47"/>
-    <w:lsdException w:name="Grid Table 3 Accent 5" w:uiPriority="48"/>
-    <w:lsdException w:name="Grid Table 4 Accent 5" w:uiPriority="49"/>
-    <w:lsdException w:name="Grid Table 5 Dark Accent 5" w:uiPriority="50"/>
-    <w:lsdException w:name="Grid Table 6 Colorful Accent 5" w:uiPriority="51"/>
-    <w:lsdException w:name="Grid Table 7 Colorful Accent 5" w:uiPriority="52"/>
-    <w:lsdException w:name="Grid Table 1 Light Accent 6" w:uiPriority="46"/>
-    <w:lsdException w:name="Grid Table 2 Accent 6" w:uiPriority="47"/>
-    <w:lsdException w:name="Grid Table 3 Accent 6" w:uiPriority="48"/>
-    <w:lsdException w:name="Grid Table 4 Accent 6" w:uiPriority="49"/>
-    <w:lsdException w:name="Grid Table 5 Dark Accent 6" w:uiPriority="50"/>
-    <w:lsdException w:name="Grid Table 6 Colorful Accent 6" w:uiPriority="51"/>
-    <w:lsdException w:name="Grid Table 7 Colorful Accent 6" w:uiPriority="52"/>
-    <w:lsdException w:name="List Table 1 Light" w:uiPriority="46"/>
-    <w:lsdException w:name="List Table 2" w:uiPriority="47"/>
-    <w:lsdException w:name="List Table 3" w:uiPriority="48"/>
-    <w:lsdException w:name="List Table 4" w:uiPriority="49"/>
-    <w:lsdException w:name="List Table 5 Dark" w:uiPriority="50"/>
-    <w:lsdException w:name="List Table 6 Colorful" w:uiPriority="51"/>
-    <w:lsdException w:name="List Table 7 Colorful" w:uiPriority="52"/>
-    <w:lsdException w:name="List Table 1 Light Accent 1" w:uiPriority="46"/>
-    <w:lsdException w:name="List Table 2 Accent 1" w:uiPriority="47"/>
-    <w:lsdException w:name="List Table 3 Accent 1" w:uiPriority="48"/>
-    <w:lsdException w:name="List Table 4 Accent 1" w:uiPriority="49"/>
-    <w:lsdException w:name="List Table 5 Dark Accent 1" w:uiPriority="50"/>
-    <w:lsdException w:name="List Table 6 Colorful Accent 1" w:uiPriority="51"/>
-    <w:lsdException w:name="List Table 7 Colorful Accent 1" w:uiPriority="52"/>
-    <w:lsdException w:name="List Table 1 Light Accent 2" w:uiPriority="46"/>
-    <w:lsdException w:name="List Table 2 Accent 2" w:uiPriority="47"/>
-    <w:lsdException w:name="List Table 3 Accent 2" w:uiPriority="48"/>
-    <w:lsdException w:name="List Table 4 Accent 2" w:uiPriority="49"/>
-    <w:lsdException w:name="List Table 5 Dark Accent 2" w:uiPriority="50"/>
-    <w:lsdException w:name="List Table 6 Colorful Accent 2" w:uiPriority="51"/>
-    <w:lsdException w:name="List Table 7 Colorful Accent 2" w:uiPriority="52"/>
-    <w:lsdException w:name="List Table 1 Light Accent 3" w:uiPriority="46"/>
-    <w:lsdException w:name="List Table 2 Accent 3" w:uiPriority="47"/>
-    <w:lsdException w:name="List Table 3 Accent 3" w:uiPriority="48"/>
-    <w:lsdException w:name="List Table 4 Accent 3" w:uiPriority="49"/>
-    <w:lsdException w:name="List Table 5 Dark Accent 3" w:uiPriority="50"/>
-    <w:lsdException w:name="List Table 6 Colorful Accent 3" w:uiPriority="51"/>
-    <w:lsdException w:name="List Table 7 Colorful Accent 3" w:uiPriority="52"/>
-    <w:lsdException w:name="List Table 1 Light Accent 4" w:uiPriority="46"/>
-    <w:lsdException w:name="List Table 2 Accent 4" w:uiPriority="47"/>
-    <w:lsdException w:name="List Table 3 Accent 4" w:uiPriority="48"/>
-    <w:lsdException w:name="List Table 4 Accent 4" w:uiPriority="49"/>
-    <w:lsdException w:name="List Table 5 Dark Accent 4" w:uiPriority="50"/>
-    <w:lsdException w:name="List Table 6 Colorful Accent 4" w:uiPriority="51"/>
-    <w:lsdException w:name="List Table 7 Colorful Accent 4" w:uiPriority="52"/>
-    <w:lsdException w:name="List Table 1 Light Accent 5" w:uiPriority="46"/>
-    <w:lsdException w:name="List Table 2 Accent 5" w:uiPriority="47"/>
-    <w:lsdException w:name="List Table 3 Accent 5" w:uiPriority="48"/>
-    <w:lsdException w:name="List Table 4 Accent 5" w:uiPriority="49"/>
-    <w:lsdException w:name="List Table 5 Dark Accent 5" w:uiPriority="50"/>
-    <w:lsdException w:name="List Table 6 Colorful Accent 5" w:uiPriority="51"/>
-    <w:lsdException w:name="List Table 7 Colorful Accent 5" w:uiPriority="52"/>
-    <w:lsdException w:name="List Table 1 Light Accent 6" w:uiPriority="46"/>
-    <w:lsdException w:name="List Table 2 Accent 6" w:uiPriority="47"/>
-    <w:lsdException w:name="List Table 3 Accent 6" w:uiPriority="48"/>
-    <w:lsdException w:name="List Table 4 Accent 6" w:uiPriority="49"/>
-    <w:lsdException w:name="List Table 5 Dark Accent 6" w:uiPriority="50"/>
-    <w:lsdException w:name="List Table 6 Colorful Accent 6" w:uiPriority="51"/>
-    <w:lsdException w:name="List Table 7 Colorful Accent 6" w:uiPriority="52"/>
-  </w:latentStyles>
-  <w:style w:type="paragraph" w:default="1" w:styleId="a">
-    <w:name w:val="Normal"/>
-    <w:qFormat/>
-  </w:style>
-  <w:style w:type="character" w:default="1" w:styleId="a0">
-    <w:name w:val="Default Paragraph Font"/>
-    <w:uiPriority w:val="1"/>
-    <w:unhideWhenUsed/>
-  </w:style>
-  <w:style w:type="table" w:default="1" w:styleId="a1">
-    <w:name w:val="Normal Table"/>
-    <w:uiPriority w:val="99"/>
-    <w:semiHidden/>
-    <w:unhideWhenUsed/>
-    <w:tblPr>
-      <w:tblInd w:w="0" w:type="dxa"/>
-      <w:tblCellMar>
-        <w:top w:w="0" w:type="dxa"/>
-        <w:left w:w="108" w:type="dxa"/>
-        <w:bottom w:w="0" w:type="dxa"/>
-        <w:right w:w="108" w:type="dxa"/>
-      </w:tblCellMar>
-    </w:tblPr>
-  </w:style>
-  <w:style w:type="numbering" w:default="1" w:styleId="a2">
-    <w:name w:val="No List"/>
-    <w:uiPriority w:val="99"/>
-    <w:semiHidden/>
-    <w:unhideWhenUsed/>
-  </w:style>
-  <w:style w:type="character" w:customStyle="1" w:styleId="Znakiprzypiswdolnych">
-    <w:name w:val="Znaki przypisów dolnych"/>
-    <w:qFormat/>
-  </w:style>
-  <w:style w:type="character" w:styleId="a3">
-    <w:name w:val="footnote reference"/>
-    <w:rPr>
-      <w:vertAlign w:val="superscript"/>
-    </w:rPr>
-  </w:style>
-  <w:style w:type="character" w:customStyle="1" w:styleId="Znakinumeracji">
-    <w:name w:val="Znaki numeracji"/>
-    <w:qFormat/>
-  </w:style>
-  <w:style w:type="paragraph" w:customStyle="1" w:styleId="Nagwek">
-    <w:name w:val="Nagłówek"/>
-    <w:basedOn w:val="a"/>
-    <w:next w:val="a4"/>
-    <w:qFormat/>
-    <w:pPr>
-      <w:keepNext/>
-      <w:spacing w:before="240" w:after="120"/>
-    </w:pPr>
-    <w:rPr>
-      <w:rFonts w:ascii="Liberation Sans" w:eastAsia="Noto Sans CJK SC" w:hAnsi="Liberation Sans"/>
-      <w:sz w:val="28"/>
-      <w:szCs w:val="28"/>
-    </w:rPr>
-  </w:style>
-  <w:style w:type="paragraph" w:styleId="a4">
-    <w:name w:val="Body Text"/>
-    <w:basedOn w:val="a"/>
-    <w:pPr>
-      <w:spacing w:after="140" w:line="276" w:lineRule="auto"/>
-    </w:pPr>
-  </w:style>
-  <w:style w:type="paragraph" w:styleId="a5">
-    <w:name w:val="List"/>
-    <w:basedOn w:val="a4"/>
-  </w:style>
-  <w:style w:type="paragraph" w:styleId="a6">
-    <w:name w:val="Signature"/>
-    <w:basedOn w:val="a"/>
-    <w:pPr>
-      <w:suppressLineNumbers/>
-      <w:spacing w:before="120" w:after="120"/>
-    </w:pPr>
-    <w:rPr>
-      <w:i/>
-      <w:iCs/>
-    </w:rPr>
-  </w:style>
-  <w:style w:type="paragraph" w:customStyle="1" w:styleId="Indeks">
-    <w:name w:val="Indeks"/>
-    <w:basedOn w:val="a"/>
-    <w:qFormat/>
-    <w:pPr>
-      <w:suppressLineNumbers/>
-    </w:pPr>
-  </w:style>
-  <w:style w:type="paragraph" w:customStyle="1" w:styleId="Zawartotabeli">
-    <w:name w:val="Zawartość tabeli"/>
-    <w:basedOn w:val="a"/>
-    <w:qFormat/>
-    <w:pPr>
-      <w:suppressLineNumbers/>
-    </w:pPr>
-  </w:style>
-  <w:style w:type="paragraph" w:customStyle="1" w:styleId="Nagwektabeli">
-    <w:name w:val="Nagłówek tabeli"/>
-    <w:basedOn w:val="Zawartotabeli"/>
-    <w:qFormat/>
-    <w:pPr>
-      <w:jc w:val="center"/>
-    </w:pPr>
-    <w:rPr>
-      <w:b/>
-      <w:bCs/>
-    </w:rPr>
-  </w:style>
-  <w:style w:type="paragraph" w:styleId="a7">
-    <w:name w:val="footnote text"/>
-    <w:basedOn w:val="a"/>
-    <w:pPr>
-      <w:suppressLineNumbers/>
-      <w:ind w:left="340" w:hanging="340"/>
-    </w:pPr>
-    <w:rPr>
-      <w:sz w:val="20"/>
-      <w:szCs w:val="20"/>
-    </w:rPr>
-  </w:style>
-  <w:style w:type="paragraph" w:customStyle="1" w:styleId="Gwkaistopka">
-    <w:name w:val="Główka i stopka"/>
-    <w:basedOn w:val="a"/>
-    <w:qFormat/>
-    <w:pPr>
-      <w:suppressLineNumbers/>
-      <w:tabs>
-        <w:tab w:val="center" w:pos="4819"/>
-        <w:tab w:val="right" w:pos="9638"/>
-      </w:tabs>
-    </w:pPr>
-  </w:style>
-  <w:style w:type="paragraph" w:styleId="a8">
-    <w:name w:val="footer"/>
-    <w:basedOn w:val="Gwkaistopka"/>
-  </w:style>
-  <w:style w:type="character" w:styleId="a9">
-    <w:name w:val="Placeholder Text"/>
-    <w:basedOn w:val="a0"/>
-    <w:uiPriority w:val="99"/>
-    <w:semiHidden/>
-    <w:rsid w:val="00390264"/>
-    <w:rPr>
-      <w:color w:val="808080"/>
-    </w:rPr>
-  </w:style>
-</w:styles>
-</file>
-
-<file path=word/glossary/document.xml><?xml version="1.0" encoding="utf-8"?>
-<w:glossaryDocument xmlns:wpc="http://schemas.microsoft.com/office/word/2010/wordprocessingCanvas" xmlns:cx="http://schemas.microsoft.com/office/drawing/2014/chartex" xmlns:cx1="http://schemas.microsoft.com/office/drawing/2015/9/8/chartex" xmlns:mc="http://schemas.openxmlformats.org/markup-compatibility/2006" xmlns:o="urn:schemas-microsoft-com:office:office" xmlns:r="http://schemas.openxmlformats.org/officeDocument/2006/relationships" xmlns:m="http://schemas.openxmlformats.org/officeDocument/2006/math" xmlns:v="urn:schemas-microsoft-com:vml" xmlns:wp14="http://schemas.microsoft.com/office/word/2010/wordprocessingDrawing" xmlns:wp="http://schemas.openxmlformats.org/drawingml/2006/wordprocessingDrawing" xmlns:w10="urn:schemas-microsoft-com:office:word" xmlns:w="http://schemas.openxmlformats.org/wordprocessingml/2006/main" xmlns:w14="http://schemas.microsoft.com/office/word/2010/wordml" xmlns:w15="http://schemas.microsoft.com/office/word/2012/wordml" xmlns:w16se="http://schemas.microsoft.com/office/word/2015/wordml/symex" xmlns:wpg="http://schemas.microsoft.com/office/word/2010/wordprocessingGroup" xmlns:wpi="http://schemas.microsoft.com/office/word/2010/wordprocessingInk" xmlns:wne="http://schemas.microsoft.com/office/word/2006/wordml" xmlns:wps="http://schemas.microsoft.com/office/word/2010/wordprocessingShape" mc:Ignorable="w14 w15 w16se wp14">
-  <w:docParts>
-    <w:docPart>
-      <w:docPartPr>
-        <w:name w:val="DefaultPlaceholder_2098659788"/>
-        <w:category>
-          <w:name w:val="Общие"/>
-          <w:gallery w:val="placeholder"/>
-        </w:category>
-        <w:types>
-          <w:type w:val="bbPlcHdr"/>
-        </w:types>
-        <w:behaviors>
-          <w:behavior w:val="content"/>
-        </w:behaviors>
-        <w:guid w:val="{44BD0711-43BA-4E5E-AA7D-F8379EE168A6}"/>
-      </w:docPartPr>
-      <w:docPartBody>
-        <w:p>
-          <w:r>
-            <w:rPr>
-              <w:rStyle w:val="a3"/>
-            </w:rPr>
-            <w:t>Место для уравнения.</w:t>
-          </w:r>
-        </w:p>
-      </w:docPartBody>
-    </w:docPart>
-  </w:docParts>
-</w:glossaryDocument>
-</file>
-
-<file path=word/glossary/fontTable.xml><?xml version="1.0" encoding="utf-8"?>
-<w:fonts xmlns:mc="http://schemas.openxmlformats.org/markup-compatibility/2006" xmlns:r="http://schemas.openxmlformats.org/officeDocument/2006/relationships" xmlns:w="http://schemas.openxmlformats.org/wordprocessingml/2006/main" xmlns:w14="http://schemas.microsoft.com/office/word/2010/wordml" xmlns:w15="http://schemas.microsoft.com/office/word/2012/wordml" xmlns:w16se="http://schemas.microsoft.com/office/word/2015/wordml/symex" mc:Ignorable="w14 w15 w16se">
-  <w:font w:name="Liberation Serif">
-    <w:altName w:val="Times New Roman"/>
-    <w:charset w:val="01"/>
-    <w:family w:val="roman"/>
-    <w:pitch w:val="variable"/>
-  </w:font>
-  <w:font w:name="Noto Serif CJK SC">
-    <w:altName w:val="Times New Roman"/>
-    <w:panose1 w:val="00000000000000000000"/>
-    <w:charset w:val="00"/>
-    <w:family w:val="roman"/>
-    <w:notTrueType/>
-    <w:pitch w:val="default"/>
-  </w:font>
-  <w:font w:name="Noto Sans Devanagari">
-    <w:altName w:val="Times New Roman"/>
-    <w:panose1 w:val="00000000000000000000"/>
-    <w:charset w:val="00"/>
-    <w:family w:val="roman"/>
-    <w:notTrueType/>
-    <w:pitch w:val="default"/>
-  </w:font>
-  <w:font w:name="Times New Roman">
-    <w:panose1 w:val="02020603050405020304"/>
-    <w:charset w:val="CC"/>
-    <w:family w:val="roman"/>
-    <w:pitch w:val="variable"/>
-    <w:sig w:usb0="E0002AFF" w:usb1="C0007843" w:usb2="00000009" w:usb3="00000000" w:csb0="000001FF" w:csb1="00000000"/>
-  </w:font>
-  <w:font w:name="Liberation Sans">
-    <w:altName w:val="Arial"/>
-    <w:charset w:val="01"/>
-    <w:family w:val="swiss"/>
-    <w:pitch w:val="variable"/>
-  </w:font>
-  <w:font w:name="Noto Sans CJK SC">
-    <w:panose1 w:val="00000000000000000000"/>
-    <w:charset w:val="00"/>
-    <w:family w:val="roman"/>
-    <w:notTrueType/>
-    <w:pitch w:val="default"/>
-  </w:font>
-  <w:font w:name="Calibri">
-    <w:panose1 w:val="020F0502020204030204"/>
-    <w:charset w:val="CC"/>
-    <w:family w:val="swiss"/>
-    <w:pitch w:val="variable"/>
-    <w:sig w:usb0="E0002AFF" w:usb1="4000ACFF" w:usb2="00000001" w:usb3="00000000" w:csb0="000001FF" w:csb1="00000000"/>
-  </w:font>
-  <w:font w:name="Arial">
-    <w:panose1 w:val="020B0604020202020204"/>
-    <w:charset w:val="CC"/>
-    <w:family w:val="swiss"/>
-    <w:pitch w:val="variable"/>
-    <w:sig w:usb0="E0002AFF" w:usb1="C0007843" w:usb2="00000009" w:usb3="00000000" w:csb0="000001FF" w:csb1="00000000"/>
-  </w:font>
-  <w:font w:name="Cambria Math">
-    <w:panose1 w:val="02040503050406030204"/>
-    <w:charset w:val="CC"/>
-    <w:family w:val="roman"/>
-    <w:pitch w:val="variable"/>
-    <w:sig w:usb0="E00006FF" w:usb1="420024FF" w:usb2="02000000" w:usb3="00000000" w:csb0="0000019F" w:csb1="00000000"/>
-  </w:font>
-  <w:font w:name="Calibri Light">
-    <w:panose1 w:val="020F0302020204030204"/>
-    <w:charset w:val="CC"/>
-    <w:family w:val="swiss"/>
-    <w:pitch w:val="variable"/>
-    <w:sig w:usb0="A0002AEF" w:usb1="4000207B" w:usb2="00000000" w:usb3="00000000" w:csb0="000001FF" w:csb1="00000000"/>
-  </w:font>
-</w:fonts>
-</file>
-
-<file path=word/glossary/settings.xml><?xml version="1.0" encoding="utf-8"?>
-<w:settings xmlns:mc="http://schemas.openxmlformats.org/markup-compatibility/2006" xmlns:o="urn:schemas-microsoft-com:office:office" xmlns:r="http://schemas.openxmlformats.org/officeDocument/2006/relationships" xmlns:m="http://schemas.openxmlformats.org/officeDocument/2006/math" xmlns:v="urn:schemas-microsoft-com:vml" xmlns:w10="urn:schemas-microsoft-com:office:word" xmlns:w="http://schemas.openxmlformats.org/wordprocessingml/2006/main" xmlns:w14="http://schemas.microsoft.com/office/word/2010/wordml" xmlns:w15="http://schemas.microsoft.com/office/word/2012/wordml" xmlns:w16se="http://schemas.microsoft.com/office/word/2015/wordml/symex" xmlns:sl="http://schemas.openxmlformats.org/schemaLibrary/2006/main" mc:Ignorable="w14 w15 w16se">
-  <w:view w:val="normal"/>
-  <w:defaultTabStop w:val="708"/>
-  <w:characterSpacingControl w:val="doNotCompress"/>
-  <w:compat>
-    <w:useFELayout/>
-    <w:compatSetting w:name="compatibilityMode" w:uri="http://schemas.microsoft.com/office/word" w:val="15"/>
-    <w:compatSetting w:name="overrideTableStyleFontSizeAndJustification" w:uri="http://schemas.microsoft.com/office/word" w:val="1"/>
-    <w:compatSetting w:name="enableOpenTypeFeatures" w:uri="http://schemas.microsoft.com/office/word" w:val="1"/>
-    <w:compatSetting w:name="doNotFlipMirrorIndents" w:uri="http://schemas.microsoft.com/office/word" w:val="1"/>
-    <w:compatSetting w:name="differentiateMultirowTableHeaders" w:uri="http://schemas.microsoft.com/office/word" w:val="1"/>
-  </w:compat>
-  <w:rsids>
-    <w:rsidRoot w:val="000F2F69"/>
-    <w:rsid w:val="000F2F69"/>
-    <w:rsid w:val="006E05E3"/>
-  </w:rsids>
-  <m:mathPr>
-    <m:mathFont m:val="Cambria Math"/>
-    <m:brkBin m:val="before"/>
-    <m:brkBinSub m:val="--"/>
-    <m:smallFrac m:val="0"/>
-    <m:dispDef/>
-    <m:lMargin m:val="0"/>
-    <m:rMargin m:val="0"/>
-    <m:defJc m:val="centerGroup"/>
-    <m:wrapIndent m:val="1440"/>
-    <m:intLim m:val="subSup"/>
-    <m:naryLim m:val="undOvr"/>
-  </m:mathPr>
-  <w:themeFontLang w:val="ru-RU"/>
-  <w:clrSchemeMapping w:bg1="light1" w:t1="dark1" w:bg2="light2" w:t2="dark2" w:accent1="accent1" w:accent2="accent2" w:accent3="accent3" w:accent4="accent4" w:accent5="accent5" w:accent6="accent6" w:hyperlink="hyperlink" w:followedHyperlink="followedHyperlink"/>
-  <w:decimalSymbol w:val=","/>
-  <w:listSeparator w:val=";"/>
-  <w15:chartTrackingRefBased/>
-</w:settings>
-</file>
-
-<file path=word/glossary/styles.xml><?xml version="1.0" encoding="utf-8"?>
-<w:styles xmlns:mc="http://schemas.openxmlformats.org/markup-compatibility/2006" xmlns:r="http://schemas.openxmlformats.org/officeDocument/2006/relationships" xmlns:w="http://schemas.openxmlformats.org/wordprocessingml/2006/main" xmlns:w14="http://schemas.microsoft.com/office/word/2010/wordml" xmlns:w15="http://schemas.microsoft.com/office/word/2012/wordml" xmlns:w16se="http://schemas.microsoft.com/office/word/2015/wordml/symex" mc:Ignorable="w14 w15 w16se">
-  <w:docDefaults>
-    <w:rPrDefault>
-      <w:rPr>
-        <w:rFonts w:asciiTheme="minorHAnsi" w:eastAsiaTheme="minorEastAsia" w:hAnsiTheme="minorHAnsi" w:cstheme="minorBidi"/>
-        <w:sz w:val="22"/>
-        <w:szCs w:val="22"/>
-        <w:lang w:val="ru-RU" w:eastAsia="ru-RU" w:bidi="ar-SA"/>
-      </w:rPr>
-    </w:rPrDefault>
-    <w:pPrDefault>
-      <w:pPr>
-        <w:spacing w:after="160" w:line="259" w:lineRule="auto"/>
       </w:pPr>
     </w:pPrDefault>
   </w:docDefaults>
@@ -6195,24 +6399,140 @@
     <w:semiHidden/>
     <w:unhideWhenUsed/>
   </w:style>
+  <w:style w:type="character" w:customStyle="1" w:styleId="Znakiprzypiswdolnych">
+    <w:name w:val="Znaki przypisów dolnych"/>
+    <w:qFormat/>
+  </w:style>
   <w:style w:type="character" w:styleId="a3">
+    <w:name w:val="footnote reference"/>
+    <w:rPr>
+      <w:vertAlign w:val="superscript"/>
+    </w:rPr>
+  </w:style>
+  <w:style w:type="character" w:customStyle="1" w:styleId="Znakinumeracji">
+    <w:name w:val="Znaki numeracji"/>
+    <w:qFormat/>
+  </w:style>
+  <w:style w:type="paragraph" w:customStyle="1" w:styleId="Nagwek">
+    <w:name w:val="Nagłówek"/>
+    <w:basedOn w:val="a"/>
+    <w:next w:val="a4"/>
+    <w:qFormat/>
+    <w:pPr>
+      <w:keepNext/>
+      <w:spacing w:before="240" w:after="120"/>
+    </w:pPr>
+    <w:rPr>
+      <w:rFonts w:ascii="Liberation Sans" w:eastAsia="Noto Sans CJK SC" w:hAnsi="Liberation Sans"/>
+      <w:sz w:val="28"/>
+      <w:szCs w:val="28"/>
+    </w:rPr>
+  </w:style>
+  <w:style w:type="paragraph" w:styleId="a4">
+    <w:name w:val="Body Text"/>
+    <w:basedOn w:val="a"/>
+    <w:pPr>
+      <w:spacing w:after="140" w:line="276" w:lineRule="auto"/>
+    </w:pPr>
+  </w:style>
+  <w:style w:type="paragraph" w:styleId="a5">
+    <w:name w:val="List"/>
+    <w:basedOn w:val="a4"/>
+  </w:style>
+  <w:style w:type="paragraph" w:styleId="a6">
+    <w:name w:val="Signature"/>
+    <w:basedOn w:val="a"/>
+    <w:pPr>
+      <w:suppressLineNumbers/>
+      <w:spacing w:before="120" w:after="120"/>
+    </w:pPr>
+    <w:rPr>
+      <w:i/>
+      <w:iCs/>
+    </w:rPr>
+  </w:style>
+  <w:style w:type="paragraph" w:customStyle="1" w:styleId="Indeks">
+    <w:name w:val="Indeks"/>
+    <w:basedOn w:val="a"/>
+    <w:qFormat/>
+    <w:pPr>
+      <w:suppressLineNumbers/>
+    </w:pPr>
+  </w:style>
+  <w:style w:type="paragraph" w:customStyle="1" w:styleId="Zawartotabeli">
+    <w:name w:val="Zawartość tabeli"/>
+    <w:basedOn w:val="a"/>
+    <w:qFormat/>
+    <w:pPr>
+      <w:suppressLineNumbers/>
+    </w:pPr>
+  </w:style>
+  <w:style w:type="paragraph" w:customStyle="1" w:styleId="Nagwektabeli">
+    <w:name w:val="Nagłówek tabeli"/>
+    <w:basedOn w:val="Zawartotabeli"/>
+    <w:qFormat/>
+    <w:pPr>
+      <w:jc w:val="center"/>
+    </w:pPr>
+    <w:rPr>
+      <w:b/>
+      <w:bCs/>
+    </w:rPr>
+  </w:style>
+  <w:style w:type="paragraph" w:styleId="a7">
+    <w:name w:val="footnote text"/>
+    <w:basedOn w:val="a"/>
+    <w:pPr>
+      <w:suppressLineNumbers/>
+      <w:ind w:left="340" w:hanging="340"/>
+    </w:pPr>
+    <w:rPr>
+      <w:sz w:val="20"/>
+      <w:szCs w:val="20"/>
+    </w:rPr>
+  </w:style>
+  <w:style w:type="paragraph" w:customStyle="1" w:styleId="Gwkaistopka">
+    <w:name w:val="Główka i stopka"/>
+    <w:basedOn w:val="a"/>
+    <w:qFormat/>
+    <w:pPr>
+      <w:suppressLineNumbers/>
+      <w:tabs>
+        <w:tab w:val="center" w:pos="4819"/>
+        <w:tab w:val="right" w:pos="9638"/>
+      </w:tabs>
+    </w:pPr>
+  </w:style>
+  <w:style w:type="paragraph" w:styleId="a8">
+    <w:name w:val="footer"/>
+    <w:basedOn w:val="Gwkaistopka"/>
+  </w:style>
+  <w:style w:type="character" w:styleId="a9">
     <w:name w:val="Placeholder Text"/>
     <w:basedOn w:val="a0"/>
     <w:uiPriority w:val="99"/>
     <w:semiHidden/>
-    <w:rsid w:val="000F2F69"/>
+    <w:rsid w:val="00390264"/>
     <w:rPr>
       <w:color w:val="808080"/>
     </w:rPr>
   </w:style>
+  <w:style w:type="paragraph" w:styleId="aa">
+    <w:name w:val="List Paragraph"/>
+    <w:basedOn w:val="a"/>
+    <w:uiPriority w:val="34"/>
+    <w:qFormat/>
+    <w:rsid w:val="000E573A"/>
+    <w:pPr>
+      <w:ind w:left="720"/>
+      <w:contextualSpacing/>
+    </w:pPr>
+    <w:rPr>
+      <w:rFonts w:cs="Mangal"/>
+      <w:szCs w:val="21"/>
+    </w:rPr>
+  </w:style>
 </w:styles>
-</file>
-
-<file path=word/glossary/webSettings.xml><?xml version="1.0" encoding="utf-8"?>
-<w:webSettings xmlns:mc="http://schemas.openxmlformats.org/markup-compatibility/2006" xmlns:r="http://schemas.openxmlformats.org/officeDocument/2006/relationships" xmlns:w="http://schemas.openxmlformats.org/wordprocessingml/2006/main" xmlns:w14="http://schemas.microsoft.com/office/word/2010/wordml" xmlns:w15="http://schemas.microsoft.com/office/word/2012/wordml" xmlns:w16se="http://schemas.microsoft.com/office/word/2015/wordml/symex" mc:Ignorable="w14 w15 w16se">
-  <w:optimizeForBrowser/>
-  <w:allowPNG/>
-</w:webSettings>
 </file>
 
 <file path=word/theme/theme1.xml><?xml version="1.0" encoding="utf-8"?>

--- a/Lab1/LELA1_LAB1_Rah_Sal.docx
+++ b/Lab1/LELA1_LAB1_Rah_Sal.docx
@@ -968,6 +968,8 @@
       <w:r>
         <w:rPr>
           <w:rFonts w:ascii="Calibri" w:hAnsi="Calibri"/>
+          <w:noProof/>
+          <w:lang w:val="ru-RU" w:eastAsia="ru-RU" w:bidi="ar-SA"/>
         </w:rPr>
         <w:drawing>
           <wp:inline distT="0" distB="0" distL="0" distR="0" wp14:anchorId="67AAD18F" wp14:editId="5834F8B7">
@@ -1128,19 +1130,7 @@
           <w:rPr>
             <w:rFonts w:ascii="Cambria Math" w:hAnsi="Cambria Math"/>
           </w:rPr>
-          <m:t>RC</m:t>
-        </m:r>
-        <m:r>
-          <w:rPr>
-            <w:rFonts w:ascii="Cambria Math" w:hAnsi="Cambria Math"/>
-          </w:rPr>
-          <m:t>1</m:t>
-        </m:r>
-        <m:r>
-          <w:rPr>
-            <w:rFonts w:ascii="Cambria Math" w:hAnsi="Cambria Math"/>
-          </w:rPr>
-          <m:t> = 100,00 Ω</m:t>
+          <m:t>RC1 = 100,00 Ω</m:t>
         </m:r>
       </m:oMath>
       <w:r>
@@ -1151,19 +1141,7 @@
           <w:rPr>
             <w:rFonts w:ascii="Cambria Math" w:hAnsi="Cambria Math"/>
           </w:rPr>
-          <m:t>RG</m:t>
-        </m:r>
-        <m:r>
-          <w:rPr>
-            <w:rFonts w:ascii="Cambria Math" w:hAnsi="Cambria Math"/>
-          </w:rPr>
-          <m:t>1</m:t>
-        </m:r>
-        <m:r>
-          <w:rPr>
-            <w:rFonts w:ascii="Cambria Math" w:hAnsi="Cambria Math"/>
-          </w:rPr>
-          <m:t>= 10,00 kΩ</m:t>
+          <m:t>RG1= 10,00 kΩ</m:t>
         </m:r>
       </m:oMath>
     </w:p>
@@ -1255,13 +1233,7 @@
               <w:rPr>
                 <w:rFonts w:ascii="Cambria Math" w:hAnsi="Cambria Math"/>
               </w:rPr>
-              <m:t>RG</m:t>
-            </m:r>
-            <m:r>
-              <w:rPr>
-                <w:rFonts w:ascii="Cambria Math" w:hAnsi="Cambria Math"/>
-              </w:rPr>
-              <m:t>1</m:t>
+              <m:t>RG1</m:t>
             </m:r>
           </m:sub>
         </m:sSub>
@@ -1301,13 +1273,7 @@
               <w:rPr>
                 <w:rFonts w:ascii="Cambria Math" w:hAnsi="Cambria Math"/>
               </w:rPr>
-              <m:t>RC</m:t>
-            </m:r>
-            <m:r>
-              <w:rPr>
-                <w:rFonts w:ascii="Cambria Math" w:hAnsi="Cambria Math"/>
-              </w:rPr>
-              <m:t>1</m:t>
+              <m:t>RC1</m:t>
             </m:r>
           </m:sub>
         </m:sSub>
@@ -1461,13 +1427,7 @@
                     <w:rPr>
                       <w:rFonts w:ascii="Cambria Math" w:hAnsi="Cambria Math"/>
                     </w:rPr>
-                    <m:t>RC</m:t>
-                  </m:r>
-                  <m:r>
-                    <w:rPr>
-                      <w:rFonts w:ascii="Cambria Math" w:hAnsi="Cambria Math"/>
-                    </w:rPr>
-                    <m:t>1</m:t>
+                    <m:t>RC1</m:t>
                   </m:r>
                 </m:sub>
               </m:sSub>
@@ -1496,13 +1456,7 @@
                     <w:rPr>
                       <w:rFonts w:ascii="Cambria Math" w:hAnsi="Cambria Math"/>
                     </w:rPr>
-                    <m:t>RG</m:t>
-                  </m:r>
-                  <m:r>
-                    <w:rPr>
-                      <w:rFonts w:ascii="Cambria Math" w:hAnsi="Cambria Math"/>
-                    </w:rPr>
-                    <m:t>1</m:t>
+                    <m:t>RG1</m:t>
                   </m:r>
                 </m:sub>
               </m:sSub>
@@ -1559,13 +1513,7 @@
                         <w:rPr>
                           <w:rFonts w:ascii="Cambria Math" w:hAnsi="Cambria Math"/>
                         </w:rPr>
-                        <m:t>RC</m:t>
-                      </m:r>
-                      <m:r>
-                        <w:rPr>
-                          <w:rFonts w:ascii="Cambria Math" w:hAnsi="Cambria Math"/>
-                        </w:rPr>
-                        <m:t>1</m:t>
+                        <m:t>RC1</m:t>
                       </m:r>
                     </m:sub>
                   </m:sSub>
@@ -1575,13 +1523,7 @@
                     <w:rPr>
                       <w:rFonts w:ascii="Cambria Math" w:hAnsi="Cambria Math"/>
                     </w:rPr>
-                    <m:t>RC</m:t>
-                  </m:r>
-                  <m:r>
-                    <w:rPr>
-                      <w:rFonts w:ascii="Cambria Math" w:hAnsi="Cambria Math"/>
-                    </w:rPr>
-                    <m:t>1</m:t>
+                    <m:t>RC1</m:t>
                   </m:r>
                 </m:den>
               </m:f>
@@ -1621,13 +1563,7 @@
                         <w:rPr>
                           <w:rFonts w:ascii="Cambria Math" w:hAnsi="Cambria Math"/>
                         </w:rPr>
-                        <m:t>RG</m:t>
-                      </m:r>
-                      <m:r>
-                        <w:rPr>
-                          <w:rFonts w:ascii="Cambria Math" w:hAnsi="Cambria Math"/>
-                        </w:rPr>
-                        <m:t>1</m:t>
+                        <m:t>RG1</m:t>
                       </m:r>
                     </m:sub>
                   </m:sSub>
@@ -1637,13 +1573,7 @@
                     <w:rPr>
                       <w:rFonts w:ascii="Cambria Math" w:hAnsi="Cambria Math"/>
                     </w:rPr>
-                    <m:t>RG</m:t>
-                  </m:r>
-                  <m:r>
-                    <w:rPr>
-                      <w:rFonts w:ascii="Cambria Math" w:hAnsi="Cambria Math"/>
-                    </w:rPr>
-                    <m:t>1</m:t>
+                    <m:t>RG1</m:t>
                   </m:r>
                 </m:den>
               </m:f>
@@ -1744,6 +1674,8 @@
       <w:r>
         <w:rPr>
           <w:rFonts w:ascii="Calibri" w:hAnsi="Calibri"/>
+          <w:noProof/>
+          <w:lang w:val="ru-RU" w:eastAsia="ru-RU" w:bidi="ar-SA"/>
         </w:rPr>
         <w:drawing>
           <wp:inline distT="0" distB="0" distL="0" distR="0" wp14:anchorId="33927351" wp14:editId="0A8D8691">
@@ -1805,13 +1737,7 @@
         <w:rPr>
           <w:rFonts w:ascii="Calibri" w:hAnsi="Calibri"/>
         </w:rPr>
-        <w:t xml:space="preserve"> z </w:t>
-      </w:r>
-      <w:r>
-        <w:rPr>
-          <w:rFonts w:ascii="Calibri" w:hAnsi="Calibri"/>
-        </w:rPr>
-        <w:t>„diopornikiem”</w:t>
+        <w:t xml:space="preserve"> z „diopornikiem”</w:t>
       </w:r>
     </w:p>
     <w:p>
@@ -2081,19 +2007,7 @@
                     <w:rPr>
                       <w:rFonts w:ascii="Cambria Math" w:hAnsi="Cambria Math"/>
                     </w:rPr>
-                    <m:t>1</m:t>
-                  </m:r>
-                  <m:r>
-                    <w:rPr>
-                      <w:rFonts w:ascii="Cambria Math" w:hAnsi="Cambria Math"/>
-                    </w:rPr>
-                    <m:t>,00</m:t>
-                  </m:r>
-                  <m:r>
-                    <w:rPr>
-                      <w:rFonts w:ascii="Cambria Math" w:hAnsi="Cambria Math"/>
-                    </w:rPr>
-                    <m:t xml:space="preserve"> kΩ</m:t>
+                    <m:t>1,00 kΩ</m:t>
                   </m:r>
                 </m:den>
               </m:f>
@@ -2212,13 +2126,7 @@
                 <w:rPr>
                   <w:rFonts w:ascii="Cambria Math" w:hAnsi="Cambria Math"/>
                 </w:rPr>
-                <m:t> ∙ </m:t>
-              </m:r>
-              <m:r>
-                <w:rPr>
-                  <w:rFonts w:ascii="Cambria Math" w:hAnsi="Cambria Math"/>
-                </w:rPr>
-                <m:t>3</m:t>
+                <m:t> ∙ 3</m:t>
               </m:r>
             </m:den>
           </m:f>
@@ -2251,13 +2159,7 @@
                 <w:rPr>
                   <w:rFonts w:ascii="Cambria Math" w:hAnsi="Cambria Math"/>
                 </w:rPr>
-                <m:t>3 ∙ </m:t>
-              </m:r>
-              <m:r>
-                <w:rPr>
-                  <w:rFonts w:ascii="Cambria Math" w:hAnsi="Cambria Math"/>
-                </w:rPr>
-                <m:t>0,052 mA</m:t>
+                <m:t>3 ∙ 0,052 mA</m:t>
               </m:r>
             </m:den>
           </m:f>
@@ -2265,13 +2167,7 @@
             <w:rPr>
               <w:rFonts w:ascii="Cambria Math" w:hAnsi="Cambria Math"/>
             </w:rPr>
-            <m:t xml:space="preserve">=13,84 </m:t>
-          </m:r>
-          <m:r>
-            <w:rPr>
-              <w:rFonts w:ascii="Cambria Math" w:hAnsi="Cambria Math"/>
-            </w:rPr>
-            <m:t>kΩ</m:t>
+            <m:t>=13,84 kΩ</m:t>
           </m:r>
         </m:oMath>
       </m:oMathPara>
@@ -2288,11 +2184,6 @@
           <w:rFonts w:ascii="Calibri" w:hAnsi="Calibri"/>
         </w:rPr>
         <w:br/>
-      </w:r>
-      <w:r>
-        <w:rPr>
-          <w:rFonts w:ascii="Calibri" w:hAnsi="Calibri"/>
-        </w:rPr>
         <w:t>w typowym szeregu E24 takiego opornika nie ma, więc</w:t>
       </w:r>
       <w:r>
@@ -2306,13 +2197,7 @@
           <w:rPr>
             <w:rFonts w:ascii="Cambria Math" w:hAnsi="Cambria Math"/>
           </w:rPr>
-          <m:t>RG=13 </m:t>
-        </m:r>
-        <m:r>
-          <w:rPr>
-            <w:rFonts w:ascii="Cambria Math" w:hAnsi="Cambria Math"/>
-          </w:rPr>
-          <m:t>kΩ</m:t>
+          <m:t>RG=13 kΩ</m:t>
         </m:r>
       </m:oMath>
       <w:r>
@@ -2519,24 +2404,12 @@
     </w:p>
     <w:p>
       <w:pPr>
-        <w:rPr>
-          <w:rFonts w:ascii="Calibri" w:hAnsi="Calibri"/>
-        </w:rPr>
-      </w:pPr>
-    </w:p>
-    <w:p>
-      <w:pPr>
         <w:spacing w:after="120"/>
         <w:rPr>
           <w:rFonts w:ascii="Calibri" w:hAnsi="Calibri"/>
-        </w:rPr>
-      </w:pPr>
-      <w:r>
-        <w:rPr>
-          <w:rFonts w:ascii="Calibri" w:hAnsi="Calibri"/>
-        </w:rPr>
-        <w:t>Tak. W stanie włączenia nie odkłada się na nim napięcie, więc klucz działa poprawnie, tranzystor</w:t>
-      </w:r>
+          <w:color w:val="FFC000"/>
+        </w:rPr>
+      </w:pPr>
     </w:p>
     <w:p>
       <w:pPr>
@@ -2549,16 +2422,97 @@
         <w:rPr>
           <w:rFonts w:ascii="Calibri" w:hAnsi="Calibri"/>
         </w:rPr>
-        <w:t>znajduje się w stanie nasycenia.</w:t>
-      </w:r>
-    </w:p>
-    <w:p>
-      <w:pPr>
-        <w:spacing w:after="120"/>
-        <w:rPr>
-          <w:rFonts w:ascii="Calibri" w:hAnsi="Calibri"/>
-        </w:rPr>
-      </w:pPr>
+        <w:t>Tak. Dla</w:t>
+      </w:r>
+      <w:r>
+        <w:rPr>
+          <w:rFonts w:ascii="Calibri" w:hAnsi="Calibri"/>
+        </w:rPr>
+        <w:t xml:space="preserve"> stanu wysokiego s</w:t>
+      </w:r>
+      <w:r>
+        <w:rPr>
+          <w:rFonts w:ascii="Calibri" w:hAnsi="Calibri"/>
+        </w:rPr>
+        <w:t xml:space="preserve">ygnału sterującego tranzystor T1 otwiera się i napięcie kolektor-emiter spada </w:t>
+      </w:r>
+      <w:r>
+        <w:rPr>
+          <w:rFonts w:ascii="Calibri" w:hAnsi="Calibri"/>
+        </w:rPr>
+        <w:t>do ma</w:t>
+      </w:r>
+      <w:r>
+        <w:rPr>
+          <w:rFonts w:ascii="Calibri" w:hAnsi="Calibri"/>
+        </w:rPr>
+        <w:t xml:space="preserve">łych napięć, </w:t>
+      </w:r>
+      <w:r>
+        <w:rPr>
+          <w:rFonts w:ascii="Calibri" w:hAnsi="Calibri"/>
+        </w:rPr>
+        <w:t>natomiast dla stanu ni</w:t>
+      </w:r>
+      <w:r>
+        <w:rPr>
+          <w:rFonts w:ascii="Calibri" w:hAnsi="Calibri"/>
+        </w:rPr>
+        <w:t>skiego tranzystor jest zamknięty i napięcie kolektor-emiter</w:t>
+      </w:r>
+      <w:r>
+        <w:rPr>
+          <w:rFonts w:ascii="Calibri" w:hAnsi="Calibri"/>
+        </w:rPr>
+        <w:t xml:space="preserve"> rośnie</w:t>
+      </w:r>
+      <w:r>
+        <w:rPr>
+          <w:rFonts w:ascii="Calibri" w:hAnsi="Calibri"/>
+        </w:rPr>
+        <w:t xml:space="preserve"> do </w:t>
+      </w:r>
+      <m:oMath>
+        <m:r>
+          <w:rPr>
+            <w:rFonts w:ascii="Cambria Math" w:hAnsi="Cambria Math"/>
+          </w:rPr>
+          <m:t>~</m:t>
+        </m:r>
+        <m:sSub>
+          <m:sSubPr>
+            <m:ctrlPr>
+              <w:rPr>
+                <w:rFonts w:ascii="Cambria Math" w:hAnsi="Cambria Math"/>
+                <w:i/>
+              </w:rPr>
+            </m:ctrlPr>
+          </m:sSubPr>
+          <m:e>
+            <m:r>
+              <w:rPr>
+                <w:rFonts w:ascii="Cambria Math" w:hAnsi="Cambria Math"/>
+                <w:lang w:val="en-US"/>
+              </w:rPr>
+              <m:t>U</m:t>
+            </m:r>
+          </m:e>
+          <m:sub>
+            <m:r>
+              <w:rPr>
+                <w:rFonts w:ascii="Cambria Math" w:hAnsi="Cambria Math"/>
+              </w:rPr>
+              <m:t>cc</m:t>
+            </m:r>
+          </m:sub>
+        </m:sSub>
+      </m:oMath>
+      <w:r>
+        <w:rPr>
+          <w:rFonts w:ascii="Calibri" w:hAnsi="Calibri"/>
+        </w:rPr>
+        <w:t>. Oznacza to poprawną pracę klucza.</w:t>
+      </w:r>
     </w:p>
     <w:p>
       <w:pPr>
@@ -2602,6 +2556,13 @@
           <w:rFonts w:ascii="Calibri" w:hAnsi="Calibri"/>
         </w:rPr>
       </w:pPr>
+    </w:p>
+    <w:p>
+      <w:pPr>
+        <w:rPr>
+          <w:rFonts w:ascii="Calibri" w:hAnsi="Calibri"/>
+        </w:rPr>
+      </w:pPr>
       <w:r>
         <w:rPr>
           <w:rFonts w:ascii="Calibri" w:hAnsi="Calibri"/>
@@ -2636,7 +2597,13 @@
         <w:rPr>
           <w:rFonts w:ascii="Calibri" w:hAnsi="Calibri"/>
         </w:rPr>
-        <w:t>. Spadek napięcia został zmierzony na r</w:t>
+        <w:t>.</w:t>
+      </w:r>
+      <w:r>
+        <w:rPr>
+          <w:rFonts w:ascii="Calibri" w:hAnsi="Calibri"/>
+        </w:rPr>
+        <w:t xml:space="preserve"> Spadek napięcia został zmierzony na r</w:t>
       </w:r>
       <w:r>
         <w:rPr>
@@ -2667,7 +2634,6 @@
       <w:pPr>
         <w:rPr>
           <w:rFonts w:ascii="Calibri" w:hAnsi="Calibri"/>
-          <w:color w:val="FF0000"/>
         </w:rPr>
       </w:pPr>
     </w:p>
@@ -2718,8 +2684,6 @@
           </m:r>
         </m:oMath>
       </m:oMathPara>
-      <w:bookmarkStart w:id="0" w:name="_GoBack"/>
-      <w:bookmarkEnd w:id="0"/>
     </w:p>
     <w:p>
       <w:pPr>
@@ -2866,14 +2830,7 @@
             <w:rFonts w:ascii="Cambria Math" w:hAnsi="Cambria Math"/>
             <w:color w:val="FF0000"/>
           </w:rPr>
-          <m:t xml:space="preserve">=1,32 </m:t>
-        </m:r>
-        <m:r>
-          <w:rPr>
-            <w:rFonts w:ascii="Cambria Math" w:hAnsi="Cambria Math"/>
-            <w:color w:val="FF0000"/>
-          </w:rPr>
-          <m:t>mA</m:t>
+          <m:t>=1,32 mA</m:t>
         </m:r>
       </m:oMath>
       <w:r>
@@ -3119,17 +3076,9 @@
           <w:lang w:val="ru-RU" w:eastAsia="ru-RU" w:bidi="ar-SA"/>
         </w:rPr>
         <w:drawing>
-          <wp:anchor distT="0" distB="0" distL="0" distR="0" simplePos="0" relativeHeight="4" behindDoc="0" locked="0" layoutInCell="0" allowOverlap="1">
-            <wp:simplePos x="0" y="0"/>
-            <wp:positionH relativeFrom="column">
-              <wp:align>center</wp:align>
-            </wp:positionH>
-            <wp:positionV relativeFrom="paragraph">
-              <wp:posOffset>635</wp:posOffset>
-            </wp:positionV>
-            <wp:extent cx="3249930" cy="1904365"/>
-            <wp:effectExtent l="0" t="0" r="0" b="0"/>
-            <wp:wrapTopAndBottom/>
+          <wp:inline distT="0" distB="0" distL="0" distR="0">
+            <wp:extent cx="2990850" cy="1752551"/>
+            <wp:effectExtent l="0" t="0" r="0" b="635"/>
             <wp:docPr id="3" name="Obraz3"/>
             <wp:cNvGraphicFramePr>
               <a:graphicFrameLocks xmlns:a="http://schemas.openxmlformats.org/drawingml/2006/main" noChangeAspect="1"/>
@@ -3144,7 +3093,13 @@
                     </pic:cNvPicPr>
                   </pic:nvPicPr>
                   <pic:blipFill>
-                    <a:blip r:embed="rId9"/>
+                    <a:blip r:embed="rId9" cstate="print">
+                      <a:extLst>
+                        <a:ext uri="{28A0092B-C50C-407E-A947-70E740481C1C}">
+                          <a14:useLocalDpi xmlns:a14="http://schemas.microsoft.com/office/drawing/2010/main" val="0"/>
+                        </a:ext>
+                      </a:extLst>
+                    </a:blip>
                     <a:stretch>
                       <a:fillRect/>
                     </a:stretch>
@@ -3152,7 +3107,7 @@
                   <pic:spPr bwMode="auto">
                     <a:xfrm>
                       <a:off x="0" y="0"/>
-                      <a:ext cx="3249930" cy="1904365"/>
+                      <a:ext cx="3014907" cy="1766648"/>
                     </a:xfrm>
                     <a:prstGeom prst="rect">
                       <a:avLst/>
@@ -3162,8 +3117,864 @@
                 </pic:pic>
               </a:graphicData>
             </a:graphic>
+          </wp:inline>
+        </w:drawing>
+      </w:r>
+      <w:r>
+        <w:rPr>
+          <w:noProof/>
+          <w:lang w:val="ru-RU" w:eastAsia="ru-RU" w:bidi="ar-SA"/>
+        </w:rPr>
+        <w:drawing>
+          <wp:inline distT="0" distB="0" distL="0" distR="0" wp14:anchorId="0936FA1A" wp14:editId="1D255D10">
+            <wp:extent cx="3003550" cy="1759760"/>
+            <wp:effectExtent l="0" t="0" r="6350" b="0"/>
+            <wp:docPr id="4" name="Obraz4"/>
+            <wp:cNvGraphicFramePr>
+              <a:graphicFrameLocks xmlns:a="http://schemas.openxmlformats.org/drawingml/2006/main" noChangeAspect="1"/>
+            </wp:cNvGraphicFramePr>
+            <a:graphic xmlns:a="http://schemas.openxmlformats.org/drawingml/2006/main">
+              <a:graphicData uri="http://schemas.openxmlformats.org/drawingml/2006/picture">
+                <pic:pic xmlns:pic="http://schemas.openxmlformats.org/drawingml/2006/picture">
+                  <pic:nvPicPr>
+                    <pic:cNvPr id="4" name="Obraz4"/>
+                    <pic:cNvPicPr>
+                      <a:picLocks noChangeAspect="1" noChangeArrowheads="1"/>
+                    </pic:cNvPicPr>
+                  </pic:nvPicPr>
+                  <pic:blipFill>
+                    <a:blip r:embed="rId10" cstate="print">
+                      <a:extLst>
+                        <a:ext uri="{28A0092B-C50C-407E-A947-70E740481C1C}">
+                          <a14:useLocalDpi xmlns:a14="http://schemas.microsoft.com/office/drawing/2010/main" val="0"/>
+                        </a:ext>
+                      </a:extLst>
+                    </a:blip>
+                    <a:stretch>
+                      <a:fillRect/>
+                    </a:stretch>
+                  </pic:blipFill>
+                  <pic:spPr bwMode="auto">
+                    <a:xfrm>
+                      <a:off x="0" y="0"/>
+                      <a:ext cx="3014835" cy="1766372"/>
+                    </a:xfrm>
+                    <a:prstGeom prst="rect">
+                      <a:avLst/>
+                    </a:prstGeom>
+                    <a:noFill/>
+                  </pic:spPr>
+                </pic:pic>
+              </a:graphicData>
+            </a:graphic>
+          </wp:inline>
+        </w:drawing>
+      </w:r>
+    </w:p>
+    <w:p>
+      <w:pPr>
+        <w:ind w:left="709" w:firstLine="709"/>
+        <w:rPr>
+          <w:rFonts w:ascii="Calibri" w:hAnsi="Calibri"/>
+        </w:rPr>
+      </w:pPr>
+      <w:r>
+        <w:rPr>
+          <w:noProof/>
+          <w:lang w:val="ru-RU" w:eastAsia="ru-RU" w:bidi="ar-SA"/>
+        </w:rPr>
+        <w:drawing>
+          <wp:anchor distT="0" distB="0" distL="0" distR="0" simplePos="0" relativeHeight="251659264" behindDoc="0" locked="0" layoutInCell="0" allowOverlap="1" wp14:anchorId="1A06E7F3" wp14:editId="15FD1C76">
+            <wp:simplePos x="0" y="0"/>
+            <wp:positionH relativeFrom="margin">
+              <wp:align>left</wp:align>
+            </wp:positionH>
+            <wp:positionV relativeFrom="paragraph">
+              <wp:posOffset>373380</wp:posOffset>
+            </wp:positionV>
+            <wp:extent cx="2991485" cy="1752600"/>
+            <wp:effectExtent l="0" t="0" r="0" b="0"/>
+            <wp:wrapTopAndBottom/>
+            <wp:docPr id="23" name="Obraz5"/>
+            <wp:cNvGraphicFramePr>
+              <a:graphicFrameLocks xmlns:a="http://schemas.openxmlformats.org/drawingml/2006/main" noChangeAspect="1"/>
+            </wp:cNvGraphicFramePr>
+            <a:graphic xmlns:a="http://schemas.openxmlformats.org/drawingml/2006/main">
+              <a:graphicData uri="http://schemas.openxmlformats.org/drawingml/2006/picture">
+                <pic:pic xmlns:pic="http://schemas.openxmlformats.org/drawingml/2006/picture">
+                  <pic:nvPicPr>
+                    <pic:cNvPr id="5" name="Obraz5"/>
+                    <pic:cNvPicPr>
+                      <a:picLocks noChangeAspect="1" noChangeArrowheads="1"/>
+                    </pic:cNvPicPr>
+                  </pic:nvPicPr>
+                  <pic:blipFill>
+                    <a:blip r:embed="rId11"/>
+                    <a:stretch>
+                      <a:fillRect/>
+                    </a:stretch>
+                  </pic:blipFill>
+                  <pic:spPr bwMode="auto">
+                    <a:xfrm>
+                      <a:off x="0" y="0"/>
+                      <a:ext cx="2991485" cy="1752600"/>
+                    </a:xfrm>
+                    <a:prstGeom prst="rect">
+                      <a:avLst/>
+                    </a:prstGeom>
+                    <a:noFill/>
+                  </pic:spPr>
+                </pic:pic>
+              </a:graphicData>
+            </a:graphic>
+            <wp14:sizeRelH relativeFrom="margin">
+              <wp14:pctWidth>0</wp14:pctWidth>
+            </wp14:sizeRelH>
+            <wp14:sizeRelV relativeFrom="margin">
+              <wp14:pctHeight>0</wp14:pctHeight>
+            </wp14:sizeRelV>
           </wp:anchor>
         </w:drawing>
+      </w:r>
+      <w:r>
+        <w:rPr>
+          <w:rFonts w:ascii="Calibri" w:hAnsi="Calibri"/>
+        </w:rPr>
+        <w:t>Rys 1.3.</w:t>
+      </w:r>
+      <w:r>
+        <w:rPr>
+          <w:rFonts w:ascii="Calibri" w:hAnsi="Calibri"/>
+        </w:rPr>
+        <w:t xml:space="preserve"> </w:t>
+      </w:r>
+      <m:oMath>
+        <m:r>
+          <w:rPr>
+            <w:rFonts w:ascii="Cambria Math" w:hAnsi="Cambria Math"/>
+          </w:rPr>
+          <m:t>f=10 kHz</m:t>
+        </m:r>
+      </m:oMath>
+      <w:r>
+        <w:rPr>
+          <w:rFonts w:ascii="Calibri" w:hAnsi="Calibri"/>
+        </w:rPr>
+        <w:tab/>
+      </w:r>
+      <w:r>
+        <w:rPr>
+          <w:rFonts w:ascii="Calibri" w:hAnsi="Calibri"/>
+        </w:rPr>
+        <w:tab/>
+      </w:r>
+      <w:r>
+        <w:rPr>
+          <w:rFonts w:ascii="Calibri" w:hAnsi="Calibri"/>
+        </w:rPr>
+        <w:tab/>
+      </w:r>
+      <w:r>
+        <w:rPr>
+          <w:rFonts w:ascii="Calibri" w:hAnsi="Calibri"/>
+        </w:rPr>
+        <w:tab/>
+      </w:r>
+      <w:r>
+        <w:rPr>
+          <w:rFonts w:ascii="Calibri" w:hAnsi="Calibri"/>
+        </w:rPr>
+        <w:tab/>
+        <w:t>Rys 1.4.</w:t>
+      </w:r>
+      <w:r>
+        <w:rPr>
+          <w:rFonts w:ascii="Calibri" w:hAnsi="Calibri"/>
+        </w:rPr>
+        <w:t xml:space="preserve"> </w:t>
+      </w:r>
+      <m:oMath>
+        <m:r>
+          <w:rPr>
+            <w:rFonts w:ascii="Cambria Math" w:hAnsi="Cambria Math"/>
+          </w:rPr>
+          <m:t>f=50 kHz</m:t>
+        </m:r>
+      </m:oMath>
+      <w:r>
+        <w:rPr>
+          <w:rFonts w:ascii="Calibri" w:hAnsi="Calibri"/>
+        </w:rPr>
+        <w:tab/>
+      </w:r>
+    </w:p>
+    <w:p>
+      <w:pPr>
+        <w:ind w:left="709" w:firstLine="709"/>
+        <w:rPr>
+          <w:rFonts w:ascii="Calibri" w:hAnsi="Calibri"/>
+        </w:rPr>
+      </w:pPr>
+      <w:r>
+        <w:rPr>
+          <w:rFonts w:ascii="Calibri" w:hAnsi="Calibri"/>
+          <w:noProof/>
+          <w:color w:val="000000"/>
+          <w:lang w:val="ru-RU" w:eastAsia="ru-RU" w:bidi="ar-SA"/>
+        </w:rPr>
+        <w:drawing>
+          <wp:anchor distT="0" distB="0" distL="0" distR="0" simplePos="0" relativeHeight="251661312" behindDoc="0" locked="0" layoutInCell="0" allowOverlap="1" wp14:anchorId="2B203F7F" wp14:editId="0F30AAC1">
+            <wp:simplePos x="0" y="0"/>
+            <wp:positionH relativeFrom="margin">
+              <wp:posOffset>2981325</wp:posOffset>
+            </wp:positionH>
+            <wp:positionV relativeFrom="paragraph">
+              <wp:posOffset>187325</wp:posOffset>
+            </wp:positionV>
+            <wp:extent cx="2978785" cy="1746250"/>
+            <wp:effectExtent l="0" t="0" r="0" b="6350"/>
+            <wp:wrapTopAndBottom/>
+            <wp:docPr id="25" name="Obraz6"/>
+            <wp:cNvGraphicFramePr>
+              <a:graphicFrameLocks xmlns:a="http://schemas.openxmlformats.org/drawingml/2006/main" noChangeAspect="1"/>
+            </wp:cNvGraphicFramePr>
+            <a:graphic xmlns:a="http://schemas.openxmlformats.org/drawingml/2006/main">
+              <a:graphicData uri="http://schemas.openxmlformats.org/drawingml/2006/picture">
+                <pic:pic xmlns:pic="http://schemas.openxmlformats.org/drawingml/2006/picture">
+                  <pic:nvPicPr>
+                    <pic:cNvPr id="6" name="Obraz6"/>
+                    <pic:cNvPicPr>
+                      <a:picLocks noChangeAspect="1" noChangeArrowheads="1"/>
+                    </pic:cNvPicPr>
+                  </pic:nvPicPr>
+                  <pic:blipFill>
+                    <a:blip r:embed="rId12"/>
+                    <a:stretch>
+                      <a:fillRect/>
+                    </a:stretch>
+                  </pic:blipFill>
+                  <pic:spPr bwMode="auto">
+                    <a:xfrm>
+                      <a:off x="0" y="0"/>
+                      <a:ext cx="2978785" cy="1746250"/>
+                    </a:xfrm>
+                    <a:prstGeom prst="rect">
+                      <a:avLst/>
+                    </a:prstGeom>
+                    <a:noFill/>
+                  </pic:spPr>
+                </pic:pic>
+              </a:graphicData>
+            </a:graphic>
+            <wp14:sizeRelH relativeFrom="margin">
+              <wp14:pctWidth>0</wp14:pctWidth>
+            </wp14:sizeRelH>
+            <wp14:sizeRelV relativeFrom="margin">
+              <wp14:pctHeight>0</wp14:pctHeight>
+            </wp14:sizeRelV>
+          </wp:anchor>
+        </w:drawing>
+      </w:r>
+    </w:p>
+    <w:p>
+      <w:pPr>
+        <w:ind w:left="709" w:firstLine="709"/>
+        <w:rPr>
+          <w:rFonts w:ascii="Calibri" w:hAnsi="Calibri"/>
+        </w:rPr>
+      </w:pPr>
+      <w:r>
+        <w:rPr>
+          <w:rFonts w:ascii="Calibri" w:hAnsi="Calibri"/>
+        </w:rPr>
+        <w:t xml:space="preserve">  Rys 1.5.</w:t>
+      </w:r>
+      <w:r>
+        <w:rPr>
+          <w:rFonts w:ascii="Calibri" w:hAnsi="Calibri"/>
+        </w:rPr>
+        <w:t xml:space="preserve"> </w:t>
+      </w:r>
+      <m:oMath>
+        <m:r>
+          <w:rPr>
+            <w:rFonts w:ascii="Cambria Math" w:hAnsi="Cambria Math"/>
+          </w:rPr>
+          <m:t>f=150 kHz</m:t>
+        </m:r>
+      </m:oMath>
+      <w:r>
+        <w:rPr>
+          <w:rFonts w:ascii="Calibri" w:hAnsi="Calibri"/>
+        </w:rPr>
+        <w:tab/>
+      </w:r>
+      <w:r>
+        <w:rPr>
+          <w:rFonts w:ascii="Calibri" w:hAnsi="Calibri"/>
+        </w:rPr>
+        <w:tab/>
+      </w:r>
+      <w:r>
+        <w:rPr>
+          <w:rFonts w:ascii="Calibri" w:hAnsi="Calibri"/>
+        </w:rPr>
+        <w:tab/>
+      </w:r>
+      <w:r>
+        <w:rPr>
+          <w:rFonts w:ascii="Calibri" w:hAnsi="Calibri"/>
+        </w:rPr>
+        <w:tab/>
+        <w:t>Rys 1.6.</w:t>
+      </w:r>
+      <w:r>
+        <w:rPr>
+          <w:rFonts w:ascii="Calibri" w:hAnsi="Calibri"/>
+        </w:rPr>
+        <w:t xml:space="preserve"> </w:t>
+      </w:r>
+      <m:oMath>
+        <m:r>
+          <w:rPr>
+            <w:rFonts w:ascii="Cambria Math" w:hAnsi="Cambria Math"/>
+          </w:rPr>
+          <m:t>f=65 kHz</m:t>
+        </m:r>
+      </m:oMath>
+      <w:r>
+        <w:rPr>
+          <w:rFonts w:ascii="Calibri" w:hAnsi="Calibri"/>
+        </w:rPr>
+        <w:tab/>
+      </w:r>
+    </w:p>
+    <w:p>
+      <w:pPr>
+        <w:jc w:val="center"/>
+        <w:rPr>
+          <w:rFonts w:ascii="Calibri" w:hAnsi="Calibri"/>
+        </w:rPr>
+      </w:pPr>
+      <w:r>
+        <w:rPr>
+          <w:rFonts w:ascii="Calibri" w:hAnsi="Calibri"/>
+        </w:rPr>
+        <w:t>CH1 – sygnał z generatora, CH2 – napięcie na kolektorze tranzystora T1</w:t>
+      </w:r>
+    </w:p>
+    <w:p>
+      <w:pPr>
+        <w:tabs>
+          <w:tab w:val="left" w:pos="0"/>
+          <w:tab w:val="left" w:pos="709"/>
+          <w:tab w:val="left" w:pos="1418"/>
+          <w:tab w:val="left" w:pos="2127"/>
+          <w:tab w:val="left" w:pos="2836"/>
+          <w:tab w:val="left" w:pos="3546"/>
+          <w:tab w:val="left" w:pos="4255"/>
+          <w:tab w:val="left" w:pos="4964"/>
+          <w:tab w:val="left" w:pos="5673"/>
+          <w:tab w:val="left" w:pos="6382"/>
+          <w:tab w:val="left" w:pos="7092"/>
+          <w:tab w:val="left" w:pos="7801"/>
+          <w:tab w:val="left" w:pos="8510"/>
+          <w:tab w:val="left" w:pos="9219"/>
+          <w:tab w:val="left" w:pos="9928"/>
+          <w:tab w:val="left" w:pos="10638"/>
+          <w:tab w:val="left" w:pos="11347"/>
+          <w:tab w:val="left" w:pos="12056"/>
+          <w:tab w:val="left" w:pos="12765"/>
+          <w:tab w:val="left" w:pos="13474"/>
+          <w:tab w:val="left" w:pos="14184"/>
+          <w:tab w:val="left" w:pos="14893"/>
+          <w:tab w:val="left" w:pos="15602"/>
+          <w:tab w:val="left" w:pos="16311"/>
+          <w:tab w:val="left" w:pos="17020"/>
+          <w:tab w:val="left" w:pos="17730"/>
+          <w:tab w:val="left" w:pos="18439"/>
+          <w:tab w:val="left" w:pos="19148"/>
+          <w:tab w:val="left" w:pos="19857"/>
+          <w:tab w:val="left" w:pos="20566"/>
+          <w:tab w:val="left" w:pos="21276"/>
+          <w:tab w:val="left" w:pos="21985"/>
+          <w:tab w:val="left" w:pos="22694"/>
+          <w:tab w:val="left" w:pos="23403"/>
+          <w:tab w:val="left" w:pos="24112"/>
+          <w:tab w:val="left" w:pos="24822"/>
+          <w:tab w:val="left" w:pos="25531"/>
+          <w:tab w:val="left" w:pos="26240"/>
+          <w:tab w:val="left" w:pos="26949"/>
+          <w:tab w:val="left" w:pos="27658"/>
+        </w:tabs>
+        <w:rPr>
+          <w:rFonts w:ascii="Calibri" w:hAnsi="Calibri"/>
+          <w:color w:val="000000"/>
+        </w:rPr>
+      </w:pPr>
+    </w:p>
+    <w:p>
+      <w:pPr>
+        <w:tabs>
+          <w:tab w:val="left" w:pos="0"/>
+          <w:tab w:val="left" w:pos="709"/>
+          <w:tab w:val="left" w:pos="1418"/>
+          <w:tab w:val="left" w:pos="2127"/>
+          <w:tab w:val="left" w:pos="2836"/>
+          <w:tab w:val="left" w:pos="3546"/>
+          <w:tab w:val="left" w:pos="4255"/>
+          <w:tab w:val="left" w:pos="4964"/>
+          <w:tab w:val="left" w:pos="5673"/>
+          <w:tab w:val="left" w:pos="6382"/>
+          <w:tab w:val="left" w:pos="7092"/>
+          <w:tab w:val="left" w:pos="7801"/>
+          <w:tab w:val="left" w:pos="8510"/>
+          <w:tab w:val="left" w:pos="9219"/>
+          <w:tab w:val="left" w:pos="9928"/>
+          <w:tab w:val="left" w:pos="10638"/>
+          <w:tab w:val="left" w:pos="11347"/>
+          <w:tab w:val="left" w:pos="12056"/>
+          <w:tab w:val="left" w:pos="12765"/>
+          <w:tab w:val="left" w:pos="13474"/>
+          <w:tab w:val="left" w:pos="14184"/>
+          <w:tab w:val="left" w:pos="14893"/>
+          <w:tab w:val="left" w:pos="15602"/>
+          <w:tab w:val="left" w:pos="16311"/>
+          <w:tab w:val="left" w:pos="17020"/>
+          <w:tab w:val="left" w:pos="17730"/>
+          <w:tab w:val="left" w:pos="18439"/>
+          <w:tab w:val="left" w:pos="19148"/>
+          <w:tab w:val="left" w:pos="19857"/>
+          <w:tab w:val="left" w:pos="20566"/>
+          <w:tab w:val="left" w:pos="21276"/>
+          <w:tab w:val="left" w:pos="21985"/>
+          <w:tab w:val="left" w:pos="22694"/>
+          <w:tab w:val="left" w:pos="23403"/>
+          <w:tab w:val="left" w:pos="24112"/>
+          <w:tab w:val="left" w:pos="24822"/>
+          <w:tab w:val="left" w:pos="25531"/>
+          <w:tab w:val="left" w:pos="26240"/>
+          <w:tab w:val="left" w:pos="26949"/>
+          <w:tab w:val="left" w:pos="27658"/>
+        </w:tabs>
+        <w:rPr>
+          <w:rFonts w:ascii="Calibri" w:hAnsi="Calibri"/>
+          <w:color w:val="000000"/>
+        </w:rPr>
+      </w:pPr>
+    </w:p>
+    <w:p>
+      <w:pPr>
+        <w:tabs>
+          <w:tab w:val="left" w:pos="0"/>
+          <w:tab w:val="left" w:pos="709"/>
+          <w:tab w:val="left" w:pos="1418"/>
+          <w:tab w:val="left" w:pos="2127"/>
+          <w:tab w:val="left" w:pos="2836"/>
+          <w:tab w:val="left" w:pos="3546"/>
+          <w:tab w:val="left" w:pos="4255"/>
+          <w:tab w:val="left" w:pos="4964"/>
+          <w:tab w:val="left" w:pos="5673"/>
+          <w:tab w:val="left" w:pos="6382"/>
+          <w:tab w:val="left" w:pos="7092"/>
+          <w:tab w:val="left" w:pos="7801"/>
+          <w:tab w:val="left" w:pos="8510"/>
+          <w:tab w:val="left" w:pos="9219"/>
+          <w:tab w:val="left" w:pos="9928"/>
+          <w:tab w:val="left" w:pos="10638"/>
+          <w:tab w:val="left" w:pos="11347"/>
+          <w:tab w:val="left" w:pos="12056"/>
+          <w:tab w:val="left" w:pos="12765"/>
+          <w:tab w:val="left" w:pos="13474"/>
+          <w:tab w:val="left" w:pos="14184"/>
+          <w:tab w:val="left" w:pos="14893"/>
+          <w:tab w:val="left" w:pos="15602"/>
+          <w:tab w:val="left" w:pos="16311"/>
+          <w:tab w:val="left" w:pos="17020"/>
+          <w:tab w:val="left" w:pos="17730"/>
+          <w:tab w:val="left" w:pos="18439"/>
+          <w:tab w:val="left" w:pos="19148"/>
+          <w:tab w:val="left" w:pos="19857"/>
+          <w:tab w:val="left" w:pos="20566"/>
+          <w:tab w:val="left" w:pos="21276"/>
+          <w:tab w:val="left" w:pos="21985"/>
+          <w:tab w:val="left" w:pos="22694"/>
+          <w:tab w:val="left" w:pos="23403"/>
+          <w:tab w:val="left" w:pos="24112"/>
+          <w:tab w:val="left" w:pos="24822"/>
+          <w:tab w:val="left" w:pos="25531"/>
+          <w:tab w:val="left" w:pos="26240"/>
+          <w:tab w:val="left" w:pos="26949"/>
+          <w:tab w:val="left" w:pos="27658"/>
+        </w:tabs>
+        <w:rPr>
+          <w:rFonts w:ascii="Calibri" w:hAnsi="Calibri"/>
+          <w:color w:val="000000"/>
+        </w:rPr>
+      </w:pPr>
+    </w:p>
+    <w:p>
+      <w:pPr>
+        <w:tabs>
+          <w:tab w:val="left" w:pos="0"/>
+          <w:tab w:val="left" w:pos="709"/>
+          <w:tab w:val="left" w:pos="1418"/>
+          <w:tab w:val="left" w:pos="2127"/>
+          <w:tab w:val="left" w:pos="2836"/>
+          <w:tab w:val="left" w:pos="3546"/>
+          <w:tab w:val="left" w:pos="4255"/>
+          <w:tab w:val="left" w:pos="4964"/>
+          <w:tab w:val="left" w:pos="5673"/>
+          <w:tab w:val="left" w:pos="6382"/>
+          <w:tab w:val="left" w:pos="7092"/>
+          <w:tab w:val="left" w:pos="7801"/>
+          <w:tab w:val="left" w:pos="8510"/>
+          <w:tab w:val="left" w:pos="9219"/>
+          <w:tab w:val="left" w:pos="9928"/>
+          <w:tab w:val="left" w:pos="10638"/>
+          <w:tab w:val="left" w:pos="11347"/>
+          <w:tab w:val="left" w:pos="12056"/>
+          <w:tab w:val="left" w:pos="12765"/>
+          <w:tab w:val="left" w:pos="13474"/>
+          <w:tab w:val="left" w:pos="14184"/>
+          <w:tab w:val="left" w:pos="14893"/>
+          <w:tab w:val="left" w:pos="15602"/>
+          <w:tab w:val="left" w:pos="16311"/>
+          <w:tab w:val="left" w:pos="17020"/>
+          <w:tab w:val="left" w:pos="17730"/>
+          <w:tab w:val="left" w:pos="18439"/>
+          <w:tab w:val="left" w:pos="19148"/>
+          <w:tab w:val="left" w:pos="19857"/>
+          <w:tab w:val="left" w:pos="20566"/>
+          <w:tab w:val="left" w:pos="21276"/>
+          <w:tab w:val="left" w:pos="21985"/>
+          <w:tab w:val="left" w:pos="22694"/>
+          <w:tab w:val="left" w:pos="23403"/>
+          <w:tab w:val="left" w:pos="24112"/>
+          <w:tab w:val="left" w:pos="24822"/>
+          <w:tab w:val="left" w:pos="25531"/>
+          <w:tab w:val="left" w:pos="26240"/>
+          <w:tab w:val="left" w:pos="26949"/>
+          <w:tab w:val="left" w:pos="27658"/>
+        </w:tabs>
+        <w:rPr>
+          <w:rFonts w:ascii="Calibri" w:hAnsi="Calibri"/>
+          <w:color w:val="000000"/>
+        </w:rPr>
+      </w:pPr>
+    </w:p>
+    <w:p>
+      <w:pPr>
+        <w:tabs>
+          <w:tab w:val="left" w:pos="0"/>
+          <w:tab w:val="left" w:pos="709"/>
+          <w:tab w:val="left" w:pos="1418"/>
+          <w:tab w:val="left" w:pos="2127"/>
+          <w:tab w:val="left" w:pos="2836"/>
+          <w:tab w:val="left" w:pos="3546"/>
+          <w:tab w:val="left" w:pos="4255"/>
+          <w:tab w:val="left" w:pos="4964"/>
+          <w:tab w:val="left" w:pos="5673"/>
+          <w:tab w:val="left" w:pos="6382"/>
+          <w:tab w:val="left" w:pos="7092"/>
+          <w:tab w:val="left" w:pos="7801"/>
+          <w:tab w:val="left" w:pos="8510"/>
+          <w:tab w:val="left" w:pos="9219"/>
+          <w:tab w:val="left" w:pos="9928"/>
+          <w:tab w:val="left" w:pos="10638"/>
+          <w:tab w:val="left" w:pos="11347"/>
+          <w:tab w:val="left" w:pos="12056"/>
+          <w:tab w:val="left" w:pos="12765"/>
+          <w:tab w:val="left" w:pos="13474"/>
+          <w:tab w:val="left" w:pos="14184"/>
+          <w:tab w:val="left" w:pos="14893"/>
+          <w:tab w:val="left" w:pos="15602"/>
+          <w:tab w:val="left" w:pos="16311"/>
+          <w:tab w:val="left" w:pos="17020"/>
+          <w:tab w:val="left" w:pos="17730"/>
+          <w:tab w:val="left" w:pos="18439"/>
+          <w:tab w:val="left" w:pos="19148"/>
+          <w:tab w:val="left" w:pos="19857"/>
+          <w:tab w:val="left" w:pos="20566"/>
+          <w:tab w:val="left" w:pos="21276"/>
+          <w:tab w:val="left" w:pos="21985"/>
+          <w:tab w:val="left" w:pos="22694"/>
+          <w:tab w:val="left" w:pos="23403"/>
+          <w:tab w:val="left" w:pos="24112"/>
+          <w:tab w:val="left" w:pos="24822"/>
+          <w:tab w:val="left" w:pos="25531"/>
+          <w:tab w:val="left" w:pos="26240"/>
+          <w:tab w:val="left" w:pos="26949"/>
+          <w:tab w:val="left" w:pos="27658"/>
+        </w:tabs>
+        <w:rPr>
+          <w:rFonts w:ascii="Calibri" w:hAnsi="Calibri"/>
+          <w:color w:val="000000"/>
+        </w:rPr>
+      </w:pPr>
+    </w:p>
+    <w:p>
+      <w:pPr>
+        <w:tabs>
+          <w:tab w:val="left" w:pos="0"/>
+          <w:tab w:val="left" w:pos="709"/>
+          <w:tab w:val="left" w:pos="1418"/>
+          <w:tab w:val="left" w:pos="2127"/>
+          <w:tab w:val="left" w:pos="2836"/>
+          <w:tab w:val="left" w:pos="3546"/>
+          <w:tab w:val="left" w:pos="4255"/>
+          <w:tab w:val="left" w:pos="4964"/>
+          <w:tab w:val="left" w:pos="5673"/>
+          <w:tab w:val="left" w:pos="6382"/>
+          <w:tab w:val="left" w:pos="7092"/>
+          <w:tab w:val="left" w:pos="7801"/>
+          <w:tab w:val="left" w:pos="8510"/>
+          <w:tab w:val="left" w:pos="9219"/>
+          <w:tab w:val="left" w:pos="9928"/>
+          <w:tab w:val="left" w:pos="10638"/>
+          <w:tab w:val="left" w:pos="11347"/>
+          <w:tab w:val="left" w:pos="12056"/>
+          <w:tab w:val="left" w:pos="12765"/>
+          <w:tab w:val="left" w:pos="13474"/>
+          <w:tab w:val="left" w:pos="14184"/>
+          <w:tab w:val="left" w:pos="14893"/>
+          <w:tab w:val="left" w:pos="15602"/>
+          <w:tab w:val="left" w:pos="16311"/>
+          <w:tab w:val="left" w:pos="17020"/>
+          <w:tab w:val="left" w:pos="17730"/>
+          <w:tab w:val="left" w:pos="18439"/>
+          <w:tab w:val="left" w:pos="19148"/>
+          <w:tab w:val="left" w:pos="19857"/>
+          <w:tab w:val="left" w:pos="20566"/>
+          <w:tab w:val="left" w:pos="21276"/>
+          <w:tab w:val="left" w:pos="21985"/>
+          <w:tab w:val="left" w:pos="22694"/>
+          <w:tab w:val="left" w:pos="23403"/>
+          <w:tab w:val="left" w:pos="24112"/>
+          <w:tab w:val="left" w:pos="24822"/>
+          <w:tab w:val="left" w:pos="25531"/>
+          <w:tab w:val="left" w:pos="26240"/>
+          <w:tab w:val="left" w:pos="26949"/>
+          <w:tab w:val="left" w:pos="27658"/>
+        </w:tabs>
+        <w:rPr>
+          <w:rFonts w:ascii="Calibri" w:hAnsi="Calibri"/>
+          <w:color w:val="000000"/>
+        </w:rPr>
+      </w:pPr>
+    </w:p>
+    <w:p>
+      <w:pPr>
+        <w:tabs>
+          <w:tab w:val="left" w:pos="0"/>
+          <w:tab w:val="left" w:pos="709"/>
+          <w:tab w:val="left" w:pos="1418"/>
+          <w:tab w:val="left" w:pos="2127"/>
+          <w:tab w:val="left" w:pos="2836"/>
+          <w:tab w:val="left" w:pos="3546"/>
+          <w:tab w:val="left" w:pos="4255"/>
+          <w:tab w:val="left" w:pos="4964"/>
+          <w:tab w:val="left" w:pos="5673"/>
+          <w:tab w:val="left" w:pos="6382"/>
+          <w:tab w:val="left" w:pos="7092"/>
+          <w:tab w:val="left" w:pos="7801"/>
+          <w:tab w:val="left" w:pos="8510"/>
+          <w:tab w:val="left" w:pos="9219"/>
+          <w:tab w:val="left" w:pos="9928"/>
+          <w:tab w:val="left" w:pos="10638"/>
+          <w:tab w:val="left" w:pos="11347"/>
+          <w:tab w:val="left" w:pos="12056"/>
+          <w:tab w:val="left" w:pos="12765"/>
+          <w:tab w:val="left" w:pos="13474"/>
+          <w:tab w:val="left" w:pos="14184"/>
+          <w:tab w:val="left" w:pos="14893"/>
+          <w:tab w:val="left" w:pos="15602"/>
+          <w:tab w:val="left" w:pos="16311"/>
+          <w:tab w:val="left" w:pos="17020"/>
+          <w:tab w:val="left" w:pos="17730"/>
+          <w:tab w:val="left" w:pos="18439"/>
+          <w:tab w:val="left" w:pos="19148"/>
+          <w:tab w:val="left" w:pos="19857"/>
+          <w:tab w:val="left" w:pos="20566"/>
+          <w:tab w:val="left" w:pos="21276"/>
+          <w:tab w:val="left" w:pos="21985"/>
+          <w:tab w:val="left" w:pos="22694"/>
+          <w:tab w:val="left" w:pos="23403"/>
+          <w:tab w:val="left" w:pos="24112"/>
+          <w:tab w:val="left" w:pos="24822"/>
+          <w:tab w:val="left" w:pos="25531"/>
+          <w:tab w:val="left" w:pos="26240"/>
+          <w:tab w:val="left" w:pos="26949"/>
+          <w:tab w:val="left" w:pos="27658"/>
+        </w:tabs>
+        <w:rPr>
+          <w:rFonts w:ascii="Calibri" w:hAnsi="Calibri"/>
+          <w:color w:val="000000"/>
+        </w:rPr>
+      </w:pPr>
+      <w:r>
+        <w:rPr>
+          <w:rFonts w:ascii="Calibri" w:hAnsi="Calibri"/>
+          <w:color w:val="000000"/>
+        </w:rPr>
+        <w:lastRenderedPageBreak/>
+        <w:t xml:space="preserve">i podsumowanie przeprowadzonych obserwacji: </w:t>
+      </w:r>
+    </w:p>
+    <w:p>
+      <w:pPr>
+        <w:pStyle w:val="ab"/>
+        <w:rPr>
+          <w:rFonts w:ascii="Calibri" w:hAnsi="Calibri"/>
+          <w:lang w:val="pl-PL"/>
+        </w:rPr>
+      </w:pPr>
+      <w:r>
+        <w:rPr>
+          <w:rFonts w:ascii="Calibri" w:hAnsi="Calibri"/>
+          <w:color w:val="000000"/>
+          <w:lang w:val="pl-PL"/>
+        </w:rPr>
+        <w:t>Układ nie działa poprawnie, ponieważ stan n</w:t>
+      </w:r>
+      <w:r>
+        <w:rPr>
+          <w:rFonts w:ascii="Calibri" w:hAnsi="Calibri"/>
+          <w:lang w:val="pl-PL"/>
+        </w:rPr>
+        <w:t>asycenia tranzystora bipolarnego sprawia, że występuje tzw. czas przeciągania, czyli opóźnienie pomiędzy podanym na bazę sygnałem wyłączającym tranzystor, a jego reakcją w obwodzie</w:t>
+      </w:r>
+      <w:r>
+        <w:rPr>
+          <w:rFonts w:ascii="Calibri" w:hAnsi="Calibri"/>
+          <w:lang w:val="pl-PL"/>
+        </w:rPr>
+        <w:t xml:space="preserve"> kolektora, oraz już występują, ale w mniejszym stopniu problemy z czasem opadania co wynika z </w:t>
+      </w:r>
+      <w:r>
+        <w:rPr>
+          <w:lang w:val="pl-PL"/>
+        </w:rPr>
+        <w:t>potrzeby szybciej</w:t>
+      </w:r>
+      <w:r>
+        <w:rPr>
+          <w:rFonts w:ascii="Calibri" w:hAnsi="Calibri"/>
+          <w:lang w:val="pl-PL"/>
+        </w:rPr>
+        <w:t xml:space="preserve"> naładować bazę i wewnętrzne pojemności, a prą</w:t>
+      </w:r>
+      <w:r>
+        <w:rPr>
+          <w:rFonts w:ascii="Calibri" w:hAnsi="Calibri"/>
+          <w:lang w:val="pl-PL"/>
+        </w:rPr>
+        <w:t>d do tego jest niewystarczający.</w:t>
+      </w:r>
+    </w:p>
+    <w:p>
+      <w:pPr>
+        <w:pStyle w:val="ab"/>
+        <w:rPr>
+          <w:rFonts w:ascii="Calibri" w:hAnsi="Calibri"/>
+          <w:lang w:val="pl-PL"/>
+        </w:rPr>
+      </w:pPr>
+      <w:r>
+        <w:rPr>
+          <w:rFonts w:ascii="Calibri" w:hAnsi="Calibri"/>
+          <w:lang w:val="pl-PL"/>
+        </w:rPr>
+        <w:t xml:space="preserve">Dla porównania kluczy w dalszej częsci sprawozdania warto przyjąć punkt odniesienia, gdy na wyjściu będzie „dość” dobry sygnal. </w:t>
+      </w:r>
+    </w:p>
+    <w:p>
+      <w:pPr>
+        <w:tabs>
+          <w:tab w:val="left" w:pos="0"/>
+          <w:tab w:val="left" w:pos="709"/>
+          <w:tab w:val="left" w:pos="1418"/>
+          <w:tab w:val="left" w:pos="2127"/>
+          <w:tab w:val="left" w:pos="2836"/>
+          <w:tab w:val="left" w:pos="3546"/>
+          <w:tab w:val="left" w:pos="4255"/>
+          <w:tab w:val="left" w:pos="4964"/>
+          <w:tab w:val="left" w:pos="5673"/>
+          <w:tab w:val="left" w:pos="6382"/>
+          <w:tab w:val="left" w:pos="7092"/>
+          <w:tab w:val="left" w:pos="7801"/>
+          <w:tab w:val="left" w:pos="8510"/>
+          <w:tab w:val="left" w:pos="9219"/>
+          <w:tab w:val="left" w:pos="9928"/>
+          <w:tab w:val="left" w:pos="10638"/>
+          <w:tab w:val="left" w:pos="11347"/>
+          <w:tab w:val="left" w:pos="12056"/>
+          <w:tab w:val="left" w:pos="12765"/>
+          <w:tab w:val="left" w:pos="13474"/>
+          <w:tab w:val="left" w:pos="14184"/>
+          <w:tab w:val="left" w:pos="14893"/>
+          <w:tab w:val="left" w:pos="15602"/>
+          <w:tab w:val="left" w:pos="16311"/>
+          <w:tab w:val="left" w:pos="17020"/>
+          <w:tab w:val="left" w:pos="17730"/>
+          <w:tab w:val="left" w:pos="18439"/>
+          <w:tab w:val="left" w:pos="19148"/>
+          <w:tab w:val="left" w:pos="19857"/>
+          <w:tab w:val="left" w:pos="20566"/>
+          <w:tab w:val="left" w:pos="21276"/>
+          <w:tab w:val="left" w:pos="21985"/>
+          <w:tab w:val="left" w:pos="22694"/>
+          <w:tab w:val="left" w:pos="23403"/>
+          <w:tab w:val="left" w:pos="24112"/>
+          <w:tab w:val="left" w:pos="24822"/>
+          <w:tab w:val="left" w:pos="25531"/>
+          <w:tab w:val="left" w:pos="26240"/>
+          <w:tab w:val="left" w:pos="26949"/>
+          <w:tab w:val="left" w:pos="27658"/>
+        </w:tabs>
+        <w:rPr>
+          <w:rFonts w:ascii="Calibri" w:hAnsi="Calibri"/>
+          <w:color w:val="000000"/>
+        </w:rPr>
+      </w:pPr>
+      <w:r>
+        <w:rPr>
+          <w:rFonts w:ascii="Calibri" w:hAnsi="Calibri"/>
+        </w:rPr>
+        <w:t>Jako punkt odniesienia</w:t>
+      </w:r>
+      <w:r>
+        <w:rPr>
+          <w:rFonts w:ascii="Calibri" w:hAnsi="Calibri"/>
+        </w:rPr>
+        <w:t xml:space="preserve"> wybrano </w:t>
+      </w:r>
+      <m:oMath>
+        <m:r>
+          <w:rPr>
+            <w:rFonts w:ascii="Cambria Math" w:hAnsi="Cambria Math"/>
+          </w:rPr>
+          <m:t>~50%</m:t>
+        </m:r>
+      </m:oMath>
+      <w:r>
+        <w:rPr>
+          <w:rFonts w:ascii="Calibri" w:hAnsi="Calibri"/>
+        </w:rPr>
+        <w:t xml:space="preserve"> czasu trwania sygnalu wyjściowego w stosunku do sygnalu wejściowego (rys 1.6)</w:t>
+      </w:r>
+      <w:r>
+        <w:rPr>
+          <w:rFonts w:ascii="Calibri" w:hAnsi="Calibri"/>
+        </w:rPr>
+        <w:t xml:space="preserve"> częstotliwość którego będzie </w:t>
+      </w:r>
+      <w:r>
+        <w:rPr>
+          <w:rFonts w:ascii="Calibri" w:hAnsi="Calibri"/>
+          <w:iCs/>
+        </w:rPr>
+        <w:t>częstotliwością graniczną</w:t>
       </w:r>
     </w:p>
     <w:p>
@@ -3213,15 +4024,9 @@
         <w:jc w:val="both"/>
         <w:rPr>
           <w:rFonts w:ascii="Calibri" w:hAnsi="Calibri"/>
-        </w:rPr>
-      </w:pPr>
-      <w:r>
-        <w:rPr>
-          <w:rFonts w:ascii="Calibri" w:hAnsi="Calibri"/>
-          <w:color w:val="000000"/>
-        </w:rPr>
-        <w:t>10k</w:t>
-      </w:r>
+          <w:color w:val="000000"/>
+        </w:rPr>
+      </w:pPr>
     </w:p>
     <w:p>
       <w:pPr>
@@ -3270,6 +4075,79 @@
         <w:jc w:val="both"/>
         <w:rPr>
           <w:rFonts w:ascii="Calibri" w:hAnsi="Calibri"/>
+          <w:color w:val="000000"/>
+        </w:rPr>
+      </w:pPr>
+      <w:r>
+        <w:rPr>
+          <w:rFonts w:ascii="Calibri" w:hAnsi="Calibri"/>
+          <w:color w:val="000000"/>
+        </w:rPr>
+        <w:t xml:space="preserve">Dokumentacja pracy klucza nasyconego po </w:t>
+      </w:r>
+      <w:r>
+        <w:rPr>
+          <w:rFonts w:ascii="Calibri" w:hAnsi="Calibri"/>
+          <w:color w:val="000000"/>
+        </w:rPr>
+        <w:t>dołączeniu pojemności Crg=180pF</w:t>
+      </w:r>
+      <w:r>
+        <w:rPr>
+          <w:rFonts w:ascii="Calibri" w:hAnsi="Calibri"/>
+          <w:color w:val="000000"/>
+        </w:rPr>
+        <w:t>:</w:t>
+      </w:r>
+    </w:p>
+    <w:p>
+      <w:pPr>
+        <w:tabs>
+          <w:tab w:val="left" w:pos="0"/>
+          <w:tab w:val="left" w:pos="709"/>
+          <w:tab w:val="left" w:pos="1418"/>
+          <w:tab w:val="left" w:pos="2127"/>
+          <w:tab w:val="left" w:pos="2836"/>
+          <w:tab w:val="left" w:pos="3546"/>
+          <w:tab w:val="left" w:pos="4255"/>
+          <w:tab w:val="left" w:pos="4964"/>
+          <w:tab w:val="left" w:pos="5673"/>
+          <w:tab w:val="left" w:pos="6382"/>
+          <w:tab w:val="left" w:pos="7092"/>
+          <w:tab w:val="left" w:pos="7801"/>
+          <w:tab w:val="left" w:pos="8510"/>
+          <w:tab w:val="left" w:pos="9219"/>
+          <w:tab w:val="left" w:pos="9928"/>
+          <w:tab w:val="left" w:pos="10638"/>
+          <w:tab w:val="left" w:pos="11347"/>
+          <w:tab w:val="left" w:pos="12056"/>
+          <w:tab w:val="left" w:pos="12765"/>
+          <w:tab w:val="left" w:pos="13474"/>
+          <w:tab w:val="left" w:pos="14184"/>
+          <w:tab w:val="left" w:pos="14893"/>
+          <w:tab w:val="left" w:pos="15602"/>
+          <w:tab w:val="left" w:pos="16311"/>
+          <w:tab w:val="left" w:pos="17020"/>
+          <w:tab w:val="left" w:pos="17730"/>
+          <w:tab w:val="left" w:pos="18439"/>
+          <w:tab w:val="left" w:pos="19148"/>
+          <w:tab w:val="left" w:pos="19857"/>
+          <w:tab w:val="left" w:pos="20566"/>
+          <w:tab w:val="left" w:pos="21276"/>
+          <w:tab w:val="left" w:pos="21985"/>
+          <w:tab w:val="left" w:pos="22694"/>
+          <w:tab w:val="left" w:pos="23403"/>
+          <w:tab w:val="left" w:pos="24112"/>
+          <w:tab w:val="left" w:pos="24822"/>
+          <w:tab w:val="left" w:pos="25531"/>
+          <w:tab w:val="left" w:pos="26240"/>
+          <w:tab w:val="left" w:pos="26949"/>
+          <w:tab w:val="left" w:pos="27658"/>
+        </w:tabs>
+        <w:jc w:val="center"/>
+        <w:rPr>
+          <w:rFonts w:ascii="Calibri" w:hAnsi="Calibri"/>
+          <w:color w:val="000000"/>
         </w:rPr>
       </w:pPr>
       <w:r>
@@ -3278,18 +4156,10 @@
           <w:lang w:val="ru-RU" w:eastAsia="ru-RU" w:bidi="ar-SA"/>
         </w:rPr>
         <w:drawing>
-          <wp:anchor distT="0" distB="0" distL="0" distR="0" simplePos="0" relativeHeight="5" behindDoc="0" locked="0" layoutInCell="0" allowOverlap="1">
-            <wp:simplePos x="0" y="0"/>
-            <wp:positionH relativeFrom="column">
-              <wp:align>center</wp:align>
-            </wp:positionH>
-            <wp:positionV relativeFrom="paragraph">
-              <wp:posOffset>635</wp:posOffset>
-            </wp:positionV>
-            <wp:extent cx="3141980" cy="1840865"/>
+          <wp:inline distT="0" distB="0" distL="0" distR="0">
+            <wp:extent cx="3125037" cy="1830990"/>
             <wp:effectExtent l="0" t="0" r="0" b="0"/>
-            <wp:wrapTopAndBottom/>
-            <wp:docPr id="4" name="Obraz4"/>
+            <wp:docPr id="26" name="Obraz8"/>
             <wp:cNvGraphicFramePr>
               <a:graphicFrameLocks xmlns:a="http://schemas.openxmlformats.org/drawingml/2006/main" noChangeAspect="1"/>
             </wp:cNvGraphicFramePr>
@@ -3297,13 +4167,19 @@
               <a:graphicData uri="http://schemas.openxmlformats.org/drawingml/2006/picture">
                 <pic:pic xmlns:pic="http://schemas.openxmlformats.org/drawingml/2006/picture">
                   <pic:nvPicPr>
-                    <pic:cNvPr id="4" name="Obraz4"/>
+                    <pic:cNvPr id="8" name="Obraz8"/>
                     <pic:cNvPicPr>
                       <a:picLocks noChangeAspect="1" noChangeArrowheads="1"/>
                     </pic:cNvPicPr>
                   </pic:nvPicPr>
                   <pic:blipFill>
-                    <a:blip r:embed="rId10"/>
+                    <a:blip r:embed="rId13" cstate="print">
+                      <a:extLst>
+                        <a:ext uri="{28A0092B-C50C-407E-A947-70E740481C1C}">
+                          <a14:useLocalDpi xmlns:a14="http://schemas.microsoft.com/office/drawing/2010/main" val="0"/>
+                        </a:ext>
+                      </a:extLst>
+                    </a:blip>
                     <a:stretch>
                       <a:fillRect/>
                     </a:stretch>
@@ -3311,7 +4187,7 @@
                   <pic:spPr bwMode="auto">
                     <a:xfrm>
                       <a:off x="0" y="0"/>
-                      <a:ext cx="3141980" cy="1840865"/>
+                      <a:ext cx="3141655" cy="1840727"/>
                     </a:xfrm>
                     <a:prstGeom prst="rect">
                       <a:avLst/>
@@ -3321,15 +4197,272 @@
                 </pic:pic>
               </a:graphicData>
             </a:graphic>
-          </wp:anchor>
+          </wp:inline>
         </w:drawing>
       </w:r>
-      <w:r>
-        <w:rPr>
-          <w:rFonts w:ascii="Calibri" w:hAnsi="Calibri"/>
-          <w:color w:val="000000"/>
-        </w:rPr>
-        <w:t>50k</w:t>
+    </w:p>
+    <w:p>
+      <w:pPr>
+        <w:jc w:val="center"/>
+        <w:rPr>
+          <w:rFonts w:ascii="Calibri" w:hAnsi="Calibri"/>
+        </w:rPr>
+      </w:pPr>
+      <w:r>
+        <w:rPr>
+          <w:rFonts w:ascii="Calibri" w:hAnsi="Calibri"/>
+        </w:rPr>
+        <w:t>Rys 1.7.</w:t>
+      </w:r>
+      <w:r>
+        <w:rPr>
+          <w:rFonts w:ascii="Calibri" w:hAnsi="Calibri"/>
+        </w:rPr>
+        <w:t xml:space="preserve"> </w:t>
+      </w:r>
+      <m:oMath>
+        <m:r>
+          <w:rPr>
+            <w:rFonts w:ascii="Cambria Math" w:hAnsi="Cambria Math"/>
+          </w:rPr>
+          <m:t>f=2,566 MHz</m:t>
+        </m:r>
+      </m:oMath>
+    </w:p>
+    <w:p>
+      <w:pPr>
+        <w:jc w:val="center"/>
+        <w:rPr>
+          <w:rFonts w:ascii="Calibri" w:hAnsi="Calibri"/>
+        </w:rPr>
+      </w:pPr>
+      <w:r>
+        <w:rPr>
+          <w:rFonts w:ascii="Calibri" w:hAnsi="Calibri"/>
+        </w:rPr>
+        <w:t>CH1 – sygnał z generatora, CH2 – napięcie na kolektorze tranzystora T1</w:t>
+      </w:r>
+    </w:p>
+    <w:p>
+      <w:pPr>
+        <w:jc w:val="center"/>
+        <w:rPr>
+          <w:rFonts w:ascii="Calibri" w:hAnsi="Calibri"/>
+        </w:rPr>
+      </w:pPr>
+    </w:p>
+    <w:p>
+      <w:pPr>
+        <w:tabs>
+          <w:tab w:val="left" w:pos="0"/>
+          <w:tab w:val="left" w:pos="709"/>
+          <w:tab w:val="left" w:pos="1418"/>
+          <w:tab w:val="left" w:pos="2127"/>
+          <w:tab w:val="left" w:pos="2836"/>
+          <w:tab w:val="left" w:pos="3546"/>
+          <w:tab w:val="left" w:pos="4255"/>
+          <w:tab w:val="left" w:pos="4964"/>
+          <w:tab w:val="left" w:pos="5673"/>
+          <w:tab w:val="left" w:pos="6382"/>
+          <w:tab w:val="left" w:pos="7092"/>
+          <w:tab w:val="left" w:pos="7801"/>
+          <w:tab w:val="left" w:pos="8510"/>
+          <w:tab w:val="left" w:pos="9219"/>
+          <w:tab w:val="left" w:pos="9928"/>
+          <w:tab w:val="left" w:pos="10638"/>
+          <w:tab w:val="left" w:pos="11347"/>
+          <w:tab w:val="left" w:pos="12056"/>
+          <w:tab w:val="left" w:pos="12765"/>
+          <w:tab w:val="left" w:pos="13474"/>
+          <w:tab w:val="left" w:pos="14184"/>
+          <w:tab w:val="left" w:pos="14893"/>
+          <w:tab w:val="left" w:pos="15602"/>
+          <w:tab w:val="left" w:pos="16311"/>
+          <w:tab w:val="left" w:pos="17020"/>
+          <w:tab w:val="left" w:pos="17730"/>
+          <w:tab w:val="left" w:pos="18439"/>
+          <w:tab w:val="left" w:pos="19148"/>
+          <w:tab w:val="left" w:pos="19857"/>
+          <w:tab w:val="left" w:pos="20566"/>
+          <w:tab w:val="left" w:pos="21276"/>
+          <w:tab w:val="left" w:pos="21985"/>
+          <w:tab w:val="left" w:pos="22694"/>
+          <w:tab w:val="left" w:pos="23403"/>
+          <w:tab w:val="left" w:pos="24112"/>
+          <w:tab w:val="left" w:pos="24822"/>
+          <w:tab w:val="left" w:pos="25531"/>
+          <w:tab w:val="left" w:pos="26240"/>
+          <w:tab w:val="left" w:pos="26949"/>
+          <w:tab w:val="left" w:pos="27658"/>
+        </w:tabs>
+        <w:rPr>
+          <w:rFonts w:ascii="Calibri" w:hAnsi="Calibri"/>
+          <w:iCs/>
+        </w:rPr>
+      </w:pPr>
+      <w:r>
+        <w:rPr>
+          <w:rFonts w:ascii="Calibri" w:hAnsi="Calibri"/>
+          <w:iCs/>
+        </w:rPr>
+        <w:t>i wnioski:</w:t>
+      </w:r>
+    </w:p>
+    <w:p>
+      <w:pPr>
+        <w:tabs>
+          <w:tab w:val="left" w:pos="0"/>
+          <w:tab w:val="left" w:pos="709"/>
+          <w:tab w:val="left" w:pos="1418"/>
+          <w:tab w:val="left" w:pos="2127"/>
+          <w:tab w:val="left" w:pos="2836"/>
+          <w:tab w:val="left" w:pos="3546"/>
+          <w:tab w:val="left" w:pos="4255"/>
+          <w:tab w:val="left" w:pos="4964"/>
+          <w:tab w:val="left" w:pos="5673"/>
+          <w:tab w:val="left" w:pos="6382"/>
+          <w:tab w:val="left" w:pos="7092"/>
+          <w:tab w:val="left" w:pos="7801"/>
+          <w:tab w:val="left" w:pos="8510"/>
+          <w:tab w:val="left" w:pos="9219"/>
+          <w:tab w:val="left" w:pos="9928"/>
+          <w:tab w:val="left" w:pos="10638"/>
+          <w:tab w:val="left" w:pos="11347"/>
+          <w:tab w:val="left" w:pos="12056"/>
+          <w:tab w:val="left" w:pos="12765"/>
+          <w:tab w:val="left" w:pos="13474"/>
+          <w:tab w:val="left" w:pos="14184"/>
+          <w:tab w:val="left" w:pos="14893"/>
+          <w:tab w:val="left" w:pos="15602"/>
+          <w:tab w:val="left" w:pos="16311"/>
+          <w:tab w:val="left" w:pos="17020"/>
+          <w:tab w:val="left" w:pos="17730"/>
+          <w:tab w:val="left" w:pos="18439"/>
+          <w:tab w:val="left" w:pos="19148"/>
+          <w:tab w:val="left" w:pos="19857"/>
+          <w:tab w:val="left" w:pos="20566"/>
+          <w:tab w:val="left" w:pos="21276"/>
+          <w:tab w:val="left" w:pos="21985"/>
+          <w:tab w:val="left" w:pos="22694"/>
+          <w:tab w:val="left" w:pos="23403"/>
+          <w:tab w:val="left" w:pos="24112"/>
+          <w:tab w:val="left" w:pos="24822"/>
+          <w:tab w:val="left" w:pos="25531"/>
+          <w:tab w:val="left" w:pos="26240"/>
+          <w:tab w:val="left" w:pos="26949"/>
+          <w:tab w:val="left" w:pos="27658"/>
+        </w:tabs>
+        <w:rPr>
+          <w:rFonts w:ascii="Calibri" w:hAnsi="Calibri"/>
+          <w:iCs/>
+        </w:rPr>
+      </w:pPr>
+    </w:p>
+    <w:p>
+      <w:pPr>
+        <w:tabs>
+          <w:tab w:val="left" w:pos="0"/>
+          <w:tab w:val="left" w:pos="709"/>
+          <w:tab w:val="left" w:pos="1418"/>
+          <w:tab w:val="left" w:pos="2127"/>
+          <w:tab w:val="left" w:pos="2836"/>
+          <w:tab w:val="left" w:pos="3546"/>
+          <w:tab w:val="left" w:pos="4255"/>
+          <w:tab w:val="left" w:pos="4964"/>
+          <w:tab w:val="left" w:pos="5673"/>
+          <w:tab w:val="left" w:pos="6382"/>
+          <w:tab w:val="left" w:pos="7092"/>
+          <w:tab w:val="left" w:pos="7801"/>
+          <w:tab w:val="left" w:pos="8510"/>
+          <w:tab w:val="left" w:pos="9219"/>
+          <w:tab w:val="left" w:pos="9928"/>
+          <w:tab w:val="left" w:pos="10638"/>
+          <w:tab w:val="left" w:pos="11347"/>
+          <w:tab w:val="left" w:pos="12056"/>
+          <w:tab w:val="left" w:pos="12765"/>
+          <w:tab w:val="left" w:pos="13474"/>
+          <w:tab w:val="left" w:pos="14184"/>
+          <w:tab w:val="left" w:pos="14893"/>
+          <w:tab w:val="left" w:pos="15602"/>
+          <w:tab w:val="left" w:pos="16311"/>
+          <w:tab w:val="left" w:pos="17020"/>
+          <w:tab w:val="left" w:pos="17730"/>
+          <w:tab w:val="left" w:pos="18439"/>
+          <w:tab w:val="left" w:pos="19148"/>
+          <w:tab w:val="left" w:pos="19857"/>
+          <w:tab w:val="left" w:pos="20566"/>
+          <w:tab w:val="left" w:pos="21276"/>
+          <w:tab w:val="left" w:pos="21985"/>
+          <w:tab w:val="left" w:pos="22694"/>
+          <w:tab w:val="left" w:pos="23403"/>
+          <w:tab w:val="left" w:pos="24112"/>
+          <w:tab w:val="left" w:pos="24822"/>
+          <w:tab w:val="left" w:pos="25531"/>
+          <w:tab w:val="left" w:pos="26240"/>
+          <w:tab w:val="left" w:pos="26949"/>
+          <w:tab w:val="left" w:pos="27658"/>
+        </w:tabs>
+        <w:rPr>
+          <w:rFonts w:ascii="Calibri" w:hAnsi="Calibri"/>
+          <w:iCs/>
+        </w:rPr>
+      </w:pPr>
+      <w:r>
+        <w:rPr>
+          <w:rFonts w:ascii="Calibri" w:hAnsi="Calibri"/>
+          <w:iCs/>
+        </w:rPr>
+        <w:t>Częstotliwość graniczna</w:t>
+      </w:r>
+      <w:r>
+        <w:rPr>
+          <w:rFonts w:ascii="Calibri" w:hAnsi="Calibri"/>
+          <w:iCs/>
+          <w:color w:val="FFC000"/>
+        </w:rPr>
+        <w:t xml:space="preserve"> </w:t>
+      </w:r>
+      <w:r>
+        <w:rPr>
+          <w:rFonts w:ascii="Calibri" w:hAnsi="Calibri"/>
+          <w:iCs/>
+        </w:rPr>
+        <w:t xml:space="preserve">okazała się około 40 razy większa niż bez pojemności. To wynika z tego, że </w:t>
+      </w:r>
+      <w:r>
+        <w:rPr>
+          <w:rFonts w:ascii="Calibri" w:hAnsi="Calibri"/>
+          <w:iCs/>
+        </w:rPr>
+        <w:t>kondensator jest zwarciem dla prądu zmiennego, co pozwala w</w:t>
+      </w:r>
+      <w:r>
+        <w:rPr>
+          <w:rFonts w:ascii="Calibri" w:hAnsi="Calibri"/>
+          <w:iCs/>
+        </w:rPr>
+        <w:t xml:space="preserve"> momencie przełączania „pominąć” rezystor RG i zapewnić</w:t>
+      </w:r>
+      <w:r>
+        <w:rPr>
+          <w:rFonts w:ascii="Calibri" w:hAnsi="Calibri"/>
+          <w:iCs/>
+        </w:rPr>
+        <w:t xml:space="preserve"> prze</w:t>
+      </w:r>
+      <w:r>
+        <w:rPr>
+          <w:rFonts w:ascii="Calibri" w:hAnsi="Calibri"/>
+          <w:iCs/>
+        </w:rPr>
+        <w:t>pływ wyższego prądu zwiększając szybkość</w:t>
+      </w:r>
+      <w:r>
+        <w:rPr>
+          <w:rFonts w:ascii="Calibri" w:hAnsi="Calibri"/>
+          <w:iCs/>
+        </w:rPr>
+        <w:t xml:space="preserve"> przełączania się tranzystora.</w:t>
       </w:r>
     </w:p>
     <w:p>
@@ -3378,6 +4511,7 @@
         </w:tabs>
         <w:jc w:val="both"/>
         <w:rPr>
+          <w:rFonts w:ascii="Calibri" w:hAnsi="Calibri"/>
           <w:color w:val="000000"/>
         </w:rPr>
       </w:pPr>
@@ -3429,67 +4563,24 @@
         <w:jc w:val="both"/>
         <w:rPr>
           <w:rFonts w:ascii="Calibri" w:hAnsi="Calibri"/>
-        </w:rPr>
-      </w:pPr>
-      <w:r>
-        <w:rPr>
-          <w:noProof/>
-          <w:lang w:val="ru-RU" w:eastAsia="ru-RU" w:bidi="ar-SA"/>
-        </w:rPr>
-        <w:lastRenderedPageBreak/>
-        <w:drawing>
-          <wp:anchor distT="0" distB="0" distL="0" distR="0" simplePos="0" relativeHeight="6" behindDoc="0" locked="0" layoutInCell="0" allowOverlap="1">
-            <wp:simplePos x="0" y="0"/>
-            <wp:positionH relativeFrom="column">
-              <wp:align>center</wp:align>
-            </wp:positionH>
-            <wp:positionV relativeFrom="paragraph">
-              <wp:posOffset>635</wp:posOffset>
-            </wp:positionV>
-            <wp:extent cx="3822700" cy="2239645"/>
-            <wp:effectExtent l="0" t="0" r="0" b="0"/>
-            <wp:wrapTopAndBottom/>
-            <wp:docPr id="5" name="Obraz5"/>
-            <wp:cNvGraphicFramePr>
-              <a:graphicFrameLocks xmlns:a="http://schemas.openxmlformats.org/drawingml/2006/main" noChangeAspect="1"/>
-            </wp:cNvGraphicFramePr>
-            <a:graphic xmlns:a="http://schemas.openxmlformats.org/drawingml/2006/main">
-              <a:graphicData uri="http://schemas.openxmlformats.org/drawingml/2006/picture">
-                <pic:pic xmlns:pic="http://schemas.openxmlformats.org/drawingml/2006/picture">
-                  <pic:nvPicPr>
-                    <pic:cNvPr id="5" name="Obraz5"/>
-                    <pic:cNvPicPr>
-                      <a:picLocks noChangeAspect="1" noChangeArrowheads="1"/>
-                    </pic:cNvPicPr>
-                  </pic:nvPicPr>
-                  <pic:blipFill>
-                    <a:blip r:embed="rId11"/>
-                    <a:stretch>
-                      <a:fillRect/>
-                    </a:stretch>
-                  </pic:blipFill>
-                  <pic:spPr bwMode="auto">
-                    <a:xfrm>
-                      <a:off x="0" y="0"/>
-                      <a:ext cx="3822700" cy="2239645"/>
-                    </a:xfrm>
-                    <a:prstGeom prst="rect">
-                      <a:avLst/>
-                    </a:prstGeom>
-                    <a:noFill/>
-                  </pic:spPr>
-                </pic:pic>
-              </a:graphicData>
-            </a:graphic>
-          </wp:anchor>
-        </w:drawing>
-      </w:r>
-      <w:r>
-        <w:rPr>
-          <w:rFonts w:ascii="Calibri" w:hAnsi="Calibri"/>
-          <w:color w:val="000000"/>
-        </w:rPr>
-        <w:t>150k</w:t>
+          <w:color w:val="000000"/>
+        </w:rPr>
+      </w:pPr>
+      <w:r>
+        <w:rPr>
+          <w:rFonts w:ascii="Calibri" w:hAnsi="Calibri"/>
+          <w:b/>
+          <w:bCs/>
+          <w:color w:val="000000"/>
+        </w:rPr>
+        <w:t>D.</w:t>
+      </w:r>
+      <w:r>
+        <w:rPr>
+          <w:rFonts w:ascii="Calibri" w:hAnsi="Calibri"/>
+          <w:color w:val="000000"/>
+        </w:rPr>
+        <w:t xml:space="preserve"> Klucz bipolarny „przedobrzony”.</w:t>
       </w:r>
     </w:p>
     <w:p>
@@ -3543,24 +4634,14 @@
       </w:pPr>
       <w:r>
         <w:rPr>
-          <w:rFonts w:ascii="Calibri" w:hAnsi="Calibri"/>
           <w:noProof/>
-          <w:color w:val="000000"/>
           <w:lang w:val="ru-RU" w:eastAsia="ru-RU" w:bidi="ar-SA"/>
         </w:rPr>
         <w:drawing>
-          <wp:anchor distT="0" distB="0" distL="0" distR="0" simplePos="0" relativeHeight="7" behindDoc="0" locked="0" layoutInCell="0" allowOverlap="1">
-            <wp:simplePos x="0" y="0"/>
-            <wp:positionH relativeFrom="column">
-              <wp:align>center</wp:align>
-            </wp:positionH>
-            <wp:positionV relativeFrom="paragraph">
-              <wp:posOffset>635</wp:posOffset>
-            </wp:positionV>
-            <wp:extent cx="4288790" cy="2512695"/>
-            <wp:effectExtent l="0" t="0" r="0" b="0"/>
-            <wp:wrapTopAndBottom/>
-            <wp:docPr id="6" name="Obraz6"/>
+          <wp:inline distT="0" distB="0" distL="0" distR="0">
+            <wp:extent cx="2977475" cy="1744531"/>
+            <wp:effectExtent l="0" t="0" r="0" b="8255"/>
+            <wp:docPr id="9" name="Obraz9"/>
             <wp:cNvGraphicFramePr>
               <a:graphicFrameLocks xmlns:a="http://schemas.openxmlformats.org/drawingml/2006/main" noChangeAspect="1"/>
             </wp:cNvGraphicFramePr>
@@ -3568,13 +4649,19 @@
               <a:graphicData uri="http://schemas.openxmlformats.org/drawingml/2006/picture">
                 <pic:pic xmlns:pic="http://schemas.openxmlformats.org/drawingml/2006/picture">
                   <pic:nvPicPr>
-                    <pic:cNvPr id="6" name="Obraz6"/>
+                    <pic:cNvPr id="9" name="Obraz9"/>
                     <pic:cNvPicPr>
                       <a:picLocks noChangeAspect="1" noChangeArrowheads="1"/>
                     </pic:cNvPicPr>
                   </pic:nvPicPr>
                   <pic:blipFill>
-                    <a:blip r:embed="rId12"/>
+                    <a:blip r:embed="rId14" cstate="print">
+                      <a:extLst>
+                        <a:ext uri="{28A0092B-C50C-407E-A947-70E740481C1C}">
+                          <a14:useLocalDpi xmlns:a14="http://schemas.microsoft.com/office/drawing/2010/main" val="0"/>
+                        </a:ext>
+                      </a:extLst>
+                    </a:blip>
                     <a:stretch>
                       <a:fillRect/>
                     </a:stretch>
@@ -3582,7 +4669,7 @@
                   <pic:spPr bwMode="auto">
                     <a:xfrm>
                       <a:off x="0" y="0"/>
-                      <a:ext cx="4288790" cy="2512695"/>
+                      <a:ext cx="3016333" cy="1767298"/>
                     </a:xfrm>
                     <a:prstGeom prst="rect">
                       <a:avLst/>
@@ -3592,29 +4679,20 @@
                 </pic:pic>
               </a:graphicData>
             </a:graphic>
-          </wp:anchor>
+          </wp:inline>
         </w:drawing>
       </w:r>
       <w:r>
         <w:rPr>
           <w:rFonts w:ascii="Calibri" w:hAnsi="Calibri"/>
           <w:noProof/>
-          <w:color w:val="000000"/>
           <w:lang w:val="ru-RU" w:eastAsia="ru-RU" w:bidi="ar-SA"/>
         </w:rPr>
         <w:drawing>
-          <wp:anchor distT="0" distB="0" distL="0" distR="0" simplePos="0" relativeHeight="8" behindDoc="0" locked="0" layoutInCell="0" allowOverlap="1">
-            <wp:simplePos x="0" y="0"/>
-            <wp:positionH relativeFrom="column">
-              <wp:posOffset>1627505</wp:posOffset>
-            </wp:positionH>
-            <wp:positionV relativeFrom="paragraph">
-              <wp:posOffset>3027045</wp:posOffset>
-            </wp:positionV>
-            <wp:extent cx="4441825" cy="2602865"/>
-            <wp:effectExtent l="0" t="0" r="0" b="0"/>
-            <wp:wrapTopAndBottom/>
-            <wp:docPr id="7" name="Obraz7"/>
+          <wp:inline distT="0" distB="0" distL="0" distR="0" wp14:anchorId="2B08BB76" wp14:editId="090C559E">
+            <wp:extent cx="2984361" cy="1748562"/>
+            <wp:effectExtent l="0" t="0" r="6985" b="4445"/>
+            <wp:docPr id="10" name="Obraz10"/>
             <wp:cNvGraphicFramePr>
               <a:graphicFrameLocks xmlns:a="http://schemas.openxmlformats.org/drawingml/2006/main" noChangeAspect="1"/>
             </wp:cNvGraphicFramePr>
@@ -3622,13 +4700,19 @@
               <a:graphicData uri="http://schemas.openxmlformats.org/drawingml/2006/picture">
                 <pic:pic xmlns:pic="http://schemas.openxmlformats.org/drawingml/2006/picture">
                   <pic:nvPicPr>
-                    <pic:cNvPr id="7" name="Obraz7"/>
+                    <pic:cNvPr id="10" name="Obraz10"/>
                     <pic:cNvPicPr>
                       <a:picLocks noChangeAspect="1" noChangeArrowheads="1"/>
                     </pic:cNvPicPr>
                   </pic:nvPicPr>
                   <pic:blipFill>
-                    <a:blip r:embed="rId13"/>
+                    <a:blip r:embed="rId15" cstate="print">
+                      <a:extLst>
+                        <a:ext uri="{28A0092B-C50C-407E-A947-70E740481C1C}">
+                          <a14:useLocalDpi xmlns:a14="http://schemas.microsoft.com/office/drawing/2010/main" val="0"/>
+                        </a:ext>
+                      </a:extLst>
+                    </a:blip>
                     <a:stretch>
                       <a:fillRect/>
                     </a:stretch>
@@ -3636,7 +4720,7 @@
                   <pic:spPr bwMode="auto">
                     <a:xfrm>
                       <a:off x="0" y="0"/>
-                      <a:ext cx="4441825" cy="2602865"/>
+                      <a:ext cx="2998189" cy="1756664"/>
                     </a:xfrm>
                     <a:prstGeom prst="rect">
                       <a:avLst/>
@@ -3646,15 +4730,95 @@
                 </pic:pic>
               </a:graphicData>
             </a:graphic>
-          </wp:anchor>
+          </wp:inline>
         </w:drawing>
       </w:r>
-      <w:r>
-        <w:rPr>
-          <w:rFonts w:ascii="Calibri" w:hAnsi="Calibri"/>
-          <w:color w:val="000000"/>
-        </w:rPr>
-        <w:t>65kHz</w:t>
+    </w:p>
+    <w:p>
+      <w:pPr>
+        <w:ind w:firstLine="709"/>
+        <w:rPr>
+          <w:rFonts w:ascii="Calibri" w:hAnsi="Calibri"/>
+        </w:rPr>
+      </w:pPr>
+      <w:r>
+        <w:rPr>
+          <w:rFonts w:ascii="Calibri" w:hAnsi="Calibri"/>
+        </w:rPr>
+        <w:t xml:space="preserve">    Rys 1.8.</w:t>
+      </w:r>
+      <w:r>
+        <w:rPr>
+          <w:rFonts w:ascii="Calibri" w:hAnsi="Calibri"/>
+        </w:rPr>
+        <w:t xml:space="preserve"> </w:t>
+      </w:r>
+      <m:oMath>
+        <m:r>
+          <w:rPr>
+            <w:rFonts w:ascii="Cambria Math" w:hAnsi="Cambria Math"/>
+          </w:rPr>
+          <m:t>f=1 kHz</m:t>
+        </m:r>
+      </m:oMath>
+      <w:r>
+        <w:rPr>
+          <w:rFonts w:ascii="Calibri" w:hAnsi="Calibri"/>
+        </w:rPr>
+        <w:tab/>
+      </w:r>
+      <w:r>
+        <w:rPr>
+          <w:rFonts w:ascii="Calibri" w:hAnsi="Calibri"/>
+        </w:rPr>
+        <w:tab/>
+      </w:r>
+      <w:r>
+        <w:rPr>
+          <w:rFonts w:ascii="Calibri" w:hAnsi="Calibri"/>
+        </w:rPr>
+        <w:tab/>
+      </w:r>
+      <w:r>
+        <w:rPr>
+          <w:rFonts w:ascii="Calibri" w:hAnsi="Calibri"/>
+        </w:rPr>
+        <w:tab/>
+      </w:r>
+      <w:r>
+        <w:rPr>
+          <w:rFonts w:ascii="Calibri" w:hAnsi="Calibri"/>
+        </w:rPr>
+        <w:tab/>
+        <w:t xml:space="preserve">        Rys 1.9.</w:t>
+      </w:r>
+      <w:r>
+        <w:rPr>
+          <w:rFonts w:ascii="Calibri" w:hAnsi="Calibri"/>
+        </w:rPr>
+        <w:t xml:space="preserve"> </w:t>
+      </w:r>
+      <m:oMath>
+        <m:r>
+          <w:rPr>
+            <w:rFonts w:ascii="Cambria Math" w:hAnsi="Cambria Math"/>
+          </w:rPr>
+          <m:t>f=135 kHz</m:t>
+        </m:r>
+      </m:oMath>
+    </w:p>
+    <w:p>
+      <w:pPr>
+        <w:jc w:val="center"/>
+        <w:rPr>
+          <w:rFonts w:ascii="Calibri" w:hAnsi="Calibri"/>
+        </w:rPr>
+      </w:pPr>
+      <w:r>
+        <w:rPr>
+          <w:rFonts w:ascii="Calibri" w:hAnsi="Calibri"/>
+        </w:rPr>
+        <w:t>CH1 – sygnał z generatora, CH2 – napięcie na kolektorze tranzystora T1</w:t>
       </w:r>
     </w:p>
     <w:p>
@@ -3706,13 +4870,6 @@
           <w:rFonts w:ascii="Calibri" w:hAnsi="Calibri"/>
         </w:rPr>
       </w:pPr>
-      <w:r>
-        <w:rPr>
-          <w:rFonts w:ascii="Calibri" w:hAnsi="Calibri"/>
-          <w:color w:val="000000"/>
-        </w:rPr>
-        <w:t>65kHz Crg</w:t>
-      </w:r>
     </w:p>
     <w:p>
       <w:pPr>
@@ -3761,66 +4918,15 @@
         <w:jc w:val="both"/>
         <w:rPr>
           <w:rFonts w:ascii="Calibri" w:hAnsi="Calibri"/>
-        </w:rPr>
-      </w:pPr>
-      <w:r>
-        <w:rPr>
-          <w:noProof/>
-          <w:lang w:val="ru-RU" w:eastAsia="ru-RU" w:bidi="ar-SA"/>
-        </w:rPr>
-        <w:drawing>
-          <wp:anchor distT="0" distB="0" distL="0" distR="0" simplePos="0" relativeHeight="9" behindDoc="0" locked="0" layoutInCell="0" allowOverlap="1">
-            <wp:simplePos x="0" y="0"/>
-            <wp:positionH relativeFrom="column">
-              <wp:align>center</wp:align>
-            </wp:positionH>
-            <wp:positionV relativeFrom="paragraph">
-              <wp:posOffset>635</wp:posOffset>
-            </wp:positionV>
-            <wp:extent cx="6120130" cy="3585845"/>
-            <wp:effectExtent l="0" t="0" r="0" b="0"/>
-            <wp:wrapSquare wrapText="largest"/>
-            <wp:docPr id="8" name="Obraz8"/>
-            <wp:cNvGraphicFramePr>
-              <a:graphicFrameLocks xmlns:a="http://schemas.openxmlformats.org/drawingml/2006/main" noChangeAspect="1"/>
-            </wp:cNvGraphicFramePr>
-            <a:graphic xmlns:a="http://schemas.openxmlformats.org/drawingml/2006/main">
-              <a:graphicData uri="http://schemas.openxmlformats.org/drawingml/2006/picture">
-                <pic:pic xmlns:pic="http://schemas.openxmlformats.org/drawingml/2006/picture">
-                  <pic:nvPicPr>
-                    <pic:cNvPr id="8" name="Obraz8"/>
-                    <pic:cNvPicPr>
-                      <a:picLocks noChangeAspect="1" noChangeArrowheads="1"/>
-                    </pic:cNvPicPr>
-                  </pic:nvPicPr>
-                  <pic:blipFill>
-                    <a:blip r:embed="rId14"/>
-                    <a:stretch>
-                      <a:fillRect/>
-                    </a:stretch>
-                  </pic:blipFill>
-                  <pic:spPr bwMode="auto">
-                    <a:xfrm>
-                      <a:off x="0" y="0"/>
-                      <a:ext cx="6120130" cy="3585845"/>
-                    </a:xfrm>
-                    <a:prstGeom prst="rect">
-                      <a:avLst/>
-                    </a:prstGeom>
-                    <a:noFill/>
-                  </pic:spPr>
-                </pic:pic>
-              </a:graphicData>
-            </a:graphic>
-          </wp:anchor>
-        </w:drawing>
-      </w:r>
-      <w:r>
-        <w:rPr>
-          <w:rFonts w:ascii="Calibri" w:hAnsi="Calibri"/>
-          <w:color w:val="000000"/>
-        </w:rPr>
-        <w:t>2,566Mhz cf</w:t>
+          <w:color w:val="000000"/>
+        </w:rPr>
+      </w:pPr>
+      <w:r>
+        <w:rPr>
+          <w:rFonts w:ascii="Calibri" w:hAnsi="Calibri"/>
+          <w:color w:val="000000"/>
+        </w:rPr>
+        <w:t>Dokumentacja uzyskanych wyników i wyjaśnienie przyczyn kolejnych napotkanych kłopotów:</w:t>
       </w:r>
     </w:p>
     <w:p>
@@ -3870,25 +4976,9 @@
         <w:jc w:val="both"/>
         <w:rPr>
           <w:rFonts w:ascii="Calibri" w:hAnsi="Calibri"/>
-        </w:rPr>
-      </w:pPr>
-      <w:r>
-        <w:rPr>
-          <w:rFonts w:ascii="Calibri" w:hAnsi="Calibri"/>
-          <w:color w:val="000000"/>
-        </w:rPr>
-        <w:lastRenderedPageBreak/>
-        <w:t xml:space="preserve"> i podsumowanie przeprowadzonych obserwacji: </w:t>
-      </w:r>
-      <w:r>
-        <w:rPr>
-          <w:rFonts w:ascii="Calibri" w:hAnsi="Calibri"/>
-          <w:i/>
-          <w:iCs/>
-          <w:color w:val="FF0000"/>
-        </w:rPr>
-        <w:t>(w tym odpowiedzi na pytania z instrukcji)</w:t>
-      </w:r>
+          <w:color w:val="000000"/>
+        </w:rPr>
+      </w:pPr>
     </w:p>
     <w:p>
       <w:pPr>
@@ -3934,12 +5024,64 @@
           <w:tab w:val="left" w:pos="26949"/>
           <w:tab w:val="left" w:pos="27658"/>
         </w:tabs>
-        <w:jc w:val="both"/>
-        <w:rPr>
-          <w:rFonts w:ascii="Calibri" w:hAnsi="Calibri"/>
-          <w:color w:val="000000"/>
-        </w:rPr>
-      </w:pPr>
+        <w:rPr>
+          <w:rFonts w:ascii="Calibri" w:hAnsi="Calibri"/>
+        </w:rPr>
+      </w:pPr>
+      <w:r>
+        <w:rPr>
+          <w:rFonts w:ascii="Calibri" w:hAnsi="Calibri"/>
+          <w:color w:val="000000"/>
+        </w:rPr>
+        <w:lastRenderedPageBreak/>
+        <w:t xml:space="preserve">Jak wczesniej zauważono że w stanie nasycenia  tranzystora bipolarnego </w:t>
+      </w:r>
+      <w:r>
+        <w:rPr>
+          <w:rFonts w:ascii="Calibri" w:hAnsi="Calibri"/>
+        </w:rPr>
+        <w:t>występuje tzw. czas przeciągania</w:t>
+      </w:r>
+      <w:r>
+        <w:rPr>
+          <w:rFonts w:ascii="Calibri" w:hAnsi="Calibri"/>
+        </w:rPr>
+        <w:t xml:space="preserve">. </w:t>
+      </w:r>
+      <w:r>
+        <w:rPr>
+          <w:rFonts w:ascii="Calibri" w:hAnsi="Calibri"/>
+          <w:color w:val="000000"/>
+        </w:rPr>
+        <w:t>Po zastosowaniu zwory w miejscu rezystora RG zostaje zwiększony prąd</w:t>
+      </w:r>
+      <w:r>
+        <w:rPr>
+          <w:rFonts w:ascii="Calibri" w:hAnsi="Calibri"/>
+          <w:color w:val="000000"/>
+        </w:rPr>
+        <w:t xml:space="preserve"> bazy tranzystora co powoduje jego </w:t>
+      </w:r>
+      <w:r>
+        <w:rPr>
+          <w:rFonts w:ascii="Calibri" w:hAnsi="Calibri"/>
+          <w:color w:val="000000"/>
+        </w:rPr>
+        <w:t>głębokie nasycenie</w:t>
+      </w:r>
+      <w:r>
+        <w:rPr>
+          <w:rFonts w:ascii="Calibri" w:hAnsi="Calibri"/>
+          <w:color w:val="000000"/>
+        </w:rPr>
+        <w:t xml:space="preserve">, co pogarsza sytuacje z </w:t>
+      </w:r>
+      <w:r>
+        <w:rPr>
+          <w:rFonts w:ascii="Calibri" w:hAnsi="Calibri"/>
+        </w:rPr>
+        <w:t>graniczną częstotliwością</w:t>
+      </w:r>
     </w:p>
     <w:p>
       <w:pPr>
@@ -3985,34 +5127,10 @@
           <w:tab w:val="left" w:pos="26949"/>
           <w:tab w:val="left" w:pos="27658"/>
         </w:tabs>
-        <w:jc w:val="both"/>
-        <w:rPr>
-          <w:rFonts w:ascii="Calibri" w:hAnsi="Calibri"/>
-        </w:rPr>
-      </w:pPr>
-      <w:r>
-        <w:rPr>
-          <w:rFonts w:ascii="Calibri" w:hAnsi="Calibri"/>
-          <w:color w:val="000000"/>
-        </w:rPr>
-        <w:t xml:space="preserve">Dokumentacja pracy klucza nasyconego po dołączeniu pojemności Crg=180pF </w:t>
-      </w:r>
-      <w:r>
-        <w:rPr>
-          <w:rFonts w:ascii="Calibri" w:hAnsi="Calibri"/>
-          <w:i/>
-          <w:iCs/>
-          <w:color w:val="FF0000"/>
-        </w:rPr>
-        <w:t>(wpisz jej nazwę i pojemność!)</w:t>
-      </w:r>
-      <w:r>
-        <w:rPr>
-          <w:rFonts w:ascii="Calibri" w:hAnsi="Calibri"/>
-          <w:color w:val="000000"/>
-        </w:rPr>
-        <w:t xml:space="preserve"> i wnioski:</w:t>
-      </w:r>
+        <w:rPr>
+          <w:rFonts w:ascii="Calibri" w:hAnsi="Calibri"/>
+        </w:rPr>
+      </w:pPr>
     </w:p>
     <w:p>
       <w:pPr>
@@ -4058,12 +5176,23 @@
           <w:tab w:val="left" w:pos="26949"/>
           <w:tab w:val="left" w:pos="27658"/>
         </w:tabs>
-        <w:jc w:val="both"/>
-        <w:rPr>
-          <w:rFonts w:ascii="Calibri" w:hAnsi="Calibri"/>
-          <w:color w:val="000000"/>
-        </w:rPr>
-      </w:pPr>
+        <w:rPr>
+          <w:b/>
+          <w:bCs/>
+          <w:color w:val="000000"/>
+        </w:rPr>
+      </w:pPr>
+      <w:r>
+        <w:rPr>
+          <w:rFonts w:ascii="Calibri" w:hAnsi="Calibri"/>
+          <w:b/>
+          <w:bCs/>
+          <w:i/>
+          <w:iCs/>
+          <w:color w:val="000000"/>
+        </w:rPr>
+        <w:t>Podsumowanie zad. 1:</w:t>
+      </w:r>
     </w:p>
     <w:p>
       <w:pPr>
@@ -4109,10 +5238,9 @@
           <w:tab w:val="left" w:pos="26949"/>
           <w:tab w:val="left" w:pos="27658"/>
         </w:tabs>
-        <w:jc w:val="both"/>
-        <w:rPr>
-          <w:rFonts w:ascii="Calibri" w:hAnsi="Calibri"/>
-          <w:color w:val="000000"/>
+        <w:rPr>
+          <w:rFonts w:ascii="Calibri" w:hAnsi="Calibri"/>
+          <w:iCs/>
         </w:rPr>
       </w:pPr>
     </w:p>
@@ -4160,14 +5288,25 @@
           <w:tab w:val="left" w:pos="26949"/>
           <w:tab w:val="left" w:pos="27658"/>
         </w:tabs>
-        <w:jc w:val="both"/>
-        <w:rPr>
-          <w:rFonts w:ascii="Calibri" w:hAnsi="Calibri"/>
-          <w:b/>
-          <w:bCs/>
-          <w:color w:val="000000"/>
-        </w:rPr>
-      </w:pPr>
+        <w:rPr>
+          <w:rFonts w:ascii="Calibri" w:hAnsi="Calibri"/>
+          <w:iCs/>
+        </w:rPr>
+      </w:pPr>
+      <w:r>
+        <w:rPr>
+          <w:rFonts w:ascii="Calibri" w:hAnsi="Calibri"/>
+          <w:iCs/>
+        </w:rPr>
+        <w:t>Proje</w:t>
+      </w:r>
+      <w:r>
+        <w:rPr>
+          <w:rFonts w:ascii="Calibri" w:hAnsi="Calibri"/>
+          <w:iCs/>
+        </w:rPr>
+        <w:t>ktując klucz na bipolarnym tranzystorze musimy zapewnić odpowiedni prąd bazy tak, aby</w:t>
+      </w:r>
     </w:p>
     <w:p>
       <w:pPr>
@@ -4213,26 +5352,66 @@
           <w:tab w:val="left" w:pos="26949"/>
           <w:tab w:val="left" w:pos="27658"/>
         </w:tabs>
-        <w:jc w:val="both"/>
-        <w:rPr>
-          <w:rFonts w:ascii="Calibri" w:hAnsi="Calibri"/>
-        </w:rPr>
-      </w:pPr>
-      <w:r>
-        <w:rPr>
-          <w:rFonts w:ascii="Calibri" w:hAnsi="Calibri"/>
-          <w:b/>
-          <w:bCs/>
-          <w:color w:val="000000"/>
-        </w:rPr>
-        <w:t>D.</w:t>
-      </w:r>
-      <w:r>
-        <w:rPr>
-          <w:rFonts w:ascii="Calibri" w:hAnsi="Calibri"/>
-          <w:color w:val="000000"/>
-        </w:rPr>
-        <w:t xml:space="preserve"> Klucz bipolarny „przedobrzony”.</w:t>
+        <w:rPr>
+          <w:rFonts w:ascii="Calibri" w:hAnsi="Calibri"/>
+          <w:iCs/>
+        </w:rPr>
+      </w:pPr>
+      <w:r>
+        <w:rPr>
+          <w:rFonts w:ascii="Calibri" w:hAnsi="Calibri"/>
+          <w:iCs/>
+        </w:rPr>
+        <w:t>t</w:t>
+      </w:r>
+      <w:r>
+        <w:rPr>
+          <w:rFonts w:ascii="Calibri" w:hAnsi="Calibri"/>
+          <w:iCs/>
+        </w:rPr>
+        <w:t>ranzys</w:t>
+      </w:r>
+      <w:r>
+        <w:rPr>
+          <w:rFonts w:ascii="Calibri" w:hAnsi="Calibri"/>
+          <w:iCs/>
+        </w:rPr>
+        <w:t xml:space="preserve">tor </w:t>
+      </w:r>
+      <w:r>
+        <w:rPr>
+          <w:rFonts w:ascii="Calibri" w:hAnsi="Calibri"/>
+          <w:iCs/>
+        </w:rPr>
+        <w:t>znajdował się w stanie nasycenia. Jednak prąd ten nie</w:t>
+      </w:r>
+      <w:r>
+        <w:rPr>
+          <w:rFonts w:ascii="Calibri" w:hAnsi="Calibri"/>
+          <w:iCs/>
+        </w:rPr>
+        <w:t xml:space="preserve"> może byd zbyt wysoki, gdyż im tranzystor głębiej nasycony wczesniej zaczynają</w:t>
+      </w:r>
+      <w:r>
+        <w:rPr>
+          <w:rFonts w:ascii="Calibri" w:hAnsi="Calibri"/>
+          <w:iCs/>
+        </w:rPr>
+        <w:t xml:space="preserve"> </w:t>
+      </w:r>
+      <w:r>
+        <w:rPr>
+          <w:rFonts w:ascii="Calibri" w:hAnsi="Calibri"/>
+          <w:iCs/>
+        </w:rPr>
+        <w:t>występowąć opóźnienia w rozwieraniu</w:t>
+      </w:r>
+      <w:r>
+        <w:rPr>
+          <w:rFonts w:ascii="Calibri" w:hAnsi="Calibri"/>
+          <w:iCs/>
+        </w:rPr>
+        <w:t xml:space="preserve"> klucza. </w:t>
       </w:r>
     </w:p>
     <w:p>
@@ -4279,574 +5458,6 @@
           <w:tab w:val="left" w:pos="26949"/>
           <w:tab w:val="left" w:pos="27658"/>
         </w:tabs>
-        <w:jc w:val="both"/>
-        <w:rPr>
-          <w:rFonts w:ascii="Calibri" w:hAnsi="Calibri"/>
-        </w:rPr>
-      </w:pPr>
-      <w:r>
-        <w:rPr>
-          <w:noProof/>
-          <w:lang w:val="ru-RU" w:eastAsia="ru-RU" w:bidi="ar-SA"/>
-        </w:rPr>
-        <w:drawing>
-          <wp:anchor distT="0" distB="0" distL="0" distR="0" simplePos="0" relativeHeight="10" behindDoc="0" locked="0" layoutInCell="0" allowOverlap="1">
-            <wp:simplePos x="0" y="0"/>
-            <wp:positionH relativeFrom="column">
-              <wp:align>center</wp:align>
-            </wp:positionH>
-            <wp:positionV relativeFrom="paragraph">
-              <wp:posOffset>635</wp:posOffset>
-            </wp:positionV>
-            <wp:extent cx="6120130" cy="3585845"/>
-            <wp:effectExtent l="0" t="0" r="0" b="0"/>
-            <wp:wrapTopAndBottom/>
-            <wp:docPr id="9" name="Obraz9"/>
-            <wp:cNvGraphicFramePr>
-              <a:graphicFrameLocks xmlns:a="http://schemas.openxmlformats.org/drawingml/2006/main" noChangeAspect="1"/>
-            </wp:cNvGraphicFramePr>
-            <a:graphic xmlns:a="http://schemas.openxmlformats.org/drawingml/2006/main">
-              <a:graphicData uri="http://schemas.openxmlformats.org/drawingml/2006/picture">
-                <pic:pic xmlns:pic="http://schemas.openxmlformats.org/drawingml/2006/picture">
-                  <pic:nvPicPr>
-                    <pic:cNvPr id="9" name="Obraz9"/>
-                    <pic:cNvPicPr>
-                      <a:picLocks noChangeAspect="1" noChangeArrowheads="1"/>
-                    </pic:cNvPicPr>
-                  </pic:nvPicPr>
-                  <pic:blipFill>
-                    <a:blip r:embed="rId15"/>
-                    <a:stretch>
-                      <a:fillRect/>
-                    </a:stretch>
-                  </pic:blipFill>
-                  <pic:spPr bwMode="auto">
-                    <a:xfrm>
-                      <a:off x="0" y="0"/>
-                      <a:ext cx="6120130" cy="3585845"/>
-                    </a:xfrm>
-                    <a:prstGeom prst="rect">
-                      <a:avLst/>
-                    </a:prstGeom>
-                    <a:noFill/>
-                  </pic:spPr>
-                </pic:pic>
-              </a:graphicData>
-            </a:graphic>
-          </wp:anchor>
-        </w:drawing>
-      </w:r>
-      <w:r>
-        <w:rPr>
-          <w:rFonts w:ascii="Calibri" w:hAnsi="Calibri"/>
-          <w:color w:val="000000"/>
-        </w:rPr>
-        <w:t>1khz zwarcie</w:t>
-      </w:r>
-    </w:p>
-    <w:p>
-      <w:pPr>
-        <w:tabs>
-          <w:tab w:val="left" w:pos="0"/>
-          <w:tab w:val="left" w:pos="709"/>
-          <w:tab w:val="left" w:pos="1418"/>
-          <w:tab w:val="left" w:pos="2127"/>
-          <w:tab w:val="left" w:pos="2836"/>
-          <w:tab w:val="left" w:pos="3546"/>
-          <w:tab w:val="left" w:pos="4255"/>
-          <w:tab w:val="left" w:pos="4964"/>
-          <w:tab w:val="left" w:pos="5673"/>
-          <w:tab w:val="left" w:pos="6382"/>
-          <w:tab w:val="left" w:pos="7092"/>
-          <w:tab w:val="left" w:pos="7801"/>
-          <w:tab w:val="left" w:pos="8510"/>
-          <w:tab w:val="left" w:pos="9219"/>
-          <w:tab w:val="left" w:pos="9928"/>
-          <w:tab w:val="left" w:pos="10638"/>
-          <w:tab w:val="left" w:pos="11347"/>
-          <w:tab w:val="left" w:pos="12056"/>
-          <w:tab w:val="left" w:pos="12765"/>
-          <w:tab w:val="left" w:pos="13474"/>
-          <w:tab w:val="left" w:pos="14184"/>
-          <w:tab w:val="left" w:pos="14893"/>
-          <w:tab w:val="left" w:pos="15602"/>
-          <w:tab w:val="left" w:pos="16311"/>
-          <w:tab w:val="left" w:pos="17020"/>
-          <w:tab w:val="left" w:pos="17730"/>
-          <w:tab w:val="left" w:pos="18439"/>
-          <w:tab w:val="left" w:pos="19148"/>
-          <w:tab w:val="left" w:pos="19857"/>
-          <w:tab w:val="left" w:pos="20566"/>
-          <w:tab w:val="left" w:pos="21276"/>
-          <w:tab w:val="left" w:pos="21985"/>
-          <w:tab w:val="left" w:pos="22694"/>
-          <w:tab w:val="left" w:pos="23403"/>
-          <w:tab w:val="left" w:pos="24112"/>
-          <w:tab w:val="left" w:pos="24822"/>
-          <w:tab w:val="left" w:pos="25531"/>
-          <w:tab w:val="left" w:pos="26240"/>
-          <w:tab w:val="left" w:pos="26949"/>
-          <w:tab w:val="left" w:pos="27658"/>
-        </w:tabs>
-        <w:jc w:val="both"/>
-        <w:rPr>
-          <w:color w:val="000000"/>
-        </w:rPr>
-      </w:pPr>
-      <w:r>
-        <w:rPr>
-          <w:rFonts w:ascii="Calibri" w:hAnsi="Calibri"/>
-          <w:noProof/>
-          <w:lang w:val="ru-RU" w:eastAsia="ru-RU" w:bidi="ar-SA"/>
-        </w:rPr>
-        <w:drawing>
-          <wp:anchor distT="0" distB="0" distL="0" distR="0" simplePos="0" relativeHeight="11" behindDoc="0" locked="0" layoutInCell="0" allowOverlap="1">
-            <wp:simplePos x="0" y="0"/>
-            <wp:positionH relativeFrom="column">
-              <wp:align>center</wp:align>
-            </wp:positionH>
-            <wp:positionV relativeFrom="paragraph">
-              <wp:posOffset>635</wp:posOffset>
-            </wp:positionV>
-            <wp:extent cx="6120130" cy="3585845"/>
-            <wp:effectExtent l="0" t="0" r="0" b="0"/>
-            <wp:wrapTopAndBottom/>
-            <wp:docPr id="10" name="Obraz10"/>
-            <wp:cNvGraphicFramePr>
-              <a:graphicFrameLocks xmlns:a="http://schemas.openxmlformats.org/drawingml/2006/main" noChangeAspect="1"/>
-            </wp:cNvGraphicFramePr>
-            <a:graphic xmlns:a="http://schemas.openxmlformats.org/drawingml/2006/main">
-              <a:graphicData uri="http://schemas.openxmlformats.org/drawingml/2006/picture">
-                <pic:pic xmlns:pic="http://schemas.openxmlformats.org/drawingml/2006/picture">
-                  <pic:nvPicPr>
-                    <pic:cNvPr id="10" name="Obraz10"/>
-                    <pic:cNvPicPr>
-                      <a:picLocks noChangeAspect="1" noChangeArrowheads="1"/>
-                    </pic:cNvPicPr>
-                  </pic:nvPicPr>
-                  <pic:blipFill>
-                    <a:blip r:embed="rId16"/>
-                    <a:stretch>
-                      <a:fillRect/>
-                    </a:stretch>
-                  </pic:blipFill>
-                  <pic:spPr bwMode="auto">
-                    <a:xfrm>
-                      <a:off x="0" y="0"/>
-                      <a:ext cx="6120130" cy="3585845"/>
-                    </a:xfrm>
-                    <a:prstGeom prst="rect">
-                      <a:avLst/>
-                    </a:prstGeom>
-                    <a:noFill/>
-                  </pic:spPr>
-                </pic:pic>
-              </a:graphicData>
-            </a:graphic>
-          </wp:anchor>
-        </w:drawing>
-      </w:r>
-    </w:p>
-    <w:p>
-      <w:pPr>
-        <w:tabs>
-          <w:tab w:val="left" w:pos="0"/>
-          <w:tab w:val="left" w:pos="709"/>
-          <w:tab w:val="left" w:pos="1418"/>
-          <w:tab w:val="left" w:pos="2127"/>
-          <w:tab w:val="left" w:pos="2836"/>
-          <w:tab w:val="left" w:pos="3546"/>
-          <w:tab w:val="left" w:pos="4255"/>
-          <w:tab w:val="left" w:pos="4964"/>
-          <w:tab w:val="left" w:pos="5673"/>
-          <w:tab w:val="left" w:pos="6382"/>
-          <w:tab w:val="left" w:pos="7092"/>
-          <w:tab w:val="left" w:pos="7801"/>
-          <w:tab w:val="left" w:pos="8510"/>
-          <w:tab w:val="left" w:pos="9219"/>
-          <w:tab w:val="left" w:pos="9928"/>
-          <w:tab w:val="left" w:pos="10638"/>
-          <w:tab w:val="left" w:pos="11347"/>
-          <w:tab w:val="left" w:pos="12056"/>
-          <w:tab w:val="left" w:pos="12765"/>
-          <w:tab w:val="left" w:pos="13474"/>
-          <w:tab w:val="left" w:pos="14184"/>
-          <w:tab w:val="left" w:pos="14893"/>
-          <w:tab w:val="left" w:pos="15602"/>
-          <w:tab w:val="left" w:pos="16311"/>
-          <w:tab w:val="left" w:pos="17020"/>
-          <w:tab w:val="left" w:pos="17730"/>
-          <w:tab w:val="left" w:pos="18439"/>
-          <w:tab w:val="left" w:pos="19148"/>
-          <w:tab w:val="left" w:pos="19857"/>
-          <w:tab w:val="left" w:pos="20566"/>
-          <w:tab w:val="left" w:pos="21276"/>
-          <w:tab w:val="left" w:pos="21985"/>
-          <w:tab w:val="left" w:pos="22694"/>
-          <w:tab w:val="left" w:pos="23403"/>
-          <w:tab w:val="left" w:pos="24112"/>
-          <w:tab w:val="left" w:pos="24822"/>
-          <w:tab w:val="left" w:pos="25531"/>
-          <w:tab w:val="left" w:pos="26240"/>
-          <w:tab w:val="left" w:pos="26949"/>
-          <w:tab w:val="left" w:pos="27658"/>
-        </w:tabs>
-        <w:jc w:val="both"/>
-        <w:rPr>
-          <w:rFonts w:ascii="Calibri" w:hAnsi="Calibri"/>
-          <w:color w:val="000000"/>
-        </w:rPr>
-      </w:pPr>
-      <w:r>
-        <w:rPr>
-          <w:rFonts w:ascii="Calibri" w:hAnsi="Calibri"/>
-          <w:color w:val="000000"/>
-        </w:rPr>
-        <w:t>135kHz zwarcie</w:t>
-      </w:r>
-    </w:p>
-    <w:p>
-      <w:pPr>
-        <w:tabs>
-          <w:tab w:val="left" w:pos="0"/>
-          <w:tab w:val="left" w:pos="709"/>
-          <w:tab w:val="left" w:pos="1418"/>
-          <w:tab w:val="left" w:pos="2127"/>
-          <w:tab w:val="left" w:pos="2836"/>
-          <w:tab w:val="left" w:pos="3546"/>
-          <w:tab w:val="left" w:pos="4255"/>
-          <w:tab w:val="left" w:pos="4964"/>
-          <w:tab w:val="left" w:pos="5673"/>
-          <w:tab w:val="left" w:pos="6382"/>
-          <w:tab w:val="left" w:pos="7092"/>
-          <w:tab w:val="left" w:pos="7801"/>
-          <w:tab w:val="left" w:pos="8510"/>
-          <w:tab w:val="left" w:pos="9219"/>
-          <w:tab w:val="left" w:pos="9928"/>
-          <w:tab w:val="left" w:pos="10638"/>
-          <w:tab w:val="left" w:pos="11347"/>
-          <w:tab w:val="left" w:pos="12056"/>
-          <w:tab w:val="left" w:pos="12765"/>
-          <w:tab w:val="left" w:pos="13474"/>
-          <w:tab w:val="left" w:pos="14184"/>
-          <w:tab w:val="left" w:pos="14893"/>
-          <w:tab w:val="left" w:pos="15602"/>
-          <w:tab w:val="left" w:pos="16311"/>
-          <w:tab w:val="left" w:pos="17020"/>
-          <w:tab w:val="left" w:pos="17730"/>
-          <w:tab w:val="left" w:pos="18439"/>
-          <w:tab w:val="left" w:pos="19148"/>
-          <w:tab w:val="left" w:pos="19857"/>
-          <w:tab w:val="left" w:pos="20566"/>
-          <w:tab w:val="left" w:pos="21276"/>
-          <w:tab w:val="left" w:pos="21985"/>
-          <w:tab w:val="left" w:pos="22694"/>
-          <w:tab w:val="left" w:pos="23403"/>
-          <w:tab w:val="left" w:pos="24112"/>
-          <w:tab w:val="left" w:pos="24822"/>
-          <w:tab w:val="left" w:pos="25531"/>
-          <w:tab w:val="left" w:pos="26240"/>
-          <w:tab w:val="left" w:pos="26949"/>
-          <w:tab w:val="left" w:pos="27658"/>
-        </w:tabs>
-        <w:jc w:val="both"/>
-        <w:rPr>
-          <w:rFonts w:ascii="Calibri" w:hAnsi="Calibri"/>
-          <w:color w:val="000000"/>
-        </w:rPr>
-      </w:pPr>
-      <w:r>
-        <w:rPr>
-          <w:rFonts w:ascii="Calibri" w:hAnsi="Calibri"/>
-          <w:color w:val="000000"/>
-        </w:rPr>
-        <w:lastRenderedPageBreak/>
-        <w:t>Dokumentacja uzyskanych wyników i wyjaśnienie przyczyn kolejnych napotkanych kłopotów:</w:t>
-      </w:r>
-    </w:p>
-    <w:p>
-      <w:pPr>
-        <w:tabs>
-          <w:tab w:val="left" w:pos="0"/>
-          <w:tab w:val="left" w:pos="709"/>
-          <w:tab w:val="left" w:pos="1418"/>
-          <w:tab w:val="left" w:pos="2127"/>
-          <w:tab w:val="left" w:pos="2836"/>
-          <w:tab w:val="left" w:pos="3546"/>
-          <w:tab w:val="left" w:pos="4255"/>
-          <w:tab w:val="left" w:pos="4964"/>
-          <w:tab w:val="left" w:pos="5673"/>
-          <w:tab w:val="left" w:pos="6382"/>
-          <w:tab w:val="left" w:pos="7092"/>
-          <w:tab w:val="left" w:pos="7801"/>
-          <w:tab w:val="left" w:pos="8510"/>
-          <w:tab w:val="left" w:pos="9219"/>
-          <w:tab w:val="left" w:pos="9928"/>
-          <w:tab w:val="left" w:pos="10638"/>
-          <w:tab w:val="left" w:pos="11347"/>
-          <w:tab w:val="left" w:pos="12056"/>
-          <w:tab w:val="left" w:pos="12765"/>
-          <w:tab w:val="left" w:pos="13474"/>
-          <w:tab w:val="left" w:pos="14184"/>
-          <w:tab w:val="left" w:pos="14893"/>
-          <w:tab w:val="left" w:pos="15602"/>
-          <w:tab w:val="left" w:pos="16311"/>
-          <w:tab w:val="left" w:pos="17020"/>
-          <w:tab w:val="left" w:pos="17730"/>
-          <w:tab w:val="left" w:pos="18439"/>
-          <w:tab w:val="left" w:pos="19148"/>
-          <w:tab w:val="left" w:pos="19857"/>
-          <w:tab w:val="left" w:pos="20566"/>
-          <w:tab w:val="left" w:pos="21276"/>
-          <w:tab w:val="left" w:pos="21985"/>
-          <w:tab w:val="left" w:pos="22694"/>
-          <w:tab w:val="left" w:pos="23403"/>
-          <w:tab w:val="left" w:pos="24112"/>
-          <w:tab w:val="left" w:pos="24822"/>
-          <w:tab w:val="left" w:pos="25531"/>
-          <w:tab w:val="left" w:pos="26240"/>
-          <w:tab w:val="left" w:pos="26949"/>
-          <w:tab w:val="left" w:pos="27658"/>
-        </w:tabs>
-        <w:jc w:val="both"/>
-        <w:rPr>
-          <w:rFonts w:ascii="Calibri" w:hAnsi="Calibri"/>
-          <w:color w:val="000000"/>
-        </w:rPr>
-      </w:pPr>
-    </w:p>
-    <w:p>
-      <w:pPr>
-        <w:tabs>
-          <w:tab w:val="left" w:pos="0"/>
-          <w:tab w:val="left" w:pos="709"/>
-          <w:tab w:val="left" w:pos="1418"/>
-          <w:tab w:val="left" w:pos="2127"/>
-          <w:tab w:val="left" w:pos="2836"/>
-          <w:tab w:val="left" w:pos="3546"/>
-          <w:tab w:val="left" w:pos="4255"/>
-          <w:tab w:val="left" w:pos="4964"/>
-          <w:tab w:val="left" w:pos="5673"/>
-          <w:tab w:val="left" w:pos="6382"/>
-          <w:tab w:val="left" w:pos="7092"/>
-          <w:tab w:val="left" w:pos="7801"/>
-          <w:tab w:val="left" w:pos="8510"/>
-          <w:tab w:val="left" w:pos="9219"/>
-          <w:tab w:val="left" w:pos="9928"/>
-          <w:tab w:val="left" w:pos="10638"/>
-          <w:tab w:val="left" w:pos="11347"/>
-          <w:tab w:val="left" w:pos="12056"/>
-          <w:tab w:val="left" w:pos="12765"/>
-          <w:tab w:val="left" w:pos="13474"/>
-          <w:tab w:val="left" w:pos="14184"/>
-          <w:tab w:val="left" w:pos="14893"/>
-          <w:tab w:val="left" w:pos="15602"/>
-          <w:tab w:val="left" w:pos="16311"/>
-          <w:tab w:val="left" w:pos="17020"/>
-          <w:tab w:val="left" w:pos="17730"/>
-          <w:tab w:val="left" w:pos="18439"/>
-          <w:tab w:val="left" w:pos="19148"/>
-          <w:tab w:val="left" w:pos="19857"/>
-          <w:tab w:val="left" w:pos="20566"/>
-          <w:tab w:val="left" w:pos="21276"/>
-          <w:tab w:val="left" w:pos="21985"/>
-          <w:tab w:val="left" w:pos="22694"/>
-          <w:tab w:val="left" w:pos="23403"/>
-          <w:tab w:val="left" w:pos="24112"/>
-          <w:tab w:val="left" w:pos="24822"/>
-          <w:tab w:val="left" w:pos="25531"/>
-          <w:tab w:val="left" w:pos="26240"/>
-          <w:tab w:val="left" w:pos="26949"/>
-          <w:tab w:val="left" w:pos="27658"/>
-        </w:tabs>
-        <w:jc w:val="both"/>
-        <w:rPr>
-          <w:rFonts w:ascii="Calibri" w:hAnsi="Calibri"/>
-          <w:b/>
-          <w:bCs/>
-          <w:i/>
-          <w:iCs/>
-          <w:color w:val="000000"/>
-        </w:rPr>
-      </w:pPr>
-    </w:p>
-    <w:p>
-      <w:pPr>
-        <w:tabs>
-          <w:tab w:val="left" w:pos="0"/>
-          <w:tab w:val="left" w:pos="709"/>
-          <w:tab w:val="left" w:pos="1418"/>
-          <w:tab w:val="left" w:pos="2127"/>
-          <w:tab w:val="left" w:pos="2836"/>
-          <w:tab w:val="left" w:pos="3546"/>
-          <w:tab w:val="left" w:pos="4255"/>
-          <w:tab w:val="left" w:pos="4964"/>
-          <w:tab w:val="left" w:pos="5673"/>
-          <w:tab w:val="left" w:pos="6382"/>
-          <w:tab w:val="left" w:pos="7092"/>
-          <w:tab w:val="left" w:pos="7801"/>
-          <w:tab w:val="left" w:pos="8510"/>
-          <w:tab w:val="left" w:pos="9219"/>
-          <w:tab w:val="left" w:pos="9928"/>
-          <w:tab w:val="left" w:pos="10638"/>
-          <w:tab w:val="left" w:pos="11347"/>
-          <w:tab w:val="left" w:pos="12056"/>
-          <w:tab w:val="left" w:pos="12765"/>
-          <w:tab w:val="left" w:pos="13474"/>
-          <w:tab w:val="left" w:pos="14184"/>
-          <w:tab w:val="left" w:pos="14893"/>
-          <w:tab w:val="left" w:pos="15602"/>
-          <w:tab w:val="left" w:pos="16311"/>
-          <w:tab w:val="left" w:pos="17020"/>
-          <w:tab w:val="left" w:pos="17730"/>
-          <w:tab w:val="left" w:pos="18439"/>
-          <w:tab w:val="left" w:pos="19148"/>
-          <w:tab w:val="left" w:pos="19857"/>
-          <w:tab w:val="left" w:pos="20566"/>
-          <w:tab w:val="left" w:pos="21276"/>
-          <w:tab w:val="left" w:pos="21985"/>
-          <w:tab w:val="left" w:pos="22694"/>
-          <w:tab w:val="left" w:pos="23403"/>
-          <w:tab w:val="left" w:pos="24112"/>
-          <w:tab w:val="left" w:pos="24822"/>
-          <w:tab w:val="left" w:pos="25531"/>
-          <w:tab w:val="left" w:pos="26240"/>
-          <w:tab w:val="left" w:pos="26949"/>
-          <w:tab w:val="left" w:pos="27658"/>
-        </w:tabs>
-        <w:jc w:val="both"/>
-        <w:rPr>
-          <w:b/>
-          <w:bCs/>
-          <w:color w:val="000000"/>
-        </w:rPr>
-      </w:pPr>
-      <w:r>
-        <w:rPr>
-          <w:rFonts w:ascii="Calibri" w:hAnsi="Calibri"/>
-          <w:b/>
-          <w:bCs/>
-          <w:i/>
-          <w:iCs/>
-          <w:color w:val="000000"/>
-        </w:rPr>
-        <w:t>Podsumowanie zad. 1:</w:t>
-      </w:r>
-    </w:p>
-    <w:p>
-      <w:pPr>
-        <w:tabs>
-          <w:tab w:val="left" w:pos="0"/>
-          <w:tab w:val="left" w:pos="709"/>
-          <w:tab w:val="left" w:pos="1418"/>
-          <w:tab w:val="left" w:pos="2127"/>
-          <w:tab w:val="left" w:pos="2836"/>
-          <w:tab w:val="left" w:pos="3546"/>
-          <w:tab w:val="left" w:pos="4255"/>
-          <w:tab w:val="left" w:pos="4964"/>
-          <w:tab w:val="left" w:pos="5673"/>
-          <w:tab w:val="left" w:pos="6382"/>
-          <w:tab w:val="left" w:pos="7092"/>
-          <w:tab w:val="left" w:pos="7801"/>
-          <w:tab w:val="left" w:pos="8510"/>
-          <w:tab w:val="left" w:pos="9219"/>
-          <w:tab w:val="left" w:pos="9928"/>
-          <w:tab w:val="left" w:pos="10638"/>
-          <w:tab w:val="left" w:pos="11347"/>
-          <w:tab w:val="left" w:pos="12056"/>
-          <w:tab w:val="left" w:pos="12765"/>
-          <w:tab w:val="left" w:pos="13474"/>
-          <w:tab w:val="left" w:pos="14184"/>
-          <w:tab w:val="left" w:pos="14893"/>
-          <w:tab w:val="left" w:pos="15602"/>
-          <w:tab w:val="left" w:pos="16311"/>
-          <w:tab w:val="left" w:pos="17020"/>
-          <w:tab w:val="left" w:pos="17730"/>
-          <w:tab w:val="left" w:pos="18439"/>
-          <w:tab w:val="left" w:pos="19148"/>
-          <w:tab w:val="left" w:pos="19857"/>
-          <w:tab w:val="left" w:pos="20566"/>
-          <w:tab w:val="left" w:pos="21276"/>
-          <w:tab w:val="left" w:pos="21985"/>
-          <w:tab w:val="left" w:pos="22694"/>
-          <w:tab w:val="left" w:pos="23403"/>
-          <w:tab w:val="left" w:pos="24112"/>
-          <w:tab w:val="left" w:pos="24822"/>
-          <w:tab w:val="left" w:pos="25531"/>
-          <w:tab w:val="left" w:pos="26240"/>
-          <w:tab w:val="left" w:pos="26949"/>
-          <w:tab w:val="left" w:pos="27658"/>
-        </w:tabs>
-        <w:jc w:val="both"/>
-        <w:rPr>
-          <w:rFonts w:ascii="Calibri" w:hAnsi="Calibri"/>
-        </w:rPr>
-      </w:pPr>
-      <w:r>
-        <w:rPr>
-          <w:rFonts w:ascii="Calibri" w:hAnsi="Calibri"/>
-          <w:i/>
-          <w:iCs/>
-          <w:color w:val="FF0000"/>
-        </w:rPr>
-        <w:t>(</w:t>
-      </w:r>
-      <w:r>
-        <w:rPr>
-          <w:rFonts w:ascii="Calibri" w:hAnsi="Calibri"/>
-          <w:i/>
-          <w:iCs/>
-          <w:color w:val="FF0000"/>
-          <w:lang w:bidi="ar-SA"/>
-        </w:rPr>
-        <w:t>czy umiesz już powiedzieć, jak należy projektować klucze tranzystorowe z tranzystorami bipolarnymi?)</w:t>
-      </w:r>
-    </w:p>
-    <w:p>
-      <w:pPr>
-        <w:tabs>
-          <w:tab w:val="left" w:pos="0"/>
-          <w:tab w:val="left" w:pos="709"/>
-          <w:tab w:val="left" w:pos="1418"/>
-          <w:tab w:val="left" w:pos="2127"/>
-          <w:tab w:val="left" w:pos="2836"/>
-          <w:tab w:val="left" w:pos="3546"/>
-          <w:tab w:val="left" w:pos="4255"/>
-          <w:tab w:val="left" w:pos="4964"/>
-          <w:tab w:val="left" w:pos="5673"/>
-          <w:tab w:val="left" w:pos="6382"/>
-          <w:tab w:val="left" w:pos="7092"/>
-          <w:tab w:val="left" w:pos="7801"/>
-          <w:tab w:val="left" w:pos="8510"/>
-          <w:tab w:val="left" w:pos="9219"/>
-          <w:tab w:val="left" w:pos="9928"/>
-          <w:tab w:val="left" w:pos="10638"/>
-          <w:tab w:val="left" w:pos="11347"/>
-          <w:tab w:val="left" w:pos="12056"/>
-          <w:tab w:val="left" w:pos="12765"/>
-          <w:tab w:val="left" w:pos="13474"/>
-          <w:tab w:val="left" w:pos="14184"/>
-          <w:tab w:val="left" w:pos="14893"/>
-          <w:tab w:val="left" w:pos="15602"/>
-          <w:tab w:val="left" w:pos="16311"/>
-          <w:tab w:val="left" w:pos="17020"/>
-          <w:tab w:val="left" w:pos="17730"/>
-          <w:tab w:val="left" w:pos="18439"/>
-          <w:tab w:val="left" w:pos="19148"/>
-          <w:tab w:val="left" w:pos="19857"/>
-          <w:tab w:val="left" w:pos="20566"/>
-          <w:tab w:val="left" w:pos="21276"/>
-          <w:tab w:val="left" w:pos="21985"/>
-          <w:tab w:val="left" w:pos="22694"/>
-          <w:tab w:val="left" w:pos="23403"/>
-          <w:tab w:val="left" w:pos="24112"/>
-          <w:tab w:val="left" w:pos="24822"/>
-          <w:tab w:val="left" w:pos="25531"/>
-          <w:tab w:val="left" w:pos="26240"/>
-          <w:tab w:val="left" w:pos="26949"/>
-          <w:tab w:val="left" w:pos="27658"/>
-        </w:tabs>
-        <w:jc w:val="both"/>
         <w:rPr>
           <w:rFonts w:ascii="Calibri" w:hAnsi="Calibri"/>
           <w:i/>
@@ -4854,59 +5465,20 @@
           <w:lang w:bidi="ar-SA"/>
         </w:rPr>
       </w:pPr>
-    </w:p>
-    <w:p>
-      <w:pPr>
-        <w:tabs>
-          <w:tab w:val="left" w:pos="0"/>
-          <w:tab w:val="left" w:pos="709"/>
-          <w:tab w:val="left" w:pos="1418"/>
-          <w:tab w:val="left" w:pos="2127"/>
-          <w:tab w:val="left" w:pos="2836"/>
-          <w:tab w:val="left" w:pos="3546"/>
-          <w:tab w:val="left" w:pos="4255"/>
-          <w:tab w:val="left" w:pos="4964"/>
-          <w:tab w:val="left" w:pos="5673"/>
-          <w:tab w:val="left" w:pos="6382"/>
-          <w:tab w:val="left" w:pos="7092"/>
-          <w:tab w:val="left" w:pos="7801"/>
-          <w:tab w:val="left" w:pos="8510"/>
-          <w:tab w:val="left" w:pos="9219"/>
-          <w:tab w:val="left" w:pos="9928"/>
-          <w:tab w:val="left" w:pos="10638"/>
-          <w:tab w:val="left" w:pos="11347"/>
-          <w:tab w:val="left" w:pos="12056"/>
-          <w:tab w:val="left" w:pos="12765"/>
-          <w:tab w:val="left" w:pos="13474"/>
-          <w:tab w:val="left" w:pos="14184"/>
-          <w:tab w:val="left" w:pos="14893"/>
-          <w:tab w:val="left" w:pos="15602"/>
-          <w:tab w:val="left" w:pos="16311"/>
-          <w:tab w:val="left" w:pos="17020"/>
-          <w:tab w:val="left" w:pos="17730"/>
-          <w:tab w:val="left" w:pos="18439"/>
-          <w:tab w:val="left" w:pos="19148"/>
-          <w:tab w:val="left" w:pos="19857"/>
-          <w:tab w:val="left" w:pos="20566"/>
-          <w:tab w:val="left" w:pos="21276"/>
-          <w:tab w:val="left" w:pos="21985"/>
-          <w:tab w:val="left" w:pos="22694"/>
-          <w:tab w:val="left" w:pos="23403"/>
-          <w:tab w:val="left" w:pos="24112"/>
-          <w:tab w:val="left" w:pos="24822"/>
-          <w:tab w:val="left" w:pos="25531"/>
-          <w:tab w:val="left" w:pos="26240"/>
-          <w:tab w:val="left" w:pos="26949"/>
-          <w:tab w:val="left" w:pos="27658"/>
-        </w:tabs>
-        <w:jc w:val="both"/>
-        <w:rPr>
-          <w:rFonts w:ascii="Calibri" w:hAnsi="Calibri"/>
-          <w:i/>
+      <w:r>
+        <w:rPr>
+          <w:rFonts w:ascii="Calibri" w:hAnsi="Calibri"/>
           <w:iCs/>
-          <w:lang w:bidi="ar-SA"/>
-        </w:rPr>
-      </w:pPr>
+        </w:rPr>
+        <w:t>W przypadkach projektowania klucza warto też pamiętać o możliwośi zwiększenia częstotliwości granicznej poprez dodawanie pojemności w obwodzie bazy</w:t>
+      </w:r>
+      <w:r>
+        <w:rPr>
+          <w:rFonts w:ascii="Calibri" w:hAnsi="Calibri"/>
+          <w:iCs/>
+        </w:rPr>
+        <w:t>.</w:t>
+      </w:r>
     </w:p>
     <w:p>
       <w:pPr>
@@ -4928,6 +5500,10 @@
         <w:jc w:val="both"/>
         <w:rPr>
           <w:rFonts w:ascii="Calibri" w:hAnsi="Calibri"/>
+          <w:b/>
+          <w:bCs/>
+          <w:color w:val="000000"/>
+          <w:lang w:bidi="ar-SA"/>
         </w:rPr>
       </w:pPr>
       <w:r>
@@ -4961,90 +5537,36 @@
         <w:jc w:val="both"/>
         <w:rPr>
           <w:rFonts w:ascii="Calibri" w:hAnsi="Calibri"/>
+          <w:color w:val="000000"/>
+          <w:lang w:bidi="ar-SA"/>
+        </w:rPr>
+      </w:pPr>
+      <w:r>
+        <w:rPr>
+          <w:rFonts w:ascii="Calibri" w:hAnsi="Calibri"/>
           <w:b/>
           <w:bCs/>
           <w:color w:val="000000"/>
           <w:lang w:bidi="ar-SA"/>
         </w:rPr>
-      </w:pPr>
-    </w:p>
-    <w:p>
-      <w:pPr>
-        <w:tabs>
-          <w:tab w:val="left" w:pos="288"/>
-        </w:tabs>
-        <w:jc w:val="both"/>
-        <w:rPr>
-          <w:rFonts w:ascii="Calibri" w:hAnsi="Calibri"/>
-        </w:rPr>
-      </w:pPr>
-      <w:r>
-        <w:rPr>
-          <w:rFonts w:ascii="Calibri" w:hAnsi="Calibri"/>
-          <w:b/>
-          <w:bCs/>
-          <w:color w:val="000000"/>
-          <w:lang w:bidi="ar-SA"/>
-        </w:rPr>
-        <w:t>A.</w:t>
-      </w:r>
-      <w:r>
-        <w:rPr>
-          <w:rFonts w:ascii="Calibri" w:hAnsi="Calibri"/>
-          <w:color w:val="000000"/>
-          <w:lang w:bidi="ar-SA"/>
-        </w:rPr>
-        <w:t xml:space="preserve"> Klucz z tranzystorem </w:t>
-      </w:r>
-      <w:r>
-        <w:rPr>
-          <w:rFonts w:ascii="Calibri" w:hAnsi="Calibri"/>
-          <w:b/>
-          <w:bCs/>
-          <w:i/>
-          <w:iCs/>
-          <w:color w:val="000000"/>
-          <w:lang w:bidi="ar-SA"/>
-        </w:rPr>
-        <w:t>T3</w:t>
-      </w:r>
-      <w:r>
-        <w:rPr>
-          <w:rFonts w:ascii="Calibri" w:hAnsi="Calibri"/>
-          <w:color w:val="000000"/>
-          <w:lang w:bidi="ar-SA"/>
-        </w:rPr>
-        <w:t>, mała częstotliwość przełączania.</w:t>
-      </w:r>
-    </w:p>
-    <w:p>
-      <w:pPr>
-        <w:tabs>
-          <w:tab w:val="left" w:pos="288"/>
-        </w:tabs>
-        <w:jc w:val="both"/>
-        <w:rPr>
-          <w:color w:val="000000"/>
-          <w:lang w:bidi="ar-SA"/>
-        </w:rPr>
-      </w:pPr>
-      <w:r>
-        <w:rPr>
-          <w:rFonts w:ascii="Calibri" w:hAnsi="Calibri"/>
+        <w:t xml:space="preserve">A. </w:t>
+      </w:r>
+      <w:r>
+        <w:rPr>
           <w:noProof/>
           <w:lang w:val="ru-RU" w:eastAsia="ru-RU" w:bidi="ar-SA"/>
         </w:rPr>
         <w:drawing>
-          <wp:anchor distT="0" distB="0" distL="0" distR="0" simplePos="0" relativeHeight="12" behindDoc="0" locked="0" layoutInCell="0" allowOverlap="1">
+          <wp:anchor distT="0" distB="0" distL="0" distR="0" simplePos="0" relativeHeight="251663360" behindDoc="0" locked="0" layoutInCell="0" allowOverlap="1" wp14:anchorId="74932368" wp14:editId="4BC240FF">
             <wp:simplePos x="0" y="0"/>
-            <wp:positionH relativeFrom="column">
+            <wp:positionH relativeFrom="margin">
               <wp:align>center</wp:align>
             </wp:positionH>
             <wp:positionV relativeFrom="paragraph">
-              <wp:posOffset>635</wp:posOffset>
+              <wp:posOffset>294640</wp:posOffset>
             </wp:positionV>
-            <wp:extent cx="3933825" cy="2305050"/>
-            <wp:effectExtent l="0" t="0" r="0" b="0"/>
+            <wp:extent cx="2697480" cy="1579245"/>
+            <wp:effectExtent l="0" t="0" r="7620" b="1905"/>
             <wp:wrapTopAndBottom/>
             <wp:docPr id="11" name="Obraz11"/>
             <wp:cNvGraphicFramePr>
@@ -5060,7 +5582,7 @@
                     </pic:cNvPicPr>
                   </pic:nvPicPr>
                   <pic:blipFill>
-                    <a:blip r:embed="rId17"/>
+                    <a:blip r:embed="rId16"/>
                     <a:stretch>
                       <a:fillRect/>
                     </a:stretch>
@@ -5068,7 +5590,7 @@
                   <pic:spPr bwMode="auto">
                     <a:xfrm>
                       <a:off x="0" y="0"/>
-                      <a:ext cx="3933825" cy="2305050"/>
+                      <a:ext cx="2697480" cy="1579245"/>
                     </a:xfrm>
                     <a:prstGeom prst="rect">
                       <a:avLst/>
@@ -5078,9 +5600,96 @@
                 </pic:pic>
               </a:graphicData>
             </a:graphic>
+            <wp14:sizeRelH relativeFrom="margin">
+              <wp14:pctWidth>0</wp14:pctWidth>
+            </wp14:sizeRelH>
+            <wp14:sizeRelV relativeFrom="margin">
+              <wp14:pctHeight>0</wp14:pctHeight>
+            </wp14:sizeRelV>
           </wp:anchor>
         </w:drawing>
       </w:r>
+      <w:r>
+        <w:rPr>
+          <w:rFonts w:ascii="Calibri" w:hAnsi="Calibri"/>
+          <w:color w:val="000000"/>
+          <w:lang w:bidi="ar-SA"/>
+        </w:rPr>
+        <w:t xml:space="preserve">Klucz z tranzystorem </w:t>
+      </w:r>
+      <w:r>
+        <w:rPr>
+          <w:rFonts w:ascii="Calibri" w:hAnsi="Calibri"/>
+          <w:b/>
+          <w:bCs/>
+          <w:i/>
+          <w:iCs/>
+          <w:color w:val="000000"/>
+          <w:lang w:bidi="ar-SA"/>
+        </w:rPr>
+        <w:t>T3</w:t>
+      </w:r>
+      <w:r>
+        <w:rPr>
+          <w:rFonts w:ascii="Calibri" w:hAnsi="Calibri"/>
+          <w:color w:val="000000"/>
+          <w:lang w:bidi="ar-SA"/>
+        </w:rPr>
+        <w:t>, mała częstotliwość przełączania.</w:t>
+      </w:r>
+    </w:p>
+    <w:p>
+      <w:pPr>
+        <w:tabs>
+          <w:tab w:val="left" w:pos="288"/>
+        </w:tabs>
+        <w:jc w:val="center"/>
+        <w:rPr>
+          <w:rFonts w:ascii="Calibri" w:hAnsi="Calibri"/>
+          <w:iCs/>
+          <w:lang w:bidi="ar-SA"/>
+        </w:rPr>
+      </w:pPr>
+      <w:r>
+        <w:rPr>
+          <w:rFonts w:ascii="Calibri" w:hAnsi="Calibri"/>
+          <w:iCs/>
+          <w:lang w:bidi="ar-SA"/>
+        </w:rPr>
+        <w:t>Rys 2.1</w:t>
+      </w:r>
+    </w:p>
+    <w:p>
+      <w:pPr>
+        <w:tabs>
+          <w:tab w:val="left" w:pos="288"/>
+        </w:tabs>
+        <w:jc w:val="center"/>
+        <w:rPr>
+          <w:rFonts w:ascii="Calibri" w:hAnsi="Calibri"/>
+        </w:rPr>
+      </w:pPr>
+      <w:r>
+        <w:rPr>
+          <w:rFonts w:ascii="Calibri" w:hAnsi="Calibri"/>
+        </w:rPr>
+        <w:t>CH1 – sygnał z generatora, CH2 – napięcie na kolektorze tranzystora T1</w:t>
+      </w:r>
+    </w:p>
+    <w:p>
+      <w:pPr>
+        <w:tabs>
+          <w:tab w:val="left" w:pos="288"/>
+        </w:tabs>
+        <w:jc w:val="center"/>
+        <w:rPr>
+          <w:rFonts w:ascii="Calibri" w:hAnsi="Calibri"/>
+          <w:iCs/>
+          <w:lang w:bidi="ar-SA"/>
+        </w:rPr>
+      </w:pPr>
+      <w:bookmarkStart w:id="0" w:name="_GoBack"/>
+      <w:bookmarkEnd w:id="0"/>
     </w:p>
     <w:p>
       <w:pPr>
@@ -5089,11 +5698,15 @@
         </w:tabs>
         <w:jc w:val="both"/>
         <w:rPr>
-          <w:rFonts w:ascii="Calibri" w:hAnsi="Calibri"/>
-          <w:color w:val="000000"/>
-          <w:lang w:bidi="ar-SA"/>
-        </w:rPr>
-      </w:pPr>
+          <w:rFonts w:ascii="Calibri" w:hAnsi="Calibri" w:cs="Calibri"/>
+        </w:rPr>
+      </w:pPr>
+      <w:r>
+        <w:rPr>
+          <w:rFonts w:ascii="Calibri" w:hAnsi="Calibri" w:cs="Calibri"/>
+        </w:rPr>
+        <w:t>Z obserwowanych przebiegów wynika, że układ działa poprawnie. Dla stanu wysokiego sygnału sterującego tranzystor T3 włącza się i napięcie na drenie spada do małej wartości, natomiast dla stanu niskiego tranzystor jest wyłączony i napięcie na drenie rośnie do wartości bliskiej napięciu zasilania. Oznacza to poprawną pracę klucza.</w:t>
+      </w:r>
     </w:p>
     <w:p>
       <w:pPr>
@@ -5102,19 +5715,11 @@
         </w:tabs>
         <w:jc w:val="both"/>
         <w:rPr>
-          <w:rFonts w:ascii="Calibri" w:hAnsi="Calibri"/>
+          <w:rFonts w:ascii="Calibri" w:hAnsi="Calibri" w:cs="Calibri"/>
           <w:color w:val="000000"/>
           <w:lang w:bidi="ar-SA"/>
         </w:rPr>
       </w:pPr>
-      <w:r>
-        <w:rPr>
-          <w:rFonts w:ascii="Calibri" w:hAnsi="Calibri"/>
-          <w:color w:val="000000"/>
-          <w:lang w:bidi="ar-SA"/>
-        </w:rPr>
-        <w:t>Wyniki badań i obserwacji, porównanie z kluczem nasyconym, podsumowanie, wnioski:</w:t>
-      </w:r>
     </w:p>
     <w:p>
       <w:pPr>
@@ -5124,21 +5729,137 @@
         <w:jc w:val="both"/>
         <w:rPr>
           <w:rFonts w:ascii="Calibri" w:hAnsi="Calibri"/>
-          <w:i/>
-          <w:iCs/>
-          <w:color w:val="FF0000"/>
+          <w:color w:val="000000"/>
           <w:lang w:bidi="ar-SA"/>
         </w:rPr>
       </w:pPr>
       <w:r>
         <w:rPr>
           <w:rFonts w:ascii="Calibri" w:hAnsi="Calibri"/>
-          <w:i/>
-          <w:iCs/>
-          <w:color w:val="FF0000"/>
+          <w:color w:val="000000"/>
           <w:lang w:bidi="ar-SA"/>
         </w:rPr>
-        <w:t>(na tym etapie pracy w laboratorium z opracowaniem sprawozdania poradź sobie samodzielnie!)</w:t>
+        <w:t>Wyniki uzyskane w przypadku użycia danego tranzystora unipolarnego są prawie identyczne z wynikami, uzyskanymi dla tranzystora bipolarnego</w:t>
+      </w:r>
+      <w:r>
+        <w:rPr>
+          <w:rFonts w:ascii="Calibri" w:hAnsi="Calibri"/>
+          <w:color w:val="000000"/>
+          <w:lang w:bidi="ar-SA"/>
+        </w:rPr>
+        <w:t xml:space="preserve">. </w:t>
+      </w:r>
+      <w:r>
+        <w:rPr>
+          <w:rFonts w:ascii="Calibri" w:hAnsi="Calibri"/>
+          <w:color w:val="000000"/>
+          <w:lang w:bidi="ar-SA"/>
+        </w:rPr>
+        <w:t>To nas nie zaskoczyło</w:t>
+      </w:r>
+      <w:r>
+        <w:rPr>
+          <w:rFonts w:ascii="Calibri" w:hAnsi="Calibri"/>
+          <w:color w:val="000000"/>
+          <w:lang w:bidi="ar-SA"/>
+        </w:rPr>
+        <w:t>,</w:t>
+      </w:r>
+      <w:r>
+        <w:rPr>
+          <w:rFonts w:ascii="Calibri" w:hAnsi="Calibri"/>
+          <w:color w:val="000000"/>
+          <w:lang w:bidi="ar-SA"/>
+        </w:rPr>
+        <w:t xml:space="preserve"> </w:t>
+      </w:r>
+      <w:r>
+        <w:rPr>
+          <w:rFonts w:ascii="Calibri" w:hAnsi="Calibri"/>
+          <w:color w:val="000000"/>
+          <w:lang w:bidi="ar-SA"/>
+        </w:rPr>
+        <w:t xml:space="preserve">ponieważ </w:t>
+      </w:r>
+      <w:r>
+        <w:rPr>
+          <w:rFonts w:ascii="Calibri" w:hAnsi="Calibri"/>
+          <w:color w:val="000000"/>
+          <w:lang w:bidi="ar-SA"/>
+        </w:rPr>
+        <w:t xml:space="preserve">znamy, że dobrze zaprojektowany i </w:t>
+      </w:r>
+      <w:r>
+        <w:rPr>
+          <w:rFonts w:ascii="Calibri" w:hAnsi="Calibri"/>
+          <w:color w:val="000000"/>
+          <w:lang w:bidi="ar-SA"/>
+        </w:rPr>
+        <w:t xml:space="preserve">poprawnie działający klucz na tranzystorze MOS pracuje </w:t>
+      </w:r>
+      <w:r>
+        <w:rPr>
+          <w:rFonts w:ascii="Calibri" w:hAnsi="Calibri"/>
+          <w:color w:val="000000"/>
+          <w:lang w:bidi="ar-SA"/>
+        </w:rPr>
+        <w:t>identycznie</w:t>
+      </w:r>
+      <w:r>
+        <w:rPr>
+          <w:rFonts w:ascii="Calibri" w:hAnsi="Calibri"/>
+          <w:color w:val="000000"/>
+          <w:lang w:bidi="ar-SA"/>
+        </w:rPr>
+        <w:t xml:space="preserve"> klucz</w:t>
+      </w:r>
+      <w:r>
+        <w:rPr>
+          <w:rFonts w:ascii="Calibri" w:hAnsi="Calibri"/>
+          <w:color w:val="000000"/>
+          <w:lang w:bidi="ar-SA"/>
+        </w:rPr>
+        <w:t>owi</w:t>
+      </w:r>
+      <w:r>
+        <w:rPr>
+          <w:rFonts w:ascii="Calibri" w:hAnsi="Calibri"/>
+          <w:color w:val="000000"/>
+          <w:lang w:bidi="ar-SA"/>
+        </w:rPr>
+        <w:t xml:space="preserve"> opart</w:t>
+      </w:r>
+      <w:r>
+        <w:rPr>
+          <w:rFonts w:ascii="Calibri" w:hAnsi="Calibri"/>
+          <w:color w:val="000000"/>
+          <w:lang w:bidi="ar-SA"/>
+        </w:rPr>
+        <w:t>emu</w:t>
+      </w:r>
+      <w:r>
+        <w:rPr>
+          <w:rFonts w:ascii="Calibri" w:hAnsi="Calibri"/>
+          <w:color w:val="000000"/>
+          <w:lang w:bidi="ar-SA"/>
+        </w:rPr>
+        <w:t xml:space="preserve"> na</w:t>
+      </w:r>
+      <w:r>
+        <w:rPr>
+          <w:rFonts w:ascii="Calibri" w:hAnsi="Calibri"/>
+          <w:color w:val="000000"/>
+          <w:lang w:bidi="ar-SA"/>
+        </w:rPr>
+        <w:t xml:space="preserve"> </w:t>
+      </w:r>
+      <w:r>
+        <w:rPr>
+          <w:rFonts w:ascii="Calibri" w:hAnsi="Calibri"/>
+          <w:color w:val="000000"/>
+          <w:lang w:bidi="ar-SA"/>
+        </w:rPr>
+        <w:t>tranzystorze BJT.</w:t>
       </w:r>
     </w:p>
     <w:p>
@@ -5149,6 +5870,8 @@
         <w:jc w:val="both"/>
         <w:rPr>
           <w:rFonts w:ascii="Calibri" w:hAnsi="Calibri"/>
+          <w:b/>
+          <w:bCs/>
           <w:color w:val="000000"/>
           <w:lang w:bidi="ar-SA"/>
         </w:rPr>
@@ -5162,12 +5885,28 @@
         <w:jc w:val="both"/>
         <w:rPr>
           <w:rFonts w:ascii="Calibri" w:hAnsi="Calibri"/>
+          <w:color w:val="000000"/>
+          <w:lang w:bidi="ar-SA"/>
+        </w:rPr>
+      </w:pPr>
+      <w:r>
+        <w:rPr>
+          <w:rFonts w:ascii="Calibri" w:hAnsi="Calibri"/>
           <w:b/>
           <w:bCs/>
           <w:color w:val="000000"/>
           <w:lang w:bidi="ar-SA"/>
         </w:rPr>
-      </w:pPr>
+        <w:t>B.</w:t>
+      </w:r>
+      <w:r>
+        <w:rPr>
+          <w:rFonts w:ascii="Calibri" w:hAnsi="Calibri"/>
+          <w:color w:val="000000"/>
+          <w:lang w:bidi="ar-SA"/>
+        </w:rPr>
+        <w:t xml:space="preserve"> Zwiększenie częstotliwości pracy klucza z tranzystorem unipolarnym.</w:t>
+      </w:r>
     </w:p>
     <w:p>
       <w:pPr>
@@ -5177,10 +5916,6 @@
         <w:jc w:val="both"/>
         <w:rPr>
           <w:rFonts w:ascii="Calibri" w:hAnsi="Calibri"/>
-          <w:b/>
-          <w:bCs/>
-          <w:color w:val="000000"/>
-          <w:lang w:bidi="ar-SA"/>
         </w:rPr>
       </w:pPr>
     </w:p>
@@ -5189,58 +5924,87 @@
         <w:tabs>
           <w:tab w:val="left" w:pos="288"/>
         </w:tabs>
-        <w:jc w:val="both"/>
-        <w:rPr>
-          <w:rFonts w:ascii="Calibri" w:hAnsi="Calibri"/>
-        </w:rPr>
-      </w:pPr>
-      <w:r>
-        <w:rPr>
-          <w:rFonts w:ascii="Calibri" w:hAnsi="Calibri"/>
-          <w:b/>
-          <w:bCs/>
+        <w:jc w:val="center"/>
+        <w:rPr>
+          <w:rFonts w:ascii="Calibri" w:hAnsi="Calibri"/>
           <w:color w:val="000000"/>
           <w:lang w:bidi="ar-SA"/>
         </w:rPr>
-        <w:t>B.</w:t>
-      </w:r>
-      <w:r>
-        <w:rPr>
-          <w:rFonts w:ascii="Calibri" w:hAnsi="Calibri"/>
-          <w:color w:val="000000"/>
-          <w:lang w:bidi="ar-SA"/>
-        </w:rPr>
-        <w:t xml:space="preserve"> Zwiększenie częstotliwości pracy klucza z tranzystorem unipolarnym.</w:t>
-      </w:r>
-    </w:p>
-    <w:p>
-      <w:pPr>
-        <w:tabs>
-          <w:tab w:val="left" w:pos="288"/>
-        </w:tabs>
-        <w:jc w:val="both"/>
-        <w:rPr>
-          <w:color w:val="000000"/>
-          <w:lang w:bidi="ar-SA"/>
-        </w:rPr>
-      </w:pPr>
-      <w:r>
-        <w:rPr>
-          <w:rFonts w:ascii="Calibri" w:hAnsi="Calibri"/>
+      </w:pPr>
+      <w:r>
+        <w:rPr>
           <w:noProof/>
           <w:lang w:val="ru-RU" w:eastAsia="ru-RU" w:bidi="ar-SA"/>
         </w:rPr>
-        <w:lastRenderedPageBreak/>
         <w:drawing>
-          <wp:anchor distT="0" distB="0" distL="0" distR="0" simplePos="0" relativeHeight="13" behindDoc="0" locked="0" layoutInCell="0" allowOverlap="1">
+          <wp:anchor distT="0" distB="0" distL="0" distR="0" simplePos="0" relativeHeight="251665408" behindDoc="0" locked="0" layoutInCell="0" allowOverlap="1" wp14:anchorId="764445FC" wp14:editId="343DBC19">
             <wp:simplePos x="0" y="0"/>
-            <wp:positionH relativeFrom="column">
-              <wp:align>center</wp:align>
+            <wp:positionH relativeFrom="margin">
+              <wp:posOffset>3093085</wp:posOffset>
             </wp:positionH>
             <wp:positionV relativeFrom="paragraph">
-              <wp:posOffset>635</wp:posOffset>
+              <wp:posOffset>3810</wp:posOffset>
             </wp:positionV>
-            <wp:extent cx="6120130" cy="3585845"/>
+            <wp:extent cx="3032125" cy="1776730"/>
+            <wp:effectExtent l="0" t="0" r="0" b="0"/>
+            <wp:wrapSquare wrapText="largest"/>
+            <wp:docPr id="13" name="Obraz13"/>
+            <wp:cNvGraphicFramePr>
+              <a:graphicFrameLocks xmlns:a="http://schemas.openxmlformats.org/drawingml/2006/main" noChangeAspect="1"/>
+            </wp:cNvGraphicFramePr>
+            <a:graphic xmlns:a="http://schemas.openxmlformats.org/drawingml/2006/main">
+              <a:graphicData uri="http://schemas.openxmlformats.org/drawingml/2006/picture">
+                <pic:pic xmlns:pic="http://schemas.openxmlformats.org/drawingml/2006/picture">
+                  <pic:nvPicPr>
+                    <pic:cNvPr id="13" name="Obraz13"/>
+                    <pic:cNvPicPr>
+                      <a:picLocks noChangeAspect="1" noChangeArrowheads="1"/>
+                    </pic:cNvPicPr>
+                  </pic:nvPicPr>
+                  <pic:blipFill>
+                    <a:blip r:embed="rId17"/>
+                    <a:stretch>
+                      <a:fillRect/>
+                    </a:stretch>
+                  </pic:blipFill>
+                  <pic:spPr bwMode="auto">
+                    <a:xfrm>
+                      <a:off x="0" y="0"/>
+                      <a:ext cx="3032125" cy="1776730"/>
+                    </a:xfrm>
+                    <a:prstGeom prst="rect">
+                      <a:avLst/>
+                    </a:prstGeom>
+                    <a:noFill/>
+                  </pic:spPr>
+                </pic:pic>
+              </a:graphicData>
+            </a:graphic>
+            <wp14:sizeRelH relativeFrom="margin">
+              <wp14:pctWidth>0</wp14:pctWidth>
+            </wp14:sizeRelH>
+            <wp14:sizeRelV relativeFrom="margin">
+              <wp14:pctHeight>0</wp14:pctHeight>
+            </wp14:sizeRelV>
+          </wp:anchor>
+        </w:drawing>
+      </w:r>
+      <w:r>
+        <w:rPr>
+          <w:rFonts w:ascii="Calibri" w:hAnsi="Calibri"/>
+          <w:noProof/>
+          <w:lang w:val="ru-RU" w:eastAsia="ru-RU" w:bidi="ar-SA"/>
+        </w:rPr>
+        <w:drawing>
+          <wp:anchor distT="0" distB="0" distL="0" distR="0" simplePos="0" relativeHeight="251664384" behindDoc="0" locked="0" layoutInCell="0" allowOverlap="1" wp14:anchorId="3F65E61F" wp14:editId="433A0156">
+            <wp:simplePos x="0" y="0"/>
+            <wp:positionH relativeFrom="margin">
+              <wp:align>left</wp:align>
+            </wp:positionH>
+            <wp:positionV relativeFrom="paragraph">
+              <wp:posOffset>3810</wp:posOffset>
+            </wp:positionV>
+            <wp:extent cx="3032760" cy="1776730"/>
             <wp:effectExtent l="0" t="0" r="0" b="0"/>
             <wp:wrapSquare wrapText="largest"/>
             <wp:docPr id="12" name="Obraz12"/>
@@ -5265,7 +6029,7 @@
                   <pic:spPr bwMode="auto">
                     <a:xfrm>
                       <a:off x="0" y="0"/>
-                      <a:ext cx="6120130" cy="3585845"/>
+                      <a:ext cx="3063377" cy="1794734"/>
                     </a:xfrm>
                     <a:prstGeom prst="rect">
                       <a:avLst/>
@@ -5275,8 +6039,100 @@
                 </pic:pic>
               </a:graphicData>
             </a:graphic>
+            <wp14:sizeRelH relativeFrom="margin">
+              <wp14:pctWidth>0</wp14:pctWidth>
+            </wp14:sizeRelH>
+            <wp14:sizeRelV relativeFrom="margin">
+              <wp14:pctHeight>0</wp14:pctHeight>
+            </wp14:sizeRelV>
           </wp:anchor>
         </w:drawing>
+      </w:r>
+      <w:r>
+        <w:rPr>
+          <w:rFonts w:ascii="Calibri" w:hAnsi="Calibri"/>
+          <w:color w:val="000000"/>
+          <w:lang w:bidi="ar-SA"/>
+        </w:rPr>
+        <w:t>Po</w:t>
+      </w:r>
+      <w:r>
+        <w:rPr>
+          <w:rFonts w:ascii="Calibri" w:hAnsi="Calibri"/>
+          <w:color w:val="000000"/>
+          <w:lang w:bidi="ar-SA"/>
+        </w:rPr>
+        <w:t xml:space="preserve"> </w:t>
+      </w:r>
+      <w:r>
+        <w:rPr>
+          <w:rFonts w:ascii="Calibri" w:hAnsi="Calibri"/>
+          <w:color w:val="000000"/>
+          <w:lang w:bidi="ar-SA"/>
+        </w:rPr>
+        <w:t xml:space="preserve">lewej stronie </w:t>
+      </w:r>
+      <m:oMath>
+        <m:r>
+          <w:rPr>
+            <w:rFonts w:ascii="Cambria Math" w:hAnsi="Cambria Math"/>
+            <w:color w:val="000000"/>
+            <w:lang w:val="ru-RU" w:bidi="ar-SA"/>
+          </w:rPr>
+          <m:t>φ</m:t>
+        </m:r>
+        <m:r>
+          <w:rPr>
+            <w:rFonts w:ascii="Cambria Math" w:hAnsi="Cambria Math"/>
+            <w:color w:val="000000"/>
+            <w:lang w:bidi="ar-SA"/>
+          </w:rPr>
+          <m:t xml:space="preserve"> </m:t>
+        </m:r>
+      </m:oMath>
+      <w:r>
+        <w:rPr>
+          <w:rFonts w:ascii="Calibri" w:hAnsi="Calibri"/>
+          <w:color w:val="000000"/>
+          <w:lang w:bidi="ar-SA"/>
+        </w:rPr>
+        <w:t xml:space="preserve">= 26Khz, po prawej dodajemy rezystor 100 </w:t>
+      </w:r>
+      <m:oMath>
+        <m:r>
+          <w:rPr>
+            <w:rFonts w:ascii="Cambria Math" w:hAnsi="Cambria Math"/>
+            <w:color w:val="000000"/>
+            <w:lang w:bidi="ar-SA"/>
+          </w:rPr>
+          <m:t>Ω</m:t>
+        </m:r>
+      </m:oMath>
+      <w:r>
+        <w:rPr>
+          <w:rFonts w:ascii="Calibri" w:hAnsi="Calibri"/>
+          <w:color w:val="000000"/>
+          <w:lang w:bidi="ar-SA"/>
+        </w:rPr>
+        <w:t xml:space="preserve"> i zwiększamy </w:t>
+      </w:r>
+      <m:oMath>
+        <m:r>
+          <w:rPr>
+            <w:rFonts w:ascii="Cambria Math" w:hAnsi="Cambria Math"/>
+            <w:color w:val="000000"/>
+            <w:lang w:val="ru-RU" w:bidi="ar-SA"/>
+          </w:rPr>
+          <m:t>φ</m:t>
+        </m:r>
+      </m:oMath>
+      <w:r>
+        <w:rPr>
+          <w:rFonts w:ascii="Calibri" w:hAnsi="Calibri"/>
+          <w:color w:val="000000"/>
+          <w:lang w:bidi="ar-SA"/>
+        </w:rPr>
+        <w:t xml:space="preserve"> = 400Khz</w:t>
       </w:r>
     </w:p>
     <w:p>
@@ -5291,14 +6147,6 @@
           <w:lang w:bidi="ar-SA"/>
         </w:rPr>
       </w:pPr>
-      <w:r>
-        <w:rPr>
-          <w:rFonts w:ascii="Calibri" w:hAnsi="Calibri"/>
-          <w:color w:val="000000"/>
-          <w:lang w:bidi="ar-SA"/>
-        </w:rPr>
-        <w:t>26kHz</w:t>
-      </w:r>
     </w:p>
     <w:p>
       <w:pPr>
@@ -5307,11 +6155,78 @@
         </w:tabs>
         <w:jc w:val="both"/>
         <w:rPr>
-          <w:rFonts w:ascii="Calibri" w:hAnsi="Calibri"/>
-          <w:color w:val="000000"/>
-          <w:lang w:bidi="ar-SA"/>
-        </w:rPr>
-      </w:pPr>
+          <w:rFonts w:ascii="Calibri" w:hAnsi="Calibri" w:cs="Calibri"/>
+        </w:rPr>
+      </w:pPr>
+      <w:r>
+        <w:rPr>
+          <w:rFonts w:ascii="Calibri" w:hAnsi="Calibri" w:cs="Calibri"/>
+        </w:rPr>
+        <w:t xml:space="preserve">Po zwiększeniu częstotliwości pracy klucza z tranzystorem </w:t>
+      </w:r>
+      <w:r>
+        <w:rPr>
+          <w:rStyle w:val="ac"/>
+          <w:rFonts w:ascii="Calibri" w:hAnsi="Calibri" w:cs="Calibri"/>
+        </w:rPr>
+        <w:t>T3</w:t>
+      </w:r>
+      <w:r>
+        <w:rPr>
+          <w:rFonts w:ascii="Calibri" w:hAnsi="Calibri" w:cs="Calibri"/>
+        </w:rPr>
+        <w:t xml:space="preserve"> przy pozostawieniu dotychczasowego rezystora </w:t>
+      </w:r>
+      <w:r>
+        <w:rPr>
+          <w:rStyle w:val="ac"/>
+          <w:rFonts w:ascii="Calibri" w:hAnsi="Calibri" w:cs="Calibri"/>
+        </w:rPr>
+        <w:t>RG</w:t>
+      </w:r>
+      <w:r>
+        <w:rPr>
+          <w:rFonts w:ascii="Calibri" w:hAnsi="Calibri" w:cs="Calibri"/>
+        </w:rPr>
+        <w:t xml:space="preserve"> pojawiło się pogorszenie przełączania. Około </w:t>
+      </w:r>
+      <w:r>
+        <w:rPr>
+          <w:rStyle w:val="ac"/>
+          <w:rFonts w:ascii="Calibri" w:hAnsi="Calibri" w:cs="Calibri"/>
+        </w:rPr>
+        <w:t>26 kHz</w:t>
+      </w:r>
+      <w:r>
+        <w:rPr>
+          <w:rFonts w:ascii="Calibri" w:hAnsi="Calibri" w:cs="Calibri"/>
+        </w:rPr>
+        <w:t xml:space="preserve"> przebieg napięcia na drenie przestał być idealnie prostokątny: zbocza stały się zaokrąglone, pojawiło się opóźnienie względem sygnału wejściowego, a tranzystor przez zauważalny czas pracował w stanie pośrednim zamiast szybk</w:t>
+      </w:r>
+      <w:r>
+        <w:rPr>
+          <w:rFonts w:ascii="Calibri" w:hAnsi="Calibri" w:cs="Calibri"/>
+        </w:rPr>
+        <w:t>iego</w:t>
+      </w:r>
+      <w:r>
+        <w:rPr>
+          <w:rFonts w:ascii="Calibri" w:hAnsi="Calibri" w:cs="Calibri"/>
+        </w:rPr>
+        <w:t xml:space="preserve"> przechodz</w:t>
+      </w:r>
+      <w:r>
+        <w:rPr>
+          <w:rFonts w:ascii="Calibri" w:hAnsi="Calibri" w:cs="Calibri"/>
+        </w:rPr>
+        <w:t>enia</w:t>
+      </w:r>
+      <w:r>
+        <w:rPr>
+          <w:rFonts w:ascii="Calibri" w:hAnsi="Calibri" w:cs="Calibri"/>
+        </w:rPr>
+        <w:t xml:space="preserve"> między pełnym włączeniem i wyłączeniem. Oznacza to wzrost czasu przełączania i pogorszenie jakości pracy klucza.</w:t>
+      </w:r>
     </w:p>
     <w:p>
       <w:pPr>
@@ -5320,19 +6235,9 @@
         </w:tabs>
         <w:jc w:val="both"/>
         <w:rPr>
-          <w:rFonts w:ascii="Calibri" w:hAnsi="Calibri"/>
-          <w:color w:val="000000"/>
-          <w:lang w:bidi="ar-SA"/>
-        </w:rPr>
-      </w:pPr>
-      <w:r>
-        <w:rPr>
-          <w:rFonts w:ascii="Calibri" w:hAnsi="Calibri"/>
-          <w:color w:val="000000"/>
-          <w:lang w:bidi="ar-SA"/>
-        </w:rPr>
-        <w:t>optymalizujemy rezystor 100om</w:t>
-      </w:r>
+          <w:rFonts w:ascii="Calibri" w:hAnsi="Calibri" w:cs="Calibri"/>
+        </w:rPr>
+      </w:pPr>
     </w:p>
     <w:p>
       <w:pPr>
@@ -5341,11 +6246,93 @@
         </w:tabs>
         <w:jc w:val="both"/>
         <w:rPr>
-          <w:rFonts w:ascii="Calibri" w:hAnsi="Calibri"/>
-          <w:color w:val="000000"/>
-          <w:lang w:bidi="ar-SA"/>
-        </w:rPr>
-      </w:pPr>
+          <w:rFonts w:ascii="Calibri" w:hAnsi="Calibri" w:cs="Calibri"/>
+        </w:rPr>
+      </w:pPr>
+      <w:r>
+        <w:rPr>
+          <w:rFonts w:ascii="Calibri" w:hAnsi="Calibri" w:cs="Calibri"/>
+        </w:rPr>
+        <w:t xml:space="preserve">Przyczyną tego zjawiska jest </w:t>
+      </w:r>
+      <w:r>
+        <w:rPr>
+          <w:rStyle w:val="ac"/>
+          <w:rFonts w:ascii="Calibri" w:hAnsi="Calibri" w:cs="Calibri"/>
+        </w:rPr>
+        <w:t>pojemnościowy charakter wejścia MOSFET-a</w:t>
+      </w:r>
+      <w:r>
+        <w:rPr>
+          <w:rFonts w:ascii="Calibri" w:hAnsi="Calibri" w:cs="Calibri"/>
+        </w:rPr>
+        <w:t xml:space="preserve">. Bramkę tranzystora unipolarnego można traktować jak kondensator, który trzeba ładować i rozładowywać. Razem z rezystancją źródła sterującego oraz rezystorem </w:t>
+      </w:r>
+      <w:r>
+        <w:rPr>
+          <w:rStyle w:val="ac"/>
+          <w:rFonts w:ascii="Calibri" w:hAnsi="Calibri" w:cs="Calibri"/>
+        </w:rPr>
+        <w:t>RG</w:t>
+      </w:r>
+      <w:r>
+        <w:rPr>
+          <w:rFonts w:ascii="Calibri" w:hAnsi="Calibri" w:cs="Calibri"/>
+        </w:rPr>
+        <w:t xml:space="preserve"> tworzy to obwód </w:t>
+      </w:r>
+      <w:r>
+        <w:rPr>
+          <w:rStyle w:val="ac"/>
+          <w:rFonts w:ascii="Calibri" w:hAnsi="Calibri" w:cs="Calibri"/>
+        </w:rPr>
+        <w:t>RC</w:t>
+      </w:r>
+      <w:r>
+        <w:rPr>
+          <w:rFonts w:ascii="Calibri" w:hAnsi="Calibri" w:cs="Calibri"/>
+        </w:rPr>
+        <w:t xml:space="preserve"> o określonej stałej czasowej, a ta spowalnia narastanie i opadanie napięcia </w:t>
+      </w:r>
+      <m:oMath>
+        <m:sSub>
+          <m:sSubPr>
+            <m:ctrlPr>
+              <w:rPr>
+                <w:rStyle w:val="ac"/>
+                <w:rFonts w:ascii="Cambria Math" w:hAnsi="Cambria Math" w:cs="Calibri"/>
+                <w:b w:val="0"/>
+                <w:bCs w:val="0"/>
+                <w:i/>
+              </w:rPr>
+            </m:ctrlPr>
+          </m:sSubPr>
+          <m:e>
+            <m:r>
+              <w:rPr>
+                <w:rStyle w:val="ac"/>
+                <w:rFonts w:ascii="Cambria Math" w:hAnsi="Cambria Math" w:cs="Calibri"/>
+              </w:rPr>
+              <m:t>U</m:t>
+            </m:r>
+          </m:e>
+          <m:sub>
+            <m:r>
+              <w:rPr>
+                <w:rStyle w:val="ac"/>
+                <w:rFonts w:ascii="Cambria Math" w:hAnsi="Cambria Math" w:cs="Calibri"/>
+              </w:rPr>
+              <m:t>GS</m:t>
+            </m:r>
+          </m:sub>
+        </m:sSub>
+      </m:oMath>
+      <w:r>
+        <w:rPr>
+          <w:rFonts w:ascii="Calibri" w:hAnsi="Calibri" w:cs="Calibri"/>
+        </w:rPr>
+        <w:t>, więc spowalnia też całe przełączanie klucza. To właśnie dlatego ograniczenie częstotliwości dla klucza MOSFET-owego ma inną naturę niż w kluczu bipolarnym: tu nie dominuje czas przeciągania, lecz czas przeładowywania pojemności bramki.</w:t>
+      </w:r>
     </w:p>
     <w:p>
       <w:pPr>
@@ -5354,71 +6341,9 @@
         </w:tabs>
         <w:jc w:val="both"/>
         <w:rPr>
-          <w:rFonts w:ascii="Calibri" w:hAnsi="Calibri"/>
-          <w:color w:val="000000"/>
-          <w:lang w:bidi="ar-SA"/>
-        </w:rPr>
-      </w:pPr>
-      <w:r>
-        <w:rPr>
-          <w:noProof/>
-          <w:lang w:val="ru-RU" w:eastAsia="ru-RU" w:bidi="ar-SA"/>
-        </w:rPr>
-        <w:drawing>
-          <wp:anchor distT="0" distB="0" distL="0" distR="0" simplePos="0" relativeHeight="14" behindDoc="0" locked="0" layoutInCell="0" allowOverlap="1">
-            <wp:simplePos x="0" y="0"/>
-            <wp:positionH relativeFrom="column">
-              <wp:align>center</wp:align>
-            </wp:positionH>
-            <wp:positionV relativeFrom="paragraph">
-              <wp:posOffset>635</wp:posOffset>
-            </wp:positionV>
-            <wp:extent cx="6120130" cy="3585845"/>
-            <wp:effectExtent l="0" t="0" r="0" b="0"/>
-            <wp:wrapSquare wrapText="largest"/>
-            <wp:docPr id="13" name="Obraz13"/>
-            <wp:cNvGraphicFramePr>
-              <a:graphicFrameLocks xmlns:a="http://schemas.openxmlformats.org/drawingml/2006/main" noChangeAspect="1"/>
-            </wp:cNvGraphicFramePr>
-            <a:graphic xmlns:a="http://schemas.openxmlformats.org/drawingml/2006/main">
-              <a:graphicData uri="http://schemas.openxmlformats.org/drawingml/2006/picture">
-                <pic:pic xmlns:pic="http://schemas.openxmlformats.org/drawingml/2006/picture">
-                  <pic:nvPicPr>
-                    <pic:cNvPr id="13" name="Obraz13"/>
-                    <pic:cNvPicPr>
-                      <a:picLocks noChangeAspect="1" noChangeArrowheads="1"/>
-                    </pic:cNvPicPr>
-                  </pic:nvPicPr>
-                  <pic:blipFill>
-                    <a:blip r:embed="rId19"/>
-                    <a:stretch>
-                      <a:fillRect/>
-                    </a:stretch>
-                  </pic:blipFill>
-                  <pic:spPr bwMode="auto">
-                    <a:xfrm>
-                      <a:off x="0" y="0"/>
-                      <a:ext cx="6120130" cy="3585845"/>
-                    </a:xfrm>
-                    <a:prstGeom prst="rect">
-                      <a:avLst/>
-                    </a:prstGeom>
-                    <a:noFill/>
-                  </pic:spPr>
-                </pic:pic>
-              </a:graphicData>
-            </a:graphic>
-          </wp:anchor>
-        </w:drawing>
-      </w:r>
-      <w:r>
-        <w:rPr>
-          <w:rFonts w:ascii="Calibri" w:hAnsi="Calibri"/>
-          <w:color w:val="000000"/>
-          <w:lang w:bidi="ar-SA"/>
-        </w:rPr>
-        <w:t>400Khz</w:t>
-      </w:r>
+          <w:rFonts w:ascii="Calibri" w:hAnsi="Calibri" w:cs="Calibri"/>
+        </w:rPr>
+      </w:pPr>
     </w:p>
     <w:p>
       <w:pPr>
@@ -5427,11 +6352,57 @@
         </w:tabs>
         <w:jc w:val="both"/>
         <w:rPr>
-          <w:rFonts w:ascii="Calibri" w:hAnsi="Calibri"/>
-          <w:color w:val="000000"/>
-          <w:lang w:bidi="ar-SA"/>
-        </w:rPr>
-      </w:pPr>
+          <w:rFonts w:ascii="Calibri" w:hAnsi="Calibri" w:cs="Calibri"/>
+        </w:rPr>
+      </w:pPr>
+      <w:r>
+        <w:rPr>
+          <w:rFonts w:ascii="Calibri" w:hAnsi="Calibri" w:cs="Calibri"/>
+        </w:rPr>
+        <w:t xml:space="preserve">W tym miejscu </w:t>
+      </w:r>
+      <w:r>
+        <w:rPr>
+          <w:rStyle w:val="ac"/>
+          <w:rFonts w:ascii="Calibri" w:hAnsi="Calibri" w:cs="Calibri"/>
+        </w:rPr>
+        <w:t>nie byłoby sensowne stosowanie działania analogicznego do poprzedniego doświadczenia z kluczem bipolarnym</w:t>
+      </w:r>
+      <w:r>
+        <w:rPr>
+          <w:rFonts w:ascii="Calibri" w:hAnsi="Calibri" w:cs="Calibri"/>
+          <w:b/>
+          <w:bCs/>
+        </w:rPr>
+        <w:t>,</w:t>
+      </w:r>
+      <w:r>
+        <w:rPr>
+          <w:rFonts w:ascii="Calibri" w:hAnsi="Calibri" w:cs="Calibri"/>
+        </w:rPr>
+        <w:t xml:space="preserve"> czyli dokładania dodatkowej pojemności. W MOSFET-cie taka pojemność tylko zwiększyłaby całkowitą pojemność widzianą od strony generatora i jeszcze bardziej spowolniłaby przełączanie. Sensownym działaniem jest natomiast </w:t>
+      </w:r>
+      <w:r>
+        <w:rPr>
+          <w:rStyle w:val="ac"/>
+          <w:rFonts w:ascii="Calibri" w:hAnsi="Calibri" w:cs="Calibri"/>
+        </w:rPr>
+        <w:t>zmniejszenie rezystancji w obwodzie bramki</w:t>
+      </w:r>
+      <w:r>
+        <w:rPr>
+          <w:rFonts w:ascii="Calibri" w:hAnsi="Calibri" w:cs="Calibri"/>
+          <w:b/>
+          <w:bCs/>
+        </w:rPr>
+        <w:t>,</w:t>
+      </w:r>
+      <w:r>
+        <w:rPr>
+          <w:rFonts w:ascii="Calibri" w:hAnsi="Calibri" w:cs="Calibri"/>
+        </w:rPr>
+        <w:t xml:space="preserve"> tak aby szybciej ładować i rozładowywać pojemność wejściową tranzystora. To jest wniosek wynikający bezpośrednio z modelu RC bramki.</w:t>
+      </w:r>
     </w:p>
     <w:p>
       <w:pPr>
@@ -5440,19 +6411,9 @@
         </w:tabs>
         <w:jc w:val="both"/>
         <w:rPr>
-          <w:rFonts w:ascii="Calibri" w:hAnsi="Calibri"/>
-          <w:color w:val="000000"/>
-          <w:lang w:bidi="ar-SA"/>
-        </w:rPr>
-      </w:pPr>
-      <w:r>
-        <w:rPr>
-          <w:rFonts w:ascii="Calibri" w:hAnsi="Calibri"/>
-          <w:color w:val="000000"/>
-          <w:lang w:bidi="ar-SA"/>
-        </w:rPr>
-        <w:t>Wyniki obserwacji, wnioski:</w:t>
-      </w:r>
+          <w:rFonts w:ascii="Calibri" w:hAnsi="Calibri" w:cs="Calibri"/>
+        </w:rPr>
+      </w:pPr>
     </w:p>
     <w:p>
       <w:pPr>
@@ -5461,22 +6422,32 @@
         </w:tabs>
         <w:jc w:val="both"/>
         <w:rPr>
-          <w:rFonts w:ascii="Calibri" w:hAnsi="Calibri"/>
-          <w:i/>
-          <w:iCs/>
-          <w:color w:val="FF0000"/>
-          <w:lang w:bidi="ar-SA"/>
-        </w:rPr>
-      </w:pPr>
-      <w:r>
-        <w:rPr>
-          <w:rFonts w:ascii="Calibri" w:hAnsi="Calibri"/>
-          <w:i/>
-          <w:iCs/>
-          <w:color w:val="FF0000"/>
-          <w:lang w:bidi="ar-SA"/>
-        </w:rPr>
-        <w:t>(jw.)</w:t>
+          <w:rFonts w:ascii="Calibri" w:hAnsi="Calibri" w:cs="Calibri"/>
+        </w:rPr>
+      </w:pPr>
+      <w:r>
+        <w:rPr>
+          <w:rFonts w:ascii="Calibri" w:hAnsi="Calibri" w:cs="Calibri"/>
+        </w:rPr>
+        <w:t xml:space="preserve">Po zmniejszeniu rezystora do około 100 Ω przełączanie wyraźnie się poprawiło i możliwa była praca przy częstotliwościach znacznie większych niż wcześniej, rzędu </w:t>
+      </w:r>
+      <w:r>
+        <w:rPr>
+          <w:rFonts w:ascii="Calibri" w:hAnsi="Calibri" w:cs="Calibri"/>
+        </w:rPr>
+        <w:t>400</w:t>
+      </w:r>
+      <w:r>
+        <w:rPr>
+          <w:rFonts w:ascii="Calibri" w:hAnsi="Calibri" w:cs="Calibri"/>
+        </w:rPr>
+        <w:t xml:space="preserve"> kHz.</w:t>
+      </w:r>
+      <w:r>
+        <w:rPr>
+          <w:rFonts w:ascii="Calibri" w:hAnsi="Calibri" w:cs="Calibri"/>
+        </w:rPr>
+        <w:t xml:space="preserve"> Pokazuje to, że klucz z MOSFET-em może pracować szybciej od klucza bipolarnego, ale tylko wtedy, gdy układ sterujący potrafi odpowiednio szybko przeładować pojemność bramki. Jednocześnie zbyt mały rezystor bramkowy nie jest rozwiązaniem idealnym, bo powoduje duże chwilowe prądy ładowania i rozładowywania bramki, może nadmiernie obciążyć źródło sterujące i prowadzić do skutków ubocznych.</w:t>
       </w:r>
     </w:p>
     <w:p>
@@ -5486,13 +6457,70 @@
         </w:tabs>
         <w:jc w:val="both"/>
         <w:rPr>
-          <w:rFonts w:ascii="Calibri" w:hAnsi="Calibri"/>
+          <w:rFonts w:ascii="Calibri" w:hAnsi="Calibri" w:cs="Calibri"/>
+        </w:rPr>
+      </w:pPr>
+    </w:p>
+    <w:p>
+      <w:pPr>
+        <w:tabs>
+          <w:tab w:val="left" w:pos="288"/>
+        </w:tabs>
+        <w:jc w:val="both"/>
+        <w:rPr>
+          <w:rFonts w:ascii="Calibri" w:hAnsi="Calibri" w:cs="Calibri"/>
           <w:b/>
           <w:bCs/>
           <w:color w:val="000000"/>
           <w:lang w:bidi="ar-SA"/>
         </w:rPr>
       </w:pPr>
+      <w:r>
+        <w:rPr>
+          <w:rFonts w:ascii="Calibri" w:hAnsi="Calibri" w:cs="Calibri"/>
+        </w:rPr>
+        <w:t>Podsumowując</w:t>
+      </w:r>
+      <w:r>
+        <w:rPr>
+          <w:rFonts w:ascii="Calibri" w:hAnsi="Calibri" w:cs="Calibri"/>
+        </w:rPr>
+        <w:t xml:space="preserve">: </w:t>
+      </w:r>
+      <w:r>
+        <w:rPr>
+          <w:rStyle w:val="ac"/>
+          <w:rFonts w:ascii="Calibri" w:hAnsi="Calibri" w:cs="Calibri"/>
+        </w:rPr>
+        <w:t>ograniczeniem szybkości klucza z tranzystorem T3 nie był brak „mocy” samego tranzystora, lecz zbyt wolne sterowanie pojemnością bramki</w:t>
+      </w:r>
+      <w:r>
+        <w:rPr>
+          <w:rFonts w:ascii="Calibri" w:hAnsi="Calibri" w:cs="Calibri"/>
+          <w:b/>
+          <w:bCs/>
+        </w:rPr>
+        <w:t>.</w:t>
+      </w:r>
+      <w:r>
+        <w:rPr>
+          <w:rFonts w:ascii="Calibri" w:hAnsi="Calibri" w:cs="Calibri"/>
+        </w:rPr>
+        <w:t xml:space="preserve"> Dlatego przy projektowaniu klucza MOSFET-owego trzeba dobrać </w:t>
+      </w:r>
+      <w:r>
+        <w:rPr>
+          <w:rStyle w:val="ac"/>
+          <w:rFonts w:ascii="Calibri" w:hAnsi="Calibri" w:cs="Calibri"/>
+        </w:rPr>
+        <w:t>RG</w:t>
+      </w:r>
+      <w:r>
+        <w:rPr>
+          <w:rFonts w:ascii="Calibri" w:hAnsi="Calibri" w:cs="Calibri"/>
+        </w:rPr>
+        <w:t xml:space="preserve"> jako kompromis między szybkością przełączania a bezpiecznym obciążeniem źródła sygnału sterującego.</w:t>
+      </w:r>
     </w:p>
     <w:p>
       <w:pPr>
@@ -5502,7 +6530,7 @@
         <w:spacing w:before="56" w:after="56"/>
         <w:jc w:val="both"/>
         <w:rPr>
-          <w:rFonts w:ascii="Calibri" w:hAnsi="Calibri"/>
+          <w:rFonts w:ascii="Calibri" w:hAnsi="Calibri" w:cs="Calibri"/>
           <w:b/>
           <w:bCs/>
           <w:color w:val="000000"/>
@@ -5517,23 +6545,22 @@
         </w:tabs>
         <w:jc w:val="both"/>
         <w:rPr>
-          <w:rFonts w:ascii="Calibri" w:hAnsi="Calibri"/>
-        </w:rPr>
-      </w:pPr>
-      <w:r>
-        <w:rPr>
-          <w:rFonts w:ascii="Calibri" w:hAnsi="Calibri"/>
+          <w:rFonts w:ascii="Calibri" w:hAnsi="Calibri" w:cs="Calibri"/>
+        </w:rPr>
+      </w:pPr>
+      <w:r>
+        <w:rPr>
+          <w:rFonts w:ascii="Calibri" w:hAnsi="Calibri" w:cs="Calibri"/>
           <w:b/>
           <w:bCs/>
           <w:color w:val="000000"/>
           <w:lang w:bidi="ar-SA"/>
         </w:rPr>
-        <w:lastRenderedPageBreak/>
         <w:t>C.</w:t>
       </w:r>
       <w:r>
         <w:rPr>
-          <w:rFonts w:ascii="Calibri" w:hAnsi="Calibri"/>
+          <w:rFonts w:ascii="Calibri" w:hAnsi="Calibri" w:cs="Calibri"/>
           <w:color w:val="000000"/>
           <w:lang w:bidi="ar-SA"/>
         </w:rPr>
@@ -5541,7 +6568,7 @@
       </w:r>
       <w:r>
         <w:rPr>
-          <w:rFonts w:ascii="Calibri" w:hAnsi="Calibri"/>
+          <w:rFonts w:ascii="Calibri" w:hAnsi="Calibri" w:cs="Calibri"/>
           <w:b/>
           <w:bCs/>
           <w:i/>
@@ -5553,7 +6580,7 @@
       </w:r>
       <w:r>
         <w:rPr>
-          <w:rFonts w:ascii="Calibri" w:hAnsi="Calibri"/>
+          <w:rFonts w:ascii="Calibri" w:hAnsi="Calibri" w:cs="Calibri"/>
           <w:color w:val="000000"/>
           <w:lang w:bidi="ar-SA"/>
         </w:rPr>
@@ -5567,7 +6594,8 @@
         </w:tabs>
         <w:jc w:val="both"/>
         <w:rPr>
-          <w:rFonts w:ascii="Calibri" w:hAnsi="Calibri"/>
+          <w:color w:val="000000"/>
+          <w:lang w:bidi="ar-SA"/>
         </w:rPr>
       </w:pPr>
       <w:r>
@@ -5576,16 +6604,16 @@
           <w:lang w:val="ru-RU" w:eastAsia="ru-RU" w:bidi="ar-SA"/>
         </w:rPr>
         <w:drawing>
-          <wp:anchor distT="0" distB="0" distL="0" distR="0" simplePos="0" relativeHeight="15" behindDoc="0" locked="0" layoutInCell="0" allowOverlap="1">
+          <wp:anchor distT="0" distB="0" distL="0" distR="0" simplePos="0" relativeHeight="251666432" behindDoc="0" locked="0" layoutInCell="0" allowOverlap="1" wp14:anchorId="2352246C" wp14:editId="214C1775">
             <wp:simplePos x="0" y="0"/>
-            <wp:positionH relativeFrom="column">
-              <wp:align>center</wp:align>
+            <wp:positionH relativeFrom="margin">
+              <wp:align>left</wp:align>
             </wp:positionH>
             <wp:positionV relativeFrom="paragraph">
-              <wp:posOffset>635</wp:posOffset>
+              <wp:posOffset>184785</wp:posOffset>
             </wp:positionV>
-            <wp:extent cx="6120130" cy="3585845"/>
-            <wp:effectExtent l="0" t="0" r="0" b="0"/>
+            <wp:extent cx="3075305" cy="1801495"/>
+            <wp:effectExtent l="0" t="0" r="0" b="8255"/>
             <wp:wrapSquare wrapText="largest"/>
             <wp:docPr id="14" name="Obraz14"/>
             <wp:cNvGraphicFramePr>
@@ -5601,7 +6629,7 @@
                     </pic:cNvPicPr>
                   </pic:nvPicPr>
                   <pic:blipFill>
-                    <a:blip r:embed="rId20"/>
+                    <a:blip r:embed="rId19"/>
                     <a:stretch>
                       <a:fillRect/>
                     </a:stretch>
@@ -5609,7 +6637,7 @@
                   <pic:spPr bwMode="auto">
                     <a:xfrm>
                       <a:off x="0" y="0"/>
-                      <a:ext cx="6120130" cy="3585845"/>
+                      <a:ext cx="3075305" cy="1801495"/>
                     </a:xfrm>
                     <a:prstGeom prst="rect">
                       <a:avLst/>
@@ -5619,58 +6647,32 @@
                 </pic:pic>
               </a:graphicData>
             </a:graphic>
+            <wp14:sizeRelH relativeFrom="margin">
+              <wp14:pctWidth>0</wp14:pctWidth>
+            </wp14:sizeRelH>
+            <wp14:sizeRelV relativeFrom="margin">
+              <wp14:pctHeight>0</wp14:pctHeight>
+            </wp14:sizeRelV>
           </wp:anchor>
         </w:drawing>
       </w:r>
       <w:r>
         <w:rPr>
           <w:rFonts w:ascii="Calibri" w:hAnsi="Calibri"/>
-          <w:color w:val="000000"/>
-          <w:lang w:bidi="ar-SA"/>
-        </w:rPr>
-        <w:t>Uh=2.1</w:t>
-      </w:r>
-    </w:p>
-    <w:p>
-      <w:pPr>
-        <w:tabs>
-          <w:tab w:val="left" w:pos="288"/>
-        </w:tabs>
-        <w:jc w:val="both"/>
-        <w:rPr>
-          <w:color w:val="000000"/>
-          <w:lang w:bidi="ar-SA"/>
-        </w:rPr>
-      </w:pPr>
-    </w:p>
-    <w:p>
-      <w:pPr>
-        <w:tabs>
-          <w:tab w:val="left" w:pos="288"/>
-        </w:tabs>
-        <w:jc w:val="both"/>
-        <w:rPr>
-          <w:color w:val="000000"/>
-          <w:lang w:bidi="ar-SA"/>
-        </w:rPr>
-      </w:pPr>
-      <w:r>
-        <w:rPr>
-          <w:rFonts w:ascii="Calibri" w:hAnsi="Calibri"/>
           <w:noProof/>
           <w:lang w:val="ru-RU" w:eastAsia="ru-RU" w:bidi="ar-SA"/>
         </w:rPr>
         <w:drawing>
-          <wp:anchor distT="0" distB="0" distL="0" distR="0" simplePos="0" relativeHeight="16" behindDoc="0" locked="0" layoutInCell="0" allowOverlap="1">
+          <wp:anchor distT="0" distB="0" distL="0" distR="0" simplePos="0" relativeHeight="251667456" behindDoc="0" locked="0" layoutInCell="0" allowOverlap="1" wp14:anchorId="7F2C9D45" wp14:editId="6D9A61FD">
             <wp:simplePos x="0" y="0"/>
-            <wp:positionH relativeFrom="column">
-              <wp:align>center</wp:align>
+            <wp:positionH relativeFrom="margin">
+              <wp:posOffset>3080385</wp:posOffset>
             </wp:positionH>
             <wp:positionV relativeFrom="paragraph">
-              <wp:posOffset>635</wp:posOffset>
+              <wp:posOffset>196850</wp:posOffset>
             </wp:positionV>
-            <wp:extent cx="6120130" cy="3585845"/>
-            <wp:effectExtent l="0" t="0" r="0" b="0"/>
+            <wp:extent cx="3039110" cy="1779905"/>
+            <wp:effectExtent l="0" t="0" r="8890" b="0"/>
             <wp:wrapSquare wrapText="largest"/>
             <wp:docPr id="15" name="Obraz15"/>
             <wp:cNvGraphicFramePr>
@@ -5686,7 +6688,7 @@
                     </pic:cNvPicPr>
                   </pic:nvPicPr>
                   <pic:blipFill>
-                    <a:blip r:embed="rId21"/>
+                    <a:blip r:embed="rId20"/>
                     <a:stretch>
                       <a:fillRect/>
                     </a:stretch>
@@ -5694,7 +6696,7 @@
                   <pic:spPr bwMode="auto">
                     <a:xfrm>
                       <a:off x="0" y="0"/>
-                      <a:ext cx="6120130" cy="3585845"/>
+                      <a:ext cx="3039110" cy="1779905"/>
                     </a:xfrm>
                     <a:prstGeom prst="rect">
                       <a:avLst/>
@@ -5704,6 +6706,12 @@
                 </pic:pic>
               </a:graphicData>
             </a:graphic>
+            <wp14:sizeRelH relativeFrom="margin">
+              <wp14:pctWidth>0</wp14:pctWidth>
+            </wp14:sizeRelH>
+            <wp14:sizeRelV relativeFrom="margin">
+              <wp14:pctHeight>0</wp14:pctHeight>
+            </wp14:sizeRelV>
           </wp:anchor>
         </w:drawing>
       </w:r>
@@ -5715,18 +6723,166 @@
         </w:tabs>
         <w:jc w:val="both"/>
         <w:rPr>
-          <w:rFonts w:ascii="Calibri" w:hAnsi="Calibri"/>
           <w:color w:val="000000"/>
           <w:lang w:bidi="ar-SA"/>
         </w:rPr>
       </w:pPr>
+    </w:p>
+    <w:p>
+      <w:pPr>
+        <w:tabs>
+          <w:tab w:val="left" w:pos="288"/>
+        </w:tabs>
+        <w:jc w:val="center"/>
+        <w:rPr>
+          <w:rFonts w:ascii="Calibri" w:hAnsi="Calibri"/>
+        </w:rPr>
+      </w:pPr>
+      <m:oMath>
+        <m:sSub>
+          <m:sSubPr>
+            <m:ctrlPr>
+              <w:rPr>
+                <w:rFonts w:ascii="Cambria Math" w:hAnsi="Cambria Math"/>
+                <w:i/>
+                <w:color w:val="000000"/>
+                <w:lang w:bidi="ar-SA"/>
+              </w:rPr>
+            </m:ctrlPr>
+          </m:sSubPr>
+          <m:e>
+            <m:r>
+              <w:rPr>
+                <w:rFonts w:ascii="Cambria Math" w:hAnsi="Cambria Math"/>
+                <w:color w:val="000000"/>
+                <w:lang w:bidi="ar-SA"/>
+              </w:rPr>
+              <m:t>U</m:t>
+            </m:r>
+          </m:e>
+          <m:sub>
+            <m:r>
+              <w:rPr>
+                <w:rFonts w:ascii="Cambria Math" w:hAnsi="Cambria Math"/>
+                <w:color w:val="000000"/>
+                <w:lang w:bidi="ar-SA"/>
+              </w:rPr>
+              <m:t>h</m:t>
+            </m:r>
+          </m:sub>
+        </m:sSub>
+      </m:oMath>
       <w:r>
         <w:rPr>
           <w:rFonts w:ascii="Calibri" w:hAnsi="Calibri"/>
           <w:color w:val="000000"/>
           <w:lang w:bidi="ar-SA"/>
         </w:rPr>
-        <w:t>Uh=5</w:t>
+        <w:t>=</w:t>
+      </w:r>
+      <w:r>
+        <w:rPr>
+          <w:rFonts w:ascii="Calibri" w:hAnsi="Calibri"/>
+          <w:color w:val="000000"/>
+          <w:lang w:bidi="ar-SA"/>
+        </w:rPr>
+        <w:t xml:space="preserve"> </w:t>
+      </w:r>
+      <w:r>
+        <w:rPr>
+          <w:rFonts w:ascii="Calibri" w:hAnsi="Calibri"/>
+          <w:color w:val="000000"/>
+          <w:lang w:bidi="ar-SA"/>
+        </w:rPr>
+        <w:t>2.1</w:t>
+      </w:r>
+      <w:r>
+        <w:rPr>
+          <w:rFonts w:ascii="Calibri" w:hAnsi="Calibri"/>
+          <w:color w:val="000000"/>
+          <w:lang w:bidi="ar-SA"/>
+        </w:rPr>
+        <w:t xml:space="preserve"> </w:t>
+      </w:r>
+      <w:r>
+        <w:rPr>
+          <w:rFonts w:ascii="Calibri" w:hAnsi="Calibri"/>
+          <w:color w:val="000000"/>
+          <w:lang w:bidi="ar-SA"/>
+        </w:rPr>
+        <w:t>V</w:t>
+      </w:r>
+      <w:r>
+        <w:rPr>
+          <w:rFonts w:ascii="Calibri" w:hAnsi="Calibri"/>
+          <w:color w:val="000000"/>
+          <w:lang w:bidi="ar-SA"/>
+        </w:rPr>
+        <w:t xml:space="preserve">                                                   </w:t>
+      </w:r>
+      <w:r>
+        <w:rPr>
+          <w:rFonts w:ascii="Calibri" w:hAnsi="Calibri"/>
+        </w:rPr>
+        <w:t xml:space="preserve">                                 </w:t>
+      </w:r>
+      <m:oMath>
+        <m:sSub>
+          <m:sSubPr>
+            <m:ctrlPr>
+              <w:rPr>
+                <w:rFonts w:ascii="Cambria Math" w:hAnsi="Cambria Math"/>
+                <w:i/>
+                <w:color w:val="000000"/>
+                <w:lang w:bidi="ar-SA"/>
+              </w:rPr>
+            </m:ctrlPr>
+          </m:sSubPr>
+          <m:e>
+            <m:r>
+              <w:rPr>
+                <w:rFonts w:ascii="Cambria Math" w:hAnsi="Cambria Math"/>
+                <w:color w:val="000000"/>
+                <w:lang w:bidi="ar-SA"/>
+              </w:rPr>
+              <m:t>U</m:t>
+            </m:r>
+          </m:e>
+          <m:sub>
+            <m:r>
+              <w:rPr>
+                <w:rFonts w:ascii="Cambria Math" w:hAnsi="Cambria Math"/>
+                <w:color w:val="000000"/>
+                <w:lang w:bidi="ar-SA"/>
+              </w:rPr>
+              <m:t>h</m:t>
+            </m:r>
+          </m:sub>
+        </m:sSub>
+      </m:oMath>
+      <w:r>
+        <w:rPr>
+          <w:rFonts w:ascii="Calibri" w:hAnsi="Calibri"/>
+          <w:color w:val="000000"/>
+          <w:lang w:bidi="ar-SA"/>
+        </w:rPr>
+        <w:t>=</w:t>
+      </w:r>
+      <w:r>
+        <w:rPr>
+          <w:rFonts w:ascii="Calibri" w:hAnsi="Calibri"/>
+          <w:color w:val="000000"/>
+          <w:lang w:bidi="ar-SA"/>
+        </w:rPr>
+        <w:t xml:space="preserve"> </w:t>
+      </w:r>
+      <w:r>
+        <w:rPr>
+          <w:rFonts w:ascii="Calibri" w:hAnsi="Calibri"/>
+          <w:color w:val="000000"/>
+          <w:lang w:bidi="ar-SA"/>
+        </w:rPr>
+        <w:t>5 V</w:t>
       </w:r>
     </w:p>
     <w:p>
@@ -5741,14 +6897,6 @@
           <w:lang w:bidi="ar-SA"/>
         </w:rPr>
       </w:pPr>
-      <w:r>
-        <w:rPr>
-          <w:rFonts w:ascii="Calibri" w:hAnsi="Calibri"/>
-          <w:color w:val="000000"/>
-          <w:lang w:bidi="ar-SA"/>
-        </w:rPr>
-        <w:t>Wyniki przeprowadzonych obserwacji, wyjaśnienie zaobserwowanych efektów, wnioski:</w:t>
-      </w:r>
     </w:p>
     <w:p>
       <w:pPr>
@@ -5757,12 +6905,112 @@
         </w:tabs>
         <w:jc w:val="both"/>
         <w:rPr>
-          <w:rFonts w:ascii="Calibri" w:hAnsi="Calibri"/>
-          <w:color w:val="000000"/>
-          <w:sz w:val="21"/>
-          <w:lang w:bidi="ar-SA"/>
-        </w:rPr>
-      </w:pPr>
+          <w:rFonts w:ascii="Calibri" w:hAnsi="Calibri" w:cs="Calibri"/>
+        </w:rPr>
+      </w:pPr>
+      <w:r>
+        <w:rPr>
+          <w:rFonts w:ascii="Calibri" w:hAnsi="Calibri" w:cs="Calibri"/>
+        </w:rPr>
+        <w:t xml:space="preserve">Po zastąpieniu tranzystora </w:t>
+      </w:r>
+      <w:r>
+        <w:rPr>
+          <w:rStyle w:val="ac"/>
+          <w:rFonts w:ascii="Calibri" w:hAnsi="Calibri" w:cs="Calibri"/>
+        </w:rPr>
+        <w:t>T3</w:t>
+      </w:r>
+      <w:r>
+        <w:rPr>
+          <w:rFonts w:ascii="Calibri" w:hAnsi="Calibri" w:cs="Calibri"/>
+        </w:rPr>
+        <w:t xml:space="preserve"> tranzystorem </w:t>
+      </w:r>
+      <w:r>
+        <w:rPr>
+          <w:rStyle w:val="ac"/>
+          <w:rFonts w:ascii="Calibri" w:hAnsi="Calibri" w:cs="Calibri"/>
+        </w:rPr>
+        <w:t xml:space="preserve">T4 </w:t>
+      </w:r>
+      <w:r>
+        <w:rPr>
+          <w:rFonts w:ascii="Calibri" w:hAnsi="Calibri" w:cs="Calibri"/>
+        </w:rPr>
+        <w:t xml:space="preserve">zaobserwowano wyraźnie inne zachowanie układu, mimo że oba elementy są tranzystorami MOSFET z kanałem typu N. Przy napięciu sterującym </w:t>
+      </w:r>
+      <m:oMath>
+        <m:sSub>
+          <m:sSubPr>
+            <m:ctrlPr>
+              <w:rPr>
+                <w:rStyle w:val="ac"/>
+                <w:rFonts w:ascii="Cambria Math" w:hAnsi="Cambria Math" w:cs="Calibri"/>
+                <w:b w:val="0"/>
+                <w:bCs w:val="0"/>
+                <w:i/>
+              </w:rPr>
+            </m:ctrlPr>
+          </m:sSubPr>
+          <m:e>
+            <m:r>
+              <w:rPr>
+                <w:rStyle w:val="ac"/>
+                <w:rFonts w:ascii="Cambria Math" w:hAnsi="Cambria Math" w:cs="Calibri"/>
+              </w:rPr>
+              <m:t>U</m:t>
+            </m:r>
+          </m:e>
+          <m:sub>
+            <m:r>
+              <w:rPr>
+                <w:rStyle w:val="ac"/>
+                <w:rFonts w:ascii="Cambria Math" w:hAnsi="Cambria Math" w:cs="Calibri"/>
+              </w:rPr>
+              <m:t>H</m:t>
+            </m:r>
+          </m:sub>
+        </m:sSub>
+      </m:oMath>
+      <w:r>
+        <w:rPr>
+          <w:rStyle w:val="ac"/>
+          <w:rFonts w:ascii="Calibri" w:hAnsi="Calibri" w:cs="Calibri"/>
+        </w:rPr>
+        <w:t xml:space="preserve"> ≈ 2,1 V</w:t>
+      </w:r>
+      <w:r>
+        <w:rPr>
+          <w:rFonts w:ascii="Calibri" w:hAnsi="Calibri" w:cs="Calibri"/>
+        </w:rPr>
+        <w:t xml:space="preserve"> tranzystor </w:t>
+      </w:r>
+      <w:r>
+        <w:rPr>
+          <w:rStyle w:val="ac"/>
+          <w:rFonts w:ascii="Calibri" w:hAnsi="Calibri" w:cs="Calibri"/>
+        </w:rPr>
+        <w:t>T4</w:t>
+      </w:r>
+      <w:r>
+        <w:rPr>
+          <w:rFonts w:ascii="Calibri" w:hAnsi="Calibri" w:cs="Calibri"/>
+        </w:rPr>
+        <w:t xml:space="preserve"> praktycznie nie otwierał się w stopniu wystarczającym do poprawnej pracy klucza: napięcie na drenie nie przełączało się prawidłowo między dwoma skrajnymi poziomami, a prąd diody był zbyt mały, by układ działał tak jak wcześniej. Taki wynik jest zgodny z ogólną zasadą, że </w:t>
+      </w:r>
+      <w:r>
+        <w:rPr>
+          <w:rFonts w:ascii="Calibri" w:hAnsi="Calibri" w:cs="Calibri"/>
+        </w:rPr>
+        <w:t>napięcie progowe oznacza jedynie początek tworzenia kanału, a nie warunek poprawnej pracy jako klucz o małej rezystancji w stanie włączenia</w:t>
+      </w:r>
+      <w:r>
+        <w:rPr>
+          <w:rFonts w:ascii="Calibri" w:hAnsi="Calibri" w:cs="Calibri"/>
+        </w:rPr>
+        <w:t>.</w:t>
+      </w:r>
     </w:p>
     <w:p>
       <w:pPr>
@@ -5771,11 +7019,7 @@
         </w:tabs>
         <w:jc w:val="both"/>
         <w:rPr>
-          <w:rFonts w:ascii="Calibri" w:hAnsi="Calibri"/>
-          <w:color w:val="000000"/>
-          <w:sz w:val="28"/>
-          <w:szCs w:val="28"/>
-          <w:lang w:bidi="ar-SA"/>
+          <w:rFonts w:ascii="Calibri" w:hAnsi="Calibri" w:cs="Calibri"/>
         </w:rPr>
       </w:pPr>
     </w:p>
@@ -5786,30 +7030,144 @@
         </w:tabs>
         <w:jc w:val="both"/>
         <w:rPr>
-          <w:rFonts w:ascii="Calibri" w:hAnsi="Calibri"/>
-        </w:rPr>
-      </w:pPr>
-      <w:r>
-        <w:rPr>
-          <w:rFonts w:ascii="Calibri" w:hAnsi="Calibri"/>
+          <w:rFonts w:ascii="Calibri" w:hAnsi="Calibri" w:cs="Calibri"/>
+        </w:rPr>
+      </w:pPr>
+      <w:r>
+        <w:rPr>
+          <w:rFonts w:ascii="Calibri" w:hAnsi="Calibri" w:cs="Calibri"/>
+        </w:rPr>
+        <w:t xml:space="preserve">Po zwiększeniu napięcia sterującego do </w:t>
+      </w:r>
+      <m:oMath>
+        <m:sSub>
+          <m:sSubPr>
+            <m:ctrlPr>
+              <w:rPr>
+                <w:rStyle w:val="ac"/>
+                <w:rFonts w:ascii="Cambria Math" w:hAnsi="Cambria Math" w:cs="Calibri"/>
+                <w:b w:val="0"/>
+                <w:bCs w:val="0"/>
+                <w:i/>
+              </w:rPr>
+            </m:ctrlPr>
+          </m:sSubPr>
+          <m:e>
+            <m:r>
+              <w:rPr>
+                <w:rStyle w:val="ac"/>
+                <w:rFonts w:ascii="Cambria Math" w:hAnsi="Cambria Math" w:cs="Calibri"/>
+              </w:rPr>
+              <m:t>U</m:t>
+            </m:r>
+          </m:e>
+          <m:sub>
+            <m:r>
+              <w:rPr>
+                <w:rStyle w:val="ac"/>
+                <w:rFonts w:ascii="Cambria Math" w:hAnsi="Cambria Math" w:cs="Calibri"/>
+              </w:rPr>
+              <m:t>H</m:t>
+            </m:r>
+          </m:sub>
+        </m:sSub>
+      </m:oMath>
+      <w:r>
+        <w:rPr>
+          <w:rStyle w:val="ac"/>
+          <w:rFonts w:ascii="Calibri" w:hAnsi="Calibri" w:cs="Calibri"/>
+        </w:rPr>
+        <w:t xml:space="preserve"> = 5 V</w:t>
+      </w:r>
+      <w:r>
+        <w:rPr>
+          <w:rFonts w:ascii="Calibri" w:hAnsi="Calibri" w:cs="Calibri"/>
+        </w:rPr>
+        <w:t xml:space="preserve"> działanie układu istotnie się poprawiło: tranzystor zaczął się wyraźnie przełączać, a napięcie na drenie zmieniało się w dużo większym zakresie</w:t>
+      </w:r>
+      <w:r>
+        <w:rPr>
+          <w:rFonts w:ascii="Calibri" w:hAnsi="Calibri" w:cs="Calibri"/>
+        </w:rPr>
+        <w:t xml:space="preserve"> (warto zaznaczyć, że z</w:t>
+      </w:r>
+      <w:r>
+        <w:rPr>
+          <w:rFonts w:ascii="Calibri" w:hAnsi="Calibri" w:cs="Calibri"/>
+        </w:rPr>
+        <w:t xml:space="preserve">większenie </w:t>
+      </w:r>
+      <m:oMath>
+        <m:sSub>
+          <m:sSubPr>
+            <m:ctrlPr>
+              <w:rPr>
+                <w:rStyle w:val="ac"/>
+                <w:rFonts w:ascii="Cambria Math" w:hAnsi="Cambria Math" w:cs="Calibri"/>
+                <w:b w:val="0"/>
+                <w:bCs w:val="0"/>
+                <w:i/>
+              </w:rPr>
+            </m:ctrlPr>
+          </m:sSubPr>
+          <m:e>
+            <m:r>
+              <w:rPr>
+                <w:rStyle w:val="ac"/>
+                <w:rFonts w:ascii="Cambria Math" w:hAnsi="Cambria Math" w:cs="Calibri"/>
+              </w:rPr>
+              <m:t>U</m:t>
+            </m:r>
+          </m:e>
+          <m:sub>
+            <m:r>
+              <w:rPr>
+                <w:rStyle w:val="ac"/>
+                <w:rFonts w:ascii="Cambria Math" w:hAnsi="Cambria Math" w:cs="Calibri"/>
+              </w:rPr>
+              <m:t>H</m:t>
+            </m:r>
+          </m:sub>
+        </m:sSub>
+      </m:oMath>
+      <w:r>
+        <w:rPr>
+          <w:rFonts w:ascii="Calibri" w:hAnsi="Calibri" w:cs="Calibri"/>
+        </w:rPr>
+        <w:t xml:space="preserve"> do 5 V poprawiło pracę układu w warunkach laboratoryjnych, ale w praktyce taki zabieg nie zawsze jest możliwy. Dlatego dobór tranzystora musi uwzględniać napięcie sterujące dostępne w rzeczywistym układzie</w:t>
+      </w:r>
+      <w:r>
+        <w:rPr>
+          <w:rFonts w:ascii="Calibri" w:hAnsi="Calibri" w:cs="Calibri"/>
+        </w:rPr>
+        <w:t>).</w:t>
+      </w:r>
+      <w:r>
+        <w:rPr>
+          <w:rFonts w:ascii="Calibri" w:hAnsi="Calibri" w:cs="Calibri"/>
+        </w:rPr>
+        <w:t xml:space="preserve"> Nie oznacza to jednak, że T4 jest równie wygodny w sterowaniu jak T3. Z instrukcji wynika, że T4 jest tranzystorem </w:t>
+      </w:r>
+      <w:r>
+        <w:rPr>
+          <w:rStyle w:val="ac"/>
+          <w:rFonts w:ascii="Calibri" w:hAnsi="Calibri" w:cs="Calibri"/>
+        </w:rPr>
+        <w:t>wysokonapięciowym i dużej mocy</w:t>
+      </w:r>
+      <w:r>
+        <w:rPr>
+          <w:rFonts w:ascii="Calibri" w:hAnsi="Calibri" w:cs="Calibri"/>
           <w:b/>
           <w:bCs/>
-          <w:color w:val="000000"/>
-          <w:sz w:val="28"/>
-          <w:szCs w:val="28"/>
-          <w:lang w:bidi="ar-SA"/>
-        </w:rPr>
-        <w:t>3.</w:t>
-      </w:r>
-      <w:r>
-        <w:rPr>
-          <w:rFonts w:ascii="Calibri" w:hAnsi="Calibri"/>
-          <w:b/>
-          <w:bCs/>
-          <w:color w:val="000000"/>
-          <w:lang w:bidi="ar-SA"/>
-        </w:rPr>
-        <w:t xml:space="preserve"> Podsumowanie</w:t>
+        </w:rPr>
+        <w:t>,</w:t>
+      </w:r>
+      <w:r>
+        <w:rPr>
+          <w:rFonts w:ascii="Calibri" w:hAnsi="Calibri" w:cs="Calibri"/>
+        </w:rPr>
+        <w:t xml:space="preserve"> a w materiałach teoretycznych podkreślono, że duże MOSFET-y mają zwykle większą pojemność wejściową i mogą wymagać silniejszego sterowania bramki. To dobrze tłumaczy, dlaczego tranzystor, który „jest MOSFET-em”, nie musi dobrze działać przy małej amplitudzie sygnału logicznego.</w:t>
       </w:r>
     </w:p>
     <w:p>
@@ -5819,9 +7177,7 @@
         </w:tabs>
         <w:jc w:val="both"/>
         <w:rPr>
-          <w:rFonts w:ascii="Calibri" w:hAnsi="Calibri"/>
-          <w:color w:val="000000"/>
-          <w:lang w:bidi="ar-SA"/>
+          <w:rFonts w:ascii="Calibri" w:hAnsi="Calibri" w:cs="Calibri"/>
         </w:rPr>
       </w:pPr>
     </w:p>
@@ -5832,6 +7188,206 @@
         </w:tabs>
         <w:jc w:val="both"/>
         <w:rPr>
+          <w:rFonts w:ascii="Calibri" w:hAnsi="Calibri" w:cs="Calibri"/>
+          <w:color w:val="000000"/>
+          <w:lang w:bidi="ar-SA"/>
+        </w:rPr>
+      </w:pPr>
+      <w:r>
+        <w:rPr>
+          <w:rFonts w:ascii="Calibri" w:hAnsi="Calibri" w:cs="Calibri"/>
+        </w:rPr>
+        <w:t xml:space="preserve">Najważniejszy wniosek z tej części ćwiczenia jest taki, że </w:t>
+      </w:r>
+      <w:r>
+        <w:rPr>
+          <w:rStyle w:val="ac"/>
+          <w:rFonts w:ascii="Calibri" w:hAnsi="Calibri" w:cs="Calibri"/>
+        </w:rPr>
+        <w:t>nie wolno oceniać tranzystora tylko po tym, że jest „MOSFET-em”</w:t>
+      </w:r>
+      <w:r>
+        <w:rPr>
+          <w:rFonts w:ascii="Calibri" w:hAnsi="Calibri" w:cs="Calibri"/>
+          <w:b/>
+          <w:bCs/>
+        </w:rPr>
+        <w:t>.</w:t>
+      </w:r>
+      <w:r>
+        <w:rPr>
+          <w:rFonts w:ascii="Calibri" w:hAnsi="Calibri" w:cs="Calibri"/>
+        </w:rPr>
+        <w:t xml:space="preserve"> Przy projektowaniu klucza unipolarnego trzeba sprawdzić, jakie napięcie </w:t>
+      </w:r>
+      <m:oMath>
+        <m:sSub>
+          <m:sSubPr>
+            <m:ctrlPr>
+              <w:rPr>
+                <w:rStyle w:val="ac"/>
+                <w:rFonts w:ascii="Cambria Math" w:hAnsi="Cambria Math" w:cs="Calibri"/>
+                <w:b w:val="0"/>
+                <w:bCs w:val="0"/>
+                <w:i/>
+              </w:rPr>
+            </m:ctrlPr>
+          </m:sSubPr>
+          <m:e>
+            <m:r>
+              <w:rPr>
+                <w:rStyle w:val="ac"/>
+                <w:rFonts w:ascii="Cambria Math" w:hAnsi="Cambria Math" w:cs="Calibri"/>
+              </w:rPr>
+              <m:t>U</m:t>
+            </m:r>
+          </m:e>
+          <m:sub>
+            <m:r>
+              <w:rPr>
+                <w:rStyle w:val="ac"/>
+                <w:rFonts w:ascii="Cambria Math" w:hAnsi="Cambria Math" w:cs="Calibri"/>
+              </w:rPr>
+              <m:t>GS</m:t>
+            </m:r>
+          </m:sub>
+        </m:sSub>
+      </m:oMath>
+      <w:r>
+        <w:rPr>
+          <w:rFonts w:ascii="Calibri" w:hAnsi="Calibri" w:cs="Calibri"/>
+        </w:rPr>
+        <w:t xml:space="preserve"> jest realnie dostępne, jaka będzie rezystancja </w:t>
+      </w:r>
+      <m:oMath>
+        <m:sSub>
+          <m:sSubPr>
+            <m:ctrlPr>
+              <w:rPr>
+                <w:rStyle w:val="ac"/>
+                <w:rFonts w:ascii="Cambria Math" w:hAnsi="Cambria Math" w:cs="Calibri"/>
+                <w:b w:val="0"/>
+                <w:bCs w:val="0"/>
+                <w:i/>
+              </w:rPr>
+            </m:ctrlPr>
+          </m:sSubPr>
+          <m:e>
+            <m:r>
+              <w:rPr>
+                <w:rStyle w:val="ac"/>
+                <w:rFonts w:ascii="Cambria Math" w:hAnsi="Cambria Math" w:cs="Calibri"/>
+              </w:rPr>
+              <m:t>R</m:t>
+            </m:r>
+          </m:e>
+          <m:sub>
+            <m:r>
+              <w:rPr>
+                <w:rStyle w:val="ac"/>
+                <w:rFonts w:ascii="Cambria Math" w:hAnsi="Cambria Math" w:cs="Calibri"/>
+              </w:rPr>
+              <m:t>DS</m:t>
+            </m:r>
+          </m:sub>
+        </m:sSub>
+        <m:r>
+          <w:rPr>
+            <w:rStyle w:val="ac"/>
+            <w:rFonts w:ascii="Cambria Math" w:hAnsi="Cambria Math" w:cs="Calibri"/>
+          </w:rPr>
+          <m:t>(on)</m:t>
+        </m:r>
+      </m:oMath>
+      <w:r>
+        <w:rPr>
+          <w:rFonts w:ascii="Calibri" w:hAnsi="Calibri" w:cs="Calibri"/>
+        </w:rPr>
+        <w:t xml:space="preserve"> przy tym napięciu oraz czy źródło sterujące poradzi sobie z pojemnością wejściową bramki. T3 pokazał, że mały MOSFET może działać poprawnie nawet przy stosunkowo niewielkim napięciu sterującym, natomiast T4 pokazał, że tranzystor przeznaczony do pracy przy wyższych napięciach i większych mocach nie musi nadawać się do bezpośredniego sterowania z sygnału o małej amplitudzie.</w:t>
+      </w:r>
+    </w:p>
+    <w:p>
+      <w:pPr>
+        <w:tabs>
+          <w:tab w:val="left" w:pos="288"/>
+        </w:tabs>
+        <w:jc w:val="both"/>
+        <w:rPr>
+          <w:rFonts w:ascii="Calibri" w:hAnsi="Calibri"/>
+          <w:color w:val="000000"/>
+          <w:sz w:val="21"/>
+          <w:lang w:bidi="ar-SA"/>
+        </w:rPr>
+      </w:pPr>
+    </w:p>
+    <w:p>
+      <w:pPr>
+        <w:tabs>
+          <w:tab w:val="left" w:pos="288"/>
+        </w:tabs>
+        <w:jc w:val="both"/>
+        <w:rPr>
+          <w:rFonts w:ascii="Calibri" w:hAnsi="Calibri"/>
+          <w:color w:val="000000"/>
+          <w:sz w:val="28"/>
+          <w:szCs w:val="28"/>
+          <w:lang w:bidi="ar-SA"/>
+        </w:rPr>
+      </w:pPr>
+    </w:p>
+    <w:p>
+      <w:pPr>
+        <w:tabs>
+          <w:tab w:val="left" w:pos="288"/>
+        </w:tabs>
+        <w:jc w:val="both"/>
+        <w:rPr>
+          <w:rFonts w:ascii="Calibri" w:hAnsi="Calibri"/>
+        </w:rPr>
+      </w:pPr>
+      <w:r>
+        <w:rPr>
+          <w:rFonts w:ascii="Calibri" w:hAnsi="Calibri"/>
+          <w:b/>
+          <w:bCs/>
+          <w:color w:val="000000"/>
+          <w:sz w:val="28"/>
+          <w:szCs w:val="28"/>
+          <w:lang w:bidi="ar-SA"/>
+        </w:rPr>
+        <w:t>3.</w:t>
+      </w:r>
+      <w:r>
+        <w:rPr>
+          <w:rFonts w:ascii="Calibri" w:hAnsi="Calibri"/>
+          <w:b/>
+          <w:bCs/>
+          <w:color w:val="000000"/>
+          <w:lang w:bidi="ar-SA"/>
+        </w:rPr>
+        <w:t xml:space="preserve"> Podsumowanie</w:t>
+      </w:r>
+    </w:p>
+    <w:p>
+      <w:pPr>
+        <w:tabs>
+          <w:tab w:val="left" w:pos="288"/>
+        </w:tabs>
+        <w:jc w:val="both"/>
+        <w:rPr>
+          <w:rFonts w:ascii="Calibri" w:hAnsi="Calibri"/>
+          <w:color w:val="000000"/>
+          <w:lang w:bidi="ar-SA"/>
+        </w:rPr>
+      </w:pPr>
+    </w:p>
+    <w:p>
+      <w:pPr>
+        <w:tabs>
+          <w:tab w:val="left" w:pos="288"/>
+        </w:tabs>
+        <w:jc w:val="both"/>
+        <w:rPr>
           <w:rFonts w:ascii="Calibri" w:hAnsi="Calibri"/>
         </w:rPr>
       </w:pPr>
@@ -5843,7 +7399,94 @@
           <w:color w:val="FF0000"/>
           <w:lang w:bidi="ar-SA"/>
         </w:rPr>
-        <w:lastRenderedPageBreak/>
+        <w:t xml:space="preserve">(tu podsumuj WSZYSTKIE dotychczas zebrane doświadczenia i wyciągnij z nich </w:t>
+      </w:r>
+      <w:r>
+        <w:rPr>
+          <w:rFonts w:ascii="Calibri" w:hAnsi="Calibri"/>
+          <w:i/>
+          <w:iCs/>
+          <w:color w:val="FF0000"/>
+          <w:u w:val="single"/>
+          <w:lang w:bidi="ar-SA"/>
+        </w:rPr>
+        <w:t>wnioski</w:t>
+      </w:r>
+      <w:r>
+        <w:rPr>
+          <w:rFonts w:ascii="Calibri" w:hAnsi="Calibri"/>
+          <w:i/>
+          <w:iCs/>
+          <w:color w:val="FF0000"/>
+          <w:lang w:bidi="ar-SA"/>
+        </w:rPr>
+        <w:t>. Nie OPISUJ ponownie tego, co już wcześniej zostało opisanie i udokumentowanie)</w:t>
+      </w:r>
+    </w:p>
+    <w:p>
+      <w:pPr>
+        <w:tabs>
+          <w:tab w:val="left" w:pos="288"/>
+        </w:tabs>
+        <w:jc w:val="both"/>
+        <w:rPr>
+          <w:rFonts w:ascii="Calibri" w:hAnsi="Calibri"/>
+        </w:rPr>
+      </w:pPr>
+      <w:r>
+        <w:rPr>
+          <w:rFonts w:ascii="Calibri" w:hAnsi="Calibri"/>
+          <w:b/>
+          <w:bCs/>
+          <w:color w:val="000000"/>
+          <w:sz w:val="28"/>
+          <w:szCs w:val="28"/>
+          <w:lang w:bidi="ar-SA"/>
+        </w:rPr>
+        <w:t>3.</w:t>
+      </w:r>
+      <w:r>
+        <w:rPr>
+          <w:rFonts w:ascii="Calibri" w:hAnsi="Calibri"/>
+          <w:b/>
+          <w:bCs/>
+          <w:color w:val="000000"/>
+          <w:lang w:bidi="ar-SA"/>
+        </w:rPr>
+        <w:t xml:space="preserve"> Podsumowanie</w:t>
+      </w:r>
+    </w:p>
+    <w:p>
+      <w:pPr>
+        <w:tabs>
+          <w:tab w:val="left" w:pos="288"/>
+        </w:tabs>
+        <w:jc w:val="both"/>
+        <w:rPr>
+          <w:rFonts w:ascii="Calibri" w:hAnsi="Calibri"/>
+          <w:color w:val="000000"/>
+          <w:lang w:bidi="ar-SA"/>
+        </w:rPr>
+      </w:pPr>
+    </w:p>
+    <w:p>
+      <w:pPr>
+        <w:tabs>
+          <w:tab w:val="left" w:pos="288"/>
+        </w:tabs>
+        <w:jc w:val="both"/>
+        <w:rPr>
+          <w:rFonts w:ascii="Calibri" w:hAnsi="Calibri"/>
+        </w:rPr>
+      </w:pPr>
+      <w:r>
+        <w:rPr>
+          <w:rFonts w:ascii="Calibri" w:hAnsi="Calibri"/>
+          <w:i/>
+          <w:iCs/>
+          <w:color w:val="FF0000"/>
+          <w:lang w:bidi="ar-SA"/>
+        </w:rPr>
         <w:t xml:space="preserve">(tu podsumuj WSZYSTKIE dotychczas zebrane doświadczenia i wyciągnij z nich </w:t>
       </w:r>
       <w:r>
@@ -5971,8 +7614,101 @@
       </w:pPr>
     </w:lvl>
   </w:abstractNum>
+  <w:abstractNum w:abstractNumId="1" w15:restartNumberingAfterBreak="0">
+    <w:nsid w:val="17233C8D"/>
+    <w:multiLevelType w:val="hybridMultilevel"/>
+    <w:tmpl w:val="309C2476"/>
+    <w:lvl w:ilvl="0" w:tplc="095EABD8">
+      <w:start w:val="1"/>
+      <w:numFmt w:val="upperLetter"/>
+      <w:lvlText w:val="%1."/>
+      <w:lvlJc w:val="left"/>
+      <w:pPr>
+        <w:ind w:left="720" w:hanging="360"/>
+      </w:pPr>
+      <w:rPr>
+        <w:rFonts w:hint="default"/>
+        <w:b/>
+      </w:rPr>
+    </w:lvl>
+    <w:lvl w:ilvl="1" w:tplc="04190019" w:tentative="1">
+      <w:start w:val="1"/>
+      <w:numFmt w:val="lowerLetter"/>
+      <w:lvlText w:val="%2."/>
+      <w:lvlJc w:val="left"/>
+      <w:pPr>
+        <w:ind w:left="1440" w:hanging="360"/>
+      </w:pPr>
+    </w:lvl>
+    <w:lvl w:ilvl="2" w:tplc="0419001B" w:tentative="1">
+      <w:start w:val="1"/>
+      <w:numFmt w:val="lowerRoman"/>
+      <w:lvlText w:val="%3."/>
+      <w:lvlJc w:val="right"/>
+      <w:pPr>
+        <w:ind w:left="2160" w:hanging="180"/>
+      </w:pPr>
+    </w:lvl>
+    <w:lvl w:ilvl="3" w:tplc="0419000F" w:tentative="1">
+      <w:start w:val="1"/>
+      <w:numFmt w:val="decimal"/>
+      <w:lvlText w:val="%4."/>
+      <w:lvlJc w:val="left"/>
+      <w:pPr>
+        <w:ind w:left="2880" w:hanging="360"/>
+      </w:pPr>
+    </w:lvl>
+    <w:lvl w:ilvl="4" w:tplc="04190019" w:tentative="1">
+      <w:start w:val="1"/>
+      <w:numFmt w:val="lowerLetter"/>
+      <w:lvlText w:val="%5."/>
+      <w:lvlJc w:val="left"/>
+      <w:pPr>
+        <w:ind w:left="3600" w:hanging="360"/>
+      </w:pPr>
+    </w:lvl>
+    <w:lvl w:ilvl="5" w:tplc="0419001B" w:tentative="1">
+      <w:start w:val="1"/>
+      <w:numFmt w:val="lowerRoman"/>
+      <w:lvlText w:val="%6."/>
+      <w:lvlJc w:val="right"/>
+      <w:pPr>
+        <w:ind w:left="4320" w:hanging="180"/>
+      </w:pPr>
+    </w:lvl>
+    <w:lvl w:ilvl="6" w:tplc="0419000F" w:tentative="1">
+      <w:start w:val="1"/>
+      <w:numFmt w:val="decimal"/>
+      <w:lvlText w:val="%7."/>
+      <w:lvlJc w:val="left"/>
+      <w:pPr>
+        <w:ind w:left="5040" w:hanging="360"/>
+      </w:pPr>
+    </w:lvl>
+    <w:lvl w:ilvl="7" w:tplc="04190019" w:tentative="1">
+      <w:start w:val="1"/>
+      <w:numFmt w:val="lowerLetter"/>
+      <w:lvlText w:val="%8."/>
+      <w:lvlJc w:val="left"/>
+      <w:pPr>
+        <w:ind w:left="5760" w:hanging="360"/>
+      </w:pPr>
+    </w:lvl>
+    <w:lvl w:ilvl="8" w:tplc="0419001B" w:tentative="1">
+      <w:start w:val="1"/>
+      <w:numFmt w:val="lowerRoman"/>
+      <w:lvlText w:val="%9."/>
+      <w:lvlJc w:val="right"/>
+      <w:pPr>
+        <w:ind w:left="6480" w:hanging="180"/>
+      </w:pPr>
+    </w:lvl>
+  </w:abstractNum>
   <w:num w:numId="1">
     <w:abstractNumId w:val="0"/>
+  </w:num>
+  <w:num w:numId="2">
+    <w:abstractNumId w:val="1"/>
   </w:num>
 </w:numbering>
 </file>
@@ -6532,6 +8268,33 @@
       <w:szCs w:val="21"/>
     </w:rPr>
   </w:style>
+  <w:style w:type="paragraph" w:styleId="ab">
+    <w:name w:val="Normal (Web)"/>
+    <w:basedOn w:val="a"/>
+    <w:uiPriority w:val="99"/>
+    <w:unhideWhenUsed/>
+    <w:rsid w:val="007849C9"/>
+    <w:pPr>
+      <w:suppressAutoHyphens w:val="0"/>
+      <w:spacing w:before="100" w:beforeAutospacing="1" w:after="100" w:afterAutospacing="1"/>
+    </w:pPr>
+    <w:rPr>
+      <w:rFonts w:ascii="Times New Roman" w:eastAsia="Times New Roman" w:hAnsi="Times New Roman" w:cs="Times New Roman"/>
+      <w:kern w:val="0"/>
+      <w:lang w:val="ru-RU" w:eastAsia="ru-RU" w:bidi="ar-SA"/>
+    </w:rPr>
+  </w:style>
+  <w:style w:type="character" w:styleId="ac">
+    <w:name w:val="Strong"/>
+    <w:basedOn w:val="a0"/>
+    <w:uiPriority w:val="22"/>
+    <w:qFormat/>
+    <w:rsid w:val="00AD5579"/>
+    <w:rPr>
+      <w:b/>
+      <w:bCs/>
+    </w:rPr>
+  </w:style>
 </w:styles>
 </file>
 

--- a/Lab1/LELA1_LAB1_Rah_Sal.docx
+++ b/Lab1/LELA1_LAB1_Rah_Sal.docx
@@ -2371,15 +2371,22 @@
         <w:rPr>
           <w:rFonts w:ascii="Calibri" w:hAnsi="Calibri"/>
         </w:rPr>
-        <w:t xml:space="preserve"> CH1 – sygnał z generatora, CH2 – napięcie na kolektorze tranzystora T1</w:t>
-      </w:r>
-    </w:p>
-    <w:p>
-      <w:pPr>
-        <w:rPr>
-          <w:rFonts w:ascii="Calibri" w:hAnsi="Calibri"/>
-        </w:rPr>
-      </w:pPr>
+        <w:t xml:space="preserve"> </w:t>
+      </w:r>
+    </w:p>
+    <w:p>
+      <w:pPr>
+        <w:jc w:val="center"/>
+        <w:rPr>
+          <w:rFonts w:ascii="Calibri" w:hAnsi="Calibri"/>
+        </w:rPr>
+      </w:pPr>
+      <w:r>
+        <w:rPr>
+          <w:rFonts w:ascii="Calibri" w:hAnsi="Calibri"/>
+        </w:rPr>
+        <w:t>CH1 – sygnał z generatora, CH2 – napięcie na kolektorze tranzystora T1</w:t>
+      </w:r>
     </w:p>
     <w:p>
       <w:pPr>
@@ -5243,6 +5250,20 @@
           <w:iCs/>
         </w:rPr>
       </w:pPr>
+      <w:r>
+        <w:rPr>
+          <w:rFonts w:ascii="Calibri" w:hAnsi="Calibri"/>
+          <w:iCs/>
+        </w:rPr>
+        <w:t>Proje</w:t>
+      </w:r>
+      <w:r>
+        <w:rPr>
+          <w:rFonts w:ascii="Calibri" w:hAnsi="Calibri"/>
+          <w:iCs/>
+        </w:rPr>
+        <w:t>ktując klucz na bipolarnym tranzystorze musimy zapewnić odpowiedni prąd bazy tak, aby</w:t>
+      </w:r>
     </w:p>
     <w:p>
       <w:pPr>
@@ -5298,14 +5319,70 @@
           <w:rFonts w:ascii="Calibri" w:hAnsi="Calibri"/>
           <w:iCs/>
         </w:rPr>
-        <w:t>Proje</w:t>
+        <w:t>t</w:t>
       </w:r>
       <w:r>
         <w:rPr>
           <w:rFonts w:ascii="Calibri" w:hAnsi="Calibri"/>
           <w:iCs/>
         </w:rPr>
-        <w:t>ktując klucz na bipolarnym tranzystorze musimy zapewnić odpowiedni prąd bazy tak, aby</w:t>
+        <w:t>ranzys</w:t>
+      </w:r>
+      <w:r>
+        <w:rPr>
+          <w:rFonts w:ascii="Calibri" w:hAnsi="Calibri"/>
+          <w:iCs/>
+        </w:rPr>
+        <w:t xml:space="preserve">tor </w:t>
+      </w:r>
+      <w:r>
+        <w:rPr>
+          <w:rFonts w:ascii="Calibri" w:hAnsi="Calibri"/>
+          <w:iCs/>
+        </w:rPr>
+        <w:t>znajdował się w stanie nasycenia. Jednak prąd ten nie</w:t>
+      </w:r>
+      <w:r>
+        <w:rPr>
+          <w:rFonts w:ascii="Calibri" w:hAnsi="Calibri"/>
+          <w:iCs/>
+        </w:rPr>
+        <w:t xml:space="preserve"> może byd zbyt wysoki, gdyż im tranzystor głębiej nasycony</w:t>
+      </w:r>
+      <w:r>
+        <w:rPr>
+          <w:rFonts w:ascii="Calibri" w:hAnsi="Calibri"/>
+          <w:iCs/>
+        </w:rPr>
+        <w:t xml:space="preserve"> tym</w:t>
+      </w:r>
+      <w:r>
+        <w:rPr>
+          <w:rFonts w:ascii="Calibri" w:hAnsi="Calibri"/>
+          <w:iCs/>
+        </w:rPr>
+        <w:t xml:space="preserve"> wczesniej zaczynają</w:t>
+      </w:r>
+      <w:r>
+        <w:rPr>
+          <w:rFonts w:ascii="Calibri" w:hAnsi="Calibri"/>
+          <w:iCs/>
+        </w:rPr>
+        <w:t xml:space="preserve"> </w:t>
+      </w:r>
+      <w:r>
+        <w:rPr>
+          <w:rFonts w:ascii="Calibri" w:hAnsi="Calibri"/>
+          <w:iCs/>
+        </w:rPr>
+        <w:t>występowąć opóźnienia w rozwieraniu</w:t>
+      </w:r>
+      <w:r>
+        <w:rPr>
+          <w:rFonts w:ascii="Calibri" w:hAnsi="Calibri"/>
+          <w:iCs/>
+        </w:rPr>
+        <w:t xml:space="preserve"> klucza. </w:t>
       </w:r>
     </w:p>
     <w:p>
@@ -5354,112 +5431,6 @@
         </w:tabs>
         <w:rPr>
           <w:rFonts w:ascii="Calibri" w:hAnsi="Calibri"/>
-          <w:iCs/>
-        </w:rPr>
-      </w:pPr>
-      <w:r>
-        <w:rPr>
-          <w:rFonts w:ascii="Calibri" w:hAnsi="Calibri"/>
-          <w:iCs/>
-        </w:rPr>
-        <w:t>t</w:t>
-      </w:r>
-      <w:r>
-        <w:rPr>
-          <w:rFonts w:ascii="Calibri" w:hAnsi="Calibri"/>
-          <w:iCs/>
-        </w:rPr>
-        <w:t>ranzys</w:t>
-      </w:r>
-      <w:r>
-        <w:rPr>
-          <w:rFonts w:ascii="Calibri" w:hAnsi="Calibri"/>
-          <w:iCs/>
-        </w:rPr>
-        <w:t xml:space="preserve">tor </w:t>
-      </w:r>
-      <w:r>
-        <w:rPr>
-          <w:rFonts w:ascii="Calibri" w:hAnsi="Calibri"/>
-          <w:iCs/>
-        </w:rPr>
-        <w:t>znajdował się w stanie nasycenia. Jednak prąd ten nie</w:t>
-      </w:r>
-      <w:r>
-        <w:rPr>
-          <w:rFonts w:ascii="Calibri" w:hAnsi="Calibri"/>
-          <w:iCs/>
-        </w:rPr>
-        <w:t xml:space="preserve"> może byd zbyt wysoki, gdyż im tranzystor głębiej nasycony wczesniej zaczynają</w:t>
-      </w:r>
-      <w:r>
-        <w:rPr>
-          <w:rFonts w:ascii="Calibri" w:hAnsi="Calibri"/>
-          <w:iCs/>
-        </w:rPr>
-        <w:t xml:space="preserve"> </w:t>
-      </w:r>
-      <w:r>
-        <w:rPr>
-          <w:rFonts w:ascii="Calibri" w:hAnsi="Calibri"/>
-          <w:iCs/>
-        </w:rPr>
-        <w:t>występowąć opóźnienia w rozwieraniu</w:t>
-      </w:r>
-      <w:r>
-        <w:rPr>
-          <w:rFonts w:ascii="Calibri" w:hAnsi="Calibri"/>
-          <w:iCs/>
-        </w:rPr>
-        <w:t xml:space="preserve"> klucza. </w:t>
-      </w:r>
-    </w:p>
-    <w:p>
-      <w:pPr>
-        <w:tabs>
-          <w:tab w:val="left" w:pos="0"/>
-          <w:tab w:val="left" w:pos="709"/>
-          <w:tab w:val="left" w:pos="1418"/>
-          <w:tab w:val="left" w:pos="2127"/>
-          <w:tab w:val="left" w:pos="2836"/>
-          <w:tab w:val="left" w:pos="3546"/>
-          <w:tab w:val="left" w:pos="4255"/>
-          <w:tab w:val="left" w:pos="4964"/>
-          <w:tab w:val="left" w:pos="5673"/>
-          <w:tab w:val="left" w:pos="6382"/>
-          <w:tab w:val="left" w:pos="7092"/>
-          <w:tab w:val="left" w:pos="7801"/>
-          <w:tab w:val="left" w:pos="8510"/>
-          <w:tab w:val="left" w:pos="9219"/>
-          <w:tab w:val="left" w:pos="9928"/>
-          <w:tab w:val="left" w:pos="10638"/>
-          <w:tab w:val="left" w:pos="11347"/>
-          <w:tab w:val="left" w:pos="12056"/>
-          <w:tab w:val="left" w:pos="12765"/>
-          <w:tab w:val="left" w:pos="13474"/>
-          <w:tab w:val="left" w:pos="14184"/>
-          <w:tab w:val="left" w:pos="14893"/>
-          <w:tab w:val="left" w:pos="15602"/>
-          <w:tab w:val="left" w:pos="16311"/>
-          <w:tab w:val="left" w:pos="17020"/>
-          <w:tab w:val="left" w:pos="17730"/>
-          <w:tab w:val="left" w:pos="18439"/>
-          <w:tab w:val="left" w:pos="19148"/>
-          <w:tab w:val="left" w:pos="19857"/>
-          <w:tab w:val="left" w:pos="20566"/>
-          <w:tab w:val="left" w:pos="21276"/>
-          <w:tab w:val="left" w:pos="21985"/>
-          <w:tab w:val="left" w:pos="22694"/>
-          <w:tab w:val="left" w:pos="23403"/>
-          <w:tab w:val="left" w:pos="24112"/>
-          <w:tab w:val="left" w:pos="24822"/>
-          <w:tab w:val="left" w:pos="25531"/>
-          <w:tab w:val="left" w:pos="26240"/>
-          <w:tab w:val="left" w:pos="26949"/>
-          <w:tab w:val="left" w:pos="27658"/>
-        </w:tabs>
-        <w:rPr>
-          <w:rFonts w:ascii="Calibri" w:hAnsi="Calibri"/>
           <w:i/>
           <w:iCs/>
           <w:lang w:bidi="ar-SA"/>
@@ -5534,7 +5505,103 @@
         <w:tabs>
           <w:tab w:val="left" w:pos="288"/>
         </w:tabs>
-        <w:jc w:val="both"/>
+        <w:jc w:val="center"/>
+        <w:rPr>
+          <w:rFonts w:ascii="Calibri" w:hAnsi="Calibri"/>
+          <w:b/>
+          <w:bCs/>
+          <w:color w:val="000000"/>
+          <w:lang w:bidi="ar-SA"/>
+        </w:rPr>
+      </w:pPr>
+      <w:r>
+        <w:rPr>
+          <w:rFonts w:ascii="Calibri" w:hAnsi="Calibri"/>
+          <w:b/>
+          <w:bCs/>
+          <w:noProof/>
+          <w:color w:val="000000"/>
+          <w:lang w:val="ru-RU" w:eastAsia="ru-RU" w:bidi="ar-SA"/>
+        </w:rPr>
+        <w:drawing>
+          <wp:inline distT="0" distB="0" distL="0" distR="0" wp14:anchorId="48E4F9D1" wp14:editId="53217E47">
+            <wp:extent cx="1329267" cy="1429969"/>
+            <wp:effectExtent l="0" t="0" r="4445" b="0"/>
+            <wp:docPr id="6" name="Рисунок 6"/>
+            <wp:cNvGraphicFramePr>
+              <a:graphicFrameLocks xmlns:a="http://schemas.openxmlformats.org/drawingml/2006/main" noChangeAspect="1"/>
+            </wp:cNvGraphicFramePr>
+            <a:graphic xmlns:a="http://schemas.openxmlformats.org/drawingml/2006/main">
+              <a:graphicData uri="http://schemas.openxmlformats.org/drawingml/2006/picture">
+                <pic:pic xmlns:pic="http://schemas.openxmlformats.org/drawingml/2006/picture">
+                  <pic:nvPicPr>
+                    <pic:cNvPr id="1" name=""/>
+                    <pic:cNvPicPr/>
+                  </pic:nvPicPr>
+                  <pic:blipFill>
+                    <a:blip r:embed="rId16"/>
+                    <a:stretch>
+                      <a:fillRect/>
+                    </a:stretch>
+                  </pic:blipFill>
+                  <pic:spPr>
+                    <a:xfrm>
+                      <a:off x="0" y="0"/>
+                      <a:ext cx="1334313" cy="1435397"/>
+                    </a:xfrm>
+                    <a:prstGeom prst="rect">
+                      <a:avLst/>
+                    </a:prstGeom>
+                  </pic:spPr>
+                </pic:pic>
+              </a:graphicData>
+            </a:graphic>
+          </wp:inline>
+        </w:drawing>
+      </w:r>
+    </w:p>
+    <w:p>
+      <w:pPr>
+        <w:jc w:val="center"/>
+        <w:rPr>
+          <w:rFonts w:ascii="Calibri" w:hAnsi="Calibri"/>
+        </w:rPr>
+      </w:pPr>
+      <w:r>
+        <w:rPr>
+          <w:rFonts w:ascii="Calibri" w:hAnsi="Calibri"/>
+          <w:bCs/>
+          <w:color w:val="000000"/>
+          <w:lang w:bidi="ar-SA"/>
+        </w:rPr>
+        <w:t xml:space="preserve">Rys. 2.1. </w:t>
+      </w:r>
+      <w:r>
+        <w:rPr>
+          <w:rFonts w:ascii="Calibri" w:hAnsi="Calibri"/>
+        </w:rPr>
+        <w:t>S</w:t>
+      </w:r>
+      <w:r>
+        <w:rPr>
+          <w:rFonts w:ascii="Calibri" w:hAnsi="Calibri"/>
+        </w:rPr>
+        <w:t>chemat ideowy klucza unipolarnego z „diopornikiem”</w:t>
+      </w:r>
+    </w:p>
+    <w:p>
+      <w:pPr>
+        <w:jc w:val="center"/>
+        <w:rPr>
+          <w:rFonts w:ascii="Calibri" w:hAnsi="Calibri"/>
+        </w:rPr>
+      </w:pPr>
+    </w:p>
+    <w:p>
+      <w:pPr>
+        <w:tabs>
+          <w:tab w:val="left" w:pos="288"/>
+        </w:tabs>
         <w:rPr>
           <w:rFonts w:ascii="Calibri" w:hAnsi="Calibri"/>
           <w:color w:val="000000"/>
@@ -5582,7 +5649,7 @@
                     </pic:cNvPicPr>
                   </pic:nvPicPr>
                   <pic:blipFill>
-                    <a:blip r:embed="rId16"/>
+                    <a:blip r:embed="rId17"/>
                     <a:stretch>
                       <a:fillRect/>
                     </a:stretch>
@@ -5656,7 +5723,15 @@
           <w:iCs/>
           <w:lang w:bidi="ar-SA"/>
         </w:rPr>
-        <w:t>Rys 2.1</w:t>
+        <w:t>R</w:t>
+      </w:r>
+      <w:r>
+        <w:rPr>
+          <w:rFonts w:ascii="Calibri" w:hAnsi="Calibri"/>
+          <w:iCs/>
+          <w:lang w:bidi="ar-SA"/>
+        </w:rPr>
+        <w:t>ys 2.2.</w:t>
       </w:r>
     </w:p>
     <w:p>
@@ -5673,7 +5748,13 @@
         <w:rPr>
           <w:rFonts w:ascii="Calibri" w:hAnsi="Calibri"/>
         </w:rPr>
-        <w:t>CH1 – sygnał z generatora, CH2 – napięcie na kolektorze tranzystora T1</w:t>
+        <w:t>CH1 – sygnał z generatora, CH2 – napię</w:t>
+      </w:r>
+      <w:r>
+        <w:rPr>
+          <w:rFonts w:ascii="Calibri" w:hAnsi="Calibri"/>
+        </w:rPr>
+        <w:t>cie na kolektorze tranzystora T3</w:t>
       </w:r>
     </w:p>
     <w:p>
@@ -5681,15 +5762,180 @@
         <w:tabs>
           <w:tab w:val="left" w:pos="288"/>
         </w:tabs>
-        <w:jc w:val="center"/>
         <w:rPr>
           <w:rFonts w:ascii="Calibri" w:hAnsi="Calibri"/>
           <w:iCs/>
           <w:lang w:bidi="ar-SA"/>
         </w:rPr>
       </w:pPr>
-      <w:bookmarkStart w:id="0" w:name="_GoBack"/>
-      <w:bookmarkEnd w:id="0"/>
+    </w:p>
+    <w:p>
+      <w:pPr>
+        <w:tabs>
+          <w:tab w:val="left" w:pos="288"/>
+        </w:tabs>
+        <w:rPr>
+          <w:rFonts w:ascii="Calibri" w:hAnsi="Calibri" w:cs="Calibri"/>
+        </w:rPr>
+      </w:pPr>
+      <w:r>
+        <w:rPr>
+          <w:rFonts w:ascii="Calibri" w:hAnsi="Calibri" w:cs="Calibri"/>
+        </w:rPr>
+        <w:t>Z obserwowanych przebiegów wynika, że układ działa poprawnie. Dla stanu wysokiego sygnału sterującego tranzystor T3 włącza się i napięcie na drenie spada do małej wartości, natomiast dla stanu niskiego tranzystor jest wyłączony i napięcie na drenie rośnie do wartości bliskiej napięciu zasilania. Oznacza to poprawną pracę klucza.</w:t>
+      </w:r>
+    </w:p>
+    <w:p>
+      <w:pPr>
+        <w:tabs>
+          <w:tab w:val="left" w:pos="288"/>
+        </w:tabs>
+        <w:rPr>
+          <w:rFonts w:ascii="Calibri" w:hAnsi="Calibri" w:cs="Calibri"/>
+          <w:color w:val="000000"/>
+          <w:lang w:bidi="ar-SA"/>
+        </w:rPr>
+      </w:pPr>
+    </w:p>
+    <w:p>
+      <w:pPr>
+        <w:tabs>
+          <w:tab w:val="left" w:pos="288"/>
+        </w:tabs>
+        <w:rPr>
+          <w:rFonts w:ascii="Calibri" w:hAnsi="Calibri"/>
+          <w:color w:val="000000"/>
+          <w:lang w:bidi="ar-SA"/>
+        </w:rPr>
+      </w:pPr>
+      <w:r>
+        <w:rPr>
+          <w:rFonts w:ascii="Calibri" w:hAnsi="Calibri"/>
+          <w:color w:val="000000"/>
+          <w:lang w:bidi="ar-SA"/>
+        </w:rPr>
+        <w:t>Wyniki uzyskane w przypadku użycia danego tranzystora unipolarnego są prawie identyczne z wynikami, uzyskanymi dla tranzystora bipolarnego</w:t>
+      </w:r>
+      <w:r>
+        <w:rPr>
+          <w:rFonts w:ascii="Calibri" w:hAnsi="Calibri"/>
+          <w:color w:val="000000"/>
+          <w:lang w:bidi="ar-SA"/>
+        </w:rPr>
+        <w:t xml:space="preserve">. </w:t>
+      </w:r>
+      <w:r>
+        <w:rPr>
+          <w:rFonts w:ascii="Calibri" w:hAnsi="Calibri"/>
+          <w:color w:val="000000"/>
+          <w:lang w:bidi="ar-SA"/>
+        </w:rPr>
+        <w:t>To nas nie zaskoczyło</w:t>
+      </w:r>
+      <w:r>
+        <w:rPr>
+          <w:rFonts w:ascii="Calibri" w:hAnsi="Calibri"/>
+          <w:color w:val="000000"/>
+          <w:lang w:bidi="ar-SA"/>
+        </w:rPr>
+        <w:t>,</w:t>
+      </w:r>
+      <w:r>
+        <w:rPr>
+          <w:rFonts w:ascii="Calibri" w:hAnsi="Calibri"/>
+          <w:color w:val="000000"/>
+          <w:lang w:bidi="ar-SA"/>
+        </w:rPr>
+        <w:t xml:space="preserve"> </w:t>
+      </w:r>
+      <w:r>
+        <w:rPr>
+          <w:rFonts w:ascii="Calibri" w:hAnsi="Calibri"/>
+          <w:color w:val="000000"/>
+          <w:lang w:bidi="ar-SA"/>
+        </w:rPr>
+        <w:t xml:space="preserve">ponieważ </w:t>
+      </w:r>
+      <w:r>
+        <w:rPr>
+          <w:rFonts w:ascii="Calibri" w:hAnsi="Calibri"/>
+          <w:color w:val="000000"/>
+          <w:lang w:bidi="ar-SA"/>
+        </w:rPr>
+        <w:t xml:space="preserve">znamy, że dobrze zaprojektowany i </w:t>
+      </w:r>
+      <w:r>
+        <w:rPr>
+          <w:rFonts w:ascii="Calibri" w:hAnsi="Calibri"/>
+          <w:color w:val="000000"/>
+          <w:lang w:bidi="ar-SA"/>
+        </w:rPr>
+        <w:t xml:space="preserve">poprawnie działający klucz na tranzystorze MOS pracuje </w:t>
+      </w:r>
+      <w:r>
+        <w:rPr>
+          <w:rFonts w:ascii="Calibri" w:hAnsi="Calibri"/>
+          <w:color w:val="000000"/>
+          <w:lang w:bidi="ar-SA"/>
+        </w:rPr>
+        <w:t>identycznie</w:t>
+      </w:r>
+      <w:r>
+        <w:rPr>
+          <w:rFonts w:ascii="Calibri" w:hAnsi="Calibri"/>
+          <w:color w:val="000000"/>
+          <w:lang w:bidi="ar-SA"/>
+        </w:rPr>
+        <w:t xml:space="preserve"> klucz</w:t>
+      </w:r>
+      <w:r>
+        <w:rPr>
+          <w:rFonts w:ascii="Calibri" w:hAnsi="Calibri"/>
+          <w:color w:val="000000"/>
+          <w:lang w:bidi="ar-SA"/>
+        </w:rPr>
+        <w:t>owi</w:t>
+      </w:r>
+      <w:r>
+        <w:rPr>
+          <w:rFonts w:ascii="Calibri" w:hAnsi="Calibri"/>
+          <w:color w:val="000000"/>
+          <w:lang w:bidi="ar-SA"/>
+        </w:rPr>
+        <w:t xml:space="preserve"> opart</w:t>
+      </w:r>
+      <w:r>
+        <w:rPr>
+          <w:rFonts w:ascii="Calibri" w:hAnsi="Calibri"/>
+          <w:color w:val="000000"/>
+          <w:lang w:bidi="ar-SA"/>
+        </w:rPr>
+        <w:t>emu</w:t>
+      </w:r>
+      <w:r>
+        <w:rPr>
+          <w:rFonts w:ascii="Calibri" w:hAnsi="Calibri"/>
+          <w:color w:val="000000"/>
+          <w:lang w:bidi="ar-SA"/>
+        </w:rPr>
+        <w:t xml:space="preserve"> na</w:t>
+      </w:r>
+      <w:r>
+        <w:rPr>
+          <w:rFonts w:ascii="Calibri" w:hAnsi="Calibri"/>
+          <w:color w:val="000000"/>
+          <w:lang w:bidi="ar-SA"/>
+        </w:rPr>
+        <w:t xml:space="preserve"> </w:t>
+      </w:r>
+      <w:r>
+        <w:rPr>
+          <w:rFonts w:ascii="Calibri" w:hAnsi="Calibri"/>
+          <w:color w:val="000000"/>
+          <w:lang w:bidi="ar-SA"/>
+        </w:rPr>
+        <w:t>tranzystorze BJT.</w:t>
+      </w:r>
     </w:p>
     <w:p>
       <w:pPr>
@@ -5698,15 +5944,13 @@
         </w:tabs>
         <w:jc w:val="both"/>
         <w:rPr>
-          <w:rFonts w:ascii="Calibri" w:hAnsi="Calibri" w:cs="Calibri"/>
-        </w:rPr>
-      </w:pPr>
-      <w:r>
-        <w:rPr>
-          <w:rFonts w:ascii="Calibri" w:hAnsi="Calibri" w:cs="Calibri"/>
-        </w:rPr>
-        <w:t>Z obserwowanych przebiegów wynika, że układ działa poprawnie. Dla stanu wysokiego sygnału sterującego tranzystor T3 włącza się i napięcie na drenie spada do małej wartości, natomiast dla stanu niskiego tranzystor jest wyłączony i napięcie na drenie rośnie do wartości bliskiej napięciu zasilania. Oznacza to poprawną pracę klucza.</w:t>
-      </w:r>
+          <w:rFonts w:ascii="Calibri" w:hAnsi="Calibri"/>
+          <w:b/>
+          <w:bCs/>
+          <w:color w:val="000000"/>
+          <w:lang w:bidi="ar-SA"/>
+        </w:rPr>
+      </w:pPr>
     </w:p>
     <w:p>
       <w:pPr>
@@ -5715,7 +5959,9 @@
         </w:tabs>
         <w:jc w:val="both"/>
         <w:rPr>
-          <w:rFonts w:ascii="Calibri" w:hAnsi="Calibri" w:cs="Calibri"/>
+          <w:rFonts w:ascii="Calibri" w:hAnsi="Calibri"/>
+          <w:b/>
+          <w:bCs/>
           <w:color w:val="000000"/>
           <w:lang w:bidi="ar-SA"/>
         </w:rPr>
@@ -5729,138 +5975,12 @@
         <w:jc w:val="both"/>
         <w:rPr>
           <w:rFonts w:ascii="Calibri" w:hAnsi="Calibri"/>
+          <w:b/>
+          <w:bCs/>
           <w:color w:val="000000"/>
           <w:lang w:bidi="ar-SA"/>
         </w:rPr>
       </w:pPr>
-      <w:r>
-        <w:rPr>
-          <w:rFonts w:ascii="Calibri" w:hAnsi="Calibri"/>
-          <w:color w:val="000000"/>
-          <w:lang w:bidi="ar-SA"/>
-        </w:rPr>
-        <w:t>Wyniki uzyskane w przypadku użycia danego tranzystora unipolarnego są prawie identyczne z wynikami, uzyskanymi dla tranzystora bipolarnego</w:t>
-      </w:r>
-      <w:r>
-        <w:rPr>
-          <w:rFonts w:ascii="Calibri" w:hAnsi="Calibri"/>
-          <w:color w:val="000000"/>
-          <w:lang w:bidi="ar-SA"/>
-        </w:rPr>
-        <w:t xml:space="preserve">. </w:t>
-      </w:r>
-      <w:r>
-        <w:rPr>
-          <w:rFonts w:ascii="Calibri" w:hAnsi="Calibri"/>
-          <w:color w:val="000000"/>
-          <w:lang w:bidi="ar-SA"/>
-        </w:rPr>
-        <w:t>To nas nie zaskoczyło</w:t>
-      </w:r>
-      <w:r>
-        <w:rPr>
-          <w:rFonts w:ascii="Calibri" w:hAnsi="Calibri"/>
-          <w:color w:val="000000"/>
-          <w:lang w:bidi="ar-SA"/>
-        </w:rPr>
-        <w:t>,</w:t>
-      </w:r>
-      <w:r>
-        <w:rPr>
-          <w:rFonts w:ascii="Calibri" w:hAnsi="Calibri"/>
-          <w:color w:val="000000"/>
-          <w:lang w:bidi="ar-SA"/>
-        </w:rPr>
-        <w:t xml:space="preserve"> </w:t>
-      </w:r>
-      <w:r>
-        <w:rPr>
-          <w:rFonts w:ascii="Calibri" w:hAnsi="Calibri"/>
-          <w:color w:val="000000"/>
-          <w:lang w:bidi="ar-SA"/>
-        </w:rPr>
-        <w:t xml:space="preserve">ponieważ </w:t>
-      </w:r>
-      <w:r>
-        <w:rPr>
-          <w:rFonts w:ascii="Calibri" w:hAnsi="Calibri"/>
-          <w:color w:val="000000"/>
-          <w:lang w:bidi="ar-SA"/>
-        </w:rPr>
-        <w:t xml:space="preserve">znamy, że dobrze zaprojektowany i </w:t>
-      </w:r>
-      <w:r>
-        <w:rPr>
-          <w:rFonts w:ascii="Calibri" w:hAnsi="Calibri"/>
-          <w:color w:val="000000"/>
-          <w:lang w:bidi="ar-SA"/>
-        </w:rPr>
-        <w:t xml:space="preserve">poprawnie działający klucz na tranzystorze MOS pracuje </w:t>
-      </w:r>
-      <w:r>
-        <w:rPr>
-          <w:rFonts w:ascii="Calibri" w:hAnsi="Calibri"/>
-          <w:color w:val="000000"/>
-          <w:lang w:bidi="ar-SA"/>
-        </w:rPr>
-        <w:t>identycznie</w:t>
-      </w:r>
-      <w:r>
-        <w:rPr>
-          <w:rFonts w:ascii="Calibri" w:hAnsi="Calibri"/>
-          <w:color w:val="000000"/>
-          <w:lang w:bidi="ar-SA"/>
-        </w:rPr>
-        <w:t xml:space="preserve"> klucz</w:t>
-      </w:r>
-      <w:r>
-        <w:rPr>
-          <w:rFonts w:ascii="Calibri" w:hAnsi="Calibri"/>
-          <w:color w:val="000000"/>
-          <w:lang w:bidi="ar-SA"/>
-        </w:rPr>
-        <w:t>owi</w:t>
-      </w:r>
-      <w:r>
-        <w:rPr>
-          <w:rFonts w:ascii="Calibri" w:hAnsi="Calibri"/>
-          <w:color w:val="000000"/>
-          <w:lang w:bidi="ar-SA"/>
-        </w:rPr>
-        <w:t xml:space="preserve"> opart</w:t>
-      </w:r>
-      <w:r>
-        <w:rPr>
-          <w:rFonts w:ascii="Calibri" w:hAnsi="Calibri"/>
-          <w:color w:val="000000"/>
-          <w:lang w:bidi="ar-SA"/>
-        </w:rPr>
-        <w:t>emu</w:t>
-      </w:r>
-      <w:r>
-        <w:rPr>
-          <w:rFonts w:ascii="Calibri" w:hAnsi="Calibri"/>
-          <w:color w:val="000000"/>
-          <w:lang w:bidi="ar-SA"/>
-        </w:rPr>
-        <w:t xml:space="preserve"> na</w:t>
-      </w:r>
-      <w:r>
-        <w:rPr>
-          <w:rFonts w:ascii="Calibri" w:hAnsi="Calibri"/>
-          <w:color w:val="000000"/>
-          <w:lang w:bidi="ar-SA"/>
-        </w:rPr>
-        <w:t xml:space="preserve"> </w:t>
-      </w:r>
-      <w:r>
-        <w:rPr>
-          <w:rFonts w:ascii="Calibri" w:hAnsi="Calibri"/>
-          <w:color w:val="000000"/>
-          <w:lang w:bidi="ar-SA"/>
-        </w:rPr>
-        <w:t>tranzystorze BJT.</w:t>
-      </w:r>
     </w:p>
     <w:p>
       <w:pPr>
@@ -5885,49 +6005,61 @@
         <w:jc w:val="both"/>
         <w:rPr>
           <w:rFonts w:ascii="Calibri" w:hAnsi="Calibri"/>
-          <w:color w:val="000000"/>
-          <w:lang w:bidi="ar-SA"/>
-        </w:rPr>
-      </w:pPr>
-      <w:r>
-        <w:rPr>
-          <w:rFonts w:ascii="Calibri" w:hAnsi="Calibri"/>
           <w:b/>
           <w:bCs/>
           <w:color w:val="000000"/>
           <w:lang w:bidi="ar-SA"/>
         </w:rPr>
-        <w:t>B.</w:t>
-      </w:r>
-      <w:r>
-        <w:rPr>
-          <w:rFonts w:ascii="Calibri" w:hAnsi="Calibri"/>
-          <w:color w:val="000000"/>
-          <w:lang w:bidi="ar-SA"/>
-        </w:rPr>
-        <w:t xml:space="preserve"> Zwiększenie częstotliwości pracy klucza z tranzystorem unipolarnym.</w:t>
-      </w:r>
-    </w:p>
-    <w:p>
-      <w:pPr>
+      </w:pPr>
+    </w:p>
+    <w:p>
+      <w:pPr>
+        <w:pStyle w:val="aa"/>
+        <w:numPr>
+          <w:ilvl w:val="0"/>
+          <w:numId w:val="1"/>
+        </w:numPr>
         <w:tabs>
           <w:tab w:val="left" w:pos="288"/>
         </w:tabs>
-        <w:jc w:val="both"/>
-        <w:rPr>
-          <w:rFonts w:ascii="Calibri" w:hAnsi="Calibri"/>
-        </w:rPr>
-      </w:pPr>
-    </w:p>
-    <w:p>
-      <w:pPr>
+        <w:rPr>
+          <w:rFonts w:ascii="Calibri" w:hAnsi="Calibri"/>
+          <w:color w:val="000000"/>
+          <w:lang w:bidi="ar-SA"/>
+        </w:rPr>
+      </w:pPr>
+      <w:r>
+        <w:rPr>
+          <w:rFonts w:ascii="Calibri" w:hAnsi="Calibri"/>
+          <w:color w:val="000000"/>
+          <w:lang w:bidi="ar-SA"/>
+        </w:rPr>
+        <w:lastRenderedPageBreak/>
+        <w:t>Zwiększenie częstotliwości pracy klucza z tranzystorem unipolarnym</w:t>
+      </w:r>
+    </w:p>
+    <w:p>
+      <w:pPr>
+        <w:pStyle w:val="aa"/>
         <w:tabs>
           <w:tab w:val="left" w:pos="288"/>
         </w:tabs>
-        <w:jc w:val="center"/>
-        <w:rPr>
-          <w:rFonts w:ascii="Calibri" w:hAnsi="Calibri"/>
-          <w:color w:val="000000"/>
+        <w:ind w:left="450"/>
+        <w:rPr>
+          <w:rFonts w:ascii="Calibri" w:hAnsi="Calibri"/>
+          <w:color w:val="000000"/>
+          <w:lang w:bidi="ar-SA"/>
+        </w:rPr>
+      </w:pPr>
+    </w:p>
+    <w:p>
+      <w:pPr>
+        <w:pStyle w:val="aa"/>
+        <w:tabs>
+          <w:tab w:val="left" w:pos="288"/>
+        </w:tabs>
+        <w:ind w:left="450"/>
+        <w:rPr>
           <w:lang w:bidi="ar-SA"/>
         </w:rPr>
       </w:pPr>
@@ -5937,17 +6069,59 @@
           <w:lang w:val="ru-RU" w:eastAsia="ru-RU" w:bidi="ar-SA"/>
         </w:rPr>
         <w:drawing>
-          <wp:anchor distT="0" distB="0" distL="0" distR="0" simplePos="0" relativeHeight="251665408" behindDoc="0" locked="0" layoutInCell="0" allowOverlap="1" wp14:anchorId="764445FC" wp14:editId="343DBC19">
-            <wp:simplePos x="0" y="0"/>
-            <wp:positionH relativeFrom="margin">
-              <wp:posOffset>3093085</wp:posOffset>
-            </wp:positionH>
-            <wp:positionV relativeFrom="paragraph">
-              <wp:posOffset>3810</wp:posOffset>
-            </wp:positionV>
-            <wp:extent cx="3032125" cy="1776730"/>
-            <wp:effectExtent l="0" t="0" r="0" b="0"/>
-            <wp:wrapSquare wrapText="largest"/>
+          <wp:inline distT="0" distB="0" distL="0" distR="0">
+            <wp:extent cx="2757170" cy="1615440"/>
+            <wp:effectExtent l="0" t="0" r="5080" b="3810"/>
+            <wp:docPr id="12" name="Obraz12"/>
+            <wp:cNvGraphicFramePr>
+              <a:graphicFrameLocks xmlns:a="http://schemas.openxmlformats.org/drawingml/2006/main" noChangeAspect="1"/>
+            </wp:cNvGraphicFramePr>
+            <a:graphic xmlns:a="http://schemas.openxmlformats.org/drawingml/2006/main">
+              <a:graphicData uri="http://schemas.openxmlformats.org/drawingml/2006/picture">
+                <pic:pic xmlns:pic="http://schemas.openxmlformats.org/drawingml/2006/picture">
+                  <pic:nvPicPr>
+                    <pic:cNvPr id="12" name="Obraz12"/>
+                    <pic:cNvPicPr>
+                      <a:picLocks noChangeAspect="1" noChangeArrowheads="1"/>
+                    </pic:cNvPicPr>
+                  </pic:nvPicPr>
+                  <pic:blipFill>
+                    <a:blip r:embed="rId18" cstate="print">
+                      <a:extLst>
+                        <a:ext uri="{28A0092B-C50C-407E-A947-70E740481C1C}">
+                          <a14:useLocalDpi xmlns:a14="http://schemas.microsoft.com/office/drawing/2010/main" val="0"/>
+                        </a:ext>
+                      </a:extLst>
+                    </a:blip>
+                    <a:stretch>
+                      <a:fillRect/>
+                    </a:stretch>
+                  </pic:blipFill>
+                  <pic:spPr bwMode="auto">
+                    <a:xfrm>
+                      <a:off x="0" y="0"/>
+                      <a:ext cx="2757170" cy="1615440"/>
+                    </a:xfrm>
+                    <a:prstGeom prst="rect">
+                      <a:avLst/>
+                    </a:prstGeom>
+                    <a:noFill/>
+                  </pic:spPr>
+                </pic:pic>
+              </a:graphicData>
+            </a:graphic>
+          </wp:inline>
+        </w:drawing>
+      </w:r>
+      <w:r>
+        <w:rPr>
+          <w:noProof/>
+          <w:lang w:val="ru-RU" w:eastAsia="ru-RU" w:bidi="ar-SA"/>
+        </w:rPr>
+        <w:drawing>
+          <wp:inline distT="0" distB="0" distL="0" distR="0" wp14:anchorId="2D5B91BC" wp14:editId="2CF2A9C5">
+            <wp:extent cx="2750820" cy="1612432"/>
+            <wp:effectExtent l="0" t="0" r="0" b="6985"/>
             <wp:docPr id="13" name="Obraz13"/>
             <wp:cNvGraphicFramePr>
               <a:graphicFrameLocks xmlns:a="http://schemas.openxmlformats.org/drawingml/2006/main" noChangeAspect="1"/>
@@ -5962,7 +6136,13 @@
                     </pic:cNvPicPr>
                   </pic:nvPicPr>
                   <pic:blipFill>
-                    <a:blip r:embed="rId17"/>
+                    <a:blip r:embed="rId19" cstate="print">
+                      <a:extLst>
+                        <a:ext uri="{28A0092B-C50C-407E-A947-70E740481C1C}">
+                          <a14:useLocalDpi xmlns:a14="http://schemas.microsoft.com/office/drawing/2010/main" val="0"/>
+                        </a:ext>
+                      </a:extLst>
+                    </a:blip>
                     <a:stretch>
                       <a:fillRect/>
                     </a:stretch>
@@ -5970,7 +6150,7 @@
                   <pic:spPr bwMode="auto">
                     <a:xfrm>
                       <a:off x="0" y="0"/>
-                      <a:ext cx="3032125" cy="1776730"/>
+                      <a:ext cx="2755103" cy="1614942"/>
                     </a:xfrm>
                     <a:prstGeom prst="rect">
                       <a:avLst/>
@@ -5980,106 +6160,43 @@
                 </pic:pic>
               </a:graphicData>
             </a:graphic>
-            <wp14:sizeRelH relativeFrom="margin">
-              <wp14:pctWidth>0</wp14:pctWidth>
-            </wp14:sizeRelH>
-            <wp14:sizeRelV relativeFrom="margin">
-              <wp14:pctHeight>0</wp14:pctHeight>
-            </wp14:sizeRelV>
-          </wp:anchor>
+          </wp:inline>
         </w:drawing>
       </w:r>
-      <w:r>
-        <w:rPr>
-          <w:rFonts w:ascii="Calibri" w:hAnsi="Calibri"/>
-          <w:noProof/>
-          <w:lang w:val="ru-RU" w:eastAsia="ru-RU" w:bidi="ar-SA"/>
-        </w:rPr>
-        <w:drawing>
-          <wp:anchor distT="0" distB="0" distL="0" distR="0" simplePos="0" relativeHeight="251664384" behindDoc="0" locked="0" layoutInCell="0" allowOverlap="1" wp14:anchorId="3F65E61F" wp14:editId="433A0156">
-            <wp:simplePos x="0" y="0"/>
-            <wp:positionH relativeFrom="margin">
-              <wp:align>left</wp:align>
-            </wp:positionH>
-            <wp:positionV relativeFrom="paragraph">
-              <wp:posOffset>3810</wp:posOffset>
-            </wp:positionV>
-            <wp:extent cx="3032760" cy="1776730"/>
-            <wp:effectExtent l="0" t="0" r="0" b="0"/>
-            <wp:wrapSquare wrapText="largest"/>
-            <wp:docPr id="12" name="Obraz12"/>
-            <wp:cNvGraphicFramePr>
-              <a:graphicFrameLocks xmlns:a="http://schemas.openxmlformats.org/drawingml/2006/main" noChangeAspect="1"/>
-            </wp:cNvGraphicFramePr>
-            <a:graphic xmlns:a="http://schemas.openxmlformats.org/drawingml/2006/main">
-              <a:graphicData uri="http://schemas.openxmlformats.org/drawingml/2006/picture">
-                <pic:pic xmlns:pic="http://schemas.openxmlformats.org/drawingml/2006/picture">
-                  <pic:nvPicPr>
-                    <pic:cNvPr id="12" name="Obraz12"/>
-                    <pic:cNvPicPr>
-                      <a:picLocks noChangeAspect="1" noChangeArrowheads="1"/>
-                    </pic:cNvPicPr>
-                  </pic:nvPicPr>
-                  <pic:blipFill>
-                    <a:blip r:embed="rId18"/>
-                    <a:stretch>
-                      <a:fillRect/>
-                    </a:stretch>
-                  </pic:blipFill>
-                  <pic:spPr bwMode="auto">
-                    <a:xfrm>
-                      <a:off x="0" y="0"/>
-                      <a:ext cx="3063377" cy="1794734"/>
-                    </a:xfrm>
-                    <a:prstGeom prst="rect">
-                      <a:avLst/>
-                    </a:prstGeom>
-                    <a:noFill/>
-                  </pic:spPr>
-                </pic:pic>
-              </a:graphicData>
-            </a:graphic>
-            <wp14:sizeRelH relativeFrom="margin">
-              <wp14:pctWidth>0</wp14:pctWidth>
-            </wp14:sizeRelH>
-            <wp14:sizeRelV relativeFrom="margin">
-              <wp14:pctHeight>0</wp14:pctHeight>
-            </wp14:sizeRelV>
-          </wp:anchor>
-        </w:drawing>
-      </w:r>
-      <w:r>
+    </w:p>
+    <w:p>
+      <w:pPr>
+        <w:ind w:left="1418"/>
         <w:rPr>
           <w:rFonts w:ascii="Calibri" w:hAnsi="Calibri"/>
           <w:color w:val="000000"/>
           <w:lang w:bidi="ar-SA"/>
         </w:rPr>
-        <w:t>Po</w:t>
-      </w:r>
-      <w:r>
-        <w:rPr>
-          <w:rFonts w:ascii="Calibri" w:hAnsi="Calibri"/>
-          <w:color w:val="000000"/>
+      </w:pPr>
+      <w:r>
+        <w:rPr>
           <w:lang w:bidi="ar-SA"/>
         </w:rPr>
+        <w:t>Rys.</w:t>
+      </w:r>
+      <w:r>
+        <w:rPr>
+          <w:lang w:bidi="ar-SA"/>
+        </w:rPr>
+        <w:t xml:space="preserve"> 2.3.</w:t>
+      </w:r>
+      <w:r>
+        <w:rPr>
+          <w:lang w:bidi="ar-SA"/>
+        </w:rPr>
         <w:t xml:space="preserve"> </w:t>
-      </w:r>
-      <w:r>
-        <w:rPr>
-          <w:rFonts w:ascii="Calibri" w:hAnsi="Calibri"/>
-          <w:color w:val="000000"/>
-          <w:lang w:bidi="ar-SA"/>
-        </w:rPr>
-        <w:t xml:space="preserve">lewej stronie </w:t>
       </w:r>
       <m:oMath>
         <m:r>
           <w:rPr>
             <w:rFonts w:ascii="Cambria Math" w:hAnsi="Cambria Math"/>
-            <w:color w:val="000000"/>
-            <w:lang w:val="ru-RU" w:bidi="ar-SA"/>
           </w:rPr>
-          <m:t>φ</m:t>
+          <m:t>f</m:t>
         </m:r>
         <m:r>
           <w:rPr>
@@ -6089,162 +6206,316 @@
           </w:rPr>
           <m:t xml:space="preserve"> </m:t>
         </m:r>
+        <m:r>
+          <m:rPr>
+            <m:sty m:val="p"/>
+          </m:rPr>
+          <w:rPr>
+            <w:rFonts w:ascii="Cambria Math" w:hAnsi="Cambria Math"/>
+            <w:color w:val="000000"/>
+            <w:lang w:bidi="ar-SA"/>
+          </w:rPr>
+          <m:t>=</m:t>
+        </m:r>
+        <m:r>
+          <m:rPr>
+            <m:sty m:val="p"/>
+          </m:rPr>
+          <w:rPr>
+            <w:rFonts w:ascii="Cambria Math" w:hAnsi="Calibri"/>
+            <w:color w:val="000000"/>
+            <w:lang w:bidi="ar-SA"/>
+          </w:rPr>
+          <m:t>26</m:t>
+        </m:r>
+        <m:r>
+          <m:rPr>
+            <m:sty m:val="p"/>
+          </m:rPr>
+          <w:rPr>
+            <w:rFonts w:ascii="Cambria Math" w:hAnsi="Calibri"/>
+            <w:color w:val="000000"/>
+            <w:lang w:bidi="ar-SA"/>
+          </w:rPr>
+          <m:t> </m:t>
+        </m:r>
+        <m:r>
+          <m:rPr>
+            <m:sty m:val="p"/>
+          </m:rPr>
+          <w:rPr>
+            <w:rFonts w:ascii="Cambria Math" w:hAnsi="Calibri"/>
+            <w:color w:val="000000"/>
+            <w:lang w:bidi="ar-SA"/>
+          </w:rPr>
+          <m:t>kHz</m:t>
+        </m:r>
       </m:oMath>
       <w:r>
         <w:rPr>
-          <w:rFonts w:ascii="Calibri" w:hAnsi="Calibri"/>
-          <w:color w:val="000000"/>
           <w:lang w:bidi="ar-SA"/>
         </w:rPr>
-        <w:t xml:space="preserve">= 26Khz, po prawej dodajemy rezystor 100 </w:t>
+        <w:tab/>
+      </w:r>
+      <w:r>
+        <w:rPr>
+          <w:lang w:bidi="ar-SA"/>
+        </w:rPr>
+        <w:tab/>
+        <w:t xml:space="preserve">   </w:t>
+      </w:r>
+      <w:r>
+        <w:rPr>
+          <w:lang w:bidi="ar-SA"/>
+        </w:rPr>
+        <w:t xml:space="preserve">  </w:t>
+      </w:r>
+      <w:r>
+        <w:rPr>
+          <w:lang w:bidi="ar-SA"/>
+        </w:rPr>
+        <w:t>Rys. 2.4.</w:t>
       </w:r>
       <m:oMath>
+        <m:r>
+          <w:rPr>
+            <w:rFonts w:ascii="Cambria Math" w:hAnsi="Cambria Math"/>
+            <w:lang w:bidi="ar-SA"/>
+          </w:rPr>
+          <m:t xml:space="preserve">  R=100 Ω</m:t>
+        </m:r>
+      </m:oMath>
+      <w:r>
+        <w:rPr>
+          <w:lang w:bidi="ar-SA"/>
+        </w:rPr>
+        <w:t> </w:t>
+      </w:r>
+      <m:oMath>
+        <m:r>
+          <w:rPr>
+            <w:rFonts w:ascii="Cambria Math" w:hAnsi="Cambria Math"/>
+          </w:rPr>
+          <m:t>f</m:t>
+        </m:r>
         <m:r>
           <w:rPr>
             <w:rFonts w:ascii="Cambria Math" w:hAnsi="Cambria Math"/>
             <w:color w:val="000000"/>
             <w:lang w:bidi="ar-SA"/>
           </w:rPr>
-          <m:t>Ω</m:t>
+          <m:t xml:space="preserve"> </m:t>
         </m:r>
-      </m:oMath>
-      <w:r>
-        <w:rPr>
-          <w:rFonts w:ascii="Calibri" w:hAnsi="Calibri"/>
-          <w:color w:val="000000"/>
-          <w:lang w:bidi="ar-SA"/>
-        </w:rPr>
-        <w:t xml:space="preserve"> i zwiększamy </w:t>
-      </w:r>
-      <m:oMath>
         <m:r>
+          <m:rPr>
+            <m:sty m:val="p"/>
+          </m:rPr>
           <w:rPr>
             <w:rFonts w:ascii="Cambria Math" w:hAnsi="Cambria Math"/>
             <w:color w:val="000000"/>
-            <w:lang w:val="ru-RU" w:bidi="ar-SA"/>
+            <w:lang w:bidi="ar-SA"/>
           </w:rPr>
-          <m:t>φ</m:t>
+          <m:t>=</m:t>
+        </m:r>
+        <m:r>
+          <m:rPr>
+            <m:sty m:val="p"/>
+          </m:rPr>
+          <w:rPr>
+            <w:rFonts w:ascii="Cambria Math" w:hAnsi="Calibri"/>
+            <w:color w:val="000000"/>
+            <w:lang w:bidi="ar-SA"/>
+          </w:rPr>
+          <m:t>400</m:t>
+        </m:r>
+        <m:r>
+          <m:rPr>
+            <m:sty m:val="p"/>
+          </m:rPr>
+          <w:rPr>
+            <w:rFonts w:ascii="Cambria Math" w:hAnsi="Calibri"/>
+            <w:color w:val="000000"/>
+            <w:lang w:bidi="ar-SA"/>
+          </w:rPr>
+          <m:t> </m:t>
+        </m:r>
+        <m:r>
+          <m:rPr>
+            <m:sty m:val="p"/>
+          </m:rPr>
+          <w:rPr>
+            <w:rFonts w:ascii="Cambria Math" w:hAnsi="Calibri"/>
+            <w:color w:val="000000"/>
+            <w:lang w:bidi="ar-SA"/>
+          </w:rPr>
+          <m:t>kHz</m:t>
         </m:r>
       </m:oMath>
-      <w:r>
-        <w:rPr>
-          <w:rFonts w:ascii="Calibri" w:hAnsi="Calibri"/>
-          <w:color w:val="000000"/>
-          <w:lang w:bidi="ar-SA"/>
-        </w:rPr>
-        <w:t xml:space="preserve"> = 400Khz</w:t>
-      </w:r>
     </w:p>
     <w:p>
       <w:pPr>
         <w:tabs>
           <w:tab w:val="left" w:pos="288"/>
         </w:tabs>
-        <w:jc w:val="both"/>
-        <w:rPr>
-          <w:rFonts w:ascii="Calibri" w:hAnsi="Calibri"/>
-          <w:color w:val="000000"/>
-          <w:lang w:bidi="ar-SA"/>
-        </w:rPr>
-      </w:pPr>
+        <w:jc w:val="center"/>
+        <w:rPr>
+          <w:rFonts w:ascii="Calibri" w:hAnsi="Calibri"/>
+        </w:rPr>
+      </w:pPr>
+      <w:r>
+        <w:rPr>
+          <w:rFonts w:ascii="Calibri" w:hAnsi="Calibri"/>
+        </w:rPr>
+        <w:t>CH1 – sygnał z generatora, CH2 – napię</w:t>
+      </w:r>
+      <w:r>
+        <w:rPr>
+          <w:rFonts w:ascii="Calibri" w:hAnsi="Calibri"/>
+        </w:rPr>
+        <w:t>cie na kolektorze tranzystora T3</w:t>
+      </w:r>
     </w:p>
     <w:p>
       <w:pPr>
         <w:tabs>
           <w:tab w:val="left" w:pos="288"/>
         </w:tabs>
-        <w:jc w:val="both"/>
-        <w:rPr>
-          <w:rFonts w:ascii="Calibri" w:hAnsi="Calibri" w:cs="Calibri"/>
-        </w:rPr>
-      </w:pPr>
-      <w:r>
-        <w:rPr>
-          <w:rFonts w:ascii="Calibri" w:hAnsi="Calibri" w:cs="Calibri"/>
-        </w:rPr>
-        <w:t xml:space="preserve">Po zwiększeniu częstotliwości pracy klucza z tranzystorem </w:t>
-      </w:r>
-      <w:r>
-        <w:rPr>
-          <w:rStyle w:val="ac"/>
-          <w:rFonts w:ascii="Calibri" w:hAnsi="Calibri" w:cs="Calibri"/>
-        </w:rPr>
-        <w:t>T3</w:t>
-      </w:r>
-      <w:r>
-        <w:rPr>
-          <w:rFonts w:ascii="Calibri" w:hAnsi="Calibri" w:cs="Calibri"/>
-        </w:rPr>
-        <w:t xml:space="preserve"> przy pozostawieniu dotychczasowego rezystora </w:t>
-      </w:r>
-      <w:r>
-        <w:rPr>
-          <w:rStyle w:val="ac"/>
-          <w:rFonts w:ascii="Calibri" w:hAnsi="Calibri" w:cs="Calibri"/>
-        </w:rPr>
-        <w:t>RG</w:t>
-      </w:r>
-      <w:r>
-        <w:rPr>
-          <w:rFonts w:ascii="Calibri" w:hAnsi="Calibri" w:cs="Calibri"/>
-        </w:rPr>
-        <w:t xml:space="preserve"> pojawiło się pogorszenie przełączania. Około </w:t>
-      </w:r>
-      <w:r>
-        <w:rPr>
-          <w:rStyle w:val="ac"/>
-          <w:rFonts w:ascii="Calibri" w:hAnsi="Calibri" w:cs="Calibri"/>
-        </w:rPr>
-        <w:t>26 kHz</w:t>
-      </w:r>
-      <w:r>
-        <w:rPr>
-          <w:rFonts w:ascii="Calibri" w:hAnsi="Calibri" w:cs="Calibri"/>
-        </w:rPr>
-        <w:t xml:space="preserve"> przebieg napięcia na drenie przestał być idealnie prostokątny: zbocza stały się zaokrąglone, pojawiło się opóźnienie względem sygnału wejściowego, a tranzystor przez zauważalny czas pracował w stanie pośrednim zamiast szybk</w:t>
-      </w:r>
-      <w:r>
-        <w:rPr>
-          <w:rFonts w:ascii="Calibri" w:hAnsi="Calibri" w:cs="Calibri"/>
-        </w:rPr>
-        <w:t>iego</w:t>
-      </w:r>
-      <w:r>
-        <w:rPr>
-          <w:rFonts w:ascii="Calibri" w:hAnsi="Calibri" w:cs="Calibri"/>
-        </w:rPr>
-        <w:t xml:space="preserve"> przechodz</w:t>
-      </w:r>
-      <w:r>
-        <w:rPr>
-          <w:rFonts w:ascii="Calibri" w:hAnsi="Calibri" w:cs="Calibri"/>
-        </w:rPr>
-        <w:t>enia</w:t>
-      </w:r>
-      <w:r>
-        <w:rPr>
-          <w:rFonts w:ascii="Calibri" w:hAnsi="Calibri" w:cs="Calibri"/>
-        </w:rPr>
-        <w:t xml:space="preserve"> między pełnym włączeniem i wyłączeniem. Oznacza to wzrost czasu przełączania i pogorszenie jakości pracy klucza.</w:t>
-      </w:r>
+        <w:jc w:val="center"/>
+        <w:rPr>
+          <w:rFonts w:ascii="Calibri" w:hAnsi="Calibri"/>
+        </w:rPr>
+      </w:pPr>
     </w:p>
     <w:p>
       <w:pPr>
         <w:tabs>
           <w:tab w:val="left" w:pos="288"/>
         </w:tabs>
-        <w:jc w:val="both"/>
-        <w:rPr>
-          <w:rFonts w:ascii="Calibri" w:hAnsi="Calibri" w:cs="Calibri"/>
-        </w:rPr>
-      </w:pPr>
+        <w:rPr>
+          <w:rFonts w:ascii="Calibri" w:hAnsi="Calibri" w:cs="Calibri"/>
+        </w:rPr>
+      </w:pPr>
+      <w:r>
+        <w:rPr>
+          <w:rFonts w:ascii="Calibri" w:hAnsi="Calibri" w:cs="Calibri"/>
+        </w:rPr>
+        <w:t xml:space="preserve">Po zwiększeniu częstotliwości pracy klucza z tranzystorem </w:t>
+      </w:r>
+      <w:r>
+        <w:rPr>
+          <w:rStyle w:val="ac"/>
+          <w:rFonts w:ascii="Calibri" w:hAnsi="Calibri" w:cs="Calibri"/>
+        </w:rPr>
+        <w:t>T3</w:t>
+      </w:r>
+      <w:r>
+        <w:rPr>
+          <w:rFonts w:ascii="Calibri" w:hAnsi="Calibri" w:cs="Calibri"/>
+        </w:rPr>
+        <w:t xml:space="preserve"> przy pozostawieniu dotychczasowego rezystora </w:t>
+      </w:r>
+      <w:r>
+        <w:rPr>
+          <w:rStyle w:val="ac"/>
+          <w:rFonts w:ascii="Calibri" w:hAnsi="Calibri" w:cs="Calibri"/>
+        </w:rPr>
+        <w:t>RG</w:t>
+      </w:r>
+      <w:r>
+        <w:rPr>
+          <w:rFonts w:ascii="Calibri" w:hAnsi="Calibri" w:cs="Calibri"/>
+        </w:rPr>
+        <w:t xml:space="preserve"> pojawiło się pogorszenie przełączania</w:t>
+      </w:r>
+      <w:r>
+        <w:rPr>
+          <w:rFonts w:ascii="Calibri" w:hAnsi="Calibri" w:cs="Calibri"/>
+        </w:rPr>
+        <w:t>(Rys 2.3)</w:t>
+      </w:r>
+      <w:r>
+        <w:rPr>
+          <w:rFonts w:ascii="Calibri" w:hAnsi="Calibri" w:cs="Calibri"/>
+        </w:rPr>
+        <w:t xml:space="preserve">. </w:t>
+      </w:r>
+      <w:r>
+        <w:rPr>
+          <w:rFonts w:ascii="Calibri" w:hAnsi="Calibri" w:cs="Calibri"/>
+          <w:color w:val="FFC000"/>
+        </w:rPr>
+        <w:t>Około</w:t>
+      </w:r>
+      <w:r>
+        <w:rPr>
+          <w:rFonts w:ascii="Calibri" w:hAnsi="Calibri" w:cs="Calibri"/>
+          <w:color w:val="FFC000"/>
+        </w:rPr>
+        <w:t xml:space="preserve"> </w:t>
+      </w:r>
+      <m:oMath>
+        <m:r>
+          <m:rPr>
+            <m:sty m:val="bi"/>
+          </m:rPr>
+          <w:rPr>
+            <w:rFonts w:ascii="Cambria Math" w:hAnsi="Cambria Math"/>
+            <w:color w:val="FFC000"/>
+          </w:rPr>
+          <m:t>f=26 kHz</m:t>
+        </m:r>
+      </m:oMath>
+      <w:r>
+        <w:rPr>
+          <w:rFonts w:ascii="Calibri" w:hAnsi="Calibri" w:cs="Calibri"/>
+          <w:color w:val="FFC000"/>
+        </w:rPr>
+        <w:t xml:space="preserve"> przebieg napięcia na drenie przestał być idealnie prostokątny: zbocza stały się zaokrąglone, pojawiło się opóźnienie względem sygnału wejściowego, a tranzystor przez zauważalny </w:t>
+      </w:r>
+      <w:r>
+        <w:rPr>
+          <w:rFonts w:ascii="Calibri" w:hAnsi="Calibri" w:cs="Calibri"/>
+          <w:color w:val="FFC000"/>
+        </w:rPr>
+        <w:t>czas pracował w stanie przewodzenia</w:t>
+      </w:r>
+      <w:r>
+        <w:rPr>
+          <w:rFonts w:ascii="Calibri" w:hAnsi="Calibri" w:cs="Calibri"/>
+          <w:color w:val="FFC000"/>
+        </w:rPr>
+        <w:t xml:space="preserve"> zamiast szybkiego przechodzenia</w:t>
+      </w:r>
+      <w:r>
+        <w:rPr>
+          <w:rFonts w:ascii="Calibri" w:hAnsi="Calibri" w:cs="Calibri"/>
+          <w:color w:val="FFC000"/>
+        </w:rPr>
+        <w:t xml:space="preserve"> między stanem nasycenia i wyłączenia</w:t>
+      </w:r>
+      <w:r>
+        <w:rPr>
+          <w:rFonts w:ascii="Calibri" w:hAnsi="Calibri" w:cs="Calibri"/>
+          <w:color w:val="FFC000"/>
+        </w:rPr>
+        <w:t>. Oznacza to wzrost czasu przełączania i pogorszenie jakości pracy klucza.</w:t>
+      </w:r>
     </w:p>
     <w:p>
       <w:pPr>
         <w:tabs>
           <w:tab w:val="left" w:pos="288"/>
         </w:tabs>
-        <w:jc w:val="both"/>
+        <w:rPr>
+          <w:rFonts w:ascii="Calibri" w:hAnsi="Calibri" w:cs="Calibri"/>
+        </w:rPr>
+      </w:pPr>
+    </w:p>
+    <w:p>
+      <w:pPr>
+        <w:tabs>
+          <w:tab w:val="left" w:pos="288"/>
+        </w:tabs>
         <w:rPr>
           <w:rFonts w:ascii="Calibri" w:hAnsi="Calibri" w:cs="Calibri"/>
         </w:rPr>
@@ -6339,7 +6610,6 @@
         <w:tabs>
           <w:tab w:val="left" w:pos="288"/>
         </w:tabs>
-        <w:jc w:val="both"/>
         <w:rPr>
           <w:rFonts w:ascii="Calibri" w:hAnsi="Calibri" w:cs="Calibri"/>
         </w:rPr>
@@ -6350,16 +6620,33 @@
         <w:tabs>
           <w:tab w:val="left" w:pos="288"/>
         </w:tabs>
-        <w:jc w:val="both"/>
-        <w:rPr>
-          <w:rFonts w:ascii="Calibri" w:hAnsi="Calibri" w:cs="Calibri"/>
-        </w:rPr>
-      </w:pPr>
-      <w:r>
-        <w:rPr>
-          <w:rFonts w:ascii="Calibri" w:hAnsi="Calibri" w:cs="Calibri"/>
-        </w:rPr>
-        <w:t xml:space="preserve">W tym miejscu </w:t>
+        <w:rPr>
+          <w:rFonts w:ascii="Calibri" w:hAnsi="Calibri" w:cs="Calibri"/>
+        </w:rPr>
+      </w:pPr>
+      <w:r>
+        <w:rPr>
+          <w:rFonts w:ascii="Calibri" w:hAnsi="Calibri" w:cs="Calibri"/>
+        </w:rPr>
+        <w:t>W</w:t>
+      </w:r>
+      <w:r>
+        <w:rPr>
+          <w:rFonts w:ascii="Calibri" w:hAnsi="Calibri" w:cs="Calibri"/>
+        </w:rPr>
+        <w:t xml:space="preserve"> celu poprawienia pracy tego klucza </w:t>
+      </w:r>
+      <w:r>
+        <w:rPr>
+          <w:rFonts w:ascii="Calibri" w:hAnsi="Calibri" w:cs="Calibri"/>
+        </w:rPr>
+        <w:t>przy zwiększonej częstotliwości</w:t>
+      </w:r>
+      <w:r>
+        <w:rPr>
+          <w:rFonts w:ascii="Calibri" w:hAnsi="Calibri" w:cs="Calibri"/>
+        </w:rPr>
+        <w:t xml:space="preserve"> </w:t>
       </w:r>
       <w:r>
         <w:rPr>
@@ -6409,7 +6696,6 @@
         <w:tabs>
           <w:tab w:val="left" w:pos="288"/>
         </w:tabs>
-        <w:jc w:val="both"/>
         <w:rPr>
           <w:rFonts w:ascii="Calibri" w:hAnsi="Calibri" w:cs="Calibri"/>
         </w:rPr>
@@ -6420,7 +6706,6 @@
         <w:tabs>
           <w:tab w:val="left" w:pos="288"/>
         </w:tabs>
-        <w:jc w:val="both"/>
         <w:rPr>
           <w:rFonts w:ascii="Calibri" w:hAnsi="Calibri" w:cs="Calibri"/>
         </w:rPr>
@@ -6441,13 +6726,49 @@
         <w:rPr>
           <w:rFonts w:ascii="Calibri" w:hAnsi="Calibri" w:cs="Calibri"/>
         </w:rPr>
-        <w:t xml:space="preserve"> kHz.</w:t>
-      </w:r>
-      <w:r>
-        <w:rPr>
-          <w:rFonts w:ascii="Calibri" w:hAnsi="Calibri" w:cs="Calibri"/>
-        </w:rPr>
-        <w:t xml:space="preserve"> Pokazuje to, że klucz z MOSFET-em może pracować szybciej od klucza bipolarnego, ale tylko wtedy, gdy układ sterujący potrafi odpowiednio szybko przeładować pojemność bramki. Jednocześnie zbyt mały rezystor bramkowy nie jest rozwiązaniem idealnym, bo powoduje duże chwilowe prądy ładowania i rozładowywania bramki, może nadmiernie obciążyć źródło sterujące i prowadzić do skutków ubocznych.</w:t>
+        <w:t xml:space="preserve"> kHz</w:t>
+      </w:r>
+      <w:r>
+        <w:rPr>
+          <w:rFonts w:ascii="Calibri" w:hAnsi="Calibri" w:cs="Calibri"/>
+        </w:rPr>
+        <w:t>(Rys. 2.4)</w:t>
+      </w:r>
+      <w:r>
+        <w:rPr>
+          <w:rFonts w:ascii="Calibri" w:hAnsi="Calibri" w:cs="Calibri"/>
+        </w:rPr>
+        <w:t>.</w:t>
+      </w:r>
+      <w:r>
+        <w:rPr>
+          <w:rFonts w:ascii="Calibri" w:hAnsi="Calibri" w:cs="Calibri"/>
+        </w:rPr>
+        <w:t xml:space="preserve"> Pokazuje to,</w:t>
+      </w:r>
+      <w:r>
+        <w:rPr>
+          <w:rFonts w:ascii="Calibri" w:hAnsi="Calibri" w:cs="Calibri"/>
+        </w:rPr>
+        <w:t xml:space="preserve"> że klucz z MOSFET-em można zoptymalizować</w:t>
+      </w:r>
+      <w:r>
+        <w:rPr>
+          <w:rFonts w:ascii="Calibri" w:hAnsi="Calibri" w:cs="Calibri"/>
+        </w:rPr>
+        <w:t>, ale tylko wtedy, gdy układ sterujący potrafi odpowiednio szybko przeładować pojemność bramki. Jednocześnie zbyt mały rezystor bramkowy nie jest rozwiązaniem idealnym, bo powoduje duże chwilowe prądy ład</w:t>
+      </w:r>
+      <w:r>
+        <w:rPr>
+          <w:rFonts w:ascii="Calibri" w:hAnsi="Calibri" w:cs="Calibri"/>
+        </w:rPr>
+        <w:t xml:space="preserve">owania i rozładowywania bramki i </w:t>
+      </w:r>
+      <w:r>
+        <w:rPr>
+          <w:rFonts w:ascii="Calibri" w:hAnsi="Calibri" w:cs="Calibri"/>
+        </w:rPr>
+        <w:t>może nadmiernie obciążyć źródło sterujące i prowadzić do skutków ubocznych.</w:t>
       </w:r>
     </w:p>
     <w:p>
@@ -6455,7 +6776,6 @@
         <w:tabs>
           <w:tab w:val="left" w:pos="288"/>
         </w:tabs>
-        <w:jc w:val="both"/>
         <w:rPr>
           <w:rFonts w:ascii="Calibri" w:hAnsi="Calibri" w:cs="Calibri"/>
         </w:rPr>
@@ -6466,7 +6786,6 @@
         <w:tabs>
           <w:tab w:val="left" w:pos="288"/>
         </w:tabs>
-        <w:jc w:val="both"/>
         <w:rPr>
           <w:rFonts w:ascii="Calibri" w:hAnsi="Calibri" w:cs="Calibri"/>
           <w:b/>
@@ -6492,7 +6811,21 @@
           <w:rStyle w:val="ac"/>
           <w:rFonts w:ascii="Calibri" w:hAnsi="Calibri" w:cs="Calibri"/>
         </w:rPr>
-        <w:t>ograniczeniem szybkości klucza z tranzystorem T3 nie był brak „mocy” samego tranzystora, lecz zbyt wolne sterowanie pojemnością bramki</w:t>
+        <w:t xml:space="preserve">ograniczeniem szybkości klucza z tranzystorem T3 </w:t>
+      </w:r>
+      <w:r>
+        <w:rPr>
+          <w:rStyle w:val="ac"/>
+          <w:rFonts w:ascii="Calibri" w:hAnsi="Calibri" w:cs="Calibri"/>
+        </w:rPr>
+        <w:t xml:space="preserve">było </w:t>
+      </w:r>
+      <w:r>
+        <w:rPr>
+          <w:rStyle w:val="ac"/>
+          <w:rFonts w:ascii="Calibri" w:hAnsi="Calibri" w:cs="Calibri"/>
+        </w:rPr>
+        <w:t>zbyt wolne sterowanie pojemnością bramki</w:t>
       </w:r>
       <w:r>
         <w:rPr>
@@ -6528,7 +6861,6 @@
           <w:tab w:val="left" w:pos="288"/>
         </w:tabs>
         <w:spacing w:before="56" w:after="56"/>
-        <w:jc w:val="both"/>
         <w:rPr>
           <w:rFonts w:ascii="Calibri" w:hAnsi="Calibri" w:cs="Calibri"/>
           <w:b/>
@@ -6543,12 +6875,6 @@
         <w:tabs>
           <w:tab w:val="left" w:pos="288"/>
         </w:tabs>
-        <w:jc w:val="both"/>
-        <w:rPr>
-          <w:rFonts w:ascii="Calibri" w:hAnsi="Calibri" w:cs="Calibri"/>
-        </w:rPr>
-      </w:pPr>
-      <w:r>
         <w:rPr>
           <w:rFonts w:ascii="Calibri" w:hAnsi="Calibri" w:cs="Calibri"/>
           <w:b/>
@@ -6556,6 +6882,26 @@
           <w:color w:val="000000"/>
           <w:lang w:bidi="ar-SA"/>
         </w:rPr>
+      </w:pPr>
+    </w:p>
+    <w:p>
+      <w:pPr>
+        <w:tabs>
+          <w:tab w:val="left" w:pos="288"/>
+        </w:tabs>
+        <w:rPr>
+          <w:rFonts w:ascii="Calibri" w:hAnsi="Calibri" w:cs="Calibri"/>
+        </w:rPr>
+      </w:pPr>
+      <w:r>
+        <w:rPr>
+          <w:rFonts w:ascii="Calibri" w:hAnsi="Calibri" w:cs="Calibri"/>
+          <w:b/>
+          <w:bCs/>
+          <w:color w:val="000000"/>
+          <w:lang w:bidi="ar-SA"/>
+        </w:rPr>
+        <w:lastRenderedPageBreak/>
         <w:t>C.</w:t>
       </w:r>
       <w:r>
@@ -6592,7 +6938,6 @@
         <w:tabs>
           <w:tab w:val="left" w:pos="288"/>
         </w:tabs>
-        <w:jc w:val="both"/>
         <w:rPr>
           <w:color w:val="000000"/>
           <w:lang w:bidi="ar-SA"/>
@@ -6604,17 +6949,9 @@
           <w:lang w:val="ru-RU" w:eastAsia="ru-RU" w:bidi="ar-SA"/>
         </w:rPr>
         <w:drawing>
-          <wp:anchor distT="0" distB="0" distL="0" distR="0" simplePos="0" relativeHeight="251666432" behindDoc="0" locked="0" layoutInCell="0" allowOverlap="1" wp14:anchorId="2352246C" wp14:editId="214C1775">
-            <wp:simplePos x="0" y="0"/>
-            <wp:positionH relativeFrom="margin">
-              <wp:align>left</wp:align>
-            </wp:positionH>
-            <wp:positionV relativeFrom="paragraph">
-              <wp:posOffset>184785</wp:posOffset>
-            </wp:positionV>
-            <wp:extent cx="3075305" cy="1801495"/>
-            <wp:effectExtent l="0" t="0" r="0" b="8255"/>
-            <wp:wrapSquare wrapText="largest"/>
+          <wp:inline distT="0" distB="0" distL="0" distR="0">
+            <wp:extent cx="3043870" cy="1783080"/>
+            <wp:effectExtent l="0" t="0" r="4445" b="7620"/>
             <wp:docPr id="14" name="Obraz14"/>
             <wp:cNvGraphicFramePr>
               <a:graphicFrameLocks xmlns:a="http://schemas.openxmlformats.org/drawingml/2006/main" noChangeAspect="1"/>
@@ -6629,7 +6966,13 @@
                     </pic:cNvPicPr>
                   </pic:nvPicPr>
                   <pic:blipFill>
-                    <a:blip r:embed="rId19"/>
+                    <a:blip r:embed="rId20" cstate="print">
+                      <a:extLst>
+                        <a:ext uri="{28A0092B-C50C-407E-A947-70E740481C1C}">
+                          <a14:useLocalDpi xmlns:a14="http://schemas.microsoft.com/office/drawing/2010/main" val="0"/>
+                        </a:ext>
+                      </a:extLst>
+                    </a:blip>
                     <a:stretch>
                       <a:fillRect/>
                     </a:stretch>
@@ -6637,7 +6980,7 @@
                   <pic:spPr bwMode="auto">
                     <a:xfrm>
                       <a:off x="0" y="0"/>
-                      <a:ext cx="3075305" cy="1801495"/>
+                      <a:ext cx="3045361" cy="1783954"/>
                     </a:xfrm>
                     <a:prstGeom prst="rect">
                       <a:avLst/>
@@ -6647,13 +6990,7 @@
                 </pic:pic>
               </a:graphicData>
             </a:graphic>
-            <wp14:sizeRelH relativeFrom="margin">
-              <wp14:pctWidth>0</wp14:pctWidth>
-            </wp14:sizeRelH>
-            <wp14:sizeRelV relativeFrom="margin">
-              <wp14:pctHeight>0</wp14:pctHeight>
-            </wp14:sizeRelV>
-          </wp:anchor>
+          </wp:inline>
         </w:drawing>
       </w:r>
       <w:r>
@@ -6663,17 +7000,9 @@
           <w:lang w:val="ru-RU" w:eastAsia="ru-RU" w:bidi="ar-SA"/>
         </w:rPr>
         <w:drawing>
-          <wp:anchor distT="0" distB="0" distL="0" distR="0" simplePos="0" relativeHeight="251667456" behindDoc="0" locked="0" layoutInCell="0" allowOverlap="1" wp14:anchorId="7F2C9D45" wp14:editId="6D9A61FD">
-            <wp:simplePos x="0" y="0"/>
-            <wp:positionH relativeFrom="margin">
-              <wp:posOffset>3080385</wp:posOffset>
-            </wp:positionH>
-            <wp:positionV relativeFrom="paragraph">
-              <wp:posOffset>196850</wp:posOffset>
-            </wp:positionV>
+          <wp:inline distT="0" distB="0" distL="0" distR="0">
             <wp:extent cx="3039110" cy="1779905"/>
             <wp:effectExtent l="0" t="0" r="8890" b="0"/>
-            <wp:wrapSquare wrapText="largest"/>
             <wp:docPr id="15" name="Obraz15"/>
             <wp:cNvGraphicFramePr>
               <a:graphicFrameLocks xmlns:a="http://schemas.openxmlformats.org/drawingml/2006/main" noChangeAspect="1"/>
@@ -6688,7 +7017,13 @@
                     </pic:cNvPicPr>
                   </pic:nvPicPr>
                   <pic:blipFill>
-                    <a:blip r:embed="rId20"/>
+                    <a:blip r:embed="rId21" cstate="print">
+                      <a:extLst>
+                        <a:ext uri="{28A0092B-C50C-407E-A947-70E740481C1C}">
+                          <a14:useLocalDpi xmlns:a14="http://schemas.microsoft.com/office/drawing/2010/main" val="0"/>
+                        </a:ext>
+                      </a:extLst>
+                    </a:blip>
                     <a:stretch>
                       <a:fillRect/>
                     </a:stretch>
@@ -6706,13 +7041,7 @@
                 </pic:pic>
               </a:graphicData>
             </a:graphic>
-            <wp14:sizeRelH relativeFrom="margin">
-              <wp14:pctWidth>0</wp14:pctWidth>
-            </wp14:sizeRelH>
-            <wp14:sizeRelV relativeFrom="margin">
-              <wp14:pctHeight>0</wp14:pctHeight>
-            </wp14:sizeRelV>
-          </wp:anchor>
+          </wp:inline>
         </w:drawing>
       </w:r>
     </w:p>
@@ -6721,23 +7050,31 @@
         <w:tabs>
           <w:tab w:val="left" w:pos="288"/>
         </w:tabs>
-        <w:jc w:val="both"/>
+        <w:rPr>
+          <w:rFonts w:ascii="Calibri" w:hAnsi="Calibri"/>
+        </w:rPr>
+      </w:pPr>
+      <w:r>
         <w:rPr>
           <w:color w:val="000000"/>
           <w:lang w:bidi="ar-SA"/>
         </w:rPr>
-      </w:pPr>
-    </w:p>
-    <w:p>
-      <w:pPr>
-        <w:tabs>
-          <w:tab w:val="left" w:pos="288"/>
-        </w:tabs>
-        <w:jc w:val="center"/>
-        <w:rPr>
-          <w:rFonts w:ascii="Calibri" w:hAnsi="Calibri"/>
-        </w:rPr>
-      </w:pPr>
+        <w:t xml:space="preserve">                   Ry</w:t>
+      </w:r>
+      <w:r>
+        <w:rPr>
+          <w:color w:val="000000"/>
+          <w:lang w:bidi="ar-SA"/>
+        </w:rPr>
+        <w:t>s. 2.5</w:t>
+      </w:r>
+      <w:r>
+        <w:rPr>
+          <w:color w:val="000000"/>
+          <w:lang w:bidi="ar-SA"/>
+        </w:rPr>
+        <w:t xml:space="preserve">. </w:t>
+      </w:r>
       <m:oMath>
         <m:sSub>
           <m:sSubPr>
@@ -6824,7 +7161,25 @@
         <w:rPr>
           <w:rFonts w:ascii="Calibri" w:hAnsi="Calibri"/>
         </w:rPr>
-        <w:t xml:space="preserve">                                 </w:t>
+        <w:t xml:space="preserve">       </w:t>
+      </w:r>
+      <w:r>
+        <w:rPr>
+          <w:rFonts w:ascii="Calibri" w:hAnsi="Calibri"/>
+        </w:rPr>
+        <w:t xml:space="preserve">   </w:t>
+      </w:r>
+      <w:r>
+        <w:rPr>
+          <w:rFonts w:ascii="Calibri" w:hAnsi="Calibri"/>
+        </w:rPr>
+        <w:t>Rys. 2.6</w:t>
+      </w:r>
+      <w:r>
+        <w:rPr>
+          <w:rFonts w:ascii="Calibri" w:hAnsi="Calibri"/>
+        </w:rPr>
+        <w:t xml:space="preserve">  </w:t>
       </w:r>
       <m:oMath>
         <m:sSub>
@@ -6890,20 +7245,41 @@
         <w:tabs>
           <w:tab w:val="left" w:pos="288"/>
         </w:tabs>
-        <w:jc w:val="both"/>
-        <w:rPr>
-          <w:rFonts w:ascii="Calibri" w:hAnsi="Calibri"/>
-          <w:color w:val="000000"/>
-          <w:lang w:bidi="ar-SA"/>
-        </w:rPr>
-      </w:pPr>
+        <w:jc w:val="center"/>
+        <w:rPr>
+          <w:rFonts w:ascii="Calibri" w:hAnsi="Calibri"/>
+        </w:rPr>
+      </w:pPr>
+      <w:r>
+        <w:rPr>
+          <w:rFonts w:ascii="Calibri" w:hAnsi="Calibri"/>
+        </w:rPr>
+        <w:t>CH1 – sygnał z generatora, CH2 – napię</w:t>
+      </w:r>
+      <w:r>
+        <w:rPr>
+          <w:rFonts w:ascii="Calibri" w:hAnsi="Calibri"/>
+        </w:rPr>
+        <w:t>cie na kolektorze tranzystora T4</w:t>
+      </w:r>
     </w:p>
     <w:p>
       <w:pPr>
         <w:tabs>
           <w:tab w:val="left" w:pos="288"/>
         </w:tabs>
-        <w:jc w:val="both"/>
+        <w:rPr>
+          <w:rFonts w:ascii="Calibri" w:hAnsi="Calibri"/>
+          <w:color w:val="000000"/>
+          <w:lang w:bidi="ar-SA"/>
+        </w:rPr>
+      </w:pPr>
+    </w:p>
+    <w:p>
+      <w:pPr>
+        <w:tabs>
+          <w:tab w:val="left" w:pos="288"/>
+        </w:tabs>
         <w:rPr>
           <w:rFonts w:ascii="Calibri" w:hAnsi="Calibri" w:cs="Calibri"/>
         </w:rPr>
@@ -6997,19 +7373,19 @@
         <w:rPr>
           <w:rFonts w:ascii="Calibri" w:hAnsi="Calibri" w:cs="Calibri"/>
         </w:rPr>
-        <w:t xml:space="preserve"> praktycznie nie otwierał się w stopniu wystarczającym do poprawnej pracy klucza: napięcie na drenie nie przełączało się prawidłowo między dwoma skrajnymi poziomami, a prąd diody był zbyt mały, by układ działał tak jak wcześniej. Taki wynik jest zgodny z ogólną zasadą, że </w:t>
-      </w:r>
-      <w:r>
-        <w:rPr>
-          <w:rFonts w:ascii="Calibri" w:hAnsi="Calibri" w:cs="Calibri"/>
-        </w:rPr>
-        <w:t>napięcie progowe oznacza jedynie początek tworzenia kanału, a nie warunek poprawnej pracy jako klucz o małej rezystancji w stanie włączenia</w:t>
-      </w:r>
-      <w:r>
-        <w:rPr>
-          <w:rFonts w:ascii="Calibri" w:hAnsi="Calibri" w:cs="Calibri"/>
-        </w:rPr>
-        <w:t>.</w:t>
+        <w:t xml:space="preserve"> </w:t>
+      </w:r>
+      <w:r>
+        <w:rPr>
+          <w:rFonts w:ascii="Calibri" w:hAnsi="Calibri" w:cs="Calibri"/>
+        </w:rPr>
+        <w:t>okazał się w stanie wyłączenia</w:t>
+      </w:r>
+      <w:r>
+        <w:rPr>
+          <w:rFonts w:ascii="Calibri" w:hAnsi="Calibri" w:cs="Calibri"/>
+        </w:rPr>
+        <w:t xml:space="preserve">. </w:t>
       </w:r>
     </w:p>
     <w:p>
@@ -7017,7 +7393,6 @@
         <w:tabs>
           <w:tab w:val="left" w:pos="288"/>
         </w:tabs>
-        <w:jc w:val="both"/>
         <w:rPr>
           <w:rFonts w:ascii="Calibri" w:hAnsi="Calibri" w:cs="Calibri"/>
         </w:rPr>
@@ -7028,7 +7403,6 @@
         <w:tabs>
           <w:tab w:val="left" w:pos="288"/>
         </w:tabs>
-        <w:jc w:val="both"/>
         <w:rPr>
           <w:rFonts w:ascii="Calibri" w:hAnsi="Calibri" w:cs="Calibri"/>
         </w:rPr>
@@ -7083,7 +7457,13 @@
         <w:rPr>
           <w:rFonts w:ascii="Calibri" w:hAnsi="Calibri" w:cs="Calibri"/>
         </w:rPr>
-        <w:t xml:space="preserve"> działanie układu istotnie się poprawiło: tranzystor zaczął się wyraźnie przełączać, a napięcie na drenie zmieniało się w dużo większym zakresie</w:t>
+        <w:t xml:space="preserve"> </w:t>
+      </w:r>
+      <w:r>
+        <w:rPr>
+          <w:rFonts w:ascii="Calibri" w:hAnsi="Calibri" w:cs="Calibri"/>
+        </w:rPr>
+        <w:t>tranzystor okazał się w stanie nasycenia</w:t>
       </w:r>
       <w:r>
         <w:rPr>
@@ -7134,7 +7514,13 @@
         <w:rPr>
           <w:rFonts w:ascii="Calibri" w:hAnsi="Calibri" w:cs="Calibri"/>
         </w:rPr>
-        <w:t xml:space="preserve"> do 5 V poprawiło pracę układu w warunkach laboratoryjnych, ale w praktyce taki zabieg nie zawsze jest możliwy. Dlatego dobór tranzystora musi uwzględniać napięcie sterujące dostępne w rzeczywistym układzie</w:t>
+        <w:t xml:space="preserve"> do 5 V umożliwiło</w:t>
+      </w:r>
+      <w:r>
+        <w:rPr>
+          <w:rFonts w:ascii="Calibri" w:hAnsi="Calibri" w:cs="Calibri"/>
+        </w:rPr>
+        <w:t xml:space="preserve"> pracę układu w warunkach laboratoryjnych, ale w praktyce taki zabieg nie zawsze jest możliwy. Dlatego dobór tranzystora musi uwzględniać napięcie sterujące dostępne w rzeczywistym układzie</w:t>
       </w:r>
       <w:r>
         <w:rPr>
@@ -7146,7 +7532,19 @@
         <w:rPr>
           <w:rFonts w:ascii="Calibri" w:hAnsi="Calibri" w:cs="Calibri"/>
         </w:rPr>
-        <w:t xml:space="preserve"> Nie oznacza to jednak, że T4 jest równie wygodny w sterowaniu jak T3. Z instrukcji wynika, że T4 jest tranzystorem </w:t>
+        <w:t xml:space="preserve"> Nie oznacza to jednak, że T4 jest równie wygodny w sterow</w:t>
+      </w:r>
+      <w:r>
+        <w:rPr>
+          <w:rFonts w:ascii="Calibri" w:hAnsi="Calibri" w:cs="Calibri"/>
+        </w:rPr>
+        <w:t>aniu jak T3. Z datasheet-u wynika</w:t>
+      </w:r>
+      <w:r>
+        <w:rPr>
+          <w:rFonts w:ascii="Calibri" w:hAnsi="Calibri" w:cs="Calibri"/>
+        </w:rPr>
+        <w:t xml:space="preserve">, że T4 jest tranzystorem </w:t>
       </w:r>
       <w:r>
         <w:rPr>
@@ -7167,7 +7565,20 @@
         <w:rPr>
           <w:rFonts w:ascii="Calibri" w:hAnsi="Calibri" w:cs="Calibri"/>
         </w:rPr>
-        <w:t xml:space="preserve"> a w materiałach teoretycznych podkreślono, że duże MOSFET-y mają zwykle większą pojemność wejściową i mogą wymagać silniejszego sterowania bramki. To dobrze tłumaczy, dlaczego tranzystor, który „jest MOSFET-em”, nie musi dobrze działać przy małej amplitudzie sygnału logicznego.</w:t>
+        <w:t xml:space="preserve"> a </w:t>
+      </w:r>
+      <w:r>
+        <w:rPr>
+          <w:rFonts w:ascii="Calibri" w:hAnsi="Calibri" w:cs="Calibri"/>
+          <w:color w:val="FFC000"/>
+        </w:rPr>
+        <w:t xml:space="preserve">w materiałach teoretycznych podkreślono, że </w:t>
+      </w:r>
+      <w:r>
+        <w:rPr>
+          <w:rFonts w:ascii="Calibri" w:hAnsi="Calibri" w:cs="Calibri"/>
+        </w:rPr>
+        <w:t xml:space="preserve">duże MOSFET-y mają zwykle większą pojemność wejściową i mogą wymagać silniejszego sterowania bramki. </w:t>
       </w:r>
     </w:p>
     <w:p>
@@ -7175,7 +7586,6 @@
         <w:tabs>
           <w:tab w:val="left" w:pos="288"/>
         </w:tabs>
-        <w:jc w:val="both"/>
         <w:rPr>
           <w:rFonts w:ascii="Calibri" w:hAnsi="Calibri" w:cs="Calibri"/>
         </w:rPr>
@@ -7186,10 +7596,9 @@
         <w:tabs>
           <w:tab w:val="left" w:pos="288"/>
         </w:tabs>
-        <w:jc w:val="both"/>
-        <w:rPr>
-          <w:rFonts w:ascii="Calibri" w:hAnsi="Calibri" w:cs="Calibri"/>
-          <w:color w:val="000000"/>
+        <w:rPr>
+          <w:rFonts w:ascii="Calibri" w:hAnsi="Calibri" w:cs="Calibri"/>
+          <w:color w:val="FFC000"/>
           <w:lang w:bidi="ar-SA"/>
         </w:rPr>
       </w:pPr>
@@ -7311,7 +7720,6 @@
         <w:tabs>
           <w:tab w:val="left" w:pos="288"/>
         </w:tabs>
-        <w:jc w:val="both"/>
         <w:rPr>
           <w:rFonts w:ascii="Calibri" w:hAnsi="Calibri"/>
           <w:color w:val="000000"/>
@@ -7325,7 +7733,6 @@
         <w:tabs>
           <w:tab w:val="left" w:pos="288"/>
         </w:tabs>
-        <w:jc w:val="both"/>
         <w:rPr>
           <w:rFonts w:ascii="Calibri" w:hAnsi="Calibri"/>
           <w:color w:val="000000"/>
@@ -7340,7 +7747,6 @@
         <w:tabs>
           <w:tab w:val="left" w:pos="288"/>
         </w:tabs>
-        <w:jc w:val="both"/>
         <w:rPr>
           <w:rFonts w:ascii="Calibri" w:hAnsi="Calibri"/>
         </w:rPr>
@@ -7373,7 +7779,6 @@
         <w:tabs>
           <w:tab w:val="left" w:pos="288"/>
         </w:tabs>
-        <w:jc w:val="both"/>
         <w:rPr>
           <w:rFonts w:ascii="Calibri" w:hAnsi="Calibri"/>
           <w:color w:val="000000"/>
@@ -7386,41 +7791,67 @@
         <w:tabs>
           <w:tab w:val="left" w:pos="288"/>
         </w:tabs>
-        <w:jc w:val="both"/>
-        <w:rPr>
-          <w:rFonts w:ascii="Calibri" w:hAnsi="Calibri"/>
-        </w:rPr>
-      </w:pPr>
-      <w:r>
-        <w:rPr>
-          <w:rFonts w:ascii="Calibri" w:hAnsi="Calibri"/>
-          <w:i/>
-          <w:iCs/>
-          <w:color w:val="FF0000"/>
+        <w:rPr>
+          <w:rFonts w:ascii="Calibri" w:hAnsi="Calibri" w:cs="Calibri"/>
+        </w:rPr>
+      </w:pPr>
+      <w:r>
+        <w:rPr>
+          <w:rFonts w:ascii="Calibri" w:hAnsi="Calibri"/>
+          <w:color w:val="000000"/>
           <w:lang w:bidi="ar-SA"/>
         </w:rPr>
-        <w:t xml:space="preserve">(tu podsumuj WSZYSTKIE dotychczas zebrane doświadczenia i wyciągnij z nich </w:t>
-      </w:r>
-      <w:r>
-        <w:rPr>
-          <w:rFonts w:ascii="Calibri" w:hAnsi="Calibri"/>
-          <w:i/>
-          <w:iCs/>
-          <w:color w:val="FF0000"/>
-          <w:u w:val="single"/>
+        <w:t>W przypadku potrzeby projektowania</w:t>
+      </w:r>
+      <w:r>
+        <w:rPr>
+          <w:rFonts w:ascii="Calibri" w:hAnsi="Calibri"/>
+          <w:color w:val="000000"/>
           <w:lang w:bidi="ar-SA"/>
         </w:rPr>
-        <w:t>wnioski</w:t>
-      </w:r>
-      <w:r>
-        <w:rPr>
-          <w:rFonts w:ascii="Calibri" w:hAnsi="Calibri"/>
-          <w:i/>
-          <w:iCs/>
-          <w:color w:val="FF0000"/>
+        <w:t xml:space="preserve"> </w:t>
+      </w:r>
+      <w:r>
+        <w:rPr>
+          <w:rFonts w:ascii="Calibri" w:hAnsi="Calibri" w:cs="Calibri"/>
+          <w:color w:val="000000"/>
           <w:lang w:bidi="ar-SA"/>
         </w:rPr>
-        <w:t>. Nie OPISUJ ponownie tego, co już wcześniej zostało opisanie i udokumentowanie)</w:t>
+        <w:t>klucz</w:t>
+      </w:r>
+      <w:r>
+        <w:rPr>
+          <w:rFonts w:ascii="Calibri" w:hAnsi="Calibri" w:cs="Calibri"/>
+          <w:color w:val="000000"/>
+          <w:lang w:bidi="ar-SA"/>
+        </w:rPr>
+        <w:t>a</w:t>
+      </w:r>
+      <w:r>
+        <w:rPr>
+          <w:rFonts w:ascii="Calibri" w:hAnsi="Calibri" w:cs="Calibri"/>
+          <w:color w:val="000000"/>
+          <w:lang w:bidi="ar-SA"/>
+        </w:rPr>
+        <w:t xml:space="preserve"> </w:t>
+      </w:r>
+      <w:r>
+        <w:rPr>
+          <w:rFonts w:ascii="Calibri" w:hAnsi="Calibri" w:cs="Calibri"/>
+        </w:rPr>
+        <w:t>tranzystorowego</w:t>
+      </w:r>
+      <w:r>
+        <w:rPr>
+          <w:rFonts w:ascii="Calibri" w:hAnsi="Calibri" w:cs="Calibri"/>
+        </w:rPr>
+        <w:t xml:space="preserve"> trze</w:t>
+      </w:r>
+      <w:r>
+        <w:rPr>
+          <w:rFonts w:ascii="Calibri" w:hAnsi="Calibri" w:cs="Calibri"/>
+        </w:rPr>
+        <w:t>ba rozważyć na jakim tranzystorze będziemy to robili. To zależy od wymagań projektowych:</w:t>
       </w:r>
     </w:p>
     <w:p>
@@ -7428,32 +7859,15 @@
         <w:tabs>
           <w:tab w:val="left" w:pos="288"/>
         </w:tabs>
-        <w:jc w:val="both"/>
-        <w:rPr>
-          <w:rFonts w:ascii="Calibri" w:hAnsi="Calibri"/>
-        </w:rPr>
-      </w:pPr>
-      <w:r>
-        <w:rPr>
-          <w:rFonts w:ascii="Calibri" w:hAnsi="Calibri"/>
-          <w:b/>
-          <w:bCs/>
-          <w:color w:val="000000"/>
-          <w:sz w:val="28"/>
-          <w:szCs w:val="28"/>
-          <w:lang w:bidi="ar-SA"/>
-        </w:rPr>
-        <w:t>3.</w:t>
-      </w:r>
-      <w:r>
-        <w:rPr>
-          <w:rFonts w:ascii="Calibri" w:hAnsi="Calibri"/>
-          <w:b/>
-          <w:bCs/>
-          <w:color w:val="000000"/>
-          <w:lang w:bidi="ar-SA"/>
-        </w:rPr>
-        <w:t xml:space="preserve"> Podsumowanie</w:t>
+        <w:rPr>
+          <w:rFonts w:ascii="Calibri" w:hAnsi="Calibri" w:cs="Calibri"/>
+        </w:rPr>
+      </w:pPr>
+      <w:r>
+        <w:rPr>
+          <w:rFonts w:ascii="Calibri" w:hAnsi="Calibri" w:cs="Calibri"/>
+        </w:rPr>
+        <w:t>BJT:</w:t>
       </w:r>
     </w:p>
     <w:p>
@@ -7461,55 +7875,56 @@
         <w:tabs>
           <w:tab w:val="left" w:pos="288"/>
         </w:tabs>
-        <w:jc w:val="both"/>
-        <w:rPr>
-          <w:rFonts w:ascii="Calibri" w:hAnsi="Calibri"/>
-          <w:color w:val="000000"/>
-          <w:lang w:bidi="ar-SA"/>
-        </w:rPr>
-      </w:pPr>
+        <w:rPr>
+          <w:rFonts w:ascii="Calibri" w:hAnsi="Calibri" w:cs="Calibri"/>
+        </w:rPr>
+      </w:pPr>
+      <w:r>
+        <w:rPr>
+          <w:rFonts w:ascii="Calibri" w:hAnsi="Calibri" w:cs="Calibri"/>
+        </w:rPr>
+        <w:t>Gdy prostota sterowania prądem jest ważniesza</w:t>
+      </w:r>
+      <w:r>
+        <w:rPr>
+          <w:rFonts w:ascii="Calibri" w:hAnsi="Calibri" w:cs="Calibri"/>
+        </w:rPr>
+        <w:t xml:space="preserve"> od minimalizacji stat bądź szybkiego przełaczania.</w:t>
+      </w:r>
     </w:p>
     <w:p>
       <w:pPr>
         <w:tabs>
           <w:tab w:val="left" w:pos="288"/>
         </w:tabs>
-        <w:jc w:val="both"/>
-        <w:rPr>
-          <w:rFonts w:ascii="Calibri" w:hAnsi="Calibri"/>
-        </w:rPr>
-      </w:pPr>
-      <w:r>
-        <w:rPr>
-          <w:rFonts w:ascii="Calibri" w:hAnsi="Calibri"/>
-          <w:i/>
-          <w:iCs/>
-          <w:color w:val="FF0000"/>
-          <w:lang w:bidi="ar-SA"/>
-        </w:rPr>
-        <w:t xml:space="preserve">(tu podsumuj WSZYSTKIE dotychczas zebrane doświadczenia i wyciągnij z nich </w:t>
-      </w:r>
-      <w:r>
-        <w:rPr>
-          <w:rFonts w:ascii="Calibri" w:hAnsi="Calibri"/>
-          <w:i/>
-          <w:iCs/>
-          <w:color w:val="FF0000"/>
-          <w:u w:val="single"/>
-          <w:lang w:bidi="ar-SA"/>
-        </w:rPr>
-        <w:t>wnioski</w:t>
-      </w:r>
-      <w:r>
-        <w:rPr>
-          <w:rFonts w:ascii="Calibri" w:hAnsi="Calibri"/>
-          <w:i/>
-          <w:iCs/>
-          <w:color w:val="FF0000"/>
-          <w:lang w:bidi="ar-SA"/>
-        </w:rPr>
-        <w:t>. Nie OPISUJ ponownie tego, co już wcześniej zostało opisanie i udokumentowanie)</w:t>
-      </w:r>
+        <w:rPr>
+          <w:rFonts w:ascii="Calibri" w:hAnsi="Calibri" w:cs="Calibri"/>
+        </w:rPr>
+      </w:pPr>
+      <w:r>
+        <w:rPr>
+          <w:rFonts w:ascii="Calibri" w:hAnsi="Calibri" w:cs="Calibri"/>
+        </w:rPr>
+        <w:t>Przy projektowaniu takich układów trzeba zwracać uwagę na wartość prądu bazy była 2-3 krotnie większa od minimalnej, oraz należy pamiętać o możliwości przyspieszenia klucza poprzez zastosowania pojemności w obwodzie bazy</w:t>
+      </w:r>
+    </w:p>
+    <w:p>
+      <w:pPr>
+        <w:tabs>
+          <w:tab w:val="left" w:pos="288"/>
+        </w:tabs>
+        <w:rPr>
+          <w:rFonts w:ascii="Calibri" w:hAnsi="Calibri" w:cs="Calibri"/>
+        </w:rPr>
+      </w:pPr>
+      <w:r>
+        <w:rPr>
+          <w:rFonts w:ascii="Calibri" w:hAnsi="Calibri" w:cs="Calibri"/>
+        </w:rPr>
+        <w:t>MOSFET:</w:t>
+      </w:r>
+      <w:bookmarkStart w:id="0" w:name="_GoBack"/>
+      <w:bookmarkEnd w:id="0"/>
     </w:p>
     <w:sectPr>
       <w:pgSz w:w="11906" w:h="16838"/>
@@ -7534,7 +7949,7 @@
       <w:lvlText w:val="%1."/>
       <w:lvlJc w:val="left"/>
       <w:pPr>
-        <w:ind w:left="720" w:hanging="360"/>
+        <w:ind w:left="450" w:hanging="360"/>
       </w:pPr>
       <w:rPr>
         <w:rFonts w:hint="default"/>

--- a/Lab1/LELA1_LAB1_Rah_Sal.docx
+++ b/Lab1/LELA1_LAB1_Rah_Sal.docx
@@ -1,6 +1,6 @@
 
 <file path=word/document.xml><?xml version="1.0" encoding="utf-8"?>
-<w:document xmlns:wpc="http://schemas.microsoft.com/office/word/2010/wordprocessingCanvas" xmlns:cx="http://schemas.microsoft.com/office/drawing/2014/chartex" xmlns:cx1="http://schemas.microsoft.com/office/drawing/2015/9/8/chartex" xmlns:mc="http://schemas.openxmlformats.org/markup-compatibility/2006" xmlns:o="urn:schemas-microsoft-com:office:office" xmlns:r="http://schemas.openxmlformats.org/officeDocument/2006/relationships" xmlns:m="http://schemas.openxmlformats.org/officeDocument/2006/math" xmlns:v="urn:schemas-microsoft-com:vml" xmlns:wp14="http://schemas.microsoft.com/office/word/2010/wordprocessingDrawing" xmlns:wp="http://schemas.openxmlformats.org/drawingml/2006/wordprocessingDrawing" xmlns:w10="urn:schemas-microsoft-com:office:word" xmlns:w="http://schemas.openxmlformats.org/wordprocessingml/2006/main" xmlns:w14="http://schemas.microsoft.com/office/word/2010/wordml" xmlns:w15="http://schemas.microsoft.com/office/word/2012/wordml" xmlns:w16se="http://schemas.microsoft.com/office/word/2015/wordml/symex" xmlns:wpg="http://schemas.microsoft.com/office/word/2010/wordprocessingGroup" xmlns:wpi="http://schemas.microsoft.com/office/word/2010/wordprocessingInk" xmlns:wne="http://schemas.microsoft.com/office/word/2006/wordml" xmlns:wps="http://schemas.microsoft.com/office/word/2010/wordprocessingShape" mc:Ignorable="w14 w15 w16se wp14">
+<w:document xmlns:wpc="http://schemas.microsoft.com/office/word/2010/wordprocessingCanvas" xmlns:cx="http://schemas.microsoft.com/office/drawing/2014/chartex" xmlns:cx1="http://schemas.microsoft.com/office/drawing/2015/9/8/chartex" xmlns:cx2="http://schemas.microsoft.com/office/drawing/2015/10/21/chartex" xmlns:cx3="http://schemas.microsoft.com/office/drawing/2016/5/9/chartex" xmlns:cx4="http://schemas.microsoft.com/office/drawing/2016/5/10/chartex" xmlns:cx5="http://schemas.microsoft.com/office/drawing/2016/5/11/chartex" xmlns:cx6="http://schemas.microsoft.com/office/drawing/2016/5/12/chartex" xmlns:cx7="http://schemas.microsoft.com/office/drawing/2016/5/13/chartex" xmlns:cx8="http://schemas.microsoft.com/office/drawing/2016/5/14/chartex" xmlns:mc="http://schemas.openxmlformats.org/markup-compatibility/2006" xmlns:aink="http://schemas.microsoft.com/office/drawing/2016/ink" xmlns:am3d="http://schemas.microsoft.com/office/drawing/2017/model3d" xmlns:o="urn:schemas-microsoft-com:office:office" xmlns:r="http://schemas.openxmlformats.org/officeDocument/2006/relationships" xmlns:m="http://schemas.openxmlformats.org/officeDocument/2006/math" xmlns:v="urn:schemas-microsoft-com:vml" xmlns:wp14="http://schemas.microsoft.com/office/word/2010/wordprocessingDrawing" xmlns:wp="http://schemas.openxmlformats.org/drawingml/2006/wordprocessingDrawing" xmlns:w10="urn:schemas-microsoft-com:office:word" xmlns:w="http://schemas.openxmlformats.org/wordprocessingml/2006/main" xmlns:w14="http://schemas.microsoft.com/office/word/2010/wordml" xmlns:w15="http://schemas.microsoft.com/office/word/2012/wordml" xmlns:w16cex="http://schemas.microsoft.com/office/word/2018/wordml/cex" xmlns:w16cid="http://schemas.microsoft.com/office/word/2016/wordml/cid" xmlns:w16="http://schemas.microsoft.com/office/word/2018/wordml" xmlns:w16sdtdh="http://schemas.microsoft.com/office/word/2020/wordml/sdtdatahash" xmlns:w16se="http://schemas.microsoft.com/office/word/2015/wordml/symex" xmlns:wpg="http://schemas.microsoft.com/office/word/2010/wordprocessingGroup" xmlns:wpi="http://schemas.microsoft.com/office/word/2010/wordprocessingInk" xmlns:wne="http://schemas.microsoft.com/office/word/2006/wordml" xmlns:wps="http://schemas.microsoft.com/office/word/2010/wordprocessingShape" mc:Ignorable="w14 w15 w16se w16cid w16 w16cex w16sdtdh wp14">
   <w:body>
     <w:p>
       <w:pPr>
@@ -15,7 +15,7 @@
           <w:lang w:val="ru-RU" w:eastAsia="ru-RU" w:bidi="ar-SA"/>
         </w:rPr>
         <w:drawing>
-          <wp:anchor distT="0" distB="1905" distL="114300" distR="118745" simplePos="0" relativeHeight="2" behindDoc="0" locked="0" layoutInCell="0" allowOverlap="1">
+          <wp:anchor distT="0" distB="1905" distL="114300" distR="118745" simplePos="0" relativeHeight="2" behindDoc="0" locked="0" layoutInCell="0" allowOverlap="1" wp14:anchorId="701CFBD5" wp14:editId="22F6030E">
             <wp:simplePos x="0" y="0"/>
             <wp:positionH relativeFrom="column">
               <wp:posOffset>13335</wp:posOffset>
@@ -972,7 +972,7 @@
           <w:lang w:val="ru-RU" w:eastAsia="ru-RU" w:bidi="ar-SA"/>
         </w:rPr>
         <w:drawing>
-          <wp:inline distT="0" distB="0" distL="0" distR="0" wp14:anchorId="67AAD18F" wp14:editId="5834F8B7">
+          <wp:inline distT="0" distB="0" distL="0" distR="0" wp14:anchorId="52E0007C" wp14:editId="767F6B10">
             <wp:extent cx="1219200" cy="1270304"/>
             <wp:effectExtent l="0" t="0" r="0" b="6350"/>
             <wp:docPr id="20" name="Рисунок 20"/>
@@ -1087,7 +1087,19 @@
         <w:rPr>
           <w:rFonts w:ascii="Calibri" w:hAnsi="Calibri"/>
         </w:rPr>
-        <w:t xml:space="preserve">aczenia </w:t>
+        <w:t>aczenia</w:t>
+      </w:r>
+      <w:r>
+        <w:rPr>
+          <w:rFonts w:ascii="Calibri" w:hAnsi="Calibri"/>
+        </w:rPr>
+        <w:t xml:space="preserve"> parametru</w:t>
+      </w:r>
+      <w:r>
+        <w:rPr>
+          <w:rFonts w:ascii="Calibri" w:hAnsi="Calibri"/>
+        </w:rPr>
+        <w:t xml:space="preserve"> </w:t>
       </w:r>
       <w:r>
         <w:rPr>
@@ -1678,7 +1690,7 @@
           <w:lang w:val="ru-RU" w:eastAsia="ru-RU" w:bidi="ar-SA"/>
         </w:rPr>
         <w:drawing>
-          <wp:inline distT="0" distB="0" distL="0" distR="0" wp14:anchorId="33927351" wp14:editId="0A8D8691">
+          <wp:inline distT="0" distB="0" distL="0" distR="0" wp14:anchorId="113B32BC" wp14:editId="27161BC2">
             <wp:extent cx="914400" cy="1068103"/>
             <wp:effectExtent l="0" t="0" r="0" b="0"/>
             <wp:docPr id="17" name="Рисунок 17"/>
@@ -2309,7 +2321,7 @@
           <w:lang w:val="ru-RU" w:eastAsia="ru-RU" w:bidi="ar-SA"/>
         </w:rPr>
         <w:drawing>
-          <wp:inline distT="0" distB="0" distL="0" distR="0" wp14:anchorId="4205A2C6" wp14:editId="6D426B88">
+          <wp:inline distT="0" distB="0" distL="0" distR="0" wp14:anchorId="1633A391" wp14:editId="5616AD18">
             <wp:extent cx="3335655" cy="1953895"/>
             <wp:effectExtent l="0" t="0" r="0" b="8255"/>
             <wp:docPr id="2" name="Obraz2"/>
@@ -2628,13 +2640,43 @@
         <w:rPr>
           <w:rFonts w:ascii="Calibri" w:hAnsi="Calibri"/>
         </w:rPr>
-        <w:t xml:space="preserve">tości opornika policzony został </w:t>
-      </w:r>
-      <w:r>
-        <w:rPr>
-          <w:rFonts w:ascii="Calibri" w:hAnsi="Calibri"/>
-        </w:rPr>
-        <w:t>prąd przez niego płynący a dokładnie taki sam prąd płynie przez diodę.</w:t>
+        <w:t>tości opornika policzony został</w:t>
+      </w:r>
+      <w:r>
+        <w:rPr>
+          <w:rFonts w:ascii="Calibri" w:hAnsi="Calibri"/>
+        </w:rPr>
+        <w:t xml:space="preserve"> </w:t>
+      </w:r>
+      <w:r>
+        <w:rPr>
+          <w:rFonts w:ascii="Calibri" w:hAnsi="Calibri"/>
+        </w:rPr>
+        <w:t>płynący przez niego</w:t>
+      </w:r>
+      <w:r>
+        <w:rPr>
+          <w:rFonts w:ascii="Calibri" w:hAnsi="Calibri"/>
+        </w:rPr>
+        <w:t xml:space="preserve"> </w:t>
+      </w:r>
+      <w:r>
+        <w:rPr>
+          <w:rFonts w:ascii="Calibri" w:hAnsi="Calibri"/>
+        </w:rPr>
+        <w:t>prąd</w:t>
+      </w:r>
+      <w:r>
+        <w:rPr>
+          <w:rFonts w:ascii="Calibri" w:hAnsi="Calibri"/>
+        </w:rPr>
+        <w:t xml:space="preserve">, </w:t>
+      </w:r>
+      <w:r>
+        <w:rPr>
+          <w:rFonts w:ascii="Calibri" w:hAnsi="Calibri"/>
+        </w:rPr>
+        <w:t>a dokładnie taki sam prąd płynie przez diodę.</w:t>
       </w:r>
     </w:p>
     <w:p>
@@ -3083,7 +3125,7 @@
           <w:lang w:val="ru-RU" w:eastAsia="ru-RU" w:bidi="ar-SA"/>
         </w:rPr>
         <w:drawing>
-          <wp:inline distT="0" distB="0" distL="0" distR="0">
+          <wp:inline distT="0" distB="0" distL="0" distR="0" wp14:anchorId="3EFB4D22" wp14:editId="49CADBE8">
             <wp:extent cx="2990850" cy="1752551"/>
             <wp:effectExtent l="0" t="0" r="0" b="635"/>
             <wp:docPr id="3" name="Obraz3"/>
@@ -3133,7 +3175,7 @@
           <w:lang w:val="ru-RU" w:eastAsia="ru-RU" w:bidi="ar-SA"/>
         </w:rPr>
         <w:drawing>
-          <wp:inline distT="0" distB="0" distL="0" distR="0" wp14:anchorId="0936FA1A" wp14:editId="1D255D10">
+          <wp:inline distT="0" distB="0" distL="0" distR="0" wp14:anchorId="066322DC" wp14:editId="243D01A7">
             <wp:extent cx="3003550" cy="1759760"/>
             <wp:effectExtent l="0" t="0" r="6350" b="0"/>
             <wp:docPr id="4" name="Obraz4"/>
@@ -3191,7 +3233,7 @@
           <w:lang w:val="ru-RU" w:eastAsia="ru-RU" w:bidi="ar-SA"/>
         </w:rPr>
         <w:drawing>
-          <wp:anchor distT="0" distB="0" distL="0" distR="0" simplePos="0" relativeHeight="251659264" behindDoc="0" locked="0" layoutInCell="0" allowOverlap="1" wp14:anchorId="1A06E7F3" wp14:editId="15FD1C76">
+          <wp:anchor distT="0" distB="0" distL="0" distR="0" simplePos="0" relativeHeight="251659264" behindDoc="0" locked="0" layoutInCell="0" allowOverlap="1" wp14:anchorId="53753231" wp14:editId="5213696D">
             <wp:simplePos x="0" y="0"/>
             <wp:positionH relativeFrom="margin">
               <wp:align>left</wp:align>
@@ -3330,7 +3372,7 @@
           <w:lang w:val="ru-RU" w:eastAsia="ru-RU" w:bidi="ar-SA"/>
         </w:rPr>
         <w:drawing>
-          <wp:anchor distT="0" distB="0" distL="0" distR="0" simplePos="0" relativeHeight="251661312" behindDoc="0" locked="0" layoutInCell="0" allowOverlap="1" wp14:anchorId="2B203F7F" wp14:editId="0F30AAC1">
+          <wp:anchor distT="0" distB="0" distL="0" distR="0" simplePos="0" relativeHeight="251661312" behindDoc="0" locked="0" layoutInCell="0" allowOverlap="1" wp14:anchorId="4DC05C74" wp14:editId="67A7B085">
             <wp:simplePos x="0" y="0"/>
             <wp:positionH relativeFrom="margin">
               <wp:posOffset>2981325</wp:posOffset>
@@ -3856,27 +3898,105 @@
           <w:rFonts w:ascii="Calibri" w:hAnsi="Calibri"/>
           <w:lang w:val="pl-PL"/>
         </w:rPr>
-        <w:t xml:space="preserve"> kolektora, oraz już występują, ale w mniejszym stopniu problemy z czasem opadania co wynika z </w:t>
-      </w:r>
-      <w:r>
-        <w:rPr>
+        <w:t xml:space="preserve"> kolektora, oraz już występują, ale w mniejszym stopniu</w:t>
+      </w:r>
+      <w:r>
+        <w:rPr>
+          <w:rFonts w:ascii="Calibri" w:hAnsi="Calibri"/>
           <w:lang w:val="pl-PL"/>
         </w:rPr>
-        <w:t>potrzeby szybciej</w:t>
+        <w:t>,</w:t>
       </w:r>
       <w:r>
         <w:rPr>
           <w:rFonts w:ascii="Calibri" w:hAnsi="Calibri"/>
           <w:lang w:val="pl-PL"/>
         </w:rPr>
-        <w:t xml:space="preserve"> naładować bazę i wewnętrzne pojemności, a prą</w:t>
-      </w:r>
-      <w:r>
-        <w:rPr>
-          <w:rFonts w:ascii="Calibri" w:hAnsi="Calibri"/>
+        <w:t xml:space="preserve"> problemy z czasem opadania co wynika z </w:t>
+      </w:r>
+      <w:r>
+        <w:rPr>
+          <w:rFonts w:ascii="Calibri" w:hAnsi="Calibri" w:cs="Calibri"/>
           <w:lang w:val="pl-PL"/>
         </w:rPr>
-        <w:t>d do tego jest niewystarczający.</w:t>
+        <w:t>potrzeby szyb</w:t>
+      </w:r>
+      <w:r>
+        <w:rPr>
+          <w:rFonts w:ascii="Calibri" w:hAnsi="Calibri" w:cs="Calibri"/>
+          <w:lang w:val="pl-PL"/>
+        </w:rPr>
+        <w:t>szego</w:t>
+      </w:r>
+      <w:r>
+        <w:rPr>
+          <w:rFonts w:ascii="Calibri" w:hAnsi="Calibri"/>
+          <w:lang w:val="pl-PL"/>
+        </w:rPr>
+        <w:t xml:space="preserve"> </w:t>
+      </w:r>
+      <w:r>
+        <w:rPr>
+          <w:rFonts w:ascii="Calibri" w:hAnsi="Calibri"/>
+          <w:lang w:val="pl-PL"/>
+        </w:rPr>
+        <w:t>ładowania</w:t>
+      </w:r>
+      <w:r>
+        <w:rPr>
+          <w:rFonts w:ascii="Calibri" w:hAnsi="Calibri"/>
+          <w:lang w:val="pl-PL"/>
+        </w:rPr>
+        <w:t xml:space="preserve"> baz</w:t>
+      </w:r>
+      <w:r>
+        <w:rPr>
+          <w:rFonts w:ascii="Calibri" w:hAnsi="Calibri"/>
+          <w:lang w:val="pl-PL"/>
+        </w:rPr>
+        <w:t>y</w:t>
+      </w:r>
+      <w:r>
+        <w:rPr>
+          <w:rFonts w:ascii="Calibri" w:hAnsi="Calibri"/>
+          <w:lang w:val="pl-PL"/>
+        </w:rPr>
+        <w:t xml:space="preserve"> i wewnętrzne</w:t>
+      </w:r>
+      <w:r>
+        <w:rPr>
+          <w:rFonts w:ascii="Calibri" w:hAnsi="Calibri"/>
+          <w:lang w:val="pl-PL"/>
+        </w:rPr>
+        <w:t>j</w:t>
+      </w:r>
+      <w:r>
+        <w:rPr>
+          <w:rFonts w:ascii="Calibri" w:hAnsi="Calibri"/>
+          <w:lang w:val="pl-PL"/>
+        </w:rPr>
+        <w:t xml:space="preserve"> pojemności, a prą</w:t>
+      </w:r>
+      <w:r>
+        <w:rPr>
+          <w:rFonts w:ascii="Calibri" w:hAnsi="Calibri"/>
+          <w:lang w:val="pl-PL"/>
+        </w:rPr>
+        <w:t xml:space="preserve">d do tego </w:t>
+      </w:r>
+      <w:r>
+        <w:rPr>
+          <w:rFonts w:ascii="Calibri" w:hAnsi="Calibri"/>
+          <w:lang w:val="pl-PL"/>
+        </w:rPr>
+        <w:t xml:space="preserve">nie </w:t>
+      </w:r>
+      <w:r>
+        <w:rPr>
+          <w:rFonts w:ascii="Calibri" w:hAnsi="Calibri"/>
+          <w:lang w:val="pl-PL"/>
+        </w:rPr>
+        <w:t>jest wystarczający.</w:t>
       </w:r>
     </w:p>
     <w:p>
@@ -3892,7 +4012,21 @@
           <w:rFonts w:ascii="Calibri" w:hAnsi="Calibri"/>
           <w:lang w:val="pl-PL"/>
         </w:rPr>
-        <w:t xml:space="preserve">Dla porównania kluczy w dalszej częsci sprawozdania warto przyjąć punkt odniesienia, gdy na wyjściu będzie „dość” dobry sygnal. </w:t>
+        <w:t>Dla porównania kluczy w dalszej częsci sprawozdania warto przyjąć punkt odniesienia, gdy na wyjściu będzie „dość” dobry sygna</w:t>
+      </w:r>
+      <w:r>
+        <w:rPr>
+          <w:rFonts w:ascii="Calibri" w:hAnsi="Calibri"/>
+          <w:lang w:val="pl-PL"/>
+        </w:rPr>
+        <w:t>ł</w:t>
+      </w:r>
+      <w:r>
+        <w:rPr>
+          <w:rFonts w:ascii="Calibri" w:hAnsi="Calibri"/>
+          <w:lang w:val="pl-PL"/>
+        </w:rPr>
+        <w:t xml:space="preserve">. </w:t>
       </w:r>
     </w:p>
     <w:p>
@@ -3969,6 +4103,12 @@
           <w:rFonts w:ascii="Calibri" w:hAnsi="Calibri"/>
         </w:rPr>
         <w:t xml:space="preserve"> czasu trwania sygnalu wyjściowego w stosunku do sygnalu wejściowego (rys 1.6)</w:t>
+      </w:r>
+      <w:r>
+        <w:rPr>
+          <w:rFonts w:ascii="Calibri" w:hAnsi="Calibri"/>
+        </w:rPr>
+        <w:t>,</w:t>
       </w:r>
       <w:r>
         <w:rPr>
@@ -4163,7 +4303,7 @@
           <w:lang w:val="ru-RU" w:eastAsia="ru-RU" w:bidi="ar-SA"/>
         </w:rPr>
         <w:drawing>
-          <wp:inline distT="0" distB="0" distL="0" distR="0">
+          <wp:inline distT="0" distB="0" distL="0" distR="0" wp14:anchorId="272BCB1D" wp14:editId="561BE77C">
             <wp:extent cx="3125037" cy="1830990"/>
             <wp:effectExtent l="0" t="0" r="0" b="0"/>
             <wp:docPr id="26" name="Obraz8"/>
@@ -4434,13 +4574,27 @@
           <w:rFonts w:ascii="Calibri" w:hAnsi="Calibri"/>
           <w:iCs/>
         </w:rPr>
-        <w:t xml:space="preserve">okazała się około 40 razy większa niż bez pojemności. To wynika z tego, że </w:t>
+        <w:t xml:space="preserve">okazała się około 40 razy większa niż bez pojemności. </w:t>
       </w:r>
       <w:r>
         <w:rPr>
           <w:rFonts w:ascii="Calibri" w:hAnsi="Calibri"/>
           <w:iCs/>
         </w:rPr>
+        <w:t>Wynika to</w:t>
+      </w:r>
+      <w:r>
+        <w:rPr>
+          <w:rFonts w:ascii="Calibri" w:hAnsi="Calibri"/>
+          <w:iCs/>
+        </w:rPr>
+        <w:t xml:space="preserve"> z tego, że </w:t>
+      </w:r>
+      <w:r>
+        <w:rPr>
+          <w:rFonts w:ascii="Calibri" w:hAnsi="Calibri"/>
+          <w:iCs/>
+        </w:rPr>
         <w:t>kondensator jest zwarciem dla prądu zmiennego, co pozwala w</w:t>
       </w:r>
       <w:r>
@@ -4462,14 +4616,56 @@
           <w:rFonts w:ascii="Calibri" w:hAnsi="Calibri"/>
           <w:iCs/>
         </w:rPr>
-        <w:t>pływ wyższego prądu zwiększając szybkość</w:t>
+        <w:t>pływ w</w:t>
       </w:r>
       <w:r>
         <w:rPr>
           <w:rFonts w:ascii="Calibri" w:hAnsi="Calibri"/>
           <w:iCs/>
         </w:rPr>
-        <w:t xml:space="preserve"> przełączania się tranzystora.</w:t>
+        <w:t>iększego</w:t>
+      </w:r>
+      <w:r>
+        <w:rPr>
+          <w:rFonts w:ascii="Calibri" w:hAnsi="Calibri"/>
+          <w:iCs/>
+        </w:rPr>
+        <w:t xml:space="preserve"> prądu</w:t>
+      </w:r>
+      <w:r>
+        <w:rPr>
+          <w:rFonts w:ascii="Calibri" w:hAnsi="Calibri"/>
+          <w:iCs/>
+        </w:rPr>
+        <w:t>,</w:t>
+      </w:r>
+      <w:r>
+        <w:rPr>
+          <w:rFonts w:ascii="Calibri" w:hAnsi="Calibri"/>
+          <w:iCs/>
+        </w:rPr>
+        <w:t xml:space="preserve"> zwiększając szybkość</w:t>
+      </w:r>
+      <w:r>
+        <w:rPr>
+          <w:rFonts w:ascii="Calibri" w:hAnsi="Calibri"/>
+          <w:iCs/>
+        </w:rPr>
+        <w:t xml:space="preserve"> przełączania się</w:t>
+      </w:r>
+      <w:r>
+        <w:rPr>
+          <w:rFonts w:ascii="Calibri" w:hAnsi="Calibri"/>
+          <w:iCs/>
+        </w:rPr>
+        <w:t xml:space="preserve"> </w:t>
+      </w:r>
+      <w:r>
+        <w:rPr>
+          <w:rFonts w:ascii="Calibri" w:hAnsi="Calibri"/>
+          <w:iCs/>
+        </w:rPr>
+        <w:t>tranzystora.</w:t>
       </w:r>
     </w:p>
     <w:p>
@@ -4645,7 +4841,7 @@
           <w:lang w:val="ru-RU" w:eastAsia="ru-RU" w:bidi="ar-SA"/>
         </w:rPr>
         <w:drawing>
-          <wp:inline distT="0" distB="0" distL="0" distR="0">
+          <wp:inline distT="0" distB="0" distL="0" distR="0" wp14:anchorId="078C529F" wp14:editId="2D4A57AF">
             <wp:extent cx="2977475" cy="1744531"/>
             <wp:effectExtent l="0" t="0" r="0" b="8255"/>
             <wp:docPr id="9" name="Obraz9"/>
@@ -4696,7 +4892,7 @@
           <w:lang w:val="ru-RU" w:eastAsia="ru-RU" w:bidi="ar-SA"/>
         </w:rPr>
         <w:drawing>
-          <wp:inline distT="0" distB="0" distL="0" distR="0" wp14:anchorId="2B08BB76" wp14:editId="090C559E">
+          <wp:inline distT="0" distB="0" distL="0" distR="0" wp14:anchorId="181297B6" wp14:editId="1C52F15E">
             <wp:extent cx="2984361" cy="1748562"/>
             <wp:effectExtent l="0" t="0" r="6985" b="4445"/>
             <wp:docPr id="10" name="Obraz10"/>
@@ -5040,8 +5236,21 @@
           <w:rFonts w:ascii="Calibri" w:hAnsi="Calibri"/>
           <w:color w:val="000000"/>
         </w:rPr>
-        <w:lastRenderedPageBreak/>
-        <w:t xml:space="preserve">Jak wczesniej zauważono że w stanie nasycenia  tranzystora bipolarnego </w:t>
+        <w:t>Jak wczesniej zauważono</w:t>
+      </w:r>
+      <w:r>
+        <w:rPr>
+          <w:rFonts w:ascii="Calibri" w:hAnsi="Calibri"/>
+          <w:color w:val="000000"/>
+        </w:rPr>
+        <w:t>,</w:t>
+      </w:r>
+      <w:r>
+        <w:rPr>
+          <w:rFonts w:ascii="Calibri" w:hAnsi="Calibri"/>
+          <w:color w:val="000000"/>
+        </w:rPr>
+        <w:t xml:space="preserve"> w stanie nasycenia  tranzystora bipolarnego </w:t>
       </w:r>
       <w:r>
         <w:rPr>
@@ -5067,7 +5276,21 @@
           <w:rFonts w:ascii="Calibri" w:hAnsi="Calibri"/>
           <w:color w:val="000000"/>
         </w:rPr>
-        <w:t xml:space="preserve"> bazy tranzystora co powoduje jego </w:t>
+        <w:t xml:space="preserve"> bazy tranzystora</w:t>
+      </w:r>
+      <w:r>
+        <w:rPr>
+          <w:rFonts w:ascii="Calibri" w:hAnsi="Calibri"/>
+          <w:color w:val="000000"/>
+        </w:rPr>
+        <w:t>,</w:t>
+      </w:r>
+      <w:r>
+        <w:rPr>
+          <w:rFonts w:ascii="Calibri" w:hAnsi="Calibri"/>
+          <w:color w:val="000000"/>
+        </w:rPr>
+        <w:t xml:space="preserve"> co powoduje jego </w:t>
       </w:r>
       <w:r>
         <w:rPr>
@@ -5081,7 +5304,21 @@
           <w:rFonts w:ascii="Calibri" w:hAnsi="Calibri"/>
           <w:color w:val="000000"/>
         </w:rPr>
-        <w:t xml:space="preserve">, co pogarsza sytuacje z </w:t>
+        <w:t>, co</w:t>
+      </w:r>
+      <w:r>
+        <w:rPr>
+          <w:rFonts w:ascii="Calibri" w:hAnsi="Calibri"/>
+          <w:color w:val="000000"/>
+        </w:rPr>
+        <w:t xml:space="preserve"> z kolei</w:t>
+      </w:r>
+      <w:r>
+        <w:rPr>
+          <w:rFonts w:ascii="Calibri" w:hAnsi="Calibri"/>
+          <w:color w:val="000000"/>
+        </w:rPr>
+        <w:t xml:space="preserve"> pogarsza sytuacje z </w:t>
       </w:r>
       <w:r>
         <w:rPr>
@@ -5347,7 +5584,63 @@
           <w:rFonts w:ascii="Calibri" w:hAnsi="Calibri"/>
           <w:iCs/>
         </w:rPr>
-        <w:t xml:space="preserve"> może byd zbyt wysoki, gdyż im tranzystor głębiej nasycony</w:t>
+        <w:t xml:space="preserve"> może by</w:t>
+      </w:r>
+      <w:r>
+        <w:rPr>
+          <w:rFonts w:ascii="Calibri" w:hAnsi="Calibri"/>
+          <w:iCs/>
+        </w:rPr>
+        <w:t>ć</w:t>
+      </w:r>
+      <w:r>
+        <w:rPr>
+          <w:rFonts w:ascii="Calibri" w:hAnsi="Calibri"/>
+          <w:iCs/>
+        </w:rPr>
+        <w:t xml:space="preserve"> z</w:t>
+      </w:r>
+      <w:r>
+        <w:rPr>
+          <w:rFonts w:ascii="Calibri" w:hAnsi="Calibri"/>
+          <w:iCs/>
+        </w:rPr>
+        <w:t>a</w:t>
+      </w:r>
+      <w:r>
+        <w:rPr>
+          <w:rFonts w:ascii="Calibri" w:hAnsi="Calibri"/>
+          <w:iCs/>
+        </w:rPr>
+        <w:t xml:space="preserve"> wysoki</w:t>
+      </w:r>
+      <w:r>
+        <w:rPr>
+          <w:rFonts w:ascii="Calibri" w:hAnsi="Calibri"/>
+          <w:iCs/>
+        </w:rPr>
+        <w:t xml:space="preserve"> ze względu na to, że</w:t>
+      </w:r>
+      <w:r>
+        <w:rPr>
+          <w:rFonts w:ascii="Calibri" w:hAnsi="Calibri"/>
+          <w:iCs/>
+        </w:rPr>
+        <w:t xml:space="preserve"> im tranzystor</w:t>
+      </w:r>
+      <w:r>
+        <w:rPr>
+          <w:rFonts w:ascii="Calibri" w:hAnsi="Calibri"/>
+          <w:iCs/>
+        </w:rPr>
+        <w:t xml:space="preserve"> jest</w:t>
+      </w:r>
+      <w:r>
+        <w:rPr>
+          <w:rFonts w:ascii="Calibri" w:hAnsi="Calibri"/>
+          <w:iCs/>
+        </w:rPr>
+        <w:t xml:space="preserve"> głębiej nasycony</w:t>
       </w:r>
       <w:r>
         <w:rPr>
@@ -5524,7 +5817,7 @@
           <w:lang w:val="ru-RU" w:eastAsia="ru-RU" w:bidi="ar-SA"/>
         </w:rPr>
         <w:drawing>
-          <wp:inline distT="0" distB="0" distL="0" distR="0" wp14:anchorId="48E4F9D1" wp14:editId="53217E47">
+          <wp:inline distT="0" distB="0" distL="0" distR="0" wp14:anchorId="35026B3B" wp14:editId="38D8863C">
             <wp:extent cx="1329267" cy="1429969"/>
             <wp:effectExtent l="0" t="0" r="4445" b="0"/>
             <wp:docPr id="6" name="Рисунок 6"/>
@@ -5624,7 +5917,7 @@
           <w:lang w:val="ru-RU" w:eastAsia="ru-RU" w:bidi="ar-SA"/>
         </w:rPr>
         <w:drawing>
-          <wp:anchor distT="0" distB="0" distL="0" distR="0" simplePos="0" relativeHeight="251663360" behindDoc="0" locked="0" layoutInCell="0" allowOverlap="1" wp14:anchorId="74932368" wp14:editId="4BC240FF">
+          <wp:anchor distT="0" distB="0" distL="0" distR="0" simplePos="0" relativeHeight="251663360" behindDoc="0" locked="0" layoutInCell="0" allowOverlap="1" wp14:anchorId="65A2706E" wp14:editId="23C0147D">
             <wp:simplePos x="0" y="0"/>
             <wp:positionH relativeFrom="margin">
               <wp:align>center</wp:align>
@@ -6034,7 +6327,6 @@
           <w:color w:val="000000"/>
           <w:lang w:bidi="ar-SA"/>
         </w:rPr>
-        <w:lastRenderedPageBreak/>
         <w:t>Zwiększenie częstotliwości pracy klucza z tranzystorem unipolarnym</w:t>
       </w:r>
     </w:p>
@@ -6069,7 +6361,7 @@
           <w:lang w:val="ru-RU" w:eastAsia="ru-RU" w:bidi="ar-SA"/>
         </w:rPr>
         <w:drawing>
-          <wp:inline distT="0" distB="0" distL="0" distR="0">
+          <wp:inline distT="0" distB="0" distL="0" distR="0" wp14:anchorId="1ADEC1CD" wp14:editId="6EBD8666">
             <wp:extent cx="2757170" cy="1615440"/>
             <wp:effectExtent l="0" t="0" r="5080" b="3810"/>
             <wp:docPr id="12" name="Obraz12"/>
@@ -6119,7 +6411,7 @@
           <w:lang w:val="ru-RU" w:eastAsia="ru-RU" w:bidi="ar-SA"/>
         </w:rPr>
         <w:drawing>
-          <wp:inline distT="0" distB="0" distL="0" distR="0" wp14:anchorId="2D5B91BC" wp14:editId="2CF2A9C5">
+          <wp:inline distT="0" distB="0" distL="0" distR="0" wp14:anchorId="77D9E858" wp14:editId="7DB36A61">
             <wp:extent cx="2750820" cy="1612432"/>
             <wp:effectExtent l="0" t="0" r="0" b="6985"/>
             <wp:docPr id="13" name="Obraz13"/>
@@ -6393,6 +6685,7 @@
         </w:tabs>
         <w:rPr>
           <w:rFonts w:ascii="Calibri" w:hAnsi="Calibri" w:cs="Calibri"/>
+          <w:color w:val="FFFFFF" w:themeColor="background1"/>
         </w:rPr>
       </w:pPr>
       <w:r>
@@ -6442,64 +6735,90 @@
       <w:r>
         <w:rPr>
           <w:rFonts w:ascii="Calibri" w:hAnsi="Calibri" w:cs="Calibri"/>
-          <w:color w:val="FFC000"/>
-        </w:rPr>
-        <w:t>Około</w:t>
-      </w:r>
-      <w:r>
-        <w:rPr>
-          <w:rFonts w:ascii="Calibri" w:hAnsi="Calibri" w:cs="Calibri"/>
-          <w:color w:val="FFC000"/>
+        </w:rPr>
+        <w:t xml:space="preserve">W takim przypadku możemy zaobserwować, że </w:t>
+      </w:r>
+      <w:r>
+        <w:rPr>
+          <w:rFonts w:ascii="Calibri" w:hAnsi="Calibri" w:cs="Calibri"/>
+          <w:color w:val="000000" w:themeColor="text1"/>
+        </w:rPr>
+        <w:t>c</w:t>
+      </w:r>
+      <w:r>
+        <w:rPr>
+          <w:rFonts w:ascii="Calibri" w:hAnsi="Calibri" w:cs="Calibri"/>
+          <w:color w:val="000000" w:themeColor="text1"/>
+        </w:rPr>
+        <w:t>zęstotliwość graniczna</w:t>
+      </w:r>
+      <w:r>
+        <w:rPr>
+          <w:rFonts w:ascii="Calibri" w:hAnsi="Calibri" w:cs="Calibri"/>
+          <w:color w:val="FFFFFF" w:themeColor="background1"/>
         </w:rPr>
         <w:t xml:space="preserve"> </w:t>
       </w:r>
       <m:oMath>
         <m:r>
+          <w:rPr>
+            <w:rFonts w:ascii="Cambria Math" w:hAnsi="Cambria Math"/>
+          </w:rPr>
+          <m:t>f</m:t>
+        </m:r>
+        <m:r>
+          <w:rPr>
+            <w:rFonts w:ascii="Cambria Math" w:hAnsi="Cambria Math"/>
+            <w:color w:val="000000"/>
+            <w:lang w:bidi="ar-SA"/>
+          </w:rPr>
+          <m:t xml:space="preserve"> </m:t>
+        </m:r>
+        <m:r>
           <m:rPr>
-            <m:sty m:val="bi"/>
+            <m:sty m:val="p"/>
           </m:rPr>
           <w:rPr>
             <w:rFonts w:ascii="Cambria Math" w:hAnsi="Cambria Math"/>
-            <w:color w:val="FFC000"/>
+            <w:color w:val="000000"/>
+            <w:lang w:bidi="ar-SA"/>
           </w:rPr>
-          <m:t>f=26 kHz</m:t>
+          <m:t>=</m:t>
+        </m:r>
+        <m:r>
+          <m:rPr>
+            <m:sty m:val="p"/>
+          </m:rPr>
+          <w:rPr>
+            <w:rFonts w:ascii="Cambria Math" w:hAnsi="Calibri"/>
+            <w:color w:val="000000"/>
+            <w:lang w:bidi="ar-SA"/>
+          </w:rPr>
+          <m:t>26</m:t>
+        </m:r>
+        <m:r>
+          <m:rPr>
+            <m:sty m:val="p"/>
+          </m:rPr>
+          <w:rPr>
+            <w:rFonts w:ascii="Cambria Math" w:hAnsi="Calibri"/>
+            <w:color w:val="000000"/>
+            <w:lang w:bidi="ar-SA"/>
+          </w:rPr>
+          <m:t> </m:t>
+        </m:r>
+        <m:r>
+          <m:rPr>
+            <m:sty m:val="p"/>
+          </m:rPr>
+          <w:rPr>
+            <w:rFonts w:ascii="Cambria Math" w:hAnsi="Calibri"/>
+            <w:color w:val="000000"/>
+            <w:lang w:bidi="ar-SA"/>
+          </w:rPr>
+          <m:t>kHz</m:t>
         </m:r>
       </m:oMath>
-      <w:r>
-        <w:rPr>
-          <w:rFonts w:ascii="Calibri" w:hAnsi="Calibri" w:cs="Calibri"/>
-          <w:color w:val="FFC000"/>
-        </w:rPr>
-        <w:t xml:space="preserve"> przebieg napięcia na drenie przestał być idealnie prostokątny: zbocza stały się zaokrąglone, pojawiło się opóźnienie względem sygnału wejściowego, a tranzystor przez zauważalny </w:t>
-      </w:r>
-      <w:r>
-        <w:rPr>
-          <w:rFonts w:ascii="Calibri" w:hAnsi="Calibri" w:cs="Calibri"/>
-          <w:color w:val="FFC000"/>
-        </w:rPr>
-        <w:t>czas pracował w stanie przewodzenia</w:t>
-      </w:r>
-      <w:r>
-        <w:rPr>
-          <w:rFonts w:ascii="Calibri" w:hAnsi="Calibri" w:cs="Calibri"/>
-          <w:color w:val="FFC000"/>
-        </w:rPr>
-        <w:t xml:space="preserve"> zamiast szybkiego przechodzenia</w:t>
-      </w:r>
-      <w:r>
-        <w:rPr>
-          <w:rFonts w:ascii="Calibri" w:hAnsi="Calibri" w:cs="Calibri"/>
-          <w:color w:val="FFC000"/>
-        </w:rPr>
-        <w:t xml:space="preserve"> między stanem nasycenia i wyłączenia</w:t>
-      </w:r>
-      <w:r>
-        <w:rPr>
-          <w:rFonts w:ascii="Calibri" w:hAnsi="Calibri" w:cs="Calibri"/>
-          <w:color w:val="FFC000"/>
-        </w:rPr>
-        <w:t>. Oznacza to wzrost czasu przełączania i pogorszenie jakości pracy klucza.</w:t>
-      </w:r>
     </w:p>
     <w:p>
       <w:pPr>
@@ -6949,7 +7268,7 @@
           <w:lang w:val="ru-RU" w:eastAsia="ru-RU" w:bidi="ar-SA"/>
         </w:rPr>
         <w:drawing>
-          <wp:inline distT="0" distB="0" distL="0" distR="0">
+          <wp:inline distT="0" distB="0" distL="0" distR="0" wp14:anchorId="67051986" wp14:editId="49B1277C">
             <wp:extent cx="3043870" cy="1783080"/>
             <wp:effectExtent l="0" t="0" r="4445" b="7620"/>
             <wp:docPr id="14" name="Obraz14"/>
@@ -7000,7 +7319,7 @@
           <w:lang w:val="ru-RU" w:eastAsia="ru-RU" w:bidi="ar-SA"/>
         </w:rPr>
         <w:drawing>
-          <wp:inline distT="0" distB="0" distL="0" distR="0">
+          <wp:inline distT="0" distB="0" distL="0" distR="0" wp14:anchorId="2C4498EA" wp14:editId="5EAB0CD1">
             <wp:extent cx="3039110" cy="1779905"/>
             <wp:effectExtent l="0" t="0" r="8890" b="0"/>
             <wp:docPr id="15" name="Obraz15"/>
@@ -7570,7 +7889,7 @@
       <w:r>
         <w:rPr>
           <w:rFonts w:ascii="Calibri" w:hAnsi="Calibri" w:cs="Calibri"/>
-          <w:color w:val="FFC000"/>
+          <w:color w:val="000000" w:themeColor="text1"/>
         </w:rPr>
         <w:t xml:space="preserve">w materiałach teoretycznych podkreślono, że </w:t>
       </w:r>
@@ -7923,8 +8242,129 @@
         </w:rPr>
         <w:t>MOSFET:</w:t>
       </w:r>
-      <w:bookmarkStart w:id="0" w:name="_GoBack"/>
-      <w:bookmarkEnd w:id="0"/>
+    </w:p>
+    <w:p>
+      <w:pPr>
+        <w:tabs>
+          <w:tab w:val="left" w:pos="288"/>
+        </w:tabs>
+        <w:rPr>
+          <w:rFonts w:ascii="Calibri" w:hAnsi="Calibri" w:cs="Calibri"/>
+        </w:rPr>
+      </w:pPr>
+      <w:r>
+        <w:rPr>
+          <w:rFonts w:ascii="Calibri" w:hAnsi="Calibri" w:cs="Calibri"/>
+        </w:rPr>
+        <w:t>Tranzystor unipolarny jest dobrym wyborem wtedy, gdy można zapewnić odpowiednie napięcie sterujące bramki i gdy zależy nam na małym spadku napięcia oraz szybszym przełączaniu (zwłaszcza w systemach cyfrowych). Nie jest to jednak rozwiązanie automatycznie najlepsze w każdym układzie</w:t>
+      </w:r>
+      <w:r>
+        <w:rPr>
+          <w:rFonts w:ascii="Calibri" w:hAnsi="Calibri" w:cs="Calibri"/>
+        </w:rPr>
+        <w:t xml:space="preserve">, dlatego, że o jego przydatności decydują m.in. dostępne </w:t>
+      </w:r>
+      <m:oMath>
+        <m:sSub>
+          <m:sSubPr>
+            <m:ctrlPr>
+              <w:rPr>
+                <w:rFonts w:ascii="Cambria Math" w:hAnsi="Cambria Math" w:cs="Calibri"/>
+                <w:i/>
+              </w:rPr>
+            </m:ctrlPr>
+          </m:sSubPr>
+          <m:e>
+            <m:r>
+              <w:rPr>
+                <w:rFonts w:ascii="Cambria Math" w:hAnsi="Cambria Math" w:cs="Calibri"/>
+              </w:rPr>
+              <m:t>U</m:t>
+            </m:r>
+          </m:e>
+          <m:sub>
+            <m:r>
+              <w:rPr>
+                <w:rFonts w:ascii="Cambria Math" w:hAnsi="Cambria Math" w:cs="Calibri"/>
+              </w:rPr>
+              <m:t>GS</m:t>
+            </m:r>
+          </m:sub>
+        </m:sSub>
+      </m:oMath>
+      <w:r>
+        <w:rPr>
+          <w:rFonts w:ascii="Calibri" w:hAnsi="Calibri" w:cs="Calibri"/>
+        </w:rPr>
+        <w:t xml:space="preserve">, wartość </w:t>
+      </w:r>
+      <m:oMath>
+        <m:sSub>
+          <m:sSubPr>
+            <m:ctrlPr>
+              <w:rPr>
+                <w:rFonts w:ascii="Cambria Math" w:hAnsi="Cambria Math" w:cs="Calibri"/>
+                <w:i/>
+              </w:rPr>
+            </m:ctrlPr>
+          </m:sSubPr>
+          <m:e>
+            <m:r>
+              <w:rPr>
+                <w:rFonts w:ascii="Cambria Math" w:hAnsi="Cambria Math" w:cs="Calibri"/>
+              </w:rPr>
+              <m:t>R</m:t>
+            </m:r>
+          </m:e>
+          <m:sub>
+            <m:r>
+              <w:rPr>
+                <w:rFonts w:ascii="Cambria Math" w:hAnsi="Cambria Math" w:cs="Calibri"/>
+              </w:rPr>
+              <m:t>DS</m:t>
+            </m:r>
+            <m:r>
+              <w:rPr>
+                <w:rFonts w:ascii="Cambria Math" w:hAnsi="Cambria Math" w:cs="Calibri"/>
+              </w:rPr>
+              <m:t>(on)</m:t>
+            </m:r>
+          </m:sub>
+        </m:sSub>
+      </m:oMath>
+      <w:r>
+        <w:rPr>
+          <w:rFonts w:ascii="Calibri" w:hAnsi="Calibri" w:cs="Calibri"/>
+        </w:rPr>
+        <w:t xml:space="preserve">, oraz </w:t>
+      </w:r>
+      <w:r>
+        <w:rPr>
+          <w:rFonts w:ascii="Calibri" w:hAnsi="Calibri" w:cs="Calibri"/>
+        </w:rPr>
+        <w:lastRenderedPageBreak/>
+        <w:t>możliwości źródła sterującego w zakresie przeładowywania pojemności bramki. Warto pamiętać o odpowiednim doboru rezystancji RG, żeby nie przeładowywać tranzystor zbyt mocno i nie eliminować najważniejszą zaletę tranzystora unipolarnego: błyskawiczne przełączanie.</w:t>
+      </w:r>
+    </w:p>
+    <w:p>
+      <w:pPr>
+        <w:tabs>
+          <w:tab w:val="left" w:pos="288"/>
+        </w:tabs>
+        <w:rPr>
+          <w:rFonts w:ascii="Calibri" w:hAnsi="Calibri" w:cs="Calibri"/>
+        </w:rPr>
+      </w:pPr>
+    </w:p>
+    <w:p>
+      <w:pPr>
+        <w:tabs>
+          <w:tab w:val="left" w:pos="288"/>
+        </w:tabs>
+        <w:rPr>
+          <w:rFonts w:ascii="Calibri" w:hAnsi="Calibri" w:cs="Calibri"/>
+        </w:rPr>
+      </w:pPr>
     </w:p>
     <w:sectPr>
       <w:pgSz w:w="11906" w:h="16838"/>
@@ -7938,7 +8378,7 @@
 </file>
 
 <file path=word/numbering.xml><?xml version="1.0" encoding="utf-8"?>
-<w:numbering xmlns:wpc="http://schemas.microsoft.com/office/word/2010/wordprocessingCanvas" xmlns:cx="http://schemas.microsoft.com/office/drawing/2014/chartex" xmlns:cx1="http://schemas.microsoft.com/office/drawing/2015/9/8/chartex" xmlns:mc="http://schemas.openxmlformats.org/markup-compatibility/2006" xmlns:o="urn:schemas-microsoft-com:office:office" xmlns:r="http://schemas.openxmlformats.org/officeDocument/2006/relationships" xmlns:m="http://schemas.openxmlformats.org/officeDocument/2006/math" xmlns:v="urn:schemas-microsoft-com:vml" xmlns:wp14="http://schemas.microsoft.com/office/word/2010/wordprocessingDrawing" xmlns:wp="http://schemas.openxmlformats.org/drawingml/2006/wordprocessingDrawing" xmlns:w10="urn:schemas-microsoft-com:office:word" xmlns:w="http://schemas.openxmlformats.org/wordprocessingml/2006/main" xmlns:w14="http://schemas.microsoft.com/office/word/2010/wordml" xmlns:w15="http://schemas.microsoft.com/office/word/2012/wordml" xmlns:w16se="http://schemas.microsoft.com/office/word/2015/wordml/symex" xmlns:wpg="http://schemas.microsoft.com/office/word/2010/wordprocessingGroup" xmlns:wpi="http://schemas.microsoft.com/office/word/2010/wordprocessingInk" xmlns:wne="http://schemas.microsoft.com/office/word/2006/wordml" xmlns:wps="http://schemas.microsoft.com/office/word/2010/wordprocessingShape" mc:Ignorable="w14 w15 w16se wp14">
+<w:numbering xmlns:wpc="http://schemas.microsoft.com/office/word/2010/wordprocessingCanvas" xmlns:cx="http://schemas.microsoft.com/office/drawing/2014/chartex" xmlns:cx1="http://schemas.microsoft.com/office/drawing/2015/9/8/chartex" xmlns:cx2="http://schemas.microsoft.com/office/drawing/2015/10/21/chartex" xmlns:cx3="http://schemas.microsoft.com/office/drawing/2016/5/9/chartex" xmlns:cx4="http://schemas.microsoft.com/office/drawing/2016/5/10/chartex" xmlns:cx5="http://schemas.microsoft.com/office/drawing/2016/5/11/chartex" xmlns:cx6="http://schemas.microsoft.com/office/drawing/2016/5/12/chartex" xmlns:cx7="http://schemas.microsoft.com/office/drawing/2016/5/13/chartex" xmlns:cx8="http://schemas.microsoft.com/office/drawing/2016/5/14/chartex" xmlns:mc="http://schemas.openxmlformats.org/markup-compatibility/2006" xmlns:aink="http://schemas.microsoft.com/office/drawing/2016/ink" xmlns:am3d="http://schemas.microsoft.com/office/drawing/2017/model3d" xmlns:o="urn:schemas-microsoft-com:office:office" xmlns:r="http://schemas.openxmlformats.org/officeDocument/2006/relationships" xmlns:m="http://schemas.openxmlformats.org/officeDocument/2006/math" xmlns:v="urn:schemas-microsoft-com:vml" xmlns:wp14="http://schemas.microsoft.com/office/word/2010/wordprocessingDrawing" xmlns:wp="http://schemas.openxmlformats.org/drawingml/2006/wordprocessingDrawing" xmlns:w10="urn:schemas-microsoft-com:office:word" xmlns:w="http://schemas.openxmlformats.org/wordprocessingml/2006/main" xmlns:w14="http://schemas.microsoft.com/office/word/2010/wordml" xmlns:w15="http://schemas.microsoft.com/office/word/2012/wordml" xmlns:w16cex="http://schemas.microsoft.com/office/word/2018/wordml/cex" xmlns:w16cid="http://schemas.microsoft.com/office/word/2016/wordml/cid" xmlns:w16="http://schemas.microsoft.com/office/word/2018/wordml" xmlns:w16sdtdh="http://schemas.microsoft.com/office/word/2020/wordml/sdtdatahash" xmlns:w16se="http://schemas.microsoft.com/office/word/2015/wordml/symex" xmlns:wpg="http://schemas.microsoft.com/office/word/2010/wordprocessingGroup" xmlns:wpi="http://schemas.microsoft.com/office/word/2010/wordprocessingInk" xmlns:wne="http://schemas.microsoft.com/office/word/2006/wordml" xmlns:wps="http://schemas.microsoft.com/office/word/2010/wordprocessingShape" mc:Ignorable="w14 w15 w16se w16cid w16 w16cex w16sdtdh wp14">
   <w:abstractNum w:abstractNumId="0" w15:restartNumberingAfterBreak="0">
     <w:nsid w:val="00973DE9"/>
     <w:multiLevelType w:val="hybridMultilevel"/>
@@ -8129,7 +8569,7 @@
 </file>
 
 <file path=word/styles.xml><?xml version="1.0" encoding="utf-8"?>
-<w:styles xmlns:mc="http://schemas.openxmlformats.org/markup-compatibility/2006" xmlns:r="http://schemas.openxmlformats.org/officeDocument/2006/relationships" xmlns:w="http://schemas.openxmlformats.org/wordprocessingml/2006/main" xmlns:w14="http://schemas.microsoft.com/office/word/2010/wordml" xmlns:w15="http://schemas.microsoft.com/office/word/2012/wordml" xmlns:w16se="http://schemas.microsoft.com/office/word/2015/wordml/symex" mc:Ignorable="w14 w15 w16se">
+<w:styles xmlns:mc="http://schemas.openxmlformats.org/markup-compatibility/2006" xmlns:r="http://schemas.openxmlformats.org/officeDocument/2006/relationships" xmlns:w="http://schemas.openxmlformats.org/wordprocessingml/2006/main" xmlns:w14="http://schemas.microsoft.com/office/word/2010/wordml" xmlns:w15="http://schemas.microsoft.com/office/word/2012/wordml" xmlns:w16cex="http://schemas.microsoft.com/office/word/2018/wordml/cex" xmlns:w16cid="http://schemas.microsoft.com/office/word/2016/wordml/cid" xmlns:w16="http://schemas.microsoft.com/office/word/2018/wordml" xmlns:w16sdtdh="http://schemas.microsoft.com/office/word/2020/wordml/sdtdatahash" xmlns:w16se="http://schemas.microsoft.com/office/word/2015/wordml/symex" mc:Ignorable="w14 w15 w16se w16cid w16 w16cex w16sdtdh">
   <w:docDefaults>
     <w:rPrDefault>
       <w:rPr>
@@ -8146,7 +8586,7 @@
       </w:pPr>
     </w:pPrDefault>
   </w:docDefaults>
-  <w:latentStyles w:defLockedState="0" w:defUIPriority="99" w:defSemiHidden="0" w:defUnhideWhenUsed="0" w:defQFormat="0" w:count="371">
+  <w:latentStyles w:defLockedState="0" w:defUIPriority="99" w:defSemiHidden="0" w:defUnhideWhenUsed="0" w:defQFormat="0" w:count="376">
     <w:lsdException w:name="Normal" w:uiPriority="0" w:qFormat="1"/>
     <w:lsdException w:name="heading 1" w:uiPriority="9" w:qFormat="1"/>
     <w:lsdException w:name="heading 2" w:semiHidden="1" w:uiPriority="9" w:unhideWhenUsed="1" w:qFormat="1"/>
@@ -8252,7 +8692,6 @@
     <w:lsdException w:name="HTML Sample" w:semiHidden="1" w:unhideWhenUsed="1"/>
     <w:lsdException w:name="HTML Typewriter" w:semiHidden="1" w:unhideWhenUsed="1"/>
     <w:lsdException w:name="HTML Variable" w:semiHidden="1" w:unhideWhenUsed="1"/>
-    <w:lsdException w:name="Normal Table" w:semiHidden="1" w:unhideWhenUsed="1"/>
     <w:lsdException w:name="annotation subject" w:semiHidden="1" w:unhideWhenUsed="1"/>
     <w:lsdException w:name="No List" w:semiHidden="1" w:unhideWhenUsed="1"/>
     <w:lsdException w:name="Outline List 1" w:semiHidden="1" w:unhideWhenUsed="1"/>
@@ -8295,11 +8734,8 @@
     <w:lsdException w:name="Table Contemporary" w:semiHidden="1" w:unhideWhenUsed="1"/>
     <w:lsdException w:name="Table Elegant" w:semiHidden="1" w:unhideWhenUsed="1"/>
     <w:lsdException w:name="Table Professional" w:semiHidden="1" w:unhideWhenUsed="1"/>
-    <w:lsdException w:name="Table Subtle 1" w:semiHidden="1" w:unhideWhenUsed="1"/>
     <w:lsdException w:name="Table Subtle 2" w:semiHidden="1" w:unhideWhenUsed="1"/>
     <w:lsdException w:name="Table Web 1" w:semiHidden="1" w:unhideWhenUsed="1"/>
-    <w:lsdException w:name="Table Web 2" w:semiHidden="1" w:unhideWhenUsed="1"/>
-    <w:lsdException w:name="Table Web 3" w:semiHidden="1" w:unhideWhenUsed="1"/>
     <w:lsdException w:name="Balloon Text" w:semiHidden="1" w:unhideWhenUsed="1"/>
     <w:lsdException w:name="Table Grid" w:uiPriority="39"/>
     <w:lsdException w:name="Table Theme" w:semiHidden="1" w:unhideWhenUsed="1"/>
@@ -8518,6 +8954,11 @@
     <w:lsdException w:name="List Table 5 Dark Accent 6" w:uiPriority="50"/>
     <w:lsdException w:name="List Table 6 Colorful Accent 6" w:uiPriority="51"/>
     <w:lsdException w:name="List Table 7 Colorful Accent 6" w:uiPriority="52"/>
+    <w:lsdException w:name="Mention" w:semiHidden="1" w:unhideWhenUsed="1"/>
+    <w:lsdException w:name="Smart Hyperlink" w:semiHidden="1" w:unhideWhenUsed="1"/>
+    <w:lsdException w:name="Hashtag" w:semiHidden="1" w:unhideWhenUsed="1"/>
+    <w:lsdException w:name="Unresolved Mention" w:semiHidden="1" w:unhideWhenUsed="1"/>
+    <w:lsdException w:name="Smart Link" w:semiHidden="1" w:unhideWhenUsed="1"/>
   </w:latentStyles>
   <w:style w:type="paragraph" w:default="1" w:styleId="a">
     <w:name w:val="Normal"/>

--- a/Lab1/LELA1_LAB1_Rah_Sal.docx
+++ b/Lab1/LELA1_LAB1_Rah_Sal.docx
@@ -1,6 +1,6 @@
 
 <file path=word/document.xml><?xml version="1.0" encoding="utf-8"?>
-<w:document xmlns:wpc="http://schemas.microsoft.com/office/word/2010/wordprocessingCanvas" xmlns:cx="http://schemas.microsoft.com/office/drawing/2014/chartex" xmlns:cx1="http://schemas.microsoft.com/office/drawing/2015/9/8/chartex" xmlns:cx2="http://schemas.microsoft.com/office/drawing/2015/10/21/chartex" xmlns:cx3="http://schemas.microsoft.com/office/drawing/2016/5/9/chartex" xmlns:cx4="http://schemas.microsoft.com/office/drawing/2016/5/10/chartex" xmlns:cx5="http://schemas.microsoft.com/office/drawing/2016/5/11/chartex" xmlns:cx6="http://schemas.microsoft.com/office/drawing/2016/5/12/chartex" xmlns:cx7="http://schemas.microsoft.com/office/drawing/2016/5/13/chartex" xmlns:cx8="http://schemas.microsoft.com/office/drawing/2016/5/14/chartex" xmlns:mc="http://schemas.openxmlformats.org/markup-compatibility/2006" xmlns:aink="http://schemas.microsoft.com/office/drawing/2016/ink" xmlns:am3d="http://schemas.microsoft.com/office/drawing/2017/model3d" xmlns:o="urn:schemas-microsoft-com:office:office" xmlns:r="http://schemas.openxmlformats.org/officeDocument/2006/relationships" xmlns:m="http://schemas.openxmlformats.org/officeDocument/2006/math" xmlns:v="urn:schemas-microsoft-com:vml" xmlns:wp14="http://schemas.microsoft.com/office/word/2010/wordprocessingDrawing" xmlns:wp="http://schemas.openxmlformats.org/drawingml/2006/wordprocessingDrawing" xmlns:w10="urn:schemas-microsoft-com:office:word" xmlns:w="http://schemas.openxmlformats.org/wordprocessingml/2006/main" xmlns:w14="http://schemas.microsoft.com/office/word/2010/wordml" xmlns:w15="http://schemas.microsoft.com/office/word/2012/wordml" xmlns:w16cex="http://schemas.microsoft.com/office/word/2018/wordml/cex" xmlns:w16cid="http://schemas.microsoft.com/office/word/2016/wordml/cid" xmlns:w16="http://schemas.microsoft.com/office/word/2018/wordml" xmlns:w16sdtdh="http://schemas.microsoft.com/office/word/2020/wordml/sdtdatahash" xmlns:w16se="http://schemas.microsoft.com/office/word/2015/wordml/symex" xmlns:wpg="http://schemas.microsoft.com/office/word/2010/wordprocessingGroup" xmlns:wpi="http://schemas.microsoft.com/office/word/2010/wordprocessingInk" xmlns:wne="http://schemas.microsoft.com/office/word/2006/wordml" xmlns:wps="http://schemas.microsoft.com/office/word/2010/wordprocessingShape" mc:Ignorable="w14 w15 w16se w16cid w16 w16cex w16sdtdh wp14">
+<w:document xmlns:wpc="http://schemas.microsoft.com/office/word/2010/wordprocessingCanvas" xmlns:cx="http://schemas.microsoft.com/office/drawing/2014/chartex" xmlns:cx1="http://schemas.microsoft.com/office/drawing/2015/9/8/chartex" xmlns:mc="http://schemas.openxmlformats.org/markup-compatibility/2006" xmlns:o="urn:schemas-microsoft-com:office:office" xmlns:r="http://schemas.openxmlformats.org/officeDocument/2006/relationships" xmlns:m="http://schemas.openxmlformats.org/officeDocument/2006/math" xmlns:v="urn:schemas-microsoft-com:vml" xmlns:wp14="http://schemas.microsoft.com/office/word/2010/wordprocessingDrawing" xmlns:wp="http://schemas.openxmlformats.org/drawingml/2006/wordprocessingDrawing" xmlns:w10="urn:schemas-microsoft-com:office:word" xmlns:w="http://schemas.openxmlformats.org/wordprocessingml/2006/main" xmlns:w14="http://schemas.microsoft.com/office/word/2010/wordml" xmlns:w15="http://schemas.microsoft.com/office/word/2012/wordml" xmlns:w16se="http://schemas.microsoft.com/office/word/2015/wordml/symex" xmlns:wpg="http://schemas.microsoft.com/office/word/2010/wordprocessingGroup" xmlns:wpi="http://schemas.microsoft.com/office/word/2010/wordprocessingInk" xmlns:wne="http://schemas.microsoft.com/office/word/2006/wordml" xmlns:wps="http://schemas.microsoft.com/office/word/2010/wordprocessingShape" mc:Ignorable="w14 w15 w16se wp14">
   <w:body>
     <w:p>
       <w:pPr>
@@ -40,7 +40,7 @@
                     </pic:cNvPicPr>
                   </pic:nvPicPr>
                   <pic:blipFill>
-                    <a:blip r:embed="rId5"/>
+                    <a:blip r:embed="rId6"/>
                     <a:stretch>
                       <a:fillRect/>
                     </a:stretch>
@@ -476,6 +476,13 @@
                 <w:b/>
               </w:rPr>
             </w:pPr>
+            <w:r>
+              <w:rPr>
+                <w:rFonts w:ascii="Calibri" w:hAnsi="Calibri" w:cs="Arial"/>
+                <w:b/>
+              </w:rPr>
+              <w:t>Katarzyna Opalska</w:t>
+            </w:r>
           </w:p>
         </w:tc>
       </w:tr>
@@ -987,7 +994,7 @@
                     <pic:cNvPicPr/>
                   </pic:nvPicPr>
                   <pic:blipFill>
-                    <a:blip r:embed="rId6"/>
+                    <a:blip r:embed="rId7"/>
                     <a:stretch>
                       <a:fillRect/>
                     </a:stretch>
@@ -1705,7 +1712,7 @@
                     <pic:cNvPicPr/>
                   </pic:nvPicPr>
                   <pic:blipFill>
-                    <a:blip r:embed="rId7"/>
+                    <a:blip r:embed="rId8"/>
                     <a:stretch>
                       <a:fillRect/>
                     </a:stretch>
@@ -2338,7 +2345,7 @@
                     </pic:cNvPicPr>
                   </pic:nvPicPr>
                   <pic:blipFill>
-                    <a:blip r:embed="rId8" cstate="print">
+                    <a:blip r:embed="rId9" cstate="print">
                       <a:extLst>
                         <a:ext uri="{28A0092B-C50C-407E-A947-70E740481C1C}">
                           <a14:useLocalDpi xmlns:a14="http://schemas.microsoft.com/office/drawing/2010/main" val="0"/>
@@ -2586,105 +2593,23 @@
         <w:rPr>
           <w:rFonts w:ascii="Calibri" w:hAnsi="Calibri"/>
         </w:rPr>
-        <w:t>Na generatorze</w:t>
-      </w:r>
-      <w:r>
-        <w:rPr>
-          <w:rFonts w:ascii="Calibri" w:hAnsi="Calibri"/>
-        </w:rPr>
-        <w:t xml:space="preserve"> został ustawiony sygnał o częstotliwości </w:t>
-      </w:r>
-      <w:r>
-        <w:rPr>
-          <w:rFonts w:ascii="Calibri" w:hAnsi="Calibri"/>
-        </w:rPr>
-        <w:t>1</w:t>
-      </w:r>
-      <w:r>
-        <w:rPr>
-          <w:rFonts w:ascii="Calibri" w:hAnsi="Calibri"/>
-        </w:rPr>
-        <w:t>k</w:t>
-      </w:r>
-      <w:r>
-        <w:rPr>
-          <w:rFonts w:ascii="Calibri" w:hAnsi="Calibri"/>
-        </w:rPr>
-        <w:t>Hz</w:t>
-      </w:r>
-      <w:r>
-        <w:rPr>
-          <w:rFonts w:ascii="Calibri" w:hAnsi="Calibri"/>
-        </w:rPr>
-        <w:t>.</w:t>
-      </w:r>
-      <w:r>
-        <w:rPr>
-          <w:rFonts w:ascii="Calibri" w:hAnsi="Calibri"/>
-        </w:rPr>
-        <w:t xml:space="preserve"> Spadek napięcia został zmierzony na r</w:t>
-      </w:r>
-      <w:r>
-        <w:rPr>
-          <w:rFonts w:ascii="Calibri" w:hAnsi="Calibri"/>
-        </w:rPr>
-        <w:t xml:space="preserve">ezystorze 1 kΩ w „dioporniku” w </w:t>
-      </w:r>
-      <w:r>
-        <w:rPr>
-          <w:rFonts w:ascii="Calibri" w:hAnsi="Calibri"/>
-        </w:rPr>
-        <w:t>momencie świecenia się diody. Ze zmierzonej wartości napięcia i war</w:t>
-      </w:r>
-      <w:r>
-        <w:rPr>
-          <w:rFonts w:ascii="Calibri" w:hAnsi="Calibri"/>
-        </w:rPr>
-        <w:t>tości opornika policzony został</w:t>
-      </w:r>
-      <w:r>
-        <w:rPr>
-          <w:rFonts w:ascii="Calibri" w:hAnsi="Calibri"/>
-        </w:rPr>
-        <w:t xml:space="preserve"> </w:t>
-      </w:r>
-      <w:r>
-        <w:rPr>
-          <w:rFonts w:ascii="Calibri" w:hAnsi="Calibri"/>
-        </w:rPr>
-        <w:t>płynący przez niego</w:t>
-      </w:r>
-      <w:r>
-        <w:rPr>
-          <w:rFonts w:ascii="Calibri" w:hAnsi="Calibri"/>
-        </w:rPr>
-        <w:t xml:space="preserve"> </w:t>
-      </w:r>
-      <w:r>
-        <w:rPr>
-          <w:rFonts w:ascii="Calibri" w:hAnsi="Calibri"/>
-        </w:rPr>
-        <w:t>prąd</w:t>
-      </w:r>
-      <w:r>
-        <w:rPr>
-          <w:rFonts w:ascii="Calibri" w:hAnsi="Calibri"/>
-        </w:rPr>
-        <w:t xml:space="preserve">, </w:t>
-      </w:r>
-      <w:r>
-        <w:rPr>
-          <w:rFonts w:ascii="Calibri" w:hAnsi="Calibri"/>
-        </w:rPr>
-        <w:t>a dokładnie taki sam prąd płynie przez diodę.</w:t>
-      </w:r>
-    </w:p>
-    <w:p>
-      <w:pPr>
-        <w:rPr>
-          <w:rFonts w:ascii="Calibri" w:hAnsi="Calibri"/>
-        </w:rPr>
-      </w:pPr>
+        <w:t>Wartość znajdująca się w „</w:t>
+      </w:r>
+      <w:r>
+        <w:rPr>
+          <w:rFonts w:ascii="Calibri" w:hAnsi="Calibri"/>
+          <w:lang w:val="en-US"/>
+        </w:rPr>
+        <w:t>Z</w:t>
+      </w:r>
+      <w:bookmarkStart w:id="0" w:name="_GoBack"/>
+      <w:bookmarkEnd w:id="0"/>
+      <w:r>
+        <w:rPr>
+          <w:rFonts w:ascii="Calibri" w:hAnsi="Calibri"/>
+        </w:rPr>
+        <w:t>SYP-ie” jest:</w:t>
+      </w:r>
     </w:p>
     <w:p>
       <w:pPr>
@@ -2693,61 +2618,12 @@
           <w:color w:val="FF0000"/>
         </w:rPr>
       </w:pPr>
-      <m:oMathPara>
-        <m:oMath>
-          <m:sSub>
-            <m:sSubPr>
-              <m:ctrlPr>
-                <w:rPr>
-                  <w:rFonts w:ascii="Cambria Math" w:hAnsi="Cambria Math"/>
-                  <w:i/>
-                  <w:color w:val="FF0000"/>
-                </w:rPr>
-              </m:ctrlPr>
-            </m:sSubPr>
-            <m:e>
-              <m:r>
-                <w:rPr>
-                  <w:rFonts w:ascii="Cambria Math" w:hAnsi="Cambria Math"/>
-                  <w:color w:val="FF0000"/>
-                </w:rPr>
-                <m:t>U</m:t>
-              </m:r>
-            </m:e>
-            <m:sub>
-              <m:r>
-                <w:rPr>
-                  <w:rFonts w:ascii="Cambria Math" w:hAnsi="Cambria Math"/>
-                  <w:color w:val="FF0000"/>
-                </w:rPr>
-                <m:t>RC</m:t>
-              </m:r>
-            </m:sub>
-          </m:sSub>
-          <m:r>
-            <w:rPr>
-              <w:rFonts w:ascii="Cambria Math" w:hAnsi="Cambria Math"/>
-              <w:color w:val="FF0000"/>
-            </w:rPr>
-            <m:t>=1,32 V</m:t>
-          </m:r>
-        </m:oMath>
-      </m:oMathPara>
-    </w:p>
-    <w:p>
-      <w:pPr>
-        <w:rPr>
-          <w:rFonts w:ascii="Calibri" w:hAnsi="Calibri"/>
-          <w:color w:val="FF0000"/>
-        </w:rPr>
-      </w:pPr>
     </w:p>
     <w:p>
       <w:pPr>
         <w:jc w:val="center"/>
         <w:rPr>
           <w:rFonts w:ascii="Calibri" w:hAnsi="Calibri"/>
-          <w:color w:val="FF0000"/>
         </w:rPr>
       </w:pPr>
       <m:oMath>
@@ -2757,7 +2633,6 @@
               <w:rPr>
                 <w:rFonts w:ascii="Cambria Math" w:hAnsi="Cambria Math"/>
                 <w:i/>
-                <w:color w:val="FF0000"/>
               </w:rPr>
             </m:ctrlPr>
           </m:sSubPr>
@@ -2765,7 +2640,6 @@
             <m:r>
               <w:rPr>
                 <w:rFonts w:ascii="Cambria Math" w:hAnsi="Cambria Math"/>
-                <w:color w:val="FF0000"/>
               </w:rPr>
               <m:t>I</m:t>
             </m:r>
@@ -2774,7 +2648,6 @@
             <m:r>
               <w:rPr>
                 <w:rFonts w:ascii="Cambria Math" w:hAnsi="Cambria Math"/>
-                <w:color w:val="FF0000"/>
               </w:rPr>
               <m:t>f</m:t>
             </m:r>
@@ -2783,7 +2656,127 @@
         <m:r>
           <w:rPr>
             <w:rFonts w:ascii="Cambria Math" w:hAnsi="Cambria Math"/>
-            <w:color w:val="FF0000"/>
+          </w:rPr>
+          <m:t>=1,32 mA</m:t>
+        </m:r>
+      </m:oMath>
+      <w:r>
+        <w:rPr>
+          <w:rFonts w:ascii="Calibri" w:hAnsi="Calibri"/>
+        </w:rPr>
+        <w:t xml:space="preserve"> </w:t>
+      </w:r>
+    </w:p>
+    <w:p>
+      <w:pPr>
+        <w:jc w:val="center"/>
+        <w:rPr>
+          <w:rFonts w:ascii="Calibri" w:hAnsi="Calibri"/>
+          <w:color w:val="FF0000"/>
+        </w:rPr>
+      </w:pPr>
+    </w:p>
+    <w:p>
+      <w:pPr>
+        <w:rPr>
+          <w:rFonts w:ascii="Calibri" w:hAnsi="Calibri"/>
+        </w:rPr>
+      </w:pPr>
+      <w:r>
+        <w:rPr>
+          <w:rFonts w:ascii="Calibri" w:hAnsi="Calibri"/>
+        </w:rPr>
+        <w:t>Zgodnie ze zdrowym rozsądkiem oraz wiedzą że spadek napięcia na diodzie czerwonego koloru jest około 1,8-2,0 V oczywistym jest wniosek, że ta wartość</w:t>
+      </w:r>
+      <w:r>
+        <w:rPr>
+          <w:rFonts w:ascii="Calibri" w:hAnsi="Calibri"/>
+        </w:rPr>
+        <w:t xml:space="preserve"> została zmierzona niepoprawnie:</w:t>
+      </w:r>
+    </w:p>
+    <w:p>
+      <w:pPr>
+        <w:rPr>
+          <w:rFonts w:ascii="Calibri" w:hAnsi="Calibri"/>
+        </w:rPr>
+      </w:pPr>
+    </w:p>
+    <w:p>
+      <w:pPr>
+        <w:jc w:val="center"/>
+        <w:rPr>
+          <w:rFonts w:ascii="Calibri" w:hAnsi="Calibri"/>
+        </w:rPr>
+      </w:pPr>
+      <m:oMath>
+        <m:sSub>
+          <m:sSubPr>
+            <m:ctrlPr>
+              <w:rPr>
+                <w:rFonts w:ascii="Cambria Math" w:hAnsi="Cambria Math"/>
+                <w:i/>
+              </w:rPr>
+            </m:ctrlPr>
+          </m:sSubPr>
+          <m:e>
+            <m:r>
+              <w:rPr>
+                <w:rFonts w:ascii="Cambria Math" w:hAnsi="Cambria Math"/>
+              </w:rPr>
+              <m:t>I</m:t>
+            </m:r>
+          </m:e>
+          <m:sub>
+            <m:r>
+              <w:rPr>
+                <w:rFonts w:ascii="Cambria Math" w:hAnsi="Cambria Math"/>
+              </w:rPr>
+              <m:t>f</m:t>
+            </m:r>
+            <m:r>
+              <w:rPr>
+                <w:rFonts w:ascii="Cambria Math" w:hAnsi="Cambria Math"/>
+              </w:rPr>
+              <m:t>teo</m:t>
+            </m:r>
+          </m:sub>
+        </m:sSub>
+        <m:r>
+          <w:rPr>
+            <w:rFonts w:ascii="Cambria Math" w:hAnsi="Cambria Math"/>
+          </w:rPr>
+          <m:t>=</m:t>
+        </m:r>
+        <m:sSub>
+          <m:sSubPr>
+            <m:ctrlPr>
+              <w:rPr>
+                <w:rFonts w:ascii="Cambria Math" w:hAnsi="Cambria Math"/>
+                <w:i/>
+              </w:rPr>
+            </m:ctrlPr>
+          </m:sSubPr>
+          <m:e>
+            <m:r>
+              <w:rPr>
+                <w:rFonts w:ascii="Cambria Math" w:hAnsi="Cambria Math"/>
+              </w:rPr>
+              <m:t>I</m:t>
+            </m:r>
+          </m:e>
+          <m:sub>
+            <m:r>
+              <w:rPr>
+                <w:rFonts w:ascii="Cambria Math" w:hAnsi="Cambria Math"/>
+              </w:rPr>
+              <m:t>RC</m:t>
+            </m:r>
+          </m:sub>
+        </m:sSub>
+        <m:r>
+          <w:rPr>
+            <w:rFonts w:ascii="Cambria Math" w:hAnsi="Cambria Math"/>
           </w:rPr>
           <m:t>=</m:t>
         </m:r>
@@ -2793,7 +2786,6 @@
               <w:rPr>
                 <w:rFonts w:ascii="Cambria Math" w:hAnsi="Cambria Math"/>
                 <w:i/>
-                <w:color w:val="FF0000"/>
               </w:rPr>
             </m:ctrlPr>
           </m:fPr>
@@ -2804,7 +2796,6 @@
                   <w:rPr>
                     <w:rFonts w:ascii="Cambria Math" w:hAnsi="Cambria Math"/>
                     <w:i/>
-                    <w:color w:val="FF0000"/>
                   </w:rPr>
                 </m:ctrlPr>
               </m:sSubPr>
@@ -2812,7 +2803,6 @@
                 <m:r>
                   <w:rPr>
                     <w:rFonts w:ascii="Cambria Math" w:hAnsi="Cambria Math"/>
-                    <w:color w:val="FF0000"/>
                   </w:rPr>
                   <m:t>U</m:t>
                 </m:r>
@@ -2821,7 +2811,6 @@
                 <m:r>
                   <w:rPr>
                     <w:rFonts w:ascii="Cambria Math" w:hAnsi="Cambria Math"/>
-                    <w:color w:val="FF0000"/>
                   </w:rPr>
                   <m:t>RC</m:t>
                 </m:r>
@@ -2832,7 +2821,6 @@
             <m:r>
               <w:rPr>
                 <w:rFonts w:ascii="Cambria Math" w:hAnsi="Cambria Math"/>
-                <w:color w:val="FF0000"/>
               </w:rPr>
               <m:t>RC</m:t>
             </m:r>
@@ -2841,7 +2829,6 @@
         <m:r>
           <w:rPr>
             <w:rFonts w:ascii="Cambria Math" w:hAnsi="Cambria Math"/>
-            <w:color w:val="FF0000"/>
           </w:rPr>
           <m:t>=</m:t>
         </m:r>
@@ -2851,7 +2838,90 @@
               <w:rPr>
                 <w:rFonts w:ascii="Cambria Math" w:hAnsi="Cambria Math"/>
                 <w:i/>
-                <w:color w:val="FF0000"/>
+              </w:rPr>
+            </m:ctrlPr>
+          </m:fPr>
+          <m:num>
+            <m:sSub>
+              <m:sSubPr>
+                <m:ctrlPr>
+                  <w:rPr>
+                    <w:rFonts w:ascii="Cambria Math" w:hAnsi="Cambria Math"/>
+                    <w:i/>
+                  </w:rPr>
+                </m:ctrlPr>
+              </m:sSubPr>
+              <m:e>
+                <m:r>
+                  <w:rPr>
+                    <w:rFonts w:ascii="Cambria Math" w:hAnsi="Cambria Math"/>
+                  </w:rPr>
+                  <m:t>U</m:t>
+                </m:r>
+              </m:e>
+              <m:sub>
+                <m:r>
+                  <w:rPr>
+                    <w:rFonts w:ascii="Cambria Math" w:hAnsi="Cambria Math"/>
+                  </w:rPr>
+                  <m:t>cc</m:t>
+                </m:r>
+              </m:sub>
+            </m:sSub>
+            <m:r>
+              <w:rPr>
+                <w:rFonts w:ascii="Cambria Math" w:hAnsi="Cambria Math"/>
+              </w:rPr>
+              <m:t>-</m:t>
+            </m:r>
+            <m:sSub>
+              <m:sSubPr>
+                <m:ctrlPr>
+                  <w:rPr>
+                    <w:rFonts w:ascii="Cambria Math" w:hAnsi="Cambria Math"/>
+                    <w:i/>
+                  </w:rPr>
+                </m:ctrlPr>
+              </m:sSubPr>
+              <m:e>
+                <m:r>
+                  <w:rPr>
+                    <w:rFonts w:ascii="Cambria Math" w:hAnsi="Cambria Math"/>
+                  </w:rPr>
+                  <m:t>U</m:t>
+                </m:r>
+              </m:e>
+              <m:sub>
+                <m:r>
+                  <w:rPr>
+                    <w:rFonts w:ascii="Cambria Math" w:hAnsi="Cambria Math"/>
+                  </w:rPr>
+                  <m:t>diody</m:t>
+                </m:r>
+              </m:sub>
+            </m:sSub>
+          </m:num>
+          <m:den>
+            <m:r>
+              <w:rPr>
+                <w:rFonts w:ascii="Cambria Math" w:hAnsi="Cambria Math"/>
+              </w:rPr>
+              <m:t>RC</m:t>
+            </m:r>
+          </m:den>
+        </m:f>
+        <m:r>
+          <w:rPr>
+            <w:rFonts w:ascii="Cambria Math" w:hAnsi="Cambria Math"/>
+          </w:rPr>
+          <m:t>≈</m:t>
+        </m:r>
+        <m:f>
+          <m:fPr>
+            <m:ctrlPr>
+              <w:rPr>
+                <w:rFonts w:ascii="Cambria Math" w:hAnsi="Cambria Math"/>
+                <w:i/>
               </w:rPr>
             </m:ctrlPr>
           </m:fPr>
@@ -2859,16 +2929,14 @@
             <m:r>
               <w:rPr>
                 <w:rFonts w:ascii="Cambria Math" w:hAnsi="Cambria Math"/>
-                <w:color w:val="FF0000"/>
-              </w:rPr>
-              <m:t>1,32 V</m:t>
+              </w:rPr>
+              <m:t>13,00 V-1,80 V</m:t>
             </m:r>
           </m:num>
           <m:den>
             <m:r>
               <w:rPr>
                 <w:rFonts w:ascii="Cambria Math" w:hAnsi="Cambria Math"/>
-                <w:color w:val="FF0000"/>
               </w:rPr>
               <m:t>1,00 kΩ</m:t>
             </m:r>
@@ -2877,17 +2945,103 @@
         <m:r>
           <w:rPr>
             <w:rFonts w:ascii="Cambria Math" w:hAnsi="Cambria Math"/>
-            <w:color w:val="FF0000"/>
           </w:rPr>
-          <m:t>=1,32 mA</m:t>
+          <m:t>=1,12 V</m:t>
         </m:r>
       </m:oMath>
       <w:r>
         <w:rPr>
           <w:rFonts w:ascii="Calibri" w:hAnsi="Calibri"/>
-          <w:color w:val="FF0000"/>
         </w:rPr>
         <w:t xml:space="preserve"> </w:t>
+      </w:r>
+    </w:p>
+    <w:p>
+      <w:pPr>
+        <w:rPr>
+          <w:rFonts w:ascii="Calibri" w:hAnsi="Calibri"/>
+        </w:rPr>
+      </w:pPr>
+    </w:p>
+    <w:p>
+      <w:pPr>
+        <w:rPr>
+          <w:rFonts w:ascii="Calibri" w:hAnsi="Calibri"/>
+        </w:rPr>
+      </w:pPr>
+    </w:p>
+    <w:p>
+      <w:pPr>
+        <w:rPr>
+          <w:rFonts w:ascii="Calibri" w:hAnsi="Calibri"/>
+        </w:rPr>
+      </w:pPr>
+      <w:r>
+        <w:rPr>
+          <w:rFonts w:ascii="Calibri" w:hAnsi="Calibri"/>
+        </w:rPr>
+        <w:t>Ponieważ w swoim zeszycie</w:t>
+      </w:r>
+      <w:r>
+        <w:rPr>
+          <w:rFonts w:ascii="Calibri" w:hAnsi="Calibri"/>
+        </w:rPr>
+        <w:t xml:space="preserve"> nie możemy odnależć żadnych notatek związanymi z wyznaczeniem prądu diody nie jest</w:t>
+      </w:r>
+      <w:r>
+        <w:rPr>
+          <w:rFonts w:ascii="Calibri" w:hAnsi="Calibri"/>
+        </w:rPr>
+        <w:t>eś</w:t>
+      </w:r>
+      <w:r>
+        <w:rPr>
+          <w:rFonts w:ascii="Calibri" w:hAnsi="Calibri"/>
+        </w:rPr>
+        <w:t>my w stanie ani naprawić ani zin</w:t>
+      </w:r>
+      <w:r>
+        <w:rPr>
+          <w:rFonts w:ascii="Calibri" w:hAnsi="Calibri"/>
+        </w:rPr>
+        <w:t>detyfikować w czym był problem.</w:t>
+      </w:r>
+    </w:p>
+    <w:p>
+      <w:pPr>
+        <w:rPr>
+          <w:rFonts w:ascii="Calibri" w:hAnsi="Calibri"/>
+        </w:rPr>
+      </w:pPr>
+      <w:r>
+        <w:rPr>
+          <w:rFonts w:ascii="Calibri" w:hAnsi="Calibri"/>
+        </w:rPr>
+        <w:t>Natomiat poprawnym sposobem wyznaczenia prądu diody okazałoby się, że musimy zmie</w:t>
+      </w:r>
+      <w:r>
+        <w:rPr>
+          <w:rFonts w:ascii="Calibri" w:hAnsi="Calibri"/>
+        </w:rPr>
+        <w:t xml:space="preserve">rzyć spadek napięcia na rezystorze „diopornika” </w:t>
+      </w:r>
+      <w:r>
+        <w:rPr>
+          <w:rFonts w:ascii="Calibri" w:hAnsi="Calibri"/>
+        </w:rPr>
+        <w:t>momencie świecenia się diody. Ze zmierzonej wartości napięcia i war</w:t>
+      </w:r>
+      <w:r>
+        <w:rPr>
+          <w:rFonts w:ascii="Calibri" w:hAnsi="Calibri"/>
+        </w:rPr>
+        <w:t xml:space="preserve">tości opornika policzony był by </w:t>
+      </w:r>
+      <w:r>
+        <w:rPr>
+          <w:rFonts w:ascii="Calibri" w:hAnsi="Calibri"/>
+        </w:rPr>
+        <w:t>prąd przez niego płynący a dokładnie taki sam prąd płynie przez diodę.</w:t>
       </w:r>
     </w:p>
     <w:p>
@@ -3111,7 +3265,7 @@
           <w:tab w:val="left" w:pos="26949"/>
           <w:tab w:val="left" w:pos="27658"/>
         </w:tabs>
-        <w:jc w:val="both"/>
+        <w:jc w:val="center"/>
         <w:rPr>
           <w:i/>
           <w:iCs/>
@@ -3125,9 +3279,9 @@
           <w:lang w:val="ru-RU" w:eastAsia="ru-RU" w:bidi="ar-SA"/>
         </w:rPr>
         <w:drawing>
-          <wp:inline distT="0" distB="0" distL="0" distR="0" wp14:anchorId="3EFB4D22" wp14:editId="49CADBE8">
-            <wp:extent cx="2990850" cy="1752551"/>
-            <wp:effectExtent l="0" t="0" r="0" b="635"/>
+          <wp:inline distT="0" distB="0" distL="0" distR="0" wp14:anchorId="3EFB4D22" wp14:editId="2000CD00">
+            <wp:extent cx="2893402" cy="1695450"/>
+            <wp:effectExtent l="0" t="0" r="2540" b="0"/>
             <wp:docPr id="3" name="Obraz3"/>
             <wp:cNvGraphicFramePr>
               <a:graphicFrameLocks xmlns:a="http://schemas.openxmlformats.org/drawingml/2006/main" noChangeAspect="1"/>
@@ -3137,56 +3291,6 @@
                 <pic:pic xmlns:pic="http://schemas.openxmlformats.org/drawingml/2006/picture">
                   <pic:nvPicPr>
                     <pic:cNvPr id="3" name="Obraz3"/>
-                    <pic:cNvPicPr>
-                      <a:picLocks noChangeAspect="1" noChangeArrowheads="1"/>
-                    </pic:cNvPicPr>
-                  </pic:nvPicPr>
-                  <pic:blipFill>
-                    <a:blip r:embed="rId9" cstate="print">
-                      <a:extLst>
-                        <a:ext uri="{28A0092B-C50C-407E-A947-70E740481C1C}">
-                          <a14:useLocalDpi xmlns:a14="http://schemas.microsoft.com/office/drawing/2010/main" val="0"/>
-                        </a:ext>
-                      </a:extLst>
-                    </a:blip>
-                    <a:stretch>
-                      <a:fillRect/>
-                    </a:stretch>
-                  </pic:blipFill>
-                  <pic:spPr bwMode="auto">
-                    <a:xfrm>
-                      <a:off x="0" y="0"/>
-                      <a:ext cx="3014907" cy="1766648"/>
-                    </a:xfrm>
-                    <a:prstGeom prst="rect">
-                      <a:avLst/>
-                    </a:prstGeom>
-                    <a:noFill/>
-                  </pic:spPr>
-                </pic:pic>
-              </a:graphicData>
-            </a:graphic>
-          </wp:inline>
-        </w:drawing>
-      </w:r>
-      <w:r>
-        <w:rPr>
-          <w:noProof/>
-          <w:lang w:val="ru-RU" w:eastAsia="ru-RU" w:bidi="ar-SA"/>
-        </w:rPr>
-        <w:drawing>
-          <wp:inline distT="0" distB="0" distL="0" distR="0" wp14:anchorId="066322DC" wp14:editId="243D01A7">
-            <wp:extent cx="3003550" cy="1759760"/>
-            <wp:effectExtent l="0" t="0" r="6350" b="0"/>
-            <wp:docPr id="4" name="Obraz4"/>
-            <wp:cNvGraphicFramePr>
-              <a:graphicFrameLocks xmlns:a="http://schemas.openxmlformats.org/drawingml/2006/main" noChangeAspect="1"/>
-            </wp:cNvGraphicFramePr>
-            <a:graphic xmlns:a="http://schemas.openxmlformats.org/drawingml/2006/main">
-              <a:graphicData uri="http://schemas.openxmlformats.org/drawingml/2006/picture">
-                <pic:pic xmlns:pic="http://schemas.openxmlformats.org/drawingml/2006/picture">
-                  <pic:nvPicPr>
-                    <pic:cNvPr id="4" name="Obraz4"/>
                     <pic:cNvPicPr>
                       <a:picLocks noChangeAspect="1" noChangeArrowheads="1"/>
                     </pic:cNvPicPr>
@@ -3206,7 +3310,7 @@
                   <pic:spPr bwMode="auto">
                     <a:xfrm>
                       <a:off x="0" y="0"/>
-                      <a:ext cx="3014835" cy="1766372"/>
+                      <a:ext cx="2918462" cy="1710134"/>
                     </a:xfrm>
                     <a:prstGeom prst="rect">
                       <a:avLst/>
@@ -3219,31 +3323,152 @@
           </wp:inline>
         </w:drawing>
       </w:r>
-    </w:p>
-    <w:p>
-      <w:pPr>
-        <w:ind w:left="709" w:firstLine="709"/>
-        <w:rPr>
-          <w:rFonts w:ascii="Calibri" w:hAnsi="Calibri"/>
-        </w:rPr>
-      </w:pPr>
       <w:r>
         <w:rPr>
           <w:noProof/>
           <w:lang w:val="ru-RU" w:eastAsia="ru-RU" w:bidi="ar-SA"/>
         </w:rPr>
         <w:drawing>
-          <wp:anchor distT="0" distB="0" distL="0" distR="0" simplePos="0" relativeHeight="251659264" behindDoc="0" locked="0" layoutInCell="0" allowOverlap="1" wp14:anchorId="53753231" wp14:editId="5213696D">
-            <wp:simplePos x="0" y="0"/>
-            <wp:positionH relativeFrom="margin">
-              <wp:align>left</wp:align>
-            </wp:positionH>
-            <wp:positionV relativeFrom="paragraph">
-              <wp:posOffset>373380</wp:posOffset>
-            </wp:positionV>
-            <wp:extent cx="2991485" cy="1752600"/>
+          <wp:inline distT="0" distB="0" distL="0" distR="0" wp14:anchorId="066322DC" wp14:editId="408E4C80">
+            <wp:extent cx="2877528" cy="1685925"/>
             <wp:effectExtent l="0" t="0" r="0" b="0"/>
-            <wp:wrapTopAndBottom/>
+            <wp:docPr id="4" name="Obraz4"/>
+            <wp:cNvGraphicFramePr>
+              <a:graphicFrameLocks xmlns:a="http://schemas.openxmlformats.org/drawingml/2006/main" noChangeAspect="1"/>
+            </wp:cNvGraphicFramePr>
+            <a:graphic xmlns:a="http://schemas.openxmlformats.org/drawingml/2006/main">
+              <a:graphicData uri="http://schemas.openxmlformats.org/drawingml/2006/picture">
+                <pic:pic xmlns:pic="http://schemas.openxmlformats.org/drawingml/2006/picture">
+                  <pic:nvPicPr>
+                    <pic:cNvPr id="4" name="Obraz4"/>
+                    <pic:cNvPicPr>
+                      <a:picLocks noChangeAspect="1" noChangeArrowheads="1"/>
+                    </pic:cNvPicPr>
+                  </pic:nvPicPr>
+                  <pic:blipFill>
+                    <a:blip r:embed="rId11" cstate="print">
+                      <a:extLst>
+                        <a:ext uri="{28A0092B-C50C-407E-A947-70E740481C1C}">
+                          <a14:useLocalDpi xmlns:a14="http://schemas.microsoft.com/office/drawing/2010/main" val="0"/>
+                        </a:ext>
+                      </a:extLst>
+                    </a:blip>
+                    <a:stretch>
+                      <a:fillRect/>
+                    </a:stretch>
+                  </pic:blipFill>
+                  <pic:spPr bwMode="auto">
+                    <a:xfrm>
+                      <a:off x="0" y="0"/>
+                      <a:ext cx="2891308" cy="1693998"/>
+                    </a:xfrm>
+                    <a:prstGeom prst="rect">
+                      <a:avLst/>
+                    </a:prstGeom>
+                    <a:noFill/>
+                  </pic:spPr>
+                </pic:pic>
+              </a:graphicData>
+            </a:graphic>
+          </wp:inline>
+        </w:drawing>
+      </w:r>
+    </w:p>
+    <w:p>
+      <w:pPr>
+        <w:ind w:left="709" w:firstLine="709"/>
+        <w:rPr>
+          <w:rFonts w:ascii="Calibri" w:hAnsi="Calibri"/>
+        </w:rPr>
+      </w:pPr>
+      <w:r>
+        <w:rPr>
+          <w:rFonts w:ascii="Calibri" w:hAnsi="Calibri"/>
+        </w:rPr>
+        <w:t>Rys 1.3.</w:t>
+      </w:r>
+      <w:r>
+        <w:rPr>
+          <w:rFonts w:ascii="Calibri" w:hAnsi="Calibri"/>
+        </w:rPr>
+        <w:t xml:space="preserve"> </w:t>
+      </w:r>
+      <m:oMath>
+        <m:r>
+          <w:rPr>
+            <w:rFonts w:ascii="Cambria Math" w:hAnsi="Cambria Math"/>
+          </w:rPr>
+          <m:t>f=10 kHz</m:t>
+        </m:r>
+      </m:oMath>
+      <w:r>
+        <w:rPr>
+          <w:rFonts w:ascii="Calibri" w:hAnsi="Calibri"/>
+        </w:rPr>
+        <w:tab/>
+      </w:r>
+      <w:r>
+        <w:rPr>
+          <w:rFonts w:ascii="Calibri" w:hAnsi="Calibri"/>
+        </w:rPr>
+        <w:tab/>
+      </w:r>
+      <w:r>
+        <w:rPr>
+          <w:rFonts w:ascii="Calibri" w:hAnsi="Calibri"/>
+        </w:rPr>
+        <w:tab/>
+      </w:r>
+      <w:r>
+        <w:rPr>
+          <w:rFonts w:ascii="Calibri" w:hAnsi="Calibri"/>
+        </w:rPr>
+        <w:tab/>
+      </w:r>
+      <w:r>
+        <w:rPr>
+          <w:rFonts w:ascii="Calibri" w:hAnsi="Calibri"/>
+        </w:rPr>
+        <w:tab/>
+        <w:t>Rys 1.4.</w:t>
+      </w:r>
+      <w:r>
+        <w:rPr>
+          <w:rFonts w:ascii="Calibri" w:hAnsi="Calibri"/>
+        </w:rPr>
+        <w:t xml:space="preserve"> </w:t>
+      </w:r>
+      <m:oMath>
+        <m:r>
+          <w:rPr>
+            <w:rFonts w:ascii="Cambria Math" w:hAnsi="Cambria Math"/>
+          </w:rPr>
+          <m:t>f=50 kHz</m:t>
+        </m:r>
+      </m:oMath>
+      <w:r>
+        <w:rPr>
+          <w:rFonts w:ascii="Calibri" w:hAnsi="Calibri"/>
+        </w:rPr>
+        <w:tab/>
+      </w:r>
+    </w:p>
+    <w:p>
+      <w:pPr>
+        <w:jc w:val="center"/>
+        <w:rPr>
+          <w:rFonts w:ascii="Calibri" w:hAnsi="Calibri"/>
+        </w:rPr>
+      </w:pPr>
+      <w:r>
+        <w:rPr>
+          <w:noProof/>
+          <w:lang w:val="ru-RU" w:eastAsia="ru-RU" w:bidi="ar-SA"/>
+        </w:rPr>
+        <w:drawing>
+          <wp:inline distT="0" distB="0" distL="0" distR="0" wp14:anchorId="062EFF42" wp14:editId="57232D56">
+            <wp:extent cx="2666296" cy="1562083"/>
+            <wp:effectExtent l="0" t="0" r="1270" b="635"/>
             <wp:docPr id="23" name="Obraz5"/>
             <wp:cNvGraphicFramePr>
               <a:graphicFrameLocks xmlns:a="http://schemas.openxmlformats.org/drawingml/2006/main" noChangeAspect="1"/>
@@ -3258,7 +3483,13 @@
                     </pic:cNvPicPr>
                   </pic:nvPicPr>
                   <pic:blipFill>
-                    <a:blip r:embed="rId11"/>
+                    <a:blip r:embed="rId12" cstate="print">
+                      <a:extLst>
+                        <a:ext uri="{28A0092B-C50C-407E-A947-70E740481C1C}">
+                          <a14:useLocalDpi xmlns:a14="http://schemas.microsoft.com/office/drawing/2010/main" val="0"/>
+                        </a:ext>
+                      </a:extLst>
+                    </a:blip>
                     <a:stretch>
                       <a:fillRect/>
                     </a:stretch>
@@ -3266,7 +3497,7 @@
                   <pic:spPr bwMode="auto">
                     <a:xfrm>
                       <a:off x="0" y="0"/>
-                      <a:ext cx="2991485" cy="1752600"/>
+                      <a:ext cx="2683891" cy="1572391"/>
                     </a:xfrm>
                     <a:prstGeom prst="rect">
                       <a:avLst/>
@@ -3276,113 +3507,20 @@
                 </pic:pic>
               </a:graphicData>
             </a:graphic>
-            <wp14:sizeRelH relativeFrom="margin">
-              <wp14:pctWidth>0</wp14:pctWidth>
-            </wp14:sizeRelH>
-            <wp14:sizeRelV relativeFrom="margin">
-              <wp14:pctHeight>0</wp14:pctHeight>
-            </wp14:sizeRelV>
-          </wp:anchor>
+          </wp:inline>
         </w:drawing>
       </w:r>
       <w:r>
         <w:rPr>
           <w:rFonts w:ascii="Calibri" w:hAnsi="Calibri"/>
-        </w:rPr>
-        <w:t>Rys 1.3.</w:t>
-      </w:r>
-      <w:r>
-        <w:rPr>
-          <w:rFonts w:ascii="Calibri" w:hAnsi="Calibri"/>
-        </w:rPr>
-        <w:t xml:space="preserve"> </w:t>
-      </w:r>
-      <m:oMath>
-        <m:r>
-          <w:rPr>
-            <w:rFonts w:ascii="Cambria Math" w:hAnsi="Cambria Math"/>
-          </w:rPr>
-          <m:t>f=10 kHz</m:t>
-        </m:r>
-      </m:oMath>
-      <w:r>
-        <w:rPr>
-          <w:rFonts w:ascii="Calibri" w:hAnsi="Calibri"/>
-        </w:rPr>
-        <w:tab/>
-      </w:r>
-      <w:r>
-        <w:rPr>
-          <w:rFonts w:ascii="Calibri" w:hAnsi="Calibri"/>
-        </w:rPr>
-        <w:tab/>
-      </w:r>
-      <w:r>
-        <w:rPr>
-          <w:rFonts w:ascii="Calibri" w:hAnsi="Calibri"/>
-        </w:rPr>
-        <w:tab/>
-      </w:r>
-      <w:r>
-        <w:rPr>
-          <w:rFonts w:ascii="Calibri" w:hAnsi="Calibri"/>
-        </w:rPr>
-        <w:tab/>
-      </w:r>
-      <w:r>
-        <w:rPr>
-          <w:rFonts w:ascii="Calibri" w:hAnsi="Calibri"/>
-        </w:rPr>
-        <w:tab/>
-        <w:t>Rys 1.4.</w:t>
-      </w:r>
-      <w:r>
-        <w:rPr>
-          <w:rFonts w:ascii="Calibri" w:hAnsi="Calibri"/>
-        </w:rPr>
-        <w:t xml:space="preserve"> </w:t>
-      </w:r>
-      <m:oMath>
-        <m:r>
-          <w:rPr>
-            <w:rFonts w:ascii="Cambria Math" w:hAnsi="Cambria Math"/>
-          </w:rPr>
-          <m:t>f=50 kHz</m:t>
-        </m:r>
-      </m:oMath>
-      <w:r>
-        <w:rPr>
-          <w:rFonts w:ascii="Calibri" w:hAnsi="Calibri"/>
-        </w:rPr>
-        <w:tab/>
-      </w:r>
-    </w:p>
-    <w:p>
-      <w:pPr>
-        <w:ind w:left="709" w:firstLine="709"/>
-        <w:rPr>
-          <w:rFonts w:ascii="Calibri" w:hAnsi="Calibri"/>
-        </w:rPr>
-      </w:pPr>
-      <w:r>
-        <w:rPr>
-          <w:rFonts w:ascii="Calibri" w:hAnsi="Calibri"/>
           <w:noProof/>
           <w:color w:val="000000"/>
           <w:lang w:val="ru-RU" w:eastAsia="ru-RU" w:bidi="ar-SA"/>
         </w:rPr>
         <w:drawing>
-          <wp:anchor distT="0" distB="0" distL="0" distR="0" simplePos="0" relativeHeight="251661312" behindDoc="0" locked="0" layoutInCell="0" allowOverlap="1" wp14:anchorId="4DC05C74" wp14:editId="67A7B085">
-            <wp:simplePos x="0" y="0"/>
-            <wp:positionH relativeFrom="margin">
-              <wp:posOffset>2981325</wp:posOffset>
-            </wp:positionH>
-            <wp:positionV relativeFrom="paragraph">
-              <wp:posOffset>187325</wp:posOffset>
-            </wp:positionV>
-            <wp:extent cx="2978785" cy="1746250"/>
-            <wp:effectExtent l="0" t="0" r="0" b="6350"/>
-            <wp:wrapTopAndBottom/>
+          <wp:inline distT="0" distB="0" distL="0" distR="0" wp14:anchorId="1ABE07A0" wp14:editId="26B653CF">
+            <wp:extent cx="2702570" cy="1584325"/>
+            <wp:effectExtent l="0" t="0" r="2540" b="0"/>
             <wp:docPr id="25" name="Obraz6"/>
             <wp:cNvGraphicFramePr>
               <a:graphicFrameLocks xmlns:a="http://schemas.openxmlformats.org/drawingml/2006/main" noChangeAspect="1"/>
@@ -3397,7 +3535,13 @@
                     </pic:cNvPicPr>
                   </pic:nvPicPr>
                   <pic:blipFill>
-                    <a:blip r:embed="rId12"/>
+                    <a:blip r:embed="rId13" cstate="print">
+                      <a:extLst>
+                        <a:ext uri="{28A0092B-C50C-407E-A947-70E740481C1C}">
+                          <a14:useLocalDpi xmlns:a14="http://schemas.microsoft.com/office/drawing/2010/main" val="0"/>
+                        </a:ext>
+                      </a:extLst>
+                    </a:blip>
                     <a:stretch>
                       <a:fillRect/>
                     </a:stretch>
@@ -3405,7 +3549,7 @@
                   <pic:spPr bwMode="auto">
                     <a:xfrm>
                       <a:off x="0" y="0"/>
-                      <a:ext cx="2978785" cy="1746250"/>
+                      <a:ext cx="2703952" cy="1585135"/>
                     </a:xfrm>
                     <a:prstGeom prst="rect">
                       <a:avLst/>
@@ -3415,13 +3559,7 @@
                 </pic:pic>
               </a:graphicData>
             </a:graphic>
-            <wp14:sizeRelH relativeFrom="margin">
-              <wp14:pctWidth>0</wp14:pctWidth>
-            </wp14:sizeRelH>
-            <wp14:sizeRelV relativeFrom="margin">
-              <wp14:pctHeight>0</wp14:pctHeight>
-            </wp14:sizeRelV>
-          </wp:anchor>
+          </wp:inline>
         </w:drawing>
       </w:r>
     </w:p>
@@ -3514,351 +3652,8 @@
     </w:p>
     <w:p>
       <w:pPr>
-        <w:tabs>
-          <w:tab w:val="left" w:pos="0"/>
-          <w:tab w:val="left" w:pos="709"/>
-          <w:tab w:val="left" w:pos="1418"/>
-          <w:tab w:val="left" w:pos="2127"/>
-          <w:tab w:val="left" w:pos="2836"/>
-          <w:tab w:val="left" w:pos="3546"/>
-          <w:tab w:val="left" w:pos="4255"/>
-          <w:tab w:val="left" w:pos="4964"/>
-          <w:tab w:val="left" w:pos="5673"/>
-          <w:tab w:val="left" w:pos="6382"/>
-          <w:tab w:val="left" w:pos="7092"/>
-          <w:tab w:val="left" w:pos="7801"/>
-          <w:tab w:val="left" w:pos="8510"/>
-          <w:tab w:val="left" w:pos="9219"/>
-          <w:tab w:val="left" w:pos="9928"/>
-          <w:tab w:val="left" w:pos="10638"/>
-          <w:tab w:val="left" w:pos="11347"/>
-          <w:tab w:val="left" w:pos="12056"/>
-          <w:tab w:val="left" w:pos="12765"/>
-          <w:tab w:val="left" w:pos="13474"/>
-          <w:tab w:val="left" w:pos="14184"/>
-          <w:tab w:val="left" w:pos="14893"/>
-          <w:tab w:val="left" w:pos="15602"/>
-          <w:tab w:val="left" w:pos="16311"/>
-          <w:tab w:val="left" w:pos="17020"/>
-          <w:tab w:val="left" w:pos="17730"/>
-          <w:tab w:val="left" w:pos="18439"/>
-          <w:tab w:val="left" w:pos="19148"/>
-          <w:tab w:val="left" w:pos="19857"/>
-          <w:tab w:val="left" w:pos="20566"/>
-          <w:tab w:val="left" w:pos="21276"/>
-          <w:tab w:val="left" w:pos="21985"/>
-          <w:tab w:val="left" w:pos="22694"/>
-          <w:tab w:val="left" w:pos="23403"/>
-          <w:tab w:val="left" w:pos="24112"/>
-          <w:tab w:val="left" w:pos="24822"/>
-          <w:tab w:val="left" w:pos="25531"/>
-          <w:tab w:val="left" w:pos="26240"/>
-          <w:tab w:val="left" w:pos="26949"/>
-          <w:tab w:val="left" w:pos="27658"/>
-        </w:tabs>
-        <w:rPr>
-          <w:rFonts w:ascii="Calibri" w:hAnsi="Calibri"/>
-          <w:color w:val="000000"/>
-        </w:rPr>
-      </w:pPr>
-    </w:p>
-    <w:p>
-      <w:pPr>
-        <w:tabs>
-          <w:tab w:val="left" w:pos="0"/>
-          <w:tab w:val="left" w:pos="709"/>
-          <w:tab w:val="left" w:pos="1418"/>
-          <w:tab w:val="left" w:pos="2127"/>
-          <w:tab w:val="left" w:pos="2836"/>
-          <w:tab w:val="left" w:pos="3546"/>
-          <w:tab w:val="left" w:pos="4255"/>
-          <w:tab w:val="left" w:pos="4964"/>
-          <w:tab w:val="left" w:pos="5673"/>
-          <w:tab w:val="left" w:pos="6382"/>
-          <w:tab w:val="left" w:pos="7092"/>
-          <w:tab w:val="left" w:pos="7801"/>
-          <w:tab w:val="left" w:pos="8510"/>
-          <w:tab w:val="left" w:pos="9219"/>
-          <w:tab w:val="left" w:pos="9928"/>
-          <w:tab w:val="left" w:pos="10638"/>
-          <w:tab w:val="left" w:pos="11347"/>
-          <w:tab w:val="left" w:pos="12056"/>
-          <w:tab w:val="left" w:pos="12765"/>
-          <w:tab w:val="left" w:pos="13474"/>
-          <w:tab w:val="left" w:pos="14184"/>
-          <w:tab w:val="left" w:pos="14893"/>
-          <w:tab w:val="left" w:pos="15602"/>
-          <w:tab w:val="left" w:pos="16311"/>
-          <w:tab w:val="left" w:pos="17020"/>
-          <w:tab w:val="left" w:pos="17730"/>
-          <w:tab w:val="left" w:pos="18439"/>
-          <w:tab w:val="left" w:pos="19148"/>
-          <w:tab w:val="left" w:pos="19857"/>
-          <w:tab w:val="left" w:pos="20566"/>
-          <w:tab w:val="left" w:pos="21276"/>
-          <w:tab w:val="left" w:pos="21985"/>
-          <w:tab w:val="left" w:pos="22694"/>
-          <w:tab w:val="left" w:pos="23403"/>
-          <w:tab w:val="left" w:pos="24112"/>
-          <w:tab w:val="left" w:pos="24822"/>
-          <w:tab w:val="left" w:pos="25531"/>
-          <w:tab w:val="left" w:pos="26240"/>
-          <w:tab w:val="left" w:pos="26949"/>
-          <w:tab w:val="left" w:pos="27658"/>
-        </w:tabs>
-        <w:rPr>
-          <w:rFonts w:ascii="Calibri" w:hAnsi="Calibri"/>
-          <w:color w:val="000000"/>
-        </w:rPr>
-      </w:pPr>
-    </w:p>
-    <w:p>
-      <w:pPr>
-        <w:tabs>
-          <w:tab w:val="left" w:pos="0"/>
-          <w:tab w:val="left" w:pos="709"/>
-          <w:tab w:val="left" w:pos="1418"/>
-          <w:tab w:val="left" w:pos="2127"/>
-          <w:tab w:val="left" w:pos="2836"/>
-          <w:tab w:val="left" w:pos="3546"/>
-          <w:tab w:val="left" w:pos="4255"/>
-          <w:tab w:val="left" w:pos="4964"/>
-          <w:tab w:val="left" w:pos="5673"/>
-          <w:tab w:val="left" w:pos="6382"/>
-          <w:tab w:val="left" w:pos="7092"/>
-          <w:tab w:val="left" w:pos="7801"/>
-          <w:tab w:val="left" w:pos="8510"/>
-          <w:tab w:val="left" w:pos="9219"/>
-          <w:tab w:val="left" w:pos="9928"/>
-          <w:tab w:val="left" w:pos="10638"/>
-          <w:tab w:val="left" w:pos="11347"/>
-          <w:tab w:val="left" w:pos="12056"/>
-          <w:tab w:val="left" w:pos="12765"/>
-          <w:tab w:val="left" w:pos="13474"/>
-          <w:tab w:val="left" w:pos="14184"/>
-          <w:tab w:val="left" w:pos="14893"/>
-          <w:tab w:val="left" w:pos="15602"/>
-          <w:tab w:val="left" w:pos="16311"/>
-          <w:tab w:val="left" w:pos="17020"/>
-          <w:tab w:val="left" w:pos="17730"/>
-          <w:tab w:val="left" w:pos="18439"/>
-          <w:tab w:val="left" w:pos="19148"/>
-          <w:tab w:val="left" w:pos="19857"/>
-          <w:tab w:val="left" w:pos="20566"/>
-          <w:tab w:val="left" w:pos="21276"/>
-          <w:tab w:val="left" w:pos="21985"/>
-          <w:tab w:val="left" w:pos="22694"/>
-          <w:tab w:val="left" w:pos="23403"/>
-          <w:tab w:val="left" w:pos="24112"/>
-          <w:tab w:val="left" w:pos="24822"/>
-          <w:tab w:val="left" w:pos="25531"/>
-          <w:tab w:val="left" w:pos="26240"/>
-          <w:tab w:val="left" w:pos="26949"/>
-          <w:tab w:val="left" w:pos="27658"/>
-        </w:tabs>
-        <w:rPr>
-          <w:rFonts w:ascii="Calibri" w:hAnsi="Calibri"/>
-          <w:color w:val="000000"/>
-        </w:rPr>
-      </w:pPr>
-    </w:p>
-    <w:p>
-      <w:pPr>
-        <w:tabs>
-          <w:tab w:val="left" w:pos="0"/>
-          <w:tab w:val="left" w:pos="709"/>
-          <w:tab w:val="left" w:pos="1418"/>
-          <w:tab w:val="left" w:pos="2127"/>
-          <w:tab w:val="left" w:pos="2836"/>
-          <w:tab w:val="left" w:pos="3546"/>
-          <w:tab w:val="left" w:pos="4255"/>
-          <w:tab w:val="left" w:pos="4964"/>
-          <w:tab w:val="left" w:pos="5673"/>
-          <w:tab w:val="left" w:pos="6382"/>
-          <w:tab w:val="left" w:pos="7092"/>
-          <w:tab w:val="left" w:pos="7801"/>
-          <w:tab w:val="left" w:pos="8510"/>
-          <w:tab w:val="left" w:pos="9219"/>
-          <w:tab w:val="left" w:pos="9928"/>
-          <w:tab w:val="left" w:pos="10638"/>
-          <w:tab w:val="left" w:pos="11347"/>
-          <w:tab w:val="left" w:pos="12056"/>
-          <w:tab w:val="left" w:pos="12765"/>
-          <w:tab w:val="left" w:pos="13474"/>
-          <w:tab w:val="left" w:pos="14184"/>
-          <w:tab w:val="left" w:pos="14893"/>
-          <w:tab w:val="left" w:pos="15602"/>
-          <w:tab w:val="left" w:pos="16311"/>
-          <w:tab w:val="left" w:pos="17020"/>
-          <w:tab w:val="left" w:pos="17730"/>
-          <w:tab w:val="left" w:pos="18439"/>
-          <w:tab w:val="left" w:pos="19148"/>
-          <w:tab w:val="left" w:pos="19857"/>
-          <w:tab w:val="left" w:pos="20566"/>
-          <w:tab w:val="left" w:pos="21276"/>
-          <w:tab w:val="left" w:pos="21985"/>
-          <w:tab w:val="left" w:pos="22694"/>
-          <w:tab w:val="left" w:pos="23403"/>
-          <w:tab w:val="left" w:pos="24112"/>
-          <w:tab w:val="left" w:pos="24822"/>
-          <w:tab w:val="left" w:pos="25531"/>
-          <w:tab w:val="left" w:pos="26240"/>
-          <w:tab w:val="left" w:pos="26949"/>
-          <w:tab w:val="left" w:pos="27658"/>
-        </w:tabs>
-        <w:rPr>
-          <w:rFonts w:ascii="Calibri" w:hAnsi="Calibri"/>
-          <w:color w:val="000000"/>
-        </w:rPr>
-      </w:pPr>
-    </w:p>
-    <w:p>
-      <w:pPr>
-        <w:tabs>
-          <w:tab w:val="left" w:pos="0"/>
-          <w:tab w:val="left" w:pos="709"/>
-          <w:tab w:val="left" w:pos="1418"/>
-          <w:tab w:val="left" w:pos="2127"/>
-          <w:tab w:val="left" w:pos="2836"/>
-          <w:tab w:val="left" w:pos="3546"/>
-          <w:tab w:val="left" w:pos="4255"/>
-          <w:tab w:val="left" w:pos="4964"/>
-          <w:tab w:val="left" w:pos="5673"/>
-          <w:tab w:val="left" w:pos="6382"/>
-          <w:tab w:val="left" w:pos="7092"/>
-          <w:tab w:val="left" w:pos="7801"/>
-          <w:tab w:val="left" w:pos="8510"/>
-          <w:tab w:val="left" w:pos="9219"/>
-          <w:tab w:val="left" w:pos="9928"/>
-          <w:tab w:val="left" w:pos="10638"/>
-          <w:tab w:val="left" w:pos="11347"/>
-          <w:tab w:val="left" w:pos="12056"/>
-          <w:tab w:val="left" w:pos="12765"/>
-          <w:tab w:val="left" w:pos="13474"/>
-          <w:tab w:val="left" w:pos="14184"/>
-          <w:tab w:val="left" w:pos="14893"/>
-          <w:tab w:val="left" w:pos="15602"/>
-          <w:tab w:val="left" w:pos="16311"/>
-          <w:tab w:val="left" w:pos="17020"/>
-          <w:tab w:val="left" w:pos="17730"/>
-          <w:tab w:val="left" w:pos="18439"/>
-          <w:tab w:val="left" w:pos="19148"/>
-          <w:tab w:val="left" w:pos="19857"/>
-          <w:tab w:val="left" w:pos="20566"/>
-          <w:tab w:val="left" w:pos="21276"/>
-          <w:tab w:val="left" w:pos="21985"/>
-          <w:tab w:val="left" w:pos="22694"/>
-          <w:tab w:val="left" w:pos="23403"/>
-          <w:tab w:val="left" w:pos="24112"/>
-          <w:tab w:val="left" w:pos="24822"/>
-          <w:tab w:val="left" w:pos="25531"/>
-          <w:tab w:val="left" w:pos="26240"/>
-          <w:tab w:val="left" w:pos="26949"/>
-          <w:tab w:val="left" w:pos="27658"/>
-        </w:tabs>
-        <w:rPr>
-          <w:rFonts w:ascii="Calibri" w:hAnsi="Calibri"/>
-          <w:color w:val="000000"/>
-        </w:rPr>
-      </w:pPr>
-    </w:p>
-    <w:p>
-      <w:pPr>
-        <w:tabs>
-          <w:tab w:val="left" w:pos="0"/>
-          <w:tab w:val="left" w:pos="709"/>
-          <w:tab w:val="left" w:pos="1418"/>
-          <w:tab w:val="left" w:pos="2127"/>
-          <w:tab w:val="left" w:pos="2836"/>
-          <w:tab w:val="left" w:pos="3546"/>
-          <w:tab w:val="left" w:pos="4255"/>
-          <w:tab w:val="left" w:pos="4964"/>
-          <w:tab w:val="left" w:pos="5673"/>
-          <w:tab w:val="left" w:pos="6382"/>
-          <w:tab w:val="left" w:pos="7092"/>
-          <w:tab w:val="left" w:pos="7801"/>
-          <w:tab w:val="left" w:pos="8510"/>
-          <w:tab w:val="left" w:pos="9219"/>
-          <w:tab w:val="left" w:pos="9928"/>
-          <w:tab w:val="left" w:pos="10638"/>
-          <w:tab w:val="left" w:pos="11347"/>
-          <w:tab w:val="left" w:pos="12056"/>
-          <w:tab w:val="left" w:pos="12765"/>
-          <w:tab w:val="left" w:pos="13474"/>
-          <w:tab w:val="left" w:pos="14184"/>
-          <w:tab w:val="left" w:pos="14893"/>
-          <w:tab w:val="left" w:pos="15602"/>
-          <w:tab w:val="left" w:pos="16311"/>
-          <w:tab w:val="left" w:pos="17020"/>
-          <w:tab w:val="left" w:pos="17730"/>
-          <w:tab w:val="left" w:pos="18439"/>
-          <w:tab w:val="left" w:pos="19148"/>
-          <w:tab w:val="left" w:pos="19857"/>
-          <w:tab w:val="left" w:pos="20566"/>
-          <w:tab w:val="left" w:pos="21276"/>
-          <w:tab w:val="left" w:pos="21985"/>
-          <w:tab w:val="left" w:pos="22694"/>
-          <w:tab w:val="left" w:pos="23403"/>
-          <w:tab w:val="left" w:pos="24112"/>
-          <w:tab w:val="left" w:pos="24822"/>
-          <w:tab w:val="left" w:pos="25531"/>
-          <w:tab w:val="left" w:pos="26240"/>
-          <w:tab w:val="left" w:pos="26949"/>
-          <w:tab w:val="left" w:pos="27658"/>
-        </w:tabs>
-        <w:rPr>
-          <w:rFonts w:ascii="Calibri" w:hAnsi="Calibri"/>
-          <w:color w:val="000000"/>
-        </w:rPr>
-      </w:pPr>
-    </w:p>
-    <w:p>
-      <w:pPr>
-        <w:tabs>
-          <w:tab w:val="left" w:pos="0"/>
-          <w:tab w:val="left" w:pos="709"/>
-          <w:tab w:val="left" w:pos="1418"/>
-          <w:tab w:val="left" w:pos="2127"/>
-          <w:tab w:val="left" w:pos="2836"/>
-          <w:tab w:val="left" w:pos="3546"/>
-          <w:tab w:val="left" w:pos="4255"/>
-          <w:tab w:val="left" w:pos="4964"/>
-          <w:tab w:val="left" w:pos="5673"/>
-          <w:tab w:val="left" w:pos="6382"/>
-          <w:tab w:val="left" w:pos="7092"/>
-          <w:tab w:val="left" w:pos="7801"/>
-          <w:tab w:val="left" w:pos="8510"/>
-          <w:tab w:val="left" w:pos="9219"/>
-          <w:tab w:val="left" w:pos="9928"/>
-          <w:tab w:val="left" w:pos="10638"/>
-          <w:tab w:val="left" w:pos="11347"/>
-          <w:tab w:val="left" w:pos="12056"/>
-          <w:tab w:val="left" w:pos="12765"/>
-          <w:tab w:val="left" w:pos="13474"/>
-          <w:tab w:val="left" w:pos="14184"/>
-          <w:tab w:val="left" w:pos="14893"/>
-          <w:tab w:val="left" w:pos="15602"/>
-          <w:tab w:val="left" w:pos="16311"/>
-          <w:tab w:val="left" w:pos="17020"/>
-          <w:tab w:val="left" w:pos="17730"/>
-          <w:tab w:val="left" w:pos="18439"/>
-          <w:tab w:val="left" w:pos="19148"/>
-          <w:tab w:val="left" w:pos="19857"/>
-          <w:tab w:val="left" w:pos="20566"/>
-          <w:tab w:val="left" w:pos="21276"/>
-          <w:tab w:val="left" w:pos="21985"/>
-          <w:tab w:val="left" w:pos="22694"/>
-          <w:tab w:val="left" w:pos="23403"/>
-          <w:tab w:val="left" w:pos="24112"/>
-          <w:tab w:val="left" w:pos="24822"/>
-          <w:tab w:val="left" w:pos="25531"/>
-          <w:tab w:val="left" w:pos="26240"/>
-          <w:tab w:val="left" w:pos="26949"/>
-          <w:tab w:val="left" w:pos="27658"/>
-        </w:tabs>
-        <w:rPr>
-          <w:rFonts w:ascii="Calibri" w:hAnsi="Calibri"/>
-          <w:color w:val="000000"/>
+        <w:rPr>
+          <w:rFonts w:ascii="Calibri" w:hAnsi="Calibri"/>
         </w:rPr>
       </w:pPr>
       <w:r>
@@ -4320,7 +4115,7 @@
                     </pic:cNvPicPr>
                   </pic:nvPicPr>
                   <pic:blipFill>
-                    <a:blip r:embed="rId13" cstate="print">
+                    <a:blip r:embed="rId14" cstate="print">
                       <a:extLst>
                         <a:ext uri="{28A0092B-C50C-407E-A947-70E740481C1C}">
                           <a14:useLocalDpi xmlns:a14="http://schemas.microsoft.com/office/drawing/2010/main" val="0"/>
@@ -4858,7 +4653,7 @@
                     </pic:cNvPicPr>
                   </pic:nvPicPr>
                   <pic:blipFill>
-                    <a:blip r:embed="rId14" cstate="print">
+                    <a:blip r:embed="rId15" cstate="print">
                       <a:extLst>
                         <a:ext uri="{28A0092B-C50C-407E-A947-70E740481C1C}">
                           <a14:useLocalDpi xmlns:a14="http://schemas.microsoft.com/office/drawing/2010/main" val="0"/>
@@ -4909,7 +4704,7 @@
                     </pic:cNvPicPr>
                   </pic:nvPicPr>
                   <pic:blipFill>
-                    <a:blip r:embed="rId15" cstate="print">
+                    <a:blip r:embed="rId16" cstate="print">
                       <a:extLst>
                         <a:ext uri="{28A0092B-C50C-407E-A947-70E740481C1C}">
                           <a14:useLocalDpi xmlns:a14="http://schemas.microsoft.com/office/drawing/2010/main" val="0"/>
@@ -5124,13 +4919,6 @@
           <w:color w:val="000000"/>
         </w:rPr>
       </w:pPr>
-      <w:r>
-        <w:rPr>
-          <w:rFonts w:ascii="Calibri" w:hAnsi="Calibri"/>
-          <w:color w:val="000000"/>
-        </w:rPr>
-        <w:t>Dokumentacja uzyskanych wyników i wyjaśnienie przyczyn kolejnych napotkanych kłopotów:</w:t>
-      </w:r>
     </w:p>
     <w:p>
       <w:pPr>
@@ -5182,6 +4970,14 @@
           <w:color w:val="000000"/>
         </w:rPr>
       </w:pPr>
+      <w:r>
+        <w:rPr>
+          <w:rFonts w:ascii="Calibri" w:hAnsi="Calibri"/>
+          <w:color w:val="000000"/>
+        </w:rPr>
+        <w:lastRenderedPageBreak/>
+        <w:t>Dokumentacja uzyskanych wyników i wyjaśnienie przyczyn kolejnych napotkanych kłopotów:</w:t>
+      </w:r>
     </w:p>
     <w:p>
       <w:pPr>
@@ -5227,105 +5023,12 @@
           <w:tab w:val="left" w:pos="26949"/>
           <w:tab w:val="left" w:pos="27658"/>
         </w:tabs>
-        <w:rPr>
-          <w:rFonts w:ascii="Calibri" w:hAnsi="Calibri"/>
-        </w:rPr>
-      </w:pPr>
-      <w:r>
-        <w:rPr>
-          <w:rFonts w:ascii="Calibri" w:hAnsi="Calibri"/>
-          <w:color w:val="000000"/>
-        </w:rPr>
-        <w:t>Jak wczesniej zauważono</w:t>
-      </w:r>
-      <w:r>
-        <w:rPr>
-          <w:rFonts w:ascii="Calibri" w:hAnsi="Calibri"/>
-          <w:color w:val="000000"/>
-        </w:rPr>
-        <w:t>,</w:t>
-      </w:r>
-      <w:r>
-        <w:rPr>
-          <w:rFonts w:ascii="Calibri" w:hAnsi="Calibri"/>
-          <w:color w:val="000000"/>
-        </w:rPr>
-        <w:t xml:space="preserve"> w stanie nasycenia  tranzystora bipolarnego </w:t>
-      </w:r>
-      <w:r>
-        <w:rPr>
-          <w:rFonts w:ascii="Calibri" w:hAnsi="Calibri"/>
-        </w:rPr>
-        <w:t>występuje tzw. czas przeciągania</w:t>
-      </w:r>
-      <w:r>
-        <w:rPr>
-          <w:rFonts w:ascii="Calibri" w:hAnsi="Calibri"/>
-        </w:rPr>
-        <w:t xml:space="preserve">. </w:t>
-      </w:r>
-      <w:r>
-        <w:rPr>
-          <w:rFonts w:ascii="Calibri" w:hAnsi="Calibri"/>
-          <w:color w:val="000000"/>
-        </w:rPr>
-        <w:t>Po zastosowaniu zwory w miejscu rezystora RG zostaje zwiększony prąd</w:t>
-      </w:r>
-      <w:r>
-        <w:rPr>
-          <w:rFonts w:ascii="Calibri" w:hAnsi="Calibri"/>
-          <w:color w:val="000000"/>
-        </w:rPr>
-        <w:t xml:space="preserve"> bazy tranzystora</w:t>
-      </w:r>
-      <w:r>
-        <w:rPr>
-          <w:rFonts w:ascii="Calibri" w:hAnsi="Calibri"/>
-          <w:color w:val="000000"/>
-        </w:rPr>
-        <w:t>,</w:t>
-      </w:r>
-      <w:r>
-        <w:rPr>
-          <w:rFonts w:ascii="Calibri" w:hAnsi="Calibri"/>
-          <w:color w:val="000000"/>
-        </w:rPr>
-        <w:t xml:space="preserve"> co powoduje jego </w:t>
-      </w:r>
-      <w:r>
-        <w:rPr>
-          <w:rFonts w:ascii="Calibri" w:hAnsi="Calibri"/>
-          <w:color w:val="000000"/>
-        </w:rPr>
-        <w:t>głębokie nasycenie</w:t>
-      </w:r>
-      <w:r>
-        <w:rPr>
-          <w:rFonts w:ascii="Calibri" w:hAnsi="Calibri"/>
-          <w:color w:val="000000"/>
-        </w:rPr>
-        <w:t>, co</w:t>
-      </w:r>
-      <w:r>
-        <w:rPr>
-          <w:rFonts w:ascii="Calibri" w:hAnsi="Calibri"/>
-          <w:color w:val="000000"/>
-        </w:rPr>
-        <w:t xml:space="preserve"> z kolei</w:t>
-      </w:r>
-      <w:r>
-        <w:rPr>
-          <w:rFonts w:ascii="Calibri" w:hAnsi="Calibri"/>
-          <w:color w:val="000000"/>
-        </w:rPr>
-        <w:t xml:space="preserve"> pogarsza sytuacje z </w:t>
-      </w:r>
-      <w:r>
-        <w:rPr>
-          <w:rFonts w:ascii="Calibri" w:hAnsi="Calibri"/>
-        </w:rPr>
-        <w:t>graniczną częstotliwością</w:t>
-      </w:r>
+        <w:jc w:val="both"/>
+        <w:rPr>
+          <w:rFonts w:ascii="Calibri" w:hAnsi="Calibri"/>
+          <w:color w:val="000000"/>
+        </w:rPr>
+      </w:pPr>
     </w:p>
     <w:p>
       <w:pPr>
@@ -5375,6 +5078,101 @@
           <w:rFonts w:ascii="Calibri" w:hAnsi="Calibri"/>
         </w:rPr>
       </w:pPr>
+      <w:r>
+        <w:rPr>
+          <w:rFonts w:ascii="Calibri" w:hAnsi="Calibri"/>
+          <w:color w:val="000000"/>
+        </w:rPr>
+        <w:t>Jak wczesniej zauważono</w:t>
+      </w:r>
+      <w:r>
+        <w:rPr>
+          <w:rFonts w:ascii="Calibri" w:hAnsi="Calibri"/>
+          <w:color w:val="000000"/>
+        </w:rPr>
+        <w:t>,</w:t>
+      </w:r>
+      <w:r>
+        <w:rPr>
+          <w:rFonts w:ascii="Calibri" w:hAnsi="Calibri"/>
+          <w:color w:val="000000"/>
+        </w:rPr>
+        <w:t xml:space="preserve"> w stanie nasycenia  tranzystora bipolarnego </w:t>
+      </w:r>
+      <w:r>
+        <w:rPr>
+          <w:rFonts w:ascii="Calibri" w:hAnsi="Calibri"/>
+        </w:rPr>
+        <w:t>występuje tzw. czas przeciągania</w:t>
+      </w:r>
+      <w:r>
+        <w:rPr>
+          <w:rFonts w:ascii="Calibri" w:hAnsi="Calibri"/>
+        </w:rPr>
+        <w:t xml:space="preserve">. </w:t>
+      </w:r>
+      <w:r>
+        <w:rPr>
+          <w:rFonts w:ascii="Calibri" w:hAnsi="Calibri"/>
+          <w:color w:val="000000"/>
+        </w:rPr>
+        <w:t>Po zastosowaniu zwory w miejscu rezystora RG zostaje zwiększony prąd</w:t>
+      </w:r>
+      <w:r>
+        <w:rPr>
+          <w:rFonts w:ascii="Calibri" w:hAnsi="Calibri"/>
+          <w:color w:val="000000"/>
+        </w:rPr>
+        <w:t xml:space="preserve"> bazy tranzystora</w:t>
+      </w:r>
+      <w:r>
+        <w:rPr>
+          <w:rFonts w:ascii="Calibri" w:hAnsi="Calibri"/>
+          <w:color w:val="000000"/>
+        </w:rPr>
+        <w:t>,</w:t>
+      </w:r>
+      <w:r>
+        <w:rPr>
+          <w:rFonts w:ascii="Calibri" w:hAnsi="Calibri"/>
+          <w:color w:val="000000"/>
+        </w:rPr>
+        <w:t xml:space="preserve"> co powoduje jego </w:t>
+      </w:r>
+      <w:r>
+        <w:rPr>
+          <w:rFonts w:ascii="Calibri" w:hAnsi="Calibri"/>
+          <w:color w:val="000000"/>
+        </w:rPr>
+        <w:t>głębokie nasycenie</w:t>
+      </w:r>
+      <w:r>
+        <w:rPr>
+          <w:rFonts w:ascii="Calibri" w:hAnsi="Calibri"/>
+          <w:color w:val="000000"/>
+        </w:rPr>
+        <w:t>, co</w:t>
+      </w:r>
+      <w:r>
+        <w:rPr>
+          <w:rFonts w:ascii="Calibri" w:hAnsi="Calibri"/>
+          <w:color w:val="000000"/>
+        </w:rPr>
+        <w:t xml:space="preserve"> z kolei</w:t>
+      </w:r>
+      <w:r>
+        <w:rPr>
+          <w:rFonts w:ascii="Calibri" w:hAnsi="Calibri"/>
+          <w:color w:val="000000"/>
+        </w:rPr>
+        <w:t xml:space="preserve"> pogarsza sytuacje z </w:t>
+      </w:r>
+      <w:r>
+        <w:rPr>
+          <w:rFonts w:ascii="Calibri" w:hAnsi="Calibri"/>
+        </w:rPr>
+        <w:t>graniczną częstotliwością</w:t>
+      </w:r>
     </w:p>
     <w:p>
       <w:pPr>
@@ -5421,22 +5219,9 @@
           <w:tab w:val="left" w:pos="27658"/>
         </w:tabs>
         <w:rPr>
-          <w:b/>
-          <w:bCs/>
-          <w:color w:val="000000"/>
-        </w:rPr>
-      </w:pPr>
-      <w:r>
-        <w:rPr>
-          <w:rFonts w:ascii="Calibri" w:hAnsi="Calibri"/>
-          <w:b/>
-          <w:bCs/>
-          <w:i/>
-          <w:iCs/>
-          <w:color w:val="000000"/>
-        </w:rPr>
-        <w:t>Podsumowanie zad. 1:</w:t>
-      </w:r>
+          <w:rFonts w:ascii="Calibri" w:hAnsi="Calibri"/>
+        </w:rPr>
+      </w:pPr>
     </w:p>
     <w:p>
       <w:pPr>
@@ -5483,23 +5268,21 @@
           <w:tab w:val="left" w:pos="27658"/>
         </w:tabs>
         <w:rPr>
-          <w:rFonts w:ascii="Calibri" w:hAnsi="Calibri"/>
+          <w:b/>
+          <w:bCs/>
+          <w:color w:val="000000"/>
+        </w:rPr>
+      </w:pPr>
+      <w:r>
+        <w:rPr>
+          <w:rFonts w:ascii="Calibri" w:hAnsi="Calibri"/>
+          <w:b/>
+          <w:bCs/>
+          <w:i/>
           <w:iCs/>
-        </w:rPr>
-      </w:pPr>
-      <w:r>
-        <w:rPr>
-          <w:rFonts w:ascii="Calibri" w:hAnsi="Calibri"/>
-          <w:iCs/>
-        </w:rPr>
-        <w:t>Proje</w:t>
-      </w:r>
-      <w:r>
-        <w:rPr>
-          <w:rFonts w:ascii="Calibri" w:hAnsi="Calibri"/>
-          <w:iCs/>
-        </w:rPr>
-        <w:t>ktując klucz na bipolarnym tranzystorze musimy zapewnić odpowiedni prąd bazy tak, aby</w:t>
+          <w:color w:val="000000"/>
+        </w:rPr>
+        <w:t>Podsumowanie zad. 1:</w:t>
       </w:r>
     </w:p>
     <w:p>
@@ -5556,126 +5339,14 @@
           <w:rFonts w:ascii="Calibri" w:hAnsi="Calibri"/>
           <w:iCs/>
         </w:rPr>
-        <w:t>t</w:t>
+        <w:t>Proje</w:t>
       </w:r>
       <w:r>
         <w:rPr>
           <w:rFonts w:ascii="Calibri" w:hAnsi="Calibri"/>
           <w:iCs/>
         </w:rPr>
-        <w:t>ranzys</w:t>
-      </w:r>
-      <w:r>
-        <w:rPr>
-          <w:rFonts w:ascii="Calibri" w:hAnsi="Calibri"/>
-          <w:iCs/>
-        </w:rPr>
-        <w:t xml:space="preserve">tor </w:t>
-      </w:r>
-      <w:r>
-        <w:rPr>
-          <w:rFonts w:ascii="Calibri" w:hAnsi="Calibri"/>
-          <w:iCs/>
-        </w:rPr>
-        <w:t>znajdował się w stanie nasycenia. Jednak prąd ten nie</w:t>
-      </w:r>
-      <w:r>
-        <w:rPr>
-          <w:rFonts w:ascii="Calibri" w:hAnsi="Calibri"/>
-          <w:iCs/>
-        </w:rPr>
-        <w:t xml:space="preserve"> może by</w:t>
-      </w:r>
-      <w:r>
-        <w:rPr>
-          <w:rFonts w:ascii="Calibri" w:hAnsi="Calibri"/>
-          <w:iCs/>
-        </w:rPr>
-        <w:t>ć</w:t>
-      </w:r>
-      <w:r>
-        <w:rPr>
-          <w:rFonts w:ascii="Calibri" w:hAnsi="Calibri"/>
-          <w:iCs/>
-        </w:rPr>
-        <w:t xml:space="preserve"> z</w:t>
-      </w:r>
-      <w:r>
-        <w:rPr>
-          <w:rFonts w:ascii="Calibri" w:hAnsi="Calibri"/>
-          <w:iCs/>
-        </w:rPr>
-        <w:t>a</w:t>
-      </w:r>
-      <w:r>
-        <w:rPr>
-          <w:rFonts w:ascii="Calibri" w:hAnsi="Calibri"/>
-          <w:iCs/>
-        </w:rPr>
-        <w:t xml:space="preserve"> wysoki</w:t>
-      </w:r>
-      <w:r>
-        <w:rPr>
-          <w:rFonts w:ascii="Calibri" w:hAnsi="Calibri"/>
-          <w:iCs/>
-        </w:rPr>
-        <w:t xml:space="preserve"> ze względu na to, że</w:t>
-      </w:r>
-      <w:r>
-        <w:rPr>
-          <w:rFonts w:ascii="Calibri" w:hAnsi="Calibri"/>
-          <w:iCs/>
-        </w:rPr>
-        <w:t xml:space="preserve"> im tranzystor</w:t>
-      </w:r>
-      <w:r>
-        <w:rPr>
-          <w:rFonts w:ascii="Calibri" w:hAnsi="Calibri"/>
-          <w:iCs/>
-        </w:rPr>
-        <w:t xml:space="preserve"> jest</w:t>
-      </w:r>
-      <w:r>
-        <w:rPr>
-          <w:rFonts w:ascii="Calibri" w:hAnsi="Calibri"/>
-          <w:iCs/>
-        </w:rPr>
-        <w:t xml:space="preserve"> głębiej nasycony</w:t>
-      </w:r>
-      <w:r>
-        <w:rPr>
-          <w:rFonts w:ascii="Calibri" w:hAnsi="Calibri"/>
-          <w:iCs/>
-        </w:rPr>
-        <w:t xml:space="preserve"> tym</w:t>
-      </w:r>
-      <w:r>
-        <w:rPr>
-          <w:rFonts w:ascii="Calibri" w:hAnsi="Calibri"/>
-          <w:iCs/>
-        </w:rPr>
-        <w:t xml:space="preserve"> wczesniej zaczynają</w:t>
-      </w:r>
-      <w:r>
-        <w:rPr>
-          <w:rFonts w:ascii="Calibri" w:hAnsi="Calibri"/>
-          <w:iCs/>
-        </w:rPr>
-        <w:t xml:space="preserve"> </w:t>
-      </w:r>
-      <w:r>
-        <w:rPr>
-          <w:rFonts w:ascii="Calibri" w:hAnsi="Calibri"/>
-          <w:iCs/>
-        </w:rPr>
-        <w:t>występowąć opóźnienia w rozwieraniu</w:t>
-      </w:r>
-      <w:r>
-        <w:rPr>
-          <w:rFonts w:ascii="Calibri" w:hAnsi="Calibri"/>
-          <w:iCs/>
-        </w:rPr>
-        <w:t xml:space="preserve"> klucza. </w:t>
+        <w:t>ktując klucz na bipolarnym tranzystorze musimy zapewnić odpowiedni prąd bazy tak, aby</w:t>
       </w:r>
     </w:p>
     <w:p>
@@ -5724,6 +5395,182 @@
         </w:tabs>
         <w:rPr>
           <w:rFonts w:ascii="Calibri" w:hAnsi="Calibri"/>
+          <w:iCs/>
+        </w:rPr>
+      </w:pPr>
+      <w:r>
+        <w:rPr>
+          <w:rFonts w:ascii="Calibri" w:hAnsi="Calibri"/>
+          <w:iCs/>
+        </w:rPr>
+        <w:t>t</w:t>
+      </w:r>
+      <w:r>
+        <w:rPr>
+          <w:rFonts w:ascii="Calibri" w:hAnsi="Calibri"/>
+          <w:iCs/>
+        </w:rPr>
+        <w:t>ranzys</w:t>
+      </w:r>
+      <w:r>
+        <w:rPr>
+          <w:rFonts w:ascii="Calibri" w:hAnsi="Calibri"/>
+          <w:iCs/>
+        </w:rPr>
+        <w:t xml:space="preserve">tor </w:t>
+      </w:r>
+      <w:r>
+        <w:rPr>
+          <w:rFonts w:ascii="Calibri" w:hAnsi="Calibri"/>
+          <w:iCs/>
+        </w:rPr>
+        <w:t>znajdował się w stanie nasycenia. Jednak prąd ten nie</w:t>
+      </w:r>
+      <w:r>
+        <w:rPr>
+          <w:rFonts w:ascii="Calibri" w:hAnsi="Calibri"/>
+          <w:iCs/>
+        </w:rPr>
+        <w:t xml:space="preserve"> może by</w:t>
+      </w:r>
+      <w:r>
+        <w:rPr>
+          <w:rFonts w:ascii="Calibri" w:hAnsi="Calibri"/>
+          <w:iCs/>
+        </w:rPr>
+        <w:t>ć</w:t>
+      </w:r>
+      <w:r>
+        <w:rPr>
+          <w:rFonts w:ascii="Calibri" w:hAnsi="Calibri"/>
+          <w:iCs/>
+        </w:rPr>
+        <w:t xml:space="preserve"> z</w:t>
+      </w:r>
+      <w:r>
+        <w:rPr>
+          <w:rFonts w:ascii="Calibri" w:hAnsi="Calibri"/>
+          <w:iCs/>
+        </w:rPr>
+        <w:t>a</w:t>
+      </w:r>
+      <w:r>
+        <w:rPr>
+          <w:rFonts w:ascii="Calibri" w:hAnsi="Calibri"/>
+          <w:iCs/>
+        </w:rPr>
+        <w:t xml:space="preserve"> wysoki</w:t>
+      </w:r>
+      <w:r>
+        <w:rPr>
+          <w:rFonts w:ascii="Calibri" w:hAnsi="Calibri"/>
+          <w:iCs/>
+        </w:rPr>
+        <w:t xml:space="preserve"> ze względu na to, że</w:t>
+      </w:r>
+      <w:r>
+        <w:rPr>
+          <w:rFonts w:ascii="Calibri" w:hAnsi="Calibri"/>
+          <w:iCs/>
+        </w:rPr>
+        <w:t xml:space="preserve"> im tranzystor</w:t>
+      </w:r>
+      <w:r>
+        <w:rPr>
+          <w:rFonts w:ascii="Calibri" w:hAnsi="Calibri"/>
+          <w:iCs/>
+        </w:rPr>
+        <w:t xml:space="preserve"> jest</w:t>
+      </w:r>
+      <w:r>
+        <w:rPr>
+          <w:rFonts w:ascii="Calibri" w:hAnsi="Calibri"/>
+          <w:iCs/>
+        </w:rPr>
+        <w:t xml:space="preserve"> głębiej nasycony</w:t>
+      </w:r>
+      <w:r>
+        <w:rPr>
+          <w:rFonts w:ascii="Calibri" w:hAnsi="Calibri"/>
+          <w:iCs/>
+        </w:rPr>
+        <w:t xml:space="preserve"> tym</w:t>
+      </w:r>
+      <w:r>
+        <w:rPr>
+          <w:rFonts w:ascii="Calibri" w:hAnsi="Calibri"/>
+          <w:iCs/>
+        </w:rPr>
+        <w:t xml:space="preserve"> wczesniej zaczynają</w:t>
+      </w:r>
+      <w:r>
+        <w:rPr>
+          <w:rFonts w:ascii="Calibri" w:hAnsi="Calibri"/>
+          <w:iCs/>
+        </w:rPr>
+        <w:t xml:space="preserve"> </w:t>
+      </w:r>
+      <w:r>
+        <w:rPr>
+          <w:rFonts w:ascii="Calibri" w:hAnsi="Calibri"/>
+          <w:iCs/>
+        </w:rPr>
+        <w:t>występowąć opóźnienia w rozwieraniu</w:t>
+      </w:r>
+      <w:r>
+        <w:rPr>
+          <w:rFonts w:ascii="Calibri" w:hAnsi="Calibri"/>
+          <w:iCs/>
+        </w:rPr>
+        <w:t xml:space="preserve"> klucza. </w:t>
+      </w:r>
+    </w:p>
+    <w:p>
+      <w:pPr>
+        <w:tabs>
+          <w:tab w:val="left" w:pos="0"/>
+          <w:tab w:val="left" w:pos="709"/>
+          <w:tab w:val="left" w:pos="1418"/>
+          <w:tab w:val="left" w:pos="2127"/>
+          <w:tab w:val="left" w:pos="2836"/>
+          <w:tab w:val="left" w:pos="3546"/>
+          <w:tab w:val="left" w:pos="4255"/>
+          <w:tab w:val="left" w:pos="4964"/>
+          <w:tab w:val="left" w:pos="5673"/>
+          <w:tab w:val="left" w:pos="6382"/>
+          <w:tab w:val="left" w:pos="7092"/>
+          <w:tab w:val="left" w:pos="7801"/>
+          <w:tab w:val="left" w:pos="8510"/>
+          <w:tab w:val="left" w:pos="9219"/>
+          <w:tab w:val="left" w:pos="9928"/>
+          <w:tab w:val="left" w:pos="10638"/>
+          <w:tab w:val="left" w:pos="11347"/>
+          <w:tab w:val="left" w:pos="12056"/>
+          <w:tab w:val="left" w:pos="12765"/>
+          <w:tab w:val="left" w:pos="13474"/>
+          <w:tab w:val="left" w:pos="14184"/>
+          <w:tab w:val="left" w:pos="14893"/>
+          <w:tab w:val="left" w:pos="15602"/>
+          <w:tab w:val="left" w:pos="16311"/>
+          <w:tab w:val="left" w:pos="17020"/>
+          <w:tab w:val="left" w:pos="17730"/>
+          <w:tab w:val="left" w:pos="18439"/>
+          <w:tab w:val="left" w:pos="19148"/>
+          <w:tab w:val="left" w:pos="19857"/>
+          <w:tab w:val="left" w:pos="20566"/>
+          <w:tab w:val="left" w:pos="21276"/>
+          <w:tab w:val="left" w:pos="21985"/>
+          <w:tab w:val="left" w:pos="22694"/>
+          <w:tab w:val="left" w:pos="23403"/>
+          <w:tab w:val="left" w:pos="24112"/>
+          <w:tab w:val="left" w:pos="24822"/>
+          <w:tab w:val="left" w:pos="25531"/>
+          <w:tab w:val="left" w:pos="26240"/>
+          <w:tab w:val="left" w:pos="26949"/>
+          <w:tab w:val="left" w:pos="27658"/>
+        </w:tabs>
+        <w:rPr>
+          <w:rFonts w:ascii="Calibri" w:hAnsi="Calibri"/>
           <w:i/>
           <w:iCs/>
           <w:lang w:bidi="ar-SA"/>
@@ -5832,7 +5679,7 @@
                     <pic:cNvPicPr/>
                   </pic:nvPicPr>
                   <pic:blipFill>
-                    <a:blip r:embed="rId16"/>
+                    <a:blip r:embed="rId17"/>
                     <a:stretch>
                       <a:fillRect/>
                     </a:stretch>
@@ -5942,7 +5789,7 @@
                     </pic:cNvPicPr>
                   </pic:nvPicPr>
                   <pic:blipFill>
-                    <a:blip r:embed="rId17"/>
+                    <a:blip r:embed="rId18"/>
                     <a:stretch>
                       <a:fillRect/>
                     </a:stretch>
@@ -6247,66 +6094,6 @@
     </w:p>
     <w:p>
       <w:pPr>
-        <w:tabs>
-          <w:tab w:val="left" w:pos="288"/>
-        </w:tabs>
-        <w:jc w:val="both"/>
-        <w:rPr>
-          <w:rFonts w:ascii="Calibri" w:hAnsi="Calibri"/>
-          <w:b/>
-          <w:bCs/>
-          <w:color w:val="000000"/>
-          <w:lang w:bidi="ar-SA"/>
-        </w:rPr>
-      </w:pPr>
-    </w:p>
-    <w:p>
-      <w:pPr>
-        <w:tabs>
-          <w:tab w:val="left" w:pos="288"/>
-        </w:tabs>
-        <w:jc w:val="both"/>
-        <w:rPr>
-          <w:rFonts w:ascii="Calibri" w:hAnsi="Calibri"/>
-          <w:b/>
-          <w:bCs/>
-          <w:color w:val="000000"/>
-          <w:lang w:bidi="ar-SA"/>
-        </w:rPr>
-      </w:pPr>
-    </w:p>
-    <w:p>
-      <w:pPr>
-        <w:tabs>
-          <w:tab w:val="left" w:pos="288"/>
-        </w:tabs>
-        <w:jc w:val="both"/>
-        <w:rPr>
-          <w:rFonts w:ascii="Calibri" w:hAnsi="Calibri"/>
-          <w:b/>
-          <w:bCs/>
-          <w:color w:val="000000"/>
-          <w:lang w:bidi="ar-SA"/>
-        </w:rPr>
-      </w:pPr>
-    </w:p>
-    <w:p>
-      <w:pPr>
-        <w:tabs>
-          <w:tab w:val="left" w:pos="288"/>
-        </w:tabs>
-        <w:jc w:val="both"/>
-        <w:rPr>
-          <w:rFonts w:ascii="Calibri" w:hAnsi="Calibri"/>
-          <w:b/>
-          <w:bCs/>
-          <w:color w:val="000000"/>
-          <w:lang w:bidi="ar-SA"/>
-        </w:rPr>
-      </w:pPr>
-    </w:p>
-    <w:p>
-      <w:pPr>
         <w:pStyle w:val="aa"/>
         <w:numPr>
           <w:ilvl w:val="0"/>
@@ -6327,6 +6114,7 @@
           <w:color w:val="000000"/>
           <w:lang w:bidi="ar-SA"/>
         </w:rPr>
+        <w:lastRenderedPageBreak/>
         <w:t>Zwiększenie częstotliwości pracy klucza z tranzystorem unipolarnym</w:t>
       </w:r>
     </w:p>
@@ -6378,7 +6166,7 @@
                     </pic:cNvPicPr>
                   </pic:nvPicPr>
                   <pic:blipFill>
-                    <a:blip r:embed="rId18" cstate="print">
+                    <a:blip r:embed="rId19" cstate="print">
                       <a:extLst>
                         <a:ext uri="{28A0092B-C50C-407E-A947-70E740481C1C}">
                           <a14:useLocalDpi xmlns:a14="http://schemas.microsoft.com/office/drawing/2010/main" val="0"/>
@@ -6428,7 +6216,7 @@
                     </pic:cNvPicPr>
                   </pic:nvPicPr>
                   <pic:blipFill>
-                    <a:blip r:embed="rId19" cstate="print">
+                    <a:blip r:embed="rId20" cstate="print">
                       <a:extLst>
                         <a:ext uri="{28A0092B-C50C-407E-A947-70E740481C1C}">
                           <a14:useLocalDpi xmlns:a14="http://schemas.microsoft.com/office/drawing/2010/main" val="0"/>
@@ -7210,6 +6998,48 @@
         </w:tabs>
         <w:rPr>
           <w:rFonts w:ascii="Calibri" w:hAnsi="Calibri" w:cs="Calibri"/>
+          <w:b/>
+          <w:bCs/>
+          <w:color w:val="000000"/>
+          <w:lang w:bidi="ar-SA"/>
+        </w:rPr>
+      </w:pPr>
+    </w:p>
+    <w:p>
+      <w:pPr>
+        <w:tabs>
+          <w:tab w:val="left" w:pos="288"/>
+        </w:tabs>
+        <w:rPr>
+          <w:rFonts w:ascii="Calibri" w:hAnsi="Calibri" w:cs="Calibri"/>
+          <w:b/>
+          <w:bCs/>
+          <w:color w:val="000000"/>
+          <w:lang w:bidi="ar-SA"/>
+        </w:rPr>
+      </w:pPr>
+    </w:p>
+    <w:p>
+      <w:pPr>
+        <w:tabs>
+          <w:tab w:val="left" w:pos="288"/>
+        </w:tabs>
+        <w:rPr>
+          <w:rFonts w:ascii="Calibri" w:hAnsi="Calibri" w:cs="Calibri"/>
+          <w:b/>
+          <w:bCs/>
+          <w:color w:val="000000"/>
+          <w:lang w:bidi="ar-SA"/>
+        </w:rPr>
+      </w:pPr>
+    </w:p>
+    <w:p>
+      <w:pPr>
+        <w:tabs>
+          <w:tab w:val="left" w:pos="288"/>
+        </w:tabs>
+        <w:rPr>
+          <w:rFonts w:ascii="Calibri" w:hAnsi="Calibri" w:cs="Calibri"/>
         </w:rPr>
       </w:pPr>
       <w:r>
@@ -7257,6 +7087,7 @@
         <w:tabs>
           <w:tab w:val="left" w:pos="288"/>
         </w:tabs>
+        <w:jc w:val="center"/>
         <w:rPr>
           <w:color w:val="000000"/>
           <w:lang w:bidi="ar-SA"/>
@@ -7268,9 +7099,9 @@
           <w:lang w:val="ru-RU" w:eastAsia="ru-RU" w:bidi="ar-SA"/>
         </w:rPr>
         <w:drawing>
-          <wp:inline distT="0" distB="0" distL="0" distR="0" wp14:anchorId="67051986" wp14:editId="49B1277C">
-            <wp:extent cx="3043870" cy="1783080"/>
-            <wp:effectExtent l="0" t="0" r="4445" b="7620"/>
+          <wp:inline distT="0" distB="0" distL="0" distR="0" wp14:anchorId="67051986" wp14:editId="1DE5CDF8">
+            <wp:extent cx="2238375" cy="1311226"/>
+            <wp:effectExtent l="0" t="0" r="0" b="3810"/>
             <wp:docPr id="14" name="Obraz14"/>
             <wp:cNvGraphicFramePr>
               <a:graphicFrameLocks xmlns:a="http://schemas.openxmlformats.org/drawingml/2006/main" noChangeAspect="1"/>
@@ -7280,57 +7111,6 @@
                 <pic:pic xmlns:pic="http://schemas.openxmlformats.org/drawingml/2006/picture">
                   <pic:nvPicPr>
                     <pic:cNvPr id="14" name="Obraz14"/>
-                    <pic:cNvPicPr>
-                      <a:picLocks noChangeAspect="1" noChangeArrowheads="1"/>
-                    </pic:cNvPicPr>
-                  </pic:nvPicPr>
-                  <pic:blipFill>
-                    <a:blip r:embed="rId20" cstate="print">
-                      <a:extLst>
-                        <a:ext uri="{28A0092B-C50C-407E-A947-70E740481C1C}">
-                          <a14:useLocalDpi xmlns:a14="http://schemas.microsoft.com/office/drawing/2010/main" val="0"/>
-                        </a:ext>
-                      </a:extLst>
-                    </a:blip>
-                    <a:stretch>
-                      <a:fillRect/>
-                    </a:stretch>
-                  </pic:blipFill>
-                  <pic:spPr bwMode="auto">
-                    <a:xfrm>
-                      <a:off x="0" y="0"/>
-                      <a:ext cx="3045361" cy="1783954"/>
-                    </a:xfrm>
-                    <a:prstGeom prst="rect">
-                      <a:avLst/>
-                    </a:prstGeom>
-                    <a:noFill/>
-                  </pic:spPr>
-                </pic:pic>
-              </a:graphicData>
-            </a:graphic>
-          </wp:inline>
-        </w:drawing>
-      </w:r>
-      <w:r>
-        <w:rPr>
-          <w:rFonts w:ascii="Calibri" w:hAnsi="Calibri"/>
-          <w:noProof/>
-          <w:lang w:val="ru-RU" w:eastAsia="ru-RU" w:bidi="ar-SA"/>
-        </w:rPr>
-        <w:drawing>
-          <wp:inline distT="0" distB="0" distL="0" distR="0" wp14:anchorId="2C4498EA" wp14:editId="5EAB0CD1">
-            <wp:extent cx="3039110" cy="1779905"/>
-            <wp:effectExtent l="0" t="0" r="8890" b="0"/>
-            <wp:docPr id="15" name="Obraz15"/>
-            <wp:cNvGraphicFramePr>
-              <a:graphicFrameLocks xmlns:a="http://schemas.openxmlformats.org/drawingml/2006/main" noChangeAspect="1"/>
-            </wp:cNvGraphicFramePr>
-            <a:graphic xmlns:a="http://schemas.openxmlformats.org/drawingml/2006/main">
-              <a:graphicData uri="http://schemas.openxmlformats.org/drawingml/2006/picture">
-                <pic:pic xmlns:pic="http://schemas.openxmlformats.org/drawingml/2006/picture">
-                  <pic:nvPicPr>
-                    <pic:cNvPr id="15" name="Obraz15"/>
                     <pic:cNvPicPr>
                       <a:picLocks noChangeAspect="1" noChangeArrowheads="1"/>
                     </pic:cNvPicPr>
@@ -7350,7 +7130,65 @@
                   <pic:spPr bwMode="auto">
                     <a:xfrm>
                       <a:off x="0" y="0"/>
-                      <a:ext cx="3039110" cy="1779905"/>
+                      <a:ext cx="2259557" cy="1323635"/>
+                    </a:xfrm>
+                    <a:prstGeom prst="rect">
+                      <a:avLst/>
+                    </a:prstGeom>
+                    <a:noFill/>
+                  </pic:spPr>
+                </pic:pic>
+              </a:graphicData>
+            </a:graphic>
+          </wp:inline>
+        </w:drawing>
+      </w:r>
+      <w:r>
+        <w:rPr>
+          <w:color w:val="000000"/>
+          <w:lang w:val="ru-RU" w:bidi="ar-SA"/>
+        </w:rPr>
+        <w:t xml:space="preserve">                              </w:t>
+      </w:r>
+      <w:r>
+        <w:rPr>
+          <w:rFonts w:ascii="Calibri" w:hAnsi="Calibri"/>
+          <w:noProof/>
+          <w:lang w:val="ru-RU" w:eastAsia="ru-RU" w:bidi="ar-SA"/>
+        </w:rPr>
+        <w:drawing>
+          <wp:inline distT="0" distB="0" distL="0" distR="0" wp14:anchorId="2C4498EA" wp14:editId="1BBC3276">
+            <wp:extent cx="2200275" cy="1288628"/>
+            <wp:effectExtent l="0" t="0" r="0" b="6985"/>
+            <wp:docPr id="15" name="Obraz15"/>
+            <wp:cNvGraphicFramePr>
+              <a:graphicFrameLocks xmlns:a="http://schemas.openxmlformats.org/drawingml/2006/main" noChangeAspect="1"/>
+            </wp:cNvGraphicFramePr>
+            <a:graphic xmlns:a="http://schemas.openxmlformats.org/drawingml/2006/main">
+              <a:graphicData uri="http://schemas.openxmlformats.org/drawingml/2006/picture">
+                <pic:pic xmlns:pic="http://schemas.openxmlformats.org/drawingml/2006/picture">
+                  <pic:nvPicPr>
+                    <pic:cNvPr id="15" name="Obraz15"/>
+                    <pic:cNvPicPr>
+                      <a:picLocks noChangeAspect="1" noChangeArrowheads="1"/>
+                    </pic:cNvPicPr>
+                  </pic:nvPicPr>
+                  <pic:blipFill>
+                    <a:blip r:embed="rId22" cstate="print">
+                      <a:extLst>
+                        <a:ext uri="{28A0092B-C50C-407E-A947-70E740481C1C}">
+                          <a14:useLocalDpi xmlns:a14="http://schemas.microsoft.com/office/drawing/2010/main" val="0"/>
+                        </a:ext>
+                      </a:extLst>
+                    </a:blip>
+                    <a:stretch>
+                      <a:fillRect/>
+                    </a:stretch>
+                  </pic:blipFill>
+                  <pic:spPr bwMode="auto">
+                    <a:xfrm>
+                      <a:off x="0" y="0"/>
+                      <a:ext cx="2223386" cy="1302163"/>
                     </a:xfrm>
                     <a:prstGeom prst="rect">
                       <a:avLst/>
@@ -8321,13 +8159,7 @@
               <w:rPr>
                 <w:rFonts w:ascii="Cambria Math" w:hAnsi="Cambria Math" w:cs="Calibri"/>
               </w:rPr>
-              <m:t>DS</m:t>
-            </m:r>
-            <m:r>
-              <w:rPr>
-                <w:rFonts w:ascii="Cambria Math" w:hAnsi="Cambria Math" w:cs="Calibri"/>
-              </w:rPr>
-              <m:t>(on)</m:t>
+              <m:t>DS(on)</m:t>
             </m:r>
           </m:sub>
         </m:sSub>
@@ -8336,35 +8168,8 @@
         <w:rPr>
           <w:rFonts w:ascii="Calibri" w:hAnsi="Calibri" w:cs="Calibri"/>
         </w:rPr>
-        <w:t xml:space="preserve">, oraz </w:t>
-      </w:r>
-      <w:r>
-        <w:rPr>
-          <w:rFonts w:ascii="Calibri" w:hAnsi="Calibri" w:cs="Calibri"/>
-        </w:rPr>
-        <w:lastRenderedPageBreak/>
-        <w:t>możliwości źródła sterującego w zakresie przeładowywania pojemności bramki. Warto pamiętać o odpowiednim doboru rezystancji RG, żeby nie przeładowywać tranzystor zbyt mocno i nie eliminować najważniejszą zaletę tranzystora unipolarnego: błyskawiczne przełączanie.</w:t>
-      </w:r>
-    </w:p>
-    <w:p>
-      <w:pPr>
-        <w:tabs>
-          <w:tab w:val="left" w:pos="288"/>
-        </w:tabs>
-        <w:rPr>
-          <w:rFonts w:ascii="Calibri" w:hAnsi="Calibri" w:cs="Calibri"/>
-        </w:rPr>
-      </w:pPr>
-    </w:p>
-    <w:p>
-      <w:pPr>
-        <w:tabs>
-          <w:tab w:val="left" w:pos="288"/>
-        </w:tabs>
-        <w:rPr>
-          <w:rFonts w:ascii="Calibri" w:hAnsi="Calibri" w:cs="Calibri"/>
-        </w:rPr>
-      </w:pPr>
+        <w:t>, oraz możliwości źródła sterującego w zakresie przeładowywania pojemności bramki. Warto pamiętać o odpowiednim doboru rezystancji RG, żeby nie przeładowywać tranzystor zbyt mocno i nie eliminować najważniejszą zaletę tranzystora unipolarnego: błyskawiczne przełączanie.</w:t>
+      </w:r>
     </w:p>
     <w:sectPr>
       <w:pgSz w:w="11906" w:h="16838"/>
@@ -8378,7 +8183,7 @@
 </file>
 
 <file path=word/numbering.xml><?xml version="1.0" encoding="utf-8"?>
-<w:numbering xmlns:wpc="http://schemas.microsoft.com/office/word/2010/wordprocessingCanvas" xmlns:cx="http://schemas.microsoft.com/office/drawing/2014/chartex" xmlns:cx1="http://schemas.microsoft.com/office/drawing/2015/9/8/chartex" xmlns:cx2="http://schemas.microsoft.com/office/drawing/2015/10/21/chartex" xmlns:cx3="http://schemas.microsoft.com/office/drawing/2016/5/9/chartex" xmlns:cx4="http://schemas.microsoft.com/office/drawing/2016/5/10/chartex" xmlns:cx5="http://schemas.microsoft.com/office/drawing/2016/5/11/chartex" xmlns:cx6="http://schemas.microsoft.com/office/drawing/2016/5/12/chartex" xmlns:cx7="http://schemas.microsoft.com/office/drawing/2016/5/13/chartex" xmlns:cx8="http://schemas.microsoft.com/office/drawing/2016/5/14/chartex" xmlns:mc="http://schemas.openxmlformats.org/markup-compatibility/2006" xmlns:aink="http://schemas.microsoft.com/office/drawing/2016/ink" xmlns:am3d="http://schemas.microsoft.com/office/drawing/2017/model3d" xmlns:o="urn:schemas-microsoft-com:office:office" xmlns:r="http://schemas.openxmlformats.org/officeDocument/2006/relationships" xmlns:m="http://schemas.openxmlformats.org/officeDocument/2006/math" xmlns:v="urn:schemas-microsoft-com:vml" xmlns:wp14="http://schemas.microsoft.com/office/word/2010/wordprocessingDrawing" xmlns:wp="http://schemas.openxmlformats.org/drawingml/2006/wordprocessingDrawing" xmlns:w10="urn:schemas-microsoft-com:office:word" xmlns:w="http://schemas.openxmlformats.org/wordprocessingml/2006/main" xmlns:w14="http://schemas.microsoft.com/office/word/2010/wordml" xmlns:w15="http://schemas.microsoft.com/office/word/2012/wordml" xmlns:w16cex="http://schemas.microsoft.com/office/word/2018/wordml/cex" xmlns:w16cid="http://schemas.microsoft.com/office/word/2016/wordml/cid" xmlns:w16="http://schemas.microsoft.com/office/word/2018/wordml" xmlns:w16sdtdh="http://schemas.microsoft.com/office/word/2020/wordml/sdtdatahash" xmlns:w16se="http://schemas.microsoft.com/office/word/2015/wordml/symex" xmlns:wpg="http://schemas.microsoft.com/office/word/2010/wordprocessingGroup" xmlns:wpi="http://schemas.microsoft.com/office/word/2010/wordprocessingInk" xmlns:wne="http://schemas.microsoft.com/office/word/2006/wordml" xmlns:wps="http://schemas.microsoft.com/office/word/2010/wordprocessingShape" mc:Ignorable="w14 w15 w16se w16cid w16 w16cex w16sdtdh wp14">
+<w:numbering xmlns:wpc="http://schemas.microsoft.com/office/word/2010/wordprocessingCanvas" xmlns:cx="http://schemas.microsoft.com/office/drawing/2014/chartex" xmlns:cx1="http://schemas.microsoft.com/office/drawing/2015/9/8/chartex" xmlns:mc="http://schemas.openxmlformats.org/markup-compatibility/2006" xmlns:o="urn:schemas-microsoft-com:office:office" xmlns:r="http://schemas.openxmlformats.org/officeDocument/2006/relationships" xmlns:m="http://schemas.openxmlformats.org/officeDocument/2006/math" xmlns:v="urn:schemas-microsoft-com:vml" xmlns:wp14="http://schemas.microsoft.com/office/word/2010/wordprocessingDrawing" xmlns:wp="http://schemas.openxmlformats.org/drawingml/2006/wordprocessingDrawing" xmlns:w10="urn:schemas-microsoft-com:office:word" xmlns:w="http://schemas.openxmlformats.org/wordprocessingml/2006/main" xmlns:w14="http://schemas.microsoft.com/office/word/2010/wordml" xmlns:w15="http://schemas.microsoft.com/office/word/2012/wordml" xmlns:w16se="http://schemas.microsoft.com/office/word/2015/wordml/symex" xmlns:wpg="http://schemas.microsoft.com/office/word/2010/wordprocessingGroup" xmlns:wpi="http://schemas.microsoft.com/office/word/2010/wordprocessingInk" xmlns:wne="http://schemas.microsoft.com/office/word/2006/wordml" xmlns:wps="http://schemas.microsoft.com/office/word/2010/wordprocessingShape" mc:Ignorable="w14 w15 w16se wp14">
   <w:abstractNum w:abstractNumId="0" w15:restartNumberingAfterBreak="0">
     <w:nsid w:val="00973DE9"/>
     <w:multiLevelType w:val="hybridMultilevel"/>
@@ -8569,7 +8374,7 @@
 </file>
 
 <file path=word/styles.xml><?xml version="1.0" encoding="utf-8"?>
-<w:styles xmlns:mc="http://schemas.openxmlformats.org/markup-compatibility/2006" xmlns:r="http://schemas.openxmlformats.org/officeDocument/2006/relationships" xmlns:w="http://schemas.openxmlformats.org/wordprocessingml/2006/main" xmlns:w14="http://schemas.microsoft.com/office/word/2010/wordml" xmlns:w15="http://schemas.microsoft.com/office/word/2012/wordml" xmlns:w16cex="http://schemas.microsoft.com/office/word/2018/wordml/cex" xmlns:w16cid="http://schemas.microsoft.com/office/word/2016/wordml/cid" xmlns:w16="http://schemas.microsoft.com/office/word/2018/wordml" xmlns:w16sdtdh="http://schemas.microsoft.com/office/word/2020/wordml/sdtdatahash" xmlns:w16se="http://schemas.microsoft.com/office/word/2015/wordml/symex" mc:Ignorable="w14 w15 w16se w16cid w16 w16cex w16sdtdh">
+<w:styles xmlns:mc="http://schemas.openxmlformats.org/markup-compatibility/2006" xmlns:r="http://schemas.openxmlformats.org/officeDocument/2006/relationships" xmlns:w="http://schemas.openxmlformats.org/wordprocessingml/2006/main" xmlns:w14="http://schemas.microsoft.com/office/word/2010/wordml" xmlns:w15="http://schemas.microsoft.com/office/word/2012/wordml" xmlns:w16se="http://schemas.microsoft.com/office/word/2015/wordml/symex" mc:Ignorable="w14 w15 w16se">
   <w:docDefaults>
     <w:rPrDefault>
       <w:rPr>
@@ -8586,7 +8391,7 @@
       </w:pPr>
     </w:pPrDefault>
   </w:docDefaults>
-  <w:latentStyles w:defLockedState="0" w:defUIPriority="99" w:defSemiHidden="0" w:defUnhideWhenUsed="0" w:defQFormat="0" w:count="376">
+  <w:latentStyles w:defLockedState="0" w:defUIPriority="99" w:defSemiHidden="0" w:defUnhideWhenUsed="0" w:defQFormat="0" w:count="371">
     <w:lsdException w:name="Normal" w:uiPriority="0" w:qFormat="1"/>
     <w:lsdException w:name="heading 1" w:uiPriority="9" w:qFormat="1"/>
     <w:lsdException w:name="heading 2" w:semiHidden="1" w:uiPriority="9" w:unhideWhenUsed="1" w:qFormat="1"/>
@@ -8692,6 +8497,7 @@
     <w:lsdException w:name="HTML Sample" w:semiHidden="1" w:unhideWhenUsed="1"/>
     <w:lsdException w:name="HTML Typewriter" w:semiHidden="1" w:unhideWhenUsed="1"/>
     <w:lsdException w:name="HTML Variable" w:semiHidden="1" w:unhideWhenUsed="1"/>
+    <w:lsdException w:name="Normal Table" w:semiHidden="1" w:unhideWhenUsed="1"/>
     <w:lsdException w:name="annotation subject" w:semiHidden="1" w:unhideWhenUsed="1"/>
     <w:lsdException w:name="No List" w:semiHidden="1" w:unhideWhenUsed="1"/>
     <w:lsdException w:name="Outline List 1" w:semiHidden="1" w:unhideWhenUsed="1"/>
@@ -8734,8 +8540,11 @@
     <w:lsdException w:name="Table Contemporary" w:semiHidden="1" w:unhideWhenUsed="1"/>
     <w:lsdException w:name="Table Elegant" w:semiHidden="1" w:unhideWhenUsed="1"/>
     <w:lsdException w:name="Table Professional" w:semiHidden="1" w:unhideWhenUsed="1"/>
+    <w:lsdException w:name="Table Subtle 1" w:semiHidden="1" w:unhideWhenUsed="1"/>
     <w:lsdException w:name="Table Subtle 2" w:semiHidden="1" w:unhideWhenUsed="1"/>
     <w:lsdException w:name="Table Web 1" w:semiHidden="1" w:unhideWhenUsed="1"/>
+    <w:lsdException w:name="Table Web 2" w:semiHidden="1" w:unhideWhenUsed="1"/>
+    <w:lsdException w:name="Table Web 3" w:semiHidden="1" w:unhideWhenUsed="1"/>
     <w:lsdException w:name="Balloon Text" w:semiHidden="1" w:unhideWhenUsed="1"/>
     <w:lsdException w:name="Table Grid" w:uiPriority="39"/>
     <w:lsdException w:name="Table Theme" w:semiHidden="1" w:unhideWhenUsed="1"/>
@@ -8954,11 +8763,6 @@
     <w:lsdException w:name="List Table 5 Dark Accent 6" w:uiPriority="50"/>
     <w:lsdException w:name="List Table 6 Colorful Accent 6" w:uiPriority="51"/>
     <w:lsdException w:name="List Table 7 Colorful Accent 6" w:uiPriority="52"/>
-    <w:lsdException w:name="Mention" w:semiHidden="1" w:unhideWhenUsed="1"/>
-    <w:lsdException w:name="Smart Hyperlink" w:semiHidden="1" w:unhideWhenUsed="1"/>
-    <w:lsdException w:name="Hashtag" w:semiHidden="1" w:unhideWhenUsed="1"/>
-    <w:lsdException w:name="Unresolved Mention" w:semiHidden="1" w:unhideWhenUsed="1"/>
-    <w:lsdException w:name="Smart Link" w:semiHidden="1" w:unhideWhenUsed="1"/>
   </w:latentStyles>
   <w:style w:type="paragraph" w:default="1" w:styleId="a">
     <w:name w:val="Normal"/>
@@ -9260,4 +9064,16 @@
   <a:objectDefaults/>
   <a:extraClrSchemeLst/>
 </a:theme>
+</file>
+
+<file path=customXml/item1.xml><?xml version="1.0" encoding="utf-8"?>
+<b:Sources xmlns:b="http://schemas.openxmlformats.org/officeDocument/2006/bibliography" xmlns="http://schemas.openxmlformats.org/officeDocument/2006/bibliography" SelectedStyle="\APASixthEditionOfficeOnline.xsl" StyleName="APA" Version="6"/>
+</file>
+
+<file path=customXml/itemProps1.xml><?xml version="1.0" encoding="utf-8"?>
+<ds:datastoreItem xmlns:ds="http://schemas.openxmlformats.org/officeDocument/2006/customXml" ds:itemID="{BB79ED32-E749-43F6-A661-037A01E11522}">
+  <ds:schemaRefs>
+    <ds:schemaRef ds:uri="http://schemas.openxmlformats.org/officeDocument/2006/bibliography"/>
+  </ds:schemaRefs>
+</ds:datastoreItem>
 </file>
--- a/Lab1/LELA1_LAB1_Rah_Sal.docx
+++ b/Lab1/LELA1_LAB1_Rah_Sal.docx
@@ -2598,12 +2598,9 @@
       <w:r>
         <w:rPr>
           <w:rFonts w:ascii="Calibri" w:hAnsi="Calibri"/>
-          <w:lang w:val="en-US"/>
         </w:rPr>
         <w:t>Z</w:t>
       </w:r>
-      <w:bookmarkStart w:id="0" w:name="_GoBack"/>
-      <w:bookmarkEnd w:id="0"/>
       <w:r>
         <w:rPr>
           <w:rFonts w:ascii="Calibri" w:hAnsi="Calibri"/>
@@ -3279,9 +3276,9 @@
           <w:lang w:val="ru-RU" w:eastAsia="ru-RU" w:bidi="ar-SA"/>
         </w:rPr>
         <w:drawing>
-          <wp:inline distT="0" distB="0" distL="0" distR="0" wp14:anchorId="3EFB4D22" wp14:editId="2000CD00">
-            <wp:extent cx="2893402" cy="1695450"/>
-            <wp:effectExtent l="0" t="0" r="2540" b="0"/>
+          <wp:inline distT="0" distB="0" distL="0" distR="0" wp14:anchorId="3EFB4D22" wp14:editId="5C81504E">
+            <wp:extent cx="2754514" cy="1614065"/>
+            <wp:effectExtent l="0" t="0" r="8255" b="5715"/>
             <wp:docPr id="3" name="Obraz3"/>
             <wp:cNvGraphicFramePr>
               <a:graphicFrameLocks xmlns:a="http://schemas.openxmlformats.org/drawingml/2006/main" noChangeAspect="1"/>
@@ -3310,7 +3307,7 @@
                   <pic:spPr bwMode="auto">
                     <a:xfrm>
                       <a:off x="0" y="0"/>
-                      <a:ext cx="2918462" cy="1710134"/>
+                      <a:ext cx="2781053" cy="1629616"/>
                     </a:xfrm>
                     <a:prstGeom prst="rect">
                       <a:avLst/>
@@ -3325,13 +3322,21 @@
       </w:r>
       <w:r>
         <w:rPr>
+          <w:i/>
+          <w:iCs/>
+          <w:color w:val="FF0000"/>
+        </w:rPr>
+        <w:t xml:space="preserve">   </w:t>
+      </w:r>
+      <w:r>
+        <w:rPr>
           <w:noProof/>
           <w:lang w:val="ru-RU" w:eastAsia="ru-RU" w:bidi="ar-SA"/>
         </w:rPr>
         <w:drawing>
-          <wp:inline distT="0" distB="0" distL="0" distR="0" wp14:anchorId="066322DC" wp14:editId="408E4C80">
-            <wp:extent cx="2877528" cy="1685925"/>
-            <wp:effectExtent l="0" t="0" r="0" b="0"/>
+          <wp:inline distT="0" distB="0" distL="0" distR="0" wp14:anchorId="066322DC" wp14:editId="291BB2A7">
+            <wp:extent cx="2750128" cy="1611282"/>
+            <wp:effectExtent l="0" t="0" r="0" b="8255"/>
             <wp:docPr id="4" name="Obraz4"/>
             <wp:cNvGraphicFramePr>
               <a:graphicFrameLocks xmlns:a="http://schemas.openxmlformats.org/drawingml/2006/main" noChangeAspect="1"/>
@@ -3360,7 +3365,7 @@
                   <pic:spPr bwMode="auto">
                     <a:xfrm>
                       <a:off x="0" y="0"/>
-                      <a:ext cx="2891308" cy="1693998"/>
+                      <a:ext cx="2774220" cy="1625397"/>
                     </a:xfrm>
                     <a:prstGeom prst="rect">
                       <a:avLst/>
@@ -3466,9 +3471,9 @@
           <w:lang w:val="ru-RU" w:eastAsia="ru-RU" w:bidi="ar-SA"/>
         </w:rPr>
         <w:drawing>
-          <wp:inline distT="0" distB="0" distL="0" distR="0" wp14:anchorId="062EFF42" wp14:editId="57232D56">
-            <wp:extent cx="2666296" cy="1562083"/>
-            <wp:effectExtent l="0" t="0" r="1270" b="635"/>
+          <wp:inline distT="0" distB="0" distL="0" distR="0" wp14:anchorId="062EFF42" wp14:editId="3DF4C4AE">
+            <wp:extent cx="2783006" cy="1630458"/>
+            <wp:effectExtent l="0" t="0" r="0" b="8255"/>
             <wp:docPr id="23" name="Obraz5"/>
             <wp:cNvGraphicFramePr>
               <a:graphicFrameLocks xmlns:a="http://schemas.openxmlformats.org/drawingml/2006/main" noChangeAspect="1"/>
@@ -3497,7 +3502,7 @@
                   <pic:spPr bwMode="auto">
                     <a:xfrm>
                       <a:off x="0" y="0"/>
-                      <a:ext cx="2683891" cy="1572391"/>
+                      <a:ext cx="2804855" cy="1643258"/>
                     </a:xfrm>
                     <a:prstGeom prst="rect">
                       <a:avLst/>
@@ -3513,14 +3518,20 @@
       <w:r>
         <w:rPr>
           <w:rFonts w:ascii="Calibri" w:hAnsi="Calibri"/>
+        </w:rPr>
+        <w:t xml:space="preserve">   </w:t>
+      </w:r>
+      <w:r>
+        <w:rPr>
+          <w:rFonts w:ascii="Calibri" w:hAnsi="Calibri"/>
           <w:noProof/>
           <w:color w:val="000000"/>
           <w:lang w:val="ru-RU" w:eastAsia="ru-RU" w:bidi="ar-SA"/>
         </w:rPr>
         <w:drawing>
-          <wp:inline distT="0" distB="0" distL="0" distR="0" wp14:anchorId="1ABE07A0" wp14:editId="26B653CF">
-            <wp:extent cx="2702570" cy="1584325"/>
-            <wp:effectExtent l="0" t="0" r="2540" b="0"/>
+          <wp:inline distT="0" distB="0" distL="0" distR="0" wp14:anchorId="1ABE07A0" wp14:editId="0BBD6B8B">
+            <wp:extent cx="2797095" cy="1639738"/>
+            <wp:effectExtent l="0" t="0" r="3810" b="0"/>
             <wp:docPr id="25" name="Obraz6"/>
             <wp:cNvGraphicFramePr>
               <a:graphicFrameLocks xmlns:a="http://schemas.openxmlformats.org/drawingml/2006/main" noChangeAspect="1"/>
@@ -3549,7 +3560,7 @@
                   <pic:spPr bwMode="auto">
                     <a:xfrm>
                       <a:off x="0" y="0"/>
-                      <a:ext cx="2703952" cy="1585135"/>
+                      <a:ext cx="2802736" cy="1643045"/>
                     </a:xfrm>
                     <a:prstGeom prst="rect">
                       <a:avLst/>
@@ -3662,7 +3673,16 @@
           <w:color w:val="000000"/>
         </w:rPr>
         <w:lastRenderedPageBreak/>
-        <w:t xml:space="preserve">i podsumowanie przeprowadzonych obserwacji: </w:t>
+        <w:t>i podsumowanie przeprowadzonych o</w:t>
+      </w:r>
+      <w:bookmarkStart w:id="0" w:name="_GoBack"/>
+      <w:bookmarkEnd w:id="0"/>
+      <w:r>
+        <w:rPr>
+          <w:rFonts w:ascii="Calibri" w:hAnsi="Calibri"/>
+          <w:color w:val="000000"/>
+        </w:rPr>
+        <w:t xml:space="preserve">bserwacji: </w:t>
       </w:r>
     </w:p>
     <w:p>
@@ -9071,7 +9091,7 @@
 </file>
 
 <file path=customXml/itemProps1.xml><?xml version="1.0" encoding="utf-8"?>
-<ds:datastoreItem xmlns:ds="http://schemas.openxmlformats.org/officeDocument/2006/customXml" ds:itemID="{BB79ED32-E749-43F6-A661-037A01E11522}">
+<ds:datastoreItem xmlns:ds="http://schemas.openxmlformats.org/officeDocument/2006/customXml" ds:itemID="{D3F16D41-634D-473A-B56E-A1D6BF19F270}">
   <ds:schemaRefs>
     <ds:schemaRef ds:uri="http://schemas.openxmlformats.org/officeDocument/2006/bibliography"/>
   </ds:schemaRefs>
